--- a/src/Apps/W1/Sustainability/app/src/Reports/StandardESGSalesQuoteBody.docx
+++ b/src/Apps/W1/Sustainability/app/src/Reports/StandardESGSalesQuoteBody.docx
@@ -1,46 +1,28 @@
 
 <file path=word/document.xml><?xml version="1.0" encoding="utf-8"?>
-<w:document xmlns:wpc="http://schemas.microsoft.com/office/word/2010/wordprocessingCanvas" xmlns:cx="http://schemas.microsoft.com/office/drawing/2014/chartex" xmlns:cx1="http://schemas.microsoft.com/office/drawing/2015/9/8/chartex" xmlns:cx2="http://schemas.microsoft.com/office/drawing/2015/10/21/chartex" xmlns:cx3="http://schemas.microsoft.com/office/drawing/2016/5/9/chartex" xmlns:cx4="http://schemas.microsoft.com/office/drawing/2016/5/10/chartex" xmlns:cx5="http://schemas.microsoft.com/office/drawing/2016/5/11/chartex" xmlns:cx6="http://schemas.microsoft.com/office/drawing/2016/5/12/chartex" xmlns:cx7="http://schemas.microsoft.com/office/drawing/2016/5/13/chartex" xmlns:cx8="http://schemas.microsoft.com/office/drawing/2016/5/14/chartex" xmlns:mc="http://schemas.openxmlformats.org/markup-compatibility/2006" xmlns:aink="http://schemas.microsoft.com/office/drawing/2016/ink" xmlns:am3d="http://schemas.microsoft.com/office/drawing/2017/model3d" xmlns:o="urn:schemas-microsoft-com:office:office" xmlns:oel="http://schemas.microsoft.com/office/2019/extlst" xmlns:r="http://schemas.openxmlformats.org/officeDocument/2006/relationships" xmlns:m="http://schemas.openxmlformats.org/officeDocument/2006/math" xmlns:v="urn:schemas-microsoft-com:vml" xmlns:wp14="http://schemas.microsoft.com/office/word/2010/wordprocessingDrawing" xmlns:wp="http://schemas.openxmlformats.org/drawingml/2006/wordprocessingDrawing" xmlns:w10="urn:schemas-microsoft-com:office:word" xmlns:w="http://schemas.openxmlformats.org/wordprocessingml/2006/main" xmlns:w14="http://schemas.microsoft.com/office/word/2010/wordml" xmlns:w15="http://schemas.microsoft.com/office/word/2012/wordml" xmlns:w16cex="http://schemas.microsoft.com/office/word/2018/wordml/cex" xmlns:w16cid="http://schemas.microsoft.com/office/word/2016/wordml/cid" xmlns:w16="http://schemas.microsoft.com/office/word/2018/wordml" xmlns:w16du="http://schemas.microsoft.com/office/word/2023/wordml/word16du" xmlns:w16sdtdh="http://schemas.microsoft.com/office/word/2020/wordml/sdtdatahash" xmlns:w16sdtfl="http://schemas.microsoft.com/office/word/2024/wordml/sdtformatlock" xmlns:w16se="http://schemas.microsoft.com/office/word/2015/wordml/symex" xmlns:wpg="http://schemas.microsoft.com/office/word/2010/wordprocessingGroup" xmlns:wpi="http://schemas.microsoft.com/office/word/2010/wordprocessingInk" xmlns:wne="http://schemas.microsoft.com/office/word/2006/wordml" xmlns:wps="http://schemas.microsoft.com/office/word/2010/wordprocessingShape" mc:Ignorable="w14 w15 w16se w16cid w16 w16cex w16sdtdh w16sdtfl w16du wp14">
+<w:document xmlns:wpc="http://schemas.microsoft.com/office/word/2010/wordprocessingCanvas" xmlns:cx="http://schemas.microsoft.com/office/drawing/2014/chartex" xmlns:cx1="http://schemas.microsoft.com/office/drawing/2015/9/8/chartex" xmlns:cx2="http://schemas.microsoft.com/office/drawing/2015/10/21/chartex" xmlns:cx3="http://schemas.microsoft.com/office/drawing/2016/5/9/chartex" xmlns:cx4="http://schemas.microsoft.com/office/drawing/2016/5/10/chartex" xmlns:cx5="http://schemas.microsoft.com/office/drawing/2016/5/11/chartex" xmlns:cx6="http://schemas.microsoft.com/office/drawing/2016/5/12/chartex" xmlns:cx7="http://schemas.microsoft.com/office/drawing/2016/5/13/chartex" xmlns:cx8="http://schemas.microsoft.com/office/drawing/2016/5/14/chartex" xmlns:mc="http://schemas.openxmlformats.org/markup-compatibility/2006" xmlns:aink="http://schemas.microsoft.com/office/drawing/2016/ink" xmlns:am3d="http://schemas.microsoft.com/office/drawing/2017/model3d" xmlns:o="urn:schemas-microsoft-com:office:office" xmlns:oel="http://schemas.microsoft.com/office/2019/extlst" xmlns:r="http://schemas.openxmlformats.org/officeDocument/2006/relationships" xmlns:m="http://schemas.openxmlformats.org/officeDocument/2006/math" xmlns:v="urn:schemas-microsoft-com:vml" xmlns:wp14="http://schemas.microsoft.com/office/word/2010/wordprocessingDrawing" xmlns:wp="http://schemas.openxmlformats.org/drawingml/2006/wordprocessingDrawing" xmlns:w10="urn:schemas-microsoft-com:office:word" xmlns:w="http://schemas.openxmlformats.org/wordprocessingml/2006/main" xmlns:w14="http://schemas.microsoft.com/office/word/2010/wordml" xmlns:w15="http://schemas.microsoft.com/office/word/2012/wordml" xmlns:w16cei="http://schemas.microsoft.com/office/word/2026/wordml/cei" xmlns:w16cex="http://schemas.microsoft.com/office/word/2018/wordml/cex" xmlns:w16cid="http://schemas.microsoft.com/office/word/2016/wordml/cid" xmlns:w16="http://schemas.microsoft.com/office/word/2018/wordml" xmlns:w16du="http://schemas.microsoft.com/office/word/2023/wordml/word16du" xmlns:w16sdtdh="http://schemas.microsoft.com/office/word/2020/wordml/sdtdatahash" xmlns:w16sdtfl="http://schemas.microsoft.com/office/word/2024/wordml/sdtformatlock" xmlns:w16se="http://schemas.microsoft.com/office/word/2015/wordml/symex" xmlns:wpg="http://schemas.microsoft.com/office/word/2010/wordprocessingGroup" xmlns:wpi="http://schemas.microsoft.com/office/word/2010/wordprocessingInk" xmlns:wne="http://schemas.microsoft.com/office/word/2006/wordml" xmlns:wps="http://schemas.microsoft.com/office/word/2010/wordprocessingShape" mc:Ignorable="w14 w15 w16se w16cid w16 w16cex w16sdtdh w16sdtfl w16du wp14">
   <w:body>
     <w:tbl>
       <w:tblPr>
-        <w:tblStyle w:val="TableGrid"/>
-        <w:tblW w:w="15422" w:type="dxa"/>
-        <w:tblBorders>
-          <w:top w:val="none" w:color="auto" w:sz="0" w:space="0"/>
-          <w:left w:val="none" w:color="auto" w:sz="0" w:space="0"/>
-          <w:bottom w:val="none" w:color="auto" w:sz="0" w:space="0"/>
-          <w:right w:val="none" w:color="auto" w:sz="0" w:space="0"/>
-          <w:insideH w:val="none" w:color="auto" w:sz="0" w:space="0"/>
-          <w:insideV w:val="none" w:color="auto" w:sz="0" w:space="0"/>
-        </w:tblBorders>
-        <w:tblCellMar>
-          <w:left w:w="0" w:type="dxa"/>
-          <w:right w:w="0" w:type="dxa"/>
-        </w:tblCellMar>
-        <w:tblLook w:val="04A0" w:firstRow="1" w:lastRow="0" w:firstColumn="1" w:lastColumn="0" w:noHBand="0" w:noVBand="1"/>
+        <w:tblStyle w:val="BCBlockTable"/>
+        <w:tblW w:w="5000" w:type="pct"/>
+        <w:tblLook w:val="0620" w:firstRow="1" w:lastRow="0" w:firstColumn="0" w:lastColumn="0" w:noHBand="1" w:noVBand="1"/>
         <w:tblCaption w:val="Address Block"/>
+        <w:tblDescription w:val="Layout table. Used for positioning, not for tabular data."/>
       </w:tblPr>
       <w:tblGrid>
-        <w:gridCol w:w="4034"/>
-        <w:gridCol w:w="5694"/>
-        <w:gridCol w:w="5694"/>
+        <w:gridCol w:w="4104"/>
+        <w:gridCol w:w="5791"/>
+        <w:gridCol w:w="5791"/>
       </w:tblGrid>
       <w:tr>
         <w:trPr>
           <w:cnfStyle w:val="100000000000" w:firstRow="1" w:lastRow="0" w:firstColumn="0" w:lastColumn="0" w:oddVBand="0" w:evenVBand="0" w:oddHBand="0" w:evenHBand="0" w:firstRowFirstColumn="0" w:firstRowLastColumn="0" w:lastRowFirstColumn="0" w:lastRowLastColumn="0"/>
+          <w:cantSplit/>
           <w:trHeight w:val="254"/>
         </w:trPr>
         <w:sdt>
           <w:sdtPr>
-            <w:rPr>
-              <w:rStyle w:val="Strong"/>
-              <w:rFonts w:ascii="Segoe UI Semibold" w:hAnsi="Segoe UI Semibold" w:cs="Segoe UI Semibold"/>
-              <w:b w:val="0"/>
-              <w:bCs w:val="0"/>
-              <w:sz w:val="22"/>
-              <w:szCs w:val="22"/>
-            </w:rPr>
             <w:alias w:val="CustomerAddress1"/>
             <w:tag w:val="#BC:InsertDataItem,DataItems/Header/CustomerAddress1"/>
             <w:id w:val="-1114448210"/>
@@ -51,11 +33,7 @@
             <w15:color w:val="808080"/>
             <w:text/>
           </w:sdtPr>
-          <w:sdtEndPr>
-            <w:rPr>
-              <w:rStyle w:val="Strong"/>
-            </w:rPr>
-          </w:sdtEndPr>
+          <w:sdtEndPr/>
           <w:sdtContent>
             <w:tc>
               <w:tcPr>
@@ -63,25 +41,10 @@
               </w:tcPr>
               <w:p>
                 <w:pPr>
-                  <w:pStyle w:val="Heading2"/>
-                  <w:rPr>
-                    <w:rStyle w:val="Strong"/>
-                    <w:rFonts w:ascii="Segoe UI Semibold" w:hAnsi="Segoe UI Semibold" w:cs="Segoe UI Semibold"/>
-                    <w:b w:val="0"/>
-                    <w:bCs w:val="0"/>
-                    <w:sz w:val="22"/>
-                    <w:szCs w:val="22"/>
-                  </w:rPr>
+                  <w:pStyle w:val="BCLabel"/>
+                  <w:spacing w:line="276" w:lineRule="auto"/>
                 </w:pPr>
                 <w:r>
-                  <w:rPr>
-                    <w:rStyle w:val="Strong"/>
-                    <w:rFonts w:ascii="Segoe UI Semibold" w:hAnsi="Segoe UI Semibold" w:cs="Segoe UI Semibold"/>
-                    <w:b w:val="0"/>
-                    <w:bCs w:val="0"/>
-                    <w:sz w:val="22"/>
-                    <w:szCs w:val="22"/>
-                  </w:rPr>
                   <w:t>CustomerAddress1</w:t>
                 </w:r>
               </w:p>
@@ -94,14 +57,9 @@
           </w:tcPr>
           <w:p>
             <w:pPr>
-              <w:pStyle w:val="Heading2"/>
-              <w:jc w:val="right"/>
+              <w:pStyle w:val="BCLabel"/>
+              <w:spacing w:line="276" w:lineRule="auto"/>
               <w:rPr>
-                <w:rStyle w:val="Strong"/>
-                <w:b w:val="0"/>
-                <w:bCs w:val="0"/>
-                <w:sz w:val="22"/>
-                <w:szCs w:val="22"/>
                 <w:lang w:val="da-DK"/>
               </w:rPr>
             </w:pPr>
@@ -109,14 +67,6 @@
         </w:tc>
         <w:sdt>
           <w:sdtPr>
-            <w:rPr>
-              <w:rStyle w:val="Strong"/>
-              <w:rFonts w:ascii="Segoe UI Semibold" w:hAnsi="Segoe UI Semibold" w:cs="Segoe UI Semibold"/>
-              <w:b w:val="0"/>
-              <w:bCs w:val="0"/>
-              <w:sz w:val="22"/>
-              <w:szCs w:val="22"/>
-            </w:rPr>
             <w:alias w:val="CompanyAddress1"/>
             <w:tag w:val="#BC:InsertDataItem,DataItems/Header/CompanyAddress1"/>
             <w:id w:val="-349099811"/>
@@ -127,11 +77,7 @@
             <w15:color w:val="808080"/>
             <w:text/>
           </w:sdtPr>
-          <w:sdtEndPr>
-            <w:rPr>
-              <w:rStyle w:val="Strong"/>
-            </w:rPr>
-          </w:sdtEndPr>
+          <w:sdtEndPr/>
           <w:sdtContent>
             <w:tc>
               <w:tcPr>
@@ -139,26 +85,14 @@
               </w:tcPr>
               <w:p>
                 <w:pPr>
-                  <w:pStyle w:val="Heading2"/>
+                  <w:pStyle w:val="BCLabelNumber"/>
+                  <w:spacing w:line="276" w:lineRule="auto"/>
                   <w:jc w:val="right"/>
                   <w:rPr>
-                    <w:rStyle w:val="Strong"/>
-                    <w:b w:val="0"/>
-                    <w:bCs w:val="0"/>
-                    <w:sz w:val="22"/>
-                    <w:szCs w:val="22"/>
                     <w:lang w:val="da-DK"/>
                   </w:rPr>
                 </w:pPr>
                 <w:r>
-                  <w:rPr>
-                    <w:rStyle w:val="Strong"/>
-                    <w:rFonts w:ascii="Segoe UI Semibold" w:hAnsi="Segoe UI Semibold" w:cs="Segoe UI Semibold"/>
-                    <w:b w:val="0"/>
-                    <w:bCs w:val="0"/>
-                    <w:sz w:val="22"/>
-                    <w:szCs w:val="22"/>
-                  </w:rPr>
                   <w:t>CompanyAddress1</w:t>
                 </w:r>
               </w:p>
@@ -168,17 +102,11 @@
       </w:tr>
       <w:tr>
         <w:trPr>
+          <w:cantSplit/>
           <w:trHeight w:val="242"/>
         </w:trPr>
         <w:sdt>
           <w:sdtPr>
-            <w:rPr>
-              <w:rFonts w:cs="Segoe UI Semibold"/>
-              <w:b/>
-              <w:bCs/>
-              <w:sz w:val="22"/>
-              <w:szCs w:val="22"/>
-            </w:rPr>
             <w:alias w:val="CustomerAddress2"/>
             <w:tag w:val="#BC:InsertDataItem,DataItems/Header/CustomerAddress2"/>
             <w:id w:val="863552788"/>
@@ -197,18 +125,9 @@
               </w:tcPr>
               <w:p>
                 <w:pPr>
-                  <w:rPr>
-                    <w:rFonts w:cs="Segoe UI Semibold" w:asciiTheme="minorHAnsi" w:hAnsiTheme="minorHAnsi"/>
-                    <w:sz w:val="22"/>
-                    <w:szCs w:val="22"/>
-                  </w:rPr>
+                  <w:pStyle w:val="NoSpacing"/>
                 </w:pPr>
                 <w:r>
-                  <w:rPr>
-                    <w:rFonts w:cs="Segoe UI Semibold" w:asciiTheme="minorHAnsi" w:hAnsiTheme="minorHAnsi"/>
-                    <w:sz w:val="22"/>
-                    <w:szCs w:val="22"/>
-                  </w:rPr>
                   <w:t>CustomerAddress2</w:t>
                 </w:r>
               </w:p>
@@ -221,22 +140,12 @@
           </w:tcPr>
           <w:p>
             <w:pPr>
-              <w:jc w:val="right"/>
-              <w:rPr>
-                <w:rFonts w:asciiTheme="minorHAnsi" w:hAnsiTheme="minorHAnsi"/>
-                <w:sz w:val="22"/>
-                <w:szCs w:val="22"/>
-              </w:rPr>
+              <w:pStyle w:val="NoSpacing"/>
             </w:pPr>
           </w:p>
         </w:tc>
         <w:sdt>
           <w:sdtPr>
-            <w:rPr>
-              <w:rFonts w:cs="Segoe UI Semibold"/>
-              <w:sz w:val="22"/>
-              <w:szCs w:val="22"/>
-            </w:rPr>
             <w:alias w:val="CompanyAddress2"/>
             <w:tag w:val="#BC:InsertDataItem,DataItems/Header/CompanyAddress2"/>
             <w:id w:val="-407616906"/>
@@ -255,18 +164,10 @@
               </w:tcPr>
               <w:p>
                 <w:pPr>
+                  <w:pStyle w:val="BCNumber"/>
                   <w:jc w:val="right"/>
-                  <w:rPr>
-                    <w:sz w:val="22"/>
-                    <w:szCs w:val="22"/>
-                  </w:rPr>
                 </w:pPr>
                 <w:r>
-                  <w:rPr>
-                    <w:rFonts w:cs="Segoe UI Semibold" w:asciiTheme="minorHAnsi" w:hAnsiTheme="minorHAnsi"/>
-                    <w:sz w:val="22"/>
-                    <w:szCs w:val="22"/>
-                  </w:rPr>
                   <w:t>CompanyAddress2</w:t>
                 </w:r>
               </w:p>
@@ -276,15 +177,11 @@
       </w:tr>
       <w:tr>
         <w:trPr>
+          <w:cantSplit/>
           <w:trHeight w:val="242"/>
         </w:trPr>
         <w:sdt>
           <w:sdtPr>
-            <w:rPr>
-              <w:rFonts w:cs="Segoe UI Semibold"/>
-              <w:sz w:val="22"/>
-              <w:szCs w:val="22"/>
-            </w:rPr>
             <w:alias w:val="CustomerAddress3"/>
             <w:tag w:val="#BC:InsertDataItem,DataItems/Header/CustomerAddress3"/>
             <w:id w:val="335427627"/>
@@ -303,18 +200,9 @@
               </w:tcPr>
               <w:p>
                 <w:pPr>
-                  <w:rPr>
-                    <w:rFonts w:cs="Segoe UI Semibold" w:asciiTheme="minorHAnsi" w:hAnsiTheme="minorHAnsi"/>
-                    <w:sz w:val="22"/>
-                    <w:szCs w:val="22"/>
-                  </w:rPr>
+                  <w:pStyle w:val="NoSpacing"/>
                 </w:pPr>
                 <w:r>
-                  <w:rPr>
-                    <w:rFonts w:cs="Segoe UI Semibold" w:asciiTheme="minorHAnsi" w:hAnsiTheme="minorHAnsi"/>
-                    <w:sz w:val="22"/>
-                    <w:szCs w:val="22"/>
-                  </w:rPr>
                   <w:t>CustomerAddress3</w:t>
                 </w:r>
               </w:p>
@@ -327,21 +215,12 @@
           </w:tcPr>
           <w:p>
             <w:pPr>
-              <w:jc w:val="right"/>
-              <w:rPr>
-                <w:sz w:val="22"/>
-                <w:szCs w:val="22"/>
-              </w:rPr>
+              <w:pStyle w:val="NoSpacing"/>
             </w:pPr>
           </w:p>
         </w:tc>
         <w:sdt>
           <w:sdtPr>
-            <w:rPr>
-              <w:rFonts w:cs="Segoe UI Semibold"/>
-              <w:sz w:val="22"/>
-              <w:szCs w:val="22"/>
-            </w:rPr>
             <w:alias w:val="CompanyAddress3"/>
             <w:tag w:val="#BC:InsertDataItem,DataItems/Header/CompanyAddress3"/>
             <w:id w:val="-1208102821"/>
@@ -360,18 +239,10 @@
               </w:tcPr>
               <w:p>
                 <w:pPr>
+                  <w:pStyle w:val="BCNumber"/>
                   <w:jc w:val="right"/>
-                  <w:rPr>
-                    <w:sz w:val="22"/>
-                    <w:szCs w:val="22"/>
-                  </w:rPr>
                 </w:pPr>
                 <w:r>
-                  <w:rPr>
-                    <w:rFonts w:cs="Segoe UI Semibold" w:asciiTheme="minorHAnsi" w:hAnsiTheme="minorHAnsi"/>
-                    <w:sz w:val="22"/>
-                    <w:szCs w:val="22"/>
-                  </w:rPr>
                   <w:t>CompanyAddress3</w:t>
                 </w:r>
               </w:p>
@@ -381,15 +252,11 @@
       </w:tr>
       <w:tr>
         <w:trPr>
+          <w:cantSplit/>
           <w:trHeight w:val="242"/>
         </w:trPr>
         <w:sdt>
           <w:sdtPr>
-            <w:rPr>
-              <w:rFonts w:cs="Segoe UI Semibold"/>
-              <w:sz w:val="22"/>
-              <w:szCs w:val="22"/>
-            </w:rPr>
             <w:alias w:val="CustomerAddress4"/>
             <w:tag w:val="#BC:InsertDataItem,DataItems/Header/CustomerAddress4"/>
             <w:id w:val="172315661"/>
@@ -408,18 +275,9 @@
               </w:tcPr>
               <w:p>
                 <w:pPr>
-                  <w:rPr>
-                    <w:rFonts w:cs="Segoe UI Semibold" w:asciiTheme="minorHAnsi" w:hAnsiTheme="minorHAnsi"/>
-                    <w:sz w:val="22"/>
-                    <w:szCs w:val="22"/>
-                  </w:rPr>
+                  <w:pStyle w:val="NoSpacing"/>
                 </w:pPr>
                 <w:r>
-                  <w:rPr>
-                    <w:rFonts w:cs="Segoe UI Semibold" w:asciiTheme="minorHAnsi" w:hAnsiTheme="minorHAnsi"/>
-                    <w:sz w:val="22"/>
-                    <w:szCs w:val="22"/>
-                  </w:rPr>
                   <w:t>CustomerAddress4</w:t>
                 </w:r>
               </w:p>
@@ -432,21 +290,12 @@
           </w:tcPr>
           <w:p>
             <w:pPr>
-              <w:jc w:val="right"/>
-              <w:rPr>
-                <w:sz w:val="22"/>
-                <w:szCs w:val="22"/>
-              </w:rPr>
+              <w:pStyle w:val="NoSpacing"/>
             </w:pPr>
           </w:p>
         </w:tc>
         <w:sdt>
           <w:sdtPr>
-            <w:rPr>
-              <w:rFonts w:cs="Segoe UI Semibold"/>
-              <w:sz w:val="22"/>
-              <w:szCs w:val="22"/>
-            </w:rPr>
             <w:alias w:val="CompanyAddress4"/>
             <w:tag w:val="#BC:InsertDataItem,DataItems/Header/CompanyAddress4"/>
             <w:id w:val="-1044596330"/>
@@ -465,18 +314,10 @@
               </w:tcPr>
               <w:p>
                 <w:pPr>
+                  <w:pStyle w:val="BCNumber"/>
                   <w:jc w:val="right"/>
-                  <w:rPr>
-                    <w:sz w:val="22"/>
-                    <w:szCs w:val="22"/>
-                  </w:rPr>
                 </w:pPr>
                 <w:r>
-                  <w:rPr>
-                    <w:rFonts w:cs="Segoe UI Semibold" w:asciiTheme="minorHAnsi" w:hAnsiTheme="minorHAnsi"/>
-                    <w:sz w:val="22"/>
-                    <w:szCs w:val="22"/>
-                  </w:rPr>
                   <w:t>CompanyAddress4</w:t>
                 </w:r>
               </w:p>
@@ -486,15 +327,11 @@
       </w:tr>
       <w:tr>
         <w:trPr>
+          <w:cantSplit/>
           <w:trHeight w:val="242"/>
         </w:trPr>
         <w:sdt>
           <w:sdtPr>
-            <w:rPr>
-              <w:rFonts w:cs="Segoe UI Semibold"/>
-              <w:sz w:val="22"/>
-              <w:szCs w:val="22"/>
-            </w:rPr>
             <w:alias w:val="CustomerAddress5"/>
             <w:tag w:val="#BC:InsertDataItem,DataItems/Header/CustomerAddress5"/>
             <w:id w:val="-2080044023"/>
@@ -513,18 +350,9 @@
               </w:tcPr>
               <w:p>
                 <w:pPr>
-                  <w:rPr>
-                    <w:rFonts w:cs="Segoe UI Semibold" w:asciiTheme="minorHAnsi" w:hAnsiTheme="minorHAnsi"/>
-                    <w:sz w:val="22"/>
-                    <w:szCs w:val="22"/>
-                  </w:rPr>
+                  <w:pStyle w:val="NoSpacing"/>
                 </w:pPr>
                 <w:r>
-                  <w:rPr>
-                    <w:rFonts w:cs="Segoe UI Semibold" w:asciiTheme="minorHAnsi" w:hAnsiTheme="minorHAnsi"/>
-                    <w:sz w:val="22"/>
-                    <w:szCs w:val="22"/>
-                  </w:rPr>
                   <w:t>CustomerAddress5</w:t>
                 </w:r>
               </w:p>
@@ -537,21 +365,12 @@
           </w:tcPr>
           <w:p>
             <w:pPr>
-              <w:jc w:val="right"/>
-              <w:rPr>
-                <w:sz w:val="22"/>
-                <w:szCs w:val="22"/>
-              </w:rPr>
+              <w:pStyle w:val="NoSpacing"/>
             </w:pPr>
           </w:p>
         </w:tc>
         <w:sdt>
           <w:sdtPr>
-            <w:rPr>
-              <w:rFonts w:cs="Segoe UI Semibold"/>
-              <w:sz w:val="22"/>
-              <w:szCs w:val="22"/>
-            </w:rPr>
             <w:alias w:val="CompanyAddress5"/>
             <w:tag w:val="#BC:InsertDataItem,DataItems/Header/CompanyAddress5"/>
             <w:id w:val="-1334838620"/>
@@ -570,18 +389,10 @@
               </w:tcPr>
               <w:p>
                 <w:pPr>
+                  <w:pStyle w:val="BCNumber"/>
                   <w:jc w:val="right"/>
-                  <w:rPr>
-                    <w:sz w:val="22"/>
-                    <w:szCs w:val="22"/>
-                  </w:rPr>
                 </w:pPr>
                 <w:r>
-                  <w:rPr>
-                    <w:rFonts w:cs="Segoe UI Semibold" w:asciiTheme="minorHAnsi" w:hAnsiTheme="minorHAnsi"/>
-                    <w:sz w:val="22"/>
-                    <w:szCs w:val="22"/>
-                  </w:rPr>
                   <w:t>CompanyAddress5</w:t>
                 </w:r>
               </w:p>
@@ -591,15 +402,11 @@
       </w:tr>
       <w:tr>
         <w:trPr>
+          <w:cantSplit/>
           <w:trHeight w:val="242"/>
         </w:trPr>
         <w:sdt>
           <w:sdtPr>
-            <w:rPr>
-              <w:rFonts w:cs="Segoe UI Semibold"/>
-              <w:sz w:val="22"/>
-              <w:szCs w:val="22"/>
-            </w:rPr>
             <w:alias w:val="CustomerAddress6"/>
             <w:tag w:val="#BC:InsertDataItem,DataItems/Header/CustomerAddress6"/>
             <w:id w:val="-2086289259"/>
@@ -618,18 +425,9 @@
               </w:tcPr>
               <w:p>
                 <w:pPr>
-                  <w:rPr>
-                    <w:rFonts w:cs="Segoe UI Semibold" w:asciiTheme="minorHAnsi" w:hAnsiTheme="minorHAnsi"/>
-                    <w:sz w:val="22"/>
-                    <w:szCs w:val="22"/>
-                  </w:rPr>
+                  <w:pStyle w:val="NoSpacing"/>
                 </w:pPr>
                 <w:r>
-                  <w:rPr>
-                    <w:rFonts w:cs="Segoe UI Semibold" w:asciiTheme="minorHAnsi" w:hAnsiTheme="minorHAnsi"/>
-                    <w:sz w:val="22"/>
-                    <w:szCs w:val="22"/>
-                  </w:rPr>
                   <w:t>CustomerAddress6</w:t>
                 </w:r>
               </w:p>
@@ -642,21 +440,12 @@
           </w:tcPr>
           <w:p>
             <w:pPr>
-              <w:jc w:val="right"/>
-              <w:rPr>
-                <w:sz w:val="22"/>
-                <w:szCs w:val="22"/>
-              </w:rPr>
+              <w:pStyle w:val="NoSpacing"/>
             </w:pPr>
           </w:p>
         </w:tc>
         <w:sdt>
           <w:sdtPr>
-            <w:rPr>
-              <w:rFonts w:cs="Segoe UI Semibold"/>
-              <w:sz w:val="22"/>
-              <w:szCs w:val="22"/>
-            </w:rPr>
             <w:alias w:val="CompanyAddress6"/>
             <w:tag w:val="#BC:InsertDataItem,DataItems/Header/CompanyAddress6"/>
             <w:id w:val="29467029"/>
@@ -675,18 +464,10 @@
               </w:tcPr>
               <w:p>
                 <w:pPr>
+                  <w:pStyle w:val="BCNumber"/>
                   <w:jc w:val="right"/>
-                  <w:rPr>
-                    <w:sz w:val="22"/>
-                    <w:szCs w:val="22"/>
-                  </w:rPr>
                 </w:pPr>
                 <w:r>
-                  <w:rPr>
-                    <w:rFonts w:cs="Segoe UI Semibold" w:asciiTheme="minorHAnsi" w:hAnsiTheme="minorHAnsi"/>
-                    <w:sz w:val="22"/>
-                    <w:szCs w:val="22"/>
-                  </w:rPr>
                   <w:t>CompanyAddress6</w:t>
                 </w:r>
               </w:p>
@@ -696,15 +477,11 @@
       </w:tr>
       <w:tr>
         <w:trPr>
+          <w:cantSplit/>
           <w:trHeight w:val="242"/>
         </w:trPr>
         <w:sdt>
           <w:sdtPr>
-            <w:rPr>
-              <w:rFonts w:cs="Segoe UI Semibold"/>
-              <w:sz w:val="22"/>
-              <w:szCs w:val="22"/>
-            </w:rPr>
             <w:alias w:val="CustomerAddress7"/>
             <w:tag w:val="#BC:InsertDataItem,DataItems/Header/CustomerAddress7"/>
             <w:id w:val="2127339997"/>
@@ -723,18 +500,9 @@
               </w:tcPr>
               <w:p>
                 <w:pPr>
-                  <w:rPr>
-                    <w:rFonts w:cs="Segoe UI Semibold" w:asciiTheme="minorHAnsi" w:hAnsiTheme="minorHAnsi"/>
-                    <w:sz w:val="22"/>
-                    <w:szCs w:val="22"/>
-                  </w:rPr>
+                  <w:pStyle w:val="NoSpacing"/>
                 </w:pPr>
                 <w:r>
-                  <w:rPr>
-                    <w:rFonts w:cs="Segoe UI Semibold" w:asciiTheme="minorHAnsi" w:hAnsiTheme="minorHAnsi"/>
-                    <w:sz w:val="22"/>
-                    <w:szCs w:val="22"/>
-                  </w:rPr>
                   <w:t>CustomerAddress7</w:t>
                 </w:r>
               </w:p>
@@ -747,21 +515,12 @@
           </w:tcPr>
           <w:p>
             <w:pPr>
-              <w:jc w:val="right"/>
-              <w:rPr>
-                <w:sz w:val="22"/>
-                <w:szCs w:val="22"/>
-              </w:rPr>
+              <w:pStyle w:val="NoSpacing"/>
             </w:pPr>
           </w:p>
         </w:tc>
         <w:sdt>
           <w:sdtPr>
-            <w:rPr>
-              <w:rFonts w:cs="Segoe UI Semibold"/>
-              <w:sz w:val="22"/>
-              <w:szCs w:val="22"/>
-            </w:rPr>
             <w:alias w:val="CompanyLegalOffice_Lbl"/>
             <w:tag w:val="#BC:InsertDataItem,DataItems/Header/CompanyLegalOffice_Lbl"/>
             <w:id w:val="483044511"/>
@@ -780,22 +539,12 @@
               </w:tcPr>
               <w:p>
                 <w:pPr>
+                  <w:pStyle w:val="BCNumber"/>
                   <w:jc w:val="right"/>
-                  <w:rPr>
-                    <w:sz w:val="22"/>
-                    <w:szCs w:val="22"/>
-                  </w:rPr>
                 </w:pPr>
-                <w:proofErr w:type="spellStart"/>
                 <w:r>
-                  <w:rPr>
-                    <w:rFonts w:cs="Segoe UI Semibold" w:asciiTheme="minorHAnsi" w:hAnsiTheme="minorHAnsi"/>
-                    <w:sz w:val="22"/>
-                    <w:szCs w:val="22"/>
-                  </w:rPr>
                   <w:t>CompanyLegalOffice_Lbl</w:t>
                 </w:r>
-                <w:proofErr w:type="spellEnd"/>
               </w:p>
             </w:tc>
           </w:sdtContent>
@@ -803,15 +552,11 @@
       </w:tr>
       <w:tr>
         <w:trPr>
+          <w:cantSplit/>
           <w:trHeight w:val="242"/>
         </w:trPr>
         <w:sdt>
           <w:sdtPr>
-            <w:rPr>
-              <w:rFonts w:cs="Segoe UI Semibold"/>
-              <w:sz w:val="22"/>
-              <w:szCs w:val="22"/>
-            </w:rPr>
             <w:alias w:val="CustomerAddress8"/>
             <w:tag w:val="#BC:InsertDataItem,DataItems/Header/CustomerAddress8"/>
             <w:id w:val="-1986933782"/>
@@ -830,18 +575,9 @@
               </w:tcPr>
               <w:p>
                 <w:pPr>
-                  <w:rPr>
-                    <w:rFonts w:cs="Segoe UI Semibold" w:asciiTheme="minorHAnsi" w:hAnsiTheme="minorHAnsi"/>
-                    <w:sz w:val="22"/>
-                    <w:szCs w:val="22"/>
-                  </w:rPr>
+                  <w:pStyle w:val="NoSpacing"/>
                 </w:pPr>
                 <w:r>
-                  <w:rPr>
-                    <w:rFonts w:cs="Segoe UI Semibold" w:asciiTheme="minorHAnsi" w:hAnsiTheme="minorHAnsi"/>
-                    <w:sz w:val="22"/>
-                    <w:szCs w:val="22"/>
-                  </w:rPr>
                   <w:t>CustomerAddress8</w:t>
                 </w:r>
               </w:p>
@@ -854,21 +590,12 @@
           </w:tcPr>
           <w:p>
             <w:pPr>
-              <w:jc w:val="right"/>
-              <w:rPr>
-                <w:sz w:val="22"/>
-                <w:szCs w:val="22"/>
-              </w:rPr>
+              <w:pStyle w:val="NoSpacing"/>
             </w:pPr>
           </w:p>
         </w:tc>
         <w:sdt>
           <w:sdtPr>
-            <w:rPr>
-              <w:rFonts w:cs="Segoe UI Semibold"/>
-              <w:sz w:val="22"/>
-              <w:szCs w:val="22"/>
-            </w:rPr>
             <w:alias w:val="CompanyLegalOffice"/>
             <w:tag w:val="#BC:InsertDataItem,DataItems/Header/CompanyLegalOffice"/>
             <w:id w:val="-1993854372"/>
@@ -887,22 +614,12 @@
               </w:tcPr>
               <w:p>
                 <w:pPr>
+                  <w:pStyle w:val="BCNumber"/>
                   <w:jc w:val="right"/>
-                  <w:rPr>
-                    <w:sz w:val="22"/>
-                    <w:szCs w:val="22"/>
-                  </w:rPr>
                 </w:pPr>
-                <w:proofErr w:type="spellStart"/>
                 <w:r>
-                  <w:rPr>
-                    <w:rFonts w:cs="Segoe UI Semibold" w:asciiTheme="minorHAnsi" w:hAnsiTheme="minorHAnsi"/>
-                    <w:sz w:val="22"/>
-                    <w:szCs w:val="22"/>
-                  </w:rPr>
                   <w:t>CompanyLegalOffice</w:t>
                 </w:r>
-                <w:proofErr w:type="spellEnd"/>
               </w:p>
             </w:tc>
           </w:sdtContent>
@@ -911,57 +628,98 @@
     </w:tbl>
     <w:p>
       <w:pPr>
-        <w:rPr>
-          <w:sz w:val="22"/>
-          <w:szCs w:val="22"/>
-        </w:rPr>
+        <w:spacing w:after="0" w:line="240" w:lineRule="auto"/>
       </w:pPr>
     </w:p>
     <w:tbl>
       <w:tblPr>
-        <w:tblStyle w:val="TableGrid"/>
-        <w:tblW w:w="15422" w:type="dxa"/>
-        <w:tblBorders>
-          <w:top w:val="none" w:color="auto" w:sz="0" w:space="0"/>
-          <w:left w:val="none" w:color="auto" w:sz="0" w:space="0"/>
-          <w:bottom w:val="none" w:color="auto" w:sz="0" w:space="0"/>
-          <w:right w:val="none" w:color="auto" w:sz="0" w:space="0"/>
-          <w:insideH w:val="none" w:color="auto" w:sz="0" w:space="0"/>
-          <w:insideV w:val="none" w:color="auto" w:sz="0" w:space="0"/>
-        </w:tblBorders>
-        <w:tblLayout w:type="fixed"/>
-        <w:tblCellMar>
-          <w:left w:w="0" w:type="dxa"/>
-          <w:right w:w="0" w:type="dxa"/>
-        </w:tblCellMar>
-        <w:tblLook w:val="04A0" w:firstRow="1" w:lastRow="0" w:firstColumn="1" w:lastColumn="0" w:noHBand="0" w:noVBand="1"/>
+        <w:tblStyle w:val="BCBlockTable"/>
+        <w:tblW w:w="5000" w:type="pct"/>
+        <w:tblLook w:val="0620" w:firstRow="1" w:lastRow="0" w:firstColumn="0" w:lastColumn="0" w:noHBand="1" w:noVBand="1"/>
         <w:tblCaption w:val="Document Information Block"/>
+        <w:tblDescription w:val="Layout table. Used for positioning, not for tabular data."/>
       </w:tblPr>
       <w:tblGrid>
-        <w:gridCol w:w="2570"/>
-        <w:gridCol w:w="2570"/>
-        <w:gridCol w:w="2571"/>
-        <w:gridCol w:w="2570"/>
-        <w:gridCol w:w="2570"/>
-        <w:gridCol w:w="2571"/>
+        <w:gridCol w:w="3206"/>
+        <w:gridCol w:w="2376"/>
+        <w:gridCol w:w="2379"/>
+        <w:gridCol w:w="2376"/>
+        <w:gridCol w:w="2377"/>
+        <w:gridCol w:w="2972"/>
       </w:tblGrid>
       <w:tr>
         <w:trPr>
           <w:cnfStyle w:val="100000000000" w:firstRow="1" w:lastRow="0" w:firstColumn="0" w:lastColumn="0" w:oddVBand="0" w:evenVBand="0" w:oddHBand="0" w:evenHBand="0" w:firstRowFirstColumn="0" w:firstRowLastColumn="0" w:lastRowFirstColumn="0" w:lastRowLastColumn="0"/>
+          <w:cantSplit/>
           <w:trHeight w:val="254"/>
         </w:trPr>
         <w:sdt>
           <w:sdtPr>
-            <w:rPr>
-              <w:rFonts w:ascii="Segoe UI Semibold" w:hAnsi="Segoe UI Semibold" w:cs="Segoe UI Semibold"/>
-              <w:sz w:val="22"/>
-              <w:szCs w:val="22"/>
-            </w:rPr>
+            <w:alias w:val="DocumentNo_Lbl"/>
+            <w:tag w:val="#BC:InsertDataItem,DataItems/Header/DocumentNo_Lbl"/>
+            <w:id w:val="-1503347694"/>
+            <w:placeholder>
+              <w:docPart w:val="DefaultPlaceholder_-1854013440"/>
+            </w:placeholder>
+            <w15:color w:val="808080"/>
+            <w:text/>
+            <w:dataBinding w:prefixMappings="xmlns:ns0='urn:microsoft-dynamics-nav/reports/Standard_Sales_Quote/1304/'" w:xpath="/ns0:NavWordReportXmlPart[1]/ns0:Header[1]/ns0:DocumentNo_Lbl[1]"/>
+          </w:sdtPr>
+          <w:sdtEndPr/>
+          <w:sdtContent>
+            <w:tc>
+              <w:tcPr>
+                <w:tcW w:w="833" w:type="pct"/>
+              </w:tcPr>
+              <w:p>
+                <w:pPr>
+                  <w:pStyle w:val="BCLabel"/>
+                  <w:spacing w:line="276" w:lineRule="auto"/>
+                </w:pPr>
+                <w:r>
+                  <w:t>DocumentNo_Lbl</w:t>
+                </w:r>
+              </w:p>
+            </w:tc>
+          </w:sdtContent>
+        </w:sdt>
+        <w:sdt>
+          <w:sdtPr>
+            <w:alias w:val="DocumentDate_Lbl"/>
+            <w:tag w:val="#BC:InsertDataItem,DataItems/Header/DocumentDate_Lbl"/>
+            <w:id w:val="-1366297429"/>
+            <w:placeholder>
+              <w:docPart w:val="DefaultPlaceholder_-1854013440"/>
+            </w:placeholder>
+            <w15:color w:val="808080"/>
+            <w:text/>
+            <w:dataBinding w:prefixMappings="xmlns:ns0='urn:microsoft-dynamics-nav/reports/Standard_Sales_Quote/1304/'" w:xpath="/ns0:NavWordReportXmlPart[1]/ns0:Header[1]/ns0:DocumentDate_Lbl[1]"/>
+          </w:sdtPr>
+          <w:sdtEndPr/>
+          <w:sdtContent>
+            <w:tc>
+              <w:tcPr>
+                <w:tcW w:w="833" w:type="pct"/>
+              </w:tcPr>
+              <w:p>
+                <w:pPr>
+                  <w:pStyle w:val="BCLabel"/>
+                  <w:spacing w:line="276" w:lineRule="auto"/>
+                </w:pPr>
+                <w:r>
+                  <w:t>DocumentDate_Lbl</w:t>
+                </w:r>
+              </w:p>
+            </w:tc>
+          </w:sdtContent>
+        </w:sdt>
+        <w:sdt>
+          <w:sdtPr>
             <w:alias w:val="YourReference__Lbl"/>
             <w:tag w:val="#BC:InsertDataItem,DataItems/Header/YourReference__Lbl"/>
             <w:id w:val="-1221047115"/>
             <w:placeholder>
-              <w:docPart w:val="C6396E56AD6C41D89A36DC053CA816D4"/>
+              <w:docPart w:val="5362D1BB91FD4A49B48781571EA36CCD"/>
             </w:placeholder>
             <w:dataBinding w:prefixMappings="xmlns:ns0='urn:microsoft-dynamics-nav/reports/Standard_Sales_Quote/1304/'" w:xpath="/ns0:NavWordReportXmlPart[1]/ns0:Header[1]/ns0:YourReference__Lbl[1]" w:storeItemID="{00000000-0000-0000-0000-000000000000}"/>
             <w15:color w:val="808080"/>
@@ -971,62 +729,27 @@
           <w:sdtContent>
             <w:tc>
               <w:tcPr>
-                <w:tcW w:w="2570" w:type="dxa"/>
+                <w:tcW w:w="834" w:type="pct"/>
               </w:tcPr>
               <w:p>
                 <w:pPr>
-                  <w:pStyle w:val="Heading2"/>
-                  <w:spacing w:before="0" w:after="0" w:line="276" w:lineRule="auto"/>
-                  <w:rPr>
-                    <w:rFonts w:ascii="Segoe UI Semibold" w:hAnsi="Segoe UI Semibold" w:cs="Segoe UI Semibold"/>
-                    <w:sz w:val="22"/>
-                    <w:szCs w:val="22"/>
-                  </w:rPr>
+                  <w:pStyle w:val="BCLabel"/>
+                  <w:spacing w:line="276" w:lineRule="auto"/>
                 </w:pPr>
-                <w:proofErr w:type="spellStart"/>
                 <w:r>
-                  <w:rPr>
-                    <w:rFonts w:ascii="Segoe UI Semibold" w:hAnsi="Segoe UI Semibold" w:cs="Segoe UI Semibold"/>
-                    <w:sz w:val="22"/>
-                    <w:szCs w:val="22"/>
-                  </w:rPr>
-                  <w:t>YourReference</w:t>
+                  <w:t>YourReference__Lbl</w:t>
                 </w:r>
-                <w:proofErr w:type="spellEnd"/>
-                <w:r>
-                  <w:rPr>
-                    <w:rFonts w:ascii="Segoe UI Semibold" w:hAnsi="Segoe UI Semibold" w:cs="Segoe UI Semibold"/>
-                    <w:sz w:val="22"/>
-                    <w:szCs w:val="22"/>
-                  </w:rPr>
-                  <w:t>__</w:t>
-                </w:r>
-                <w:proofErr w:type="spellStart"/>
-                <w:r>
-                  <w:rPr>
-                    <w:rFonts w:ascii="Segoe UI Semibold" w:hAnsi="Segoe UI Semibold" w:cs="Segoe UI Semibold"/>
-                    <w:sz w:val="22"/>
-                    <w:szCs w:val="22"/>
-                  </w:rPr>
-                  <w:t>Lbl</w:t>
-                </w:r>
-                <w:proofErr w:type="spellEnd"/>
               </w:p>
             </w:tc>
           </w:sdtContent>
         </w:sdt>
         <w:sdt>
           <w:sdtPr>
-            <w:rPr>
-              <w:rFonts w:ascii="Segoe UI Semibold" w:hAnsi="Segoe UI Semibold" w:cs="Segoe UI Semibold"/>
-              <w:sz w:val="22"/>
-              <w:szCs w:val="22"/>
-            </w:rPr>
             <w:alias w:val="QuoteValidToDate_Lbl"/>
             <w:tag w:val="#BC:InsertDataItem,DataItems/Header/QuoteValidToDate_Lbl"/>
             <w:id w:val="1751777438"/>
             <w:placeholder>
-              <w:docPart w:val="66A97E53388445CB85C9DC86C6D20710"/>
+              <w:docPart w:val="6E495FABF8E042E1B8E65DE18BF35B1C"/>
             </w:placeholder>
             <w:dataBinding w:prefixMappings="xmlns:ns0='urn:microsoft-dynamics-nav/reports/Standard_Sales_Quote/1304/'" w:xpath="/ns0:NavWordReportXmlPart[1]/ns0:Header[1]/ns0:QuoteValidToDate_Lbl[1]" w:storeItemID="{00000000-0000-0000-0000-000000000000}"/>
             <w15:color w:val="808080"/>
@@ -1036,44 +759,27 @@
           <w:sdtContent>
             <w:tc>
               <w:tcPr>
-                <w:tcW w:w="2570" w:type="dxa"/>
+                <w:tcW w:w="833" w:type="pct"/>
               </w:tcPr>
               <w:p>
                 <w:pPr>
-                  <w:pStyle w:val="Heading2"/>
-                  <w:spacing w:before="0" w:after="0" w:line="276" w:lineRule="auto"/>
-                  <w:rPr>
-                    <w:rFonts w:ascii="Segoe UI Semibold" w:hAnsi="Segoe UI Semibold" w:cs="Segoe UI Semibold"/>
-                    <w:sz w:val="22"/>
-                    <w:szCs w:val="22"/>
-                  </w:rPr>
+                  <w:pStyle w:val="BCLabel"/>
+                  <w:spacing w:line="276" w:lineRule="auto"/>
                 </w:pPr>
-                <w:proofErr w:type="spellStart"/>
                 <w:r>
-                  <w:rPr>
-                    <w:rFonts w:ascii="Segoe UI Semibold" w:hAnsi="Segoe UI Semibold" w:cs="Segoe UI Semibold"/>
-                    <w:sz w:val="22"/>
-                    <w:szCs w:val="22"/>
-                  </w:rPr>
                   <w:t>QuoteValidToDate_Lbl</w:t>
                 </w:r>
-                <w:proofErr w:type="spellEnd"/>
               </w:p>
             </w:tc>
           </w:sdtContent>
         </w:sdt>
         <w:sdt>
           <w:sdtPr>
-            <w:rPr>
-              <w:rFonts w:ascii="Segoe UI Semibold" w:hAnsi="Segoe UI Semibold" w:cs="Segoe UI Semibold"/>
-              <w:sz w:val="22"/>
-              <w:szCs w:val="22"/>
-            </w:rPr>
             <w:alias w:val="SalesPersonBlank_Lbl"/>
             <w:tag w:val="#BC:InsertDataItem,DataItems/Header/SalesPersonBlank_Lbl"/>
             <w:id w:val="1946040158"/>
             <w:placeholder>
-              <w:docPart w:val="DE1D7788EFE645D2A139071C7A6A8103"/>
+              <w:docPart w:val="3D6B9EE2047142D79471E354C28766DA"/>
             </w:placeholder>
             <w:dataBinding w:prefixMappings="xmlns:ns0='urn:microsoft-dynamics-nav/reports/Standard_Sales_Quote/1304/'" w:xpath="/ns0:NavWordReportXmlPart[1]/ns0:Header[1]/ns0:SalesPersonBlank_Lbl[1]" w:storeItemID="{00000000-0000-0000-0000-000000000000}"/>
             <w15:color w:val="808080"/>
@@ -1083,44 +789,27 @@
           <w:sdtContent>
             <w:tc>
               <w:tcPr>
-                <w:tcW w:w="2571" w:type="dxa"/>
+                <w:tcW w:w="833" w:type="pct"/>
               </w:tcPr>
               <w:p>
                 <w:pPr>
-                  <w:pStyle w:val="Heading2"/>
-                  <w:spacing w:before="0" w:after="0" w:line="276" w:lineRule="auto"/>
-                  <w:rPr>
-                    <w:rFonts w:ascii="Segoe UI Semibold" w:hAnsi="Segoe UI Semibold" w:cs="Segoe UI Semibold"/>
-                    <w:sz w:val="22"/>
-                    <w:szCs w:val="22"/>
-                  </w:rPr>
+                  <w:pStyle w:val="BCLabel"/>
+                  <w:spacing w:line="276" w:lineRule="auto"/>
                 </w:pPr>
-                <w:proofErr w:type="spellStart"/>
                 <w:r>
-                  <w:rPr>
-                    <w:rFonts w:ascii="Segoe UI Semibold" w:hAnsi="Segoe UI Semibold" w:cs="Segoe UI Semibold"/>
-                    <w:sz w:val="22"/>
-                    <w:szCs w:val="22"/>
-                  </w:rPr>
                   <w:t>SalesPersonBlank_Lbl</w:t>
                 </w:r>
-                <w:proofErr w:type="spellEnd"/>
               </w:p>
             </w:tc>
           </w:sdtContent>
         </w:sdt>
         <w:sdt>
           <w:sdtPr>
-            <w:rPr>
-              <w:rFonts w:ascii="Segoe UI Semibold" w:hAnsi="Segoe UI Semibold" w:cs="Segoe UI Semibold"/>
-              <w:sz w:val="22"/>
-              <w:szCs w:val="22"/>
-            </w:rPr>
             <w:alias w:val="PaymentTermsDescription_Lbl"/>
             <w:tag w:val="#BC:InsertDataItem,DataItems/Header/PaymentTermsDescription_Lbl"/>
             <w:id w:val="822389090"/>
             <w:placeholder>
-              <w:docPart w:val="0DEAC404C2334ED68F6C2F8BC7E5B494"/>
+              <w:docPart w:val="2045EEA6CB4642F4A38A2400B9BB10B4"/>
             </w:placeholder>
             <w:dataBinding w:prefixMappings="xmlns:ns0='urn:microsoft-dynamics-nav/reports/Standard_Sales_Quote/1304/'" w:xpath="/ns0:NavWordReportXmlPart[1]/ns0:Header[1]/ns0:PaymentTermsDescription_Lbl[1]" w:storeItemID="{00000000-0000-0000-0000-000000000000}"/>
             <w15:color w:val="808080"/>
@@ -1130,44 +819,281 @@
           <w:sdtContent>
             <w:tc>
               <w:tcPr>
-                <w:tcW w:w="2570" w:type="dxa"/>
+                <w:tcW w:w="834" w:type="pct"/>
               </w:tcPr>
               <w:p>
                 <w:pPr>
-                  <w:pStyle w:val="Heading2"/>
-                  <w:spacing w:before="0" w:after="0" w:line="276" w:lineRule="auto"/>
-                  <w:rPr>
-                    <w:rFonts w:ascii="Segoe UI Semibold" w:hAnsi="Segoe UI Semibold" w:cs="Segoe UI Semibold"/>
-                    <w:sz w:val="22"/>
-                    <w:szCs w:val="22"/>
-                  </w:rPr>
+                  <w:pStyle w:val="BCLabel"/>
+                  <w:spacing w:line="276" w:lineRule="auto"/>
                 </w:pPr>
-                <w:proofErr w:type="spellStart"/>
                 <w:r>
-                  <w:rPr>
-                    <w:rFonts w:ascii="Segoe UI Semibold" w:hAnsi="Segoe UI Semibold" w:cs="Segoe UI Semibold"/>
-                    <w:sz w:val="22"/>
-                    <w:szCs w:val="22"/>
-                  </w:rPr>
                   <w:t>PaymentTermsDescription_Lbl</w:t>
                 </w:r>
-                <w:proofErr w:type="spellEnd"/>
+              </w:p>
+            </w:tc>
+          </w:sdtContent>
+        </w:sdt>
+      </w:tr>
+      <w:tr>
+        <w:trPr>
+          <w:cantSplit/>
+          <w:trHeight w:val="242"/>
+        </w:trPr>
+        <w:sdt>
+          <w:sdtPr>
+            <w:alias w:val="DocumentNo"/>
+            <w:tag w:val="#BC:InsertDataItem,DataItems/Header/DocumentNo"/>
+            <w:id w:val="113177568"/>
+            <w:placeholder>
+              <w:docPart w:val="DefaultPlaceholder_-1854013440"/>
+            </w:placeholder>
+            <w15:color w:val="808080"/>
+            <w:text/>
+            <w:dataBinding w:prefixMappings="xmlns:ns0='urn:microsoft-dynamics-nav/reports/Standard_Sales_Quote/1304/'" w:xpath="/ns0:NavWordReportXmlPart[1]/ns0:Header[1]/ns0:DocumentNo[1]"/>
+          </w:sdtPr>
+          <w:sdtEndPr/>
+          <w:sdtContent>
+            <w:tc>
+              <w:tcPr>
+                <w:tcW w:w="833" w:type="pct"/>
+              </w:tcPr>
+              <w:p>
+                <w:pPr>
+                  <w:pStyle w:val="NoSpacing"/>
+                </w:pPr>
+                <w:r>
+                  <w:t>DocumentNo</w:t>
+                </w:r>
               </w:p>
             </w:tc>
           </w:sdtContent>
         </w:sdt>
         <w:sdt>
           <w:sdtPr>
-            <w:rPr>
-              <w:rFonts w:ascii="Segoe UI Semibold" w:hAnsi="Segoe UI Semibold" w:cs="Segoe UI Semibold"/>
-              <w:sz w:val="22"/>
-              <w:szCs w:val="22"/>
-            </w:rPr>
+            <w:alias w:val="DocumentDate"/>
+            <w:tag w:val="#BC:InsertDataItem,DataItems/Header/DocumentDate"/>
+            <w:id w:val="887221046"/>
+            <w:placeholder>
+              <w:docPart w:val="DefaultPlaceholder_-1854013440"/>
+            </w:placeholder>
+            <w15:color w:val="808080"/>
+            <w:text/>
+            <w:dataBinding w:prefixMappings="xmlns:ns0='urn:microsoft-dynamics-nav/reports/Standard_Sales_Quote/1304/'" w:xpath="/ns0:NavWordReportXmlPart[1]/ns0:Header[1]/ns0:DocumentDate[1]"/>
+          </w:sdtPr>
+          <w:sdtEndPr/>
+          <w:sdtContent>
+            <w:tc>
+              <w:tcPr>
+                <w:tcW w:w="833" w:type="pct"/>
+              </w:tcPr>
+              <w:p>
+                <w:pPr>
+                  <w:pStyle w:val="NoSpacing"/>
+                </w:pPr>
+                <w:r>
+                  <w:t>DocumentDate</w:t>
+                </w:r>
+              </w:p>
+            </w:tc>
+          </w:sdtContent>
+        </w:sdt>
+        <w:sdt>
+          <w:sdtPr>
+            <w:alias w:val="YourReference"/>
+            <w:tag w:val="#BC:InsertDataItem,DataItems/Header/YourReference"/>
+            <w:id w:val="1477105704"/>
+            <w:placeholder>
+              <w:docPart w:val="5BB3B99145F94A11BAC568F7E3FF21FC"/>
+            </w:placeholder>
+            <w:dataBinding w:prefixMappings="xmlns:ns0='urn:microsoft-dynamics-nav/reports/Standard_Sales_Quote/1304/'" w:xpath="/ns0:NavWordReportXmlPart[1]/ns0:Header[1]/ns0:YourReference[1]" w:storeItemID="{00000000-0000-0000-0000-000000000000}"/>
+            <w15:color w:val="808080"/>
+            <w:text/>
+          </w:sdtPr>
+          <w:sdtEndPr/>
+          <w:sdtContent>
+            <w:tc>
+              <w:tcPr>
+                <w:tcW w:w="834" w:type="pct"/>
+              </w:tcPr>
+              <w:p>
+                <w:pPr>
+                  <w:pStyle w:val="NoSpacing"/>
+                </w:pPr>
+                <w:r>
+                  <w:t>YourReference</w:t>
+                </w:r>
+              </w:p>
+            </w:tc>
+          </w:sdtContent>
+        </w:sdt>
+        <w:sdt>
+          <w:sdtPr>
+            <w:alias w:val="QuoteValidToDate"/>
+            <w:tag w:val="#BC:InsertDataItem,DataItems/Header/QuoteValidToDate"/>
+            <w:id w:val="1986967374"/>
+            <w:placeholder>
+              <w:docPart w:val="E5BAA42C61494BD0A34459B53DA4A1B0"/>
+            </w:placeholder>
+            <w:dataBinding w:prefixMappings="xmlns:ns0='urn:microsoft-dynamics-nav/reports/Standard_Sales_Quote/1304/'" w:xpath="/ns0:NavWordReportXmlPart[1]/ns0:Header[1]/ns0:QuoteValidToDate[1]" w:storeItemID="{00000000-0000-0000-0000-000000000000}"/>
+            <w15:color w:val="808080"/>
+            <w:text/>
+          </w:sdtPr>
+          <w:sdtEndPr/>
+          <w:sdtContent>
+            <w:tc>
+              <w:tcPr>
+                <w:tcW w:w="833" w:type="pct"/>
+              </w:tcPr>
+              <w:p>
+                <w:pPr>
+                  <w:pStyle w:val="NoSpacing"/>
+                </w:pPr>
+                <w:r>
+                  <w:t>QuoteValidToDate</w:t>
+                </w:r>
+              </w:p>
+            </w:tc>
+          </w:sdtContent>
+        </w:sdt>
+        <w:sdt>
+          <w:sdtPr>
+            <w:alias w:val="SalesPersonName"/>
+            <w:tag w:val="#BC:InsertDataItem,DataItems/Header/SalesPersonName"/>
+            <w:id w:val="269368846"/>
+            <w:placeholder>
+              <w:docPart w:val="94E32D22E9F74F4C8F9AECA13A0B0999"/>
+            </w:placeholder>
+            <w:dataBinding w:prefixMappings="xmlns:ns0='urn:microsoft-dynamics-nav/reports/Standard_Sales_Quote/1304/'" w:xpath="/ns0:NavWordReportXmlPart[1]/ns0:Header[1]/ns0:SalesPersonName[1]" w:storeItemID="{00000000-0000-0000-0000-000000000000}"/>
+            <w15:color w:val="808080"/>
+            <w:text/>
+          </w:sdtPr>
+          <w:sdtEndPr/>
+          <w:sdtContent>
+            <w:tc>
+              <w:tcPr>
+                <w:tcW w:w="833" w:type="pct"/>
+              </w:tcPr>
+              <w:p>
+                <w:pPr>
+                  <w:pStyle w:val="NoSpacing"/>
+                </w:pPr>
+                <w:r>
+                  <w:t>SalesPersonName</w:t>
+                </w:r>
+              </w:p>
+            </w:tc>
+          </w:sdtContent>
+        </w:sdt>
+        <w:sdt>
+          <w:sdtPr>
+            <w:alias w:val="PaymentTermsDescription"/>
+            <w:tag w:val="#BC:InsertDataItem,DataItems/Header/PaymentTermsDescription"/>
+            <w:id w:val="-49539690"/>
+            <w:placeholder>
+              <w:docPart w:val="73E0F34A421B41918771B5953A79C469"/>
+            </w:placeholder>
+            <w:dataBinding w:prefixMappings="xmlns:ns0='urn:microsoft-dynamics-nav/reports/Standard_Sales_Quote/1304/'" w:xpath="/ns0:NavWordReportXmlPart[1]/ns0:Header[1]/ns0:PaymentTermsDescription[1]" w:storeItemID="{00000000-0000-0000-0000-000000000000}"/>
+            <w15:color w:val="808080"/>
+            <w:text/>
+          </w:sdtPr>
+          <w:sdtEndPr/>
+          <w:sdtContent>
+            <w:tc>
+              <w:tcPr>
+                <w:tcW w:w="834" w:type="pct"/>
+              </w:tcPr>
+              <w:p>
+                <w:pPr>
+                  <w:pStyle w:val="NoSpacing"/>
+                </w:pPr>
+                <w:r>
+                  <w:t>PaymentTermsDescription</w:t>
+                </w:r>
+              </w:p>
+            </w:tc>
+          </w:sdtContent>
+        </w:sdt>
+      </w:tr>
+      <w:tr>
+        <w:trPr>
+          <w:cantSplit/>
+          <w:trHeight w:val="432"/>
+        </w:trPr>
+        <w:tc>
+          <w:tcPr>
+            <w:tcW w:w="833" w:type="pct"/>
+          </w:tcPr>
+          <w:p>
+            <w:pPr>
+              <w:pStyle w:val="NoSpacing"/>
+            </w:pPr>
+          </w:p>
+        </w:tc>
+        <w:tc>
+          <w:tcPr>
+            <w:tcW w:w="833" w:type="pct"/>
+          </w:tcPr>
+          <w:p>
+            <w:pPr>
+              <w:pStyle w:val="NoSpacing"/>
+            </w:pPr>
+          </w:p>
+        </w:tc>
+        <w:tc>
+          <w:tcPr>
+            <w:tcW w:w="834" w:type="pct"/>
+          </w:tcPr>
+          <w:p>
+            <w:pPr>
+              <w:pStyle w:val="NoSpacing"/>
+            </w:pPr>
+          </w:p>
+        </w:tc>
+        <w:tc>
+          <w:tcPr>
+            <w:tcW w:w="833" w:type="pct"/>
+          </w:tcPr>
+          <w:p>
+            <w:pPr>
+              <w:pStyle w:val="NoSpacing"/>
+            </w:pPr>
+          </w:p>
+        </w:tc>
+        <w:tc>
+          <w:tcPr>
+            <w:tcW w:w="833" w:type="pct"/>
+          </w:tcPr>
+          <w:p>
+            <w:pPr>
+              <w:pStyle w:val="NoSpacing"/>
+            </w:pPr>
+          </w:p>
+        </w:tc>
+        <w:tc>
+          <w:tcPr>
+            <w:tcW w:w="834" w:type="pct"/>
+          </w:tcPr>
+          <w:p>
+            <w:pPr>
+              <w:pStyle w:val="NoSpacing"/>
+            </w:pPr>
+          </w:p>
+        </w:tc>
+      </w:tr>
+      <w:tr>
+        <w:trPr>
+          <w:gridAfter w:val="5"/>
+          <w:wAfter w:w="12852" w:type="dxa"/>
+          <w:cantSplit/>
+          <w:trHeight w:val="254"/>
+        </w:trPr>
+        <w:sdt>
+          <w:sdtPr>
             <w:alias w:val="ShipmentMethodDescription_Lbl"/>
             <w:tag w:val="#BC:InsertDataItem,DataItems/Header/ShipmentMethodDescription_Lbl"/>
             <w:id w:val="-2128765385"/>
             <w:placeholder>
-              <w:docPart w:val="51590D3CBC304C24AB6018AACB0BF41F"/>
+              <w:docPart w:val="E0EE8EF006BB45DB995BA223F5A49729"/>
             </w:placeholder>
             <w:dataBinding w:prefixMappings="xmlns:ns0='urn:microsoft-dynamics-nav/reports/Standard_Sales_Quote/1304/'" w:xpath="/ns0:NavWordReportXmlPart[1]/ns0:Header[1]/ns0:ShipmentMethodDescription_Lbl[1]" w:storeItemID="{00000000-0000-0000-0000-000000000000}"/>
             <w15:color w:val="808080"/>
@@ -1177,258 +1103,35 @@
           <w:sdtContent>
             <w:tc>
               <w:tcPr>
-                <w:tcW w:w="2570" w:type="dxa"/>
+                <w:tcW w:w="833" w:type="pct"/>
               </w:tcPr>
               <w:p>
                 <w:pPr>
-                  <w:pStyle w:val="Heading2"/>
-                  <w:spacing w:before="0" w:after="0" w:line="276" w:lineRule="auto"/>
-                  <w:rPr>
-                    <w:rFonts w:ascii="Segoe UI Semibold" w:hAnsi="Segoe UI Semibold" w:cs="Segoe UI Semibold"/>
-                    <w:sz w:val="22"/>
-                    <w:szCs w:val="22"/>
-                  </w:rPr>
+                  <w:pStyle w:val="BCLabel"/>
+                  <w:spacing w:line="276" w:lineRule="auto"/>
                 </w:pPr>
-                <w:proofErr w:type="spellStart"/>
                 <w:r>
-                  <w:rPr>
-                    <w:rFonts w:ascii="Segoe UI Semibold" w:hAnsi="Segoe UI Semibold" w:cs="Segoe UI Semibold"/>
-                    <w:sz w:val="22"/>
-                    <w:szCs w:val="22"/>
-                  </w:rPr>
                   <w:t>ShipmentMethodDescription_Lbl</w:t>
                 </w:r>
-                <w:proofErr w:type="spellEnd"/>
               </w:p>
             </w:tc>
           </w:sdtContent>
         </w:sdt>
-        <w:tc>
-          <w:tcPr>
-            <w:tcW w:w="2571" w:type="dxa"/>
-          </w:tcPr>
-          <w:p>
-            <w:pPr>
-              <w:pStyle w:val="Heading2"/>
-              <w:spacing w:before="0" w:after="0" w:line="276" w:lineRule="auto"/>
-              <w:rPr>
-                <w:rFonts w:ascii="Segoe UI Semibold" w:hAnsi="Segoe UI Semibold" w:cs="Segoe UI Semibold"/>
-                <w:sz w:val="22"/>
-                <w:szCs w:val="22"/>
-              </w:rPr>
-            </w:pPr>
-          </w:p>
-        </w:tc>
       </w:tr>
       <w:tr>
         <w:trPr>
+          <w:gridAfter w:val="5"/>
+          <w:wAfter w:w="12852" w:type="dxa"/>
+          <w:cantSplit/>
           <w:trHeight w:val="242"/>
         </w:trPr>
         <w:sdt>
           <w:sdtPr>
-            <w:rPr>
-              <w:rFonts w:cs="Segoe UI"/>
-              <w:color w:val="242424"/>
-              <w:sz w:val="22"/>
-              <w:szCs w:val="22"/>
-            </w:rPr>
-            <w:alias w:val="YourReference"/>
-            <w:tag w:val="#BC:InsertDataItem,DataItems/Header/YourReference"/>
-            <w:id w:val="1477105704"/>
-            <w:placeholder>
-              <w:docPart w:val="D94D6D78D2B347FC9B5CA7EB211F48A8"/>
-            </w:placeholder>
-            <w:dataBinding w:prefixMappings="xmlns:ns0='urn:microsoft-dynamics-nav/reports/Standard_Sales_Quote/1304/'" w:xpath="/ns0:NavWordReportXmlPart[1]/ns0:Header[1]/ns0:YourReference[1]" w:storeItemID="{00000000-0000-0000-0000-000000000000}"/>
-            <w15:color w:val="808080"/>
-            <w:text/>
-          </w:sdtPr>
-          <w:sdtEndPr/>
-          <w:sdtContent>
-            <w:tc>
-              <w:tcPr>
-                <w:tcW w:w="2570" w:type="dxa"/>
-              </w:tcPr>
-              <w:p>
-                <w:pPr>
-                  <w:rPr>
-                    <w:rFonts w:cs="Segoe UI" w:asciiTheme="minorHAnsi" w:hAnsiTheme="minorHAnsi"/>
-                    <w:color w:val="242424"/>
-                    <w:sz w:val="22"/>
-                    <w:szCs w:val="22"/>
-                  </w:rPr>
-                </w:pPr>
-                <w:proofErr w:type="spellStart"/>
-                <w:r>
-                  <w:rPr>
-                    <w:rFonts w:cs="Segoe UI" w:asciiTheme="minorHAnsi" w:hAnsiTheme="minorHAnsi"/>
-                    <w:color w:val="242424"/>
-                    <w:sz w:val="22"/>
-                    <w:szCs w:val="22"/>
-                  </w:rPr>
-                  <w:t>YourReference</w:t>
-                </w:r>
-                <w:proofErr w:type="spellEnd"/>
-              </w:p>
-            </w:tc>
-          </w:sdtContent>
-        </w:sdt>
-        <w:sdt>
-          <w:sdtPr>
-            <w:rPr>
-              <w:rFonts w:cs="Segoe UI"/>
-              <w:color w:val="242424"/>
-              <w:sz w:val="22"/>
-              <w:szCs w:val="22"/>
-            </w:rPr>
-            <w:alias w:val="QuoteValidToDate"/>
-            <w:tag w:val="#BC:InsertDataItem,DataItems/Header/QuoteValidToDate"/>
-            <w:id w:val="1986967374"/>
-            <w:placeholder>
-              <w:docPart w:val="8209E02C8FEC470E80B67274F24990E0"/>
-            </w:placeholder>
-            <w:dataBinding w:prefixMappings="xmlns:ns0='urn:microsoft-dynamics-nav/reports/Standard_Sales_Quote/1304/'" w:xpath="/ns0:NavWordReportXmlPart[1]/ns0:Header[1]/ns0:QuoteValidToDate[1]" w:storeItemID="{00000000-0000-0000-0000-000000000000}"/>
-            <w15:color w:val="808080"/>
-            <w:text/>
-          </w:sdtPr>
-          <w:sdtEndPr/>
-          <w:sdtContent>
-            <w:tc>
-              <w:tcPr>
-                <w:tcW w:w="2570" w:type="dxa"/>
-              </w:tcPr>
-              <w:p>
-                <w:pPr>
-                  <w:rPr>
-                    <w:rFonts w:cs="Segoe UI" w:asciiTheme="minorHAnsi" w:hAnsiTheme="minorHAnsi"/>
-                    <w:color w:val="242424"/>
-                    <w:sz w:val="22"/>
-                    <w:szCs w:val="22"/>
-                  </w:rPr>
-                </w:pPr>
-                <w:proofErr w:type="spellStart"/>
-                <w:r>
-                  <w:rPr>
-                    <w:rFonts w:cs="Segoe UI"/>
-                    <w:color w:val="242424"/>
-                    <w:sz w:val="22"/>
-                    <w:szCs w:val="22"/>
-                  </w:rPr>
-                  <w:t>QuoteValidToDate</w:t>
-                </w:r>
-                <w:proofErr w:type="spellEnd"/>
-              </w:p>
-            </w:tc>
-          </w:sdtContent>
-        </w:sdt>
-        <w:sdt>
-          <w:sdtPr>
-            <w:rPr>
-              <w:rFonts w:cs="Segoe UI"/>
-              <w:color w:val="242424"/>
-              <w:sz w:val="22"/>
-              <w:szCs w:val="22"/>
-            </w:rPr>
-            <w:alias w:val="SalesPersonName"/>
-            <w:tag w:val="#BC:InsertDataItem,DataItems/Header/SalesPersonName"/>
-            <w:id w:val="269368846"/>
-            <w:placeholder>
-              <w:docPart w:val="C962A582A6304D009620FBB0D549D09A"/>
-            </w:placeholder>
-            <w:dataBinding w:prefixMappings="xmlns:ns0='urn:microsoft-dynamics-nav/reports/Standard_Sales_Quote/1304/'" w:xpath="/ns0:NavWordReportXmlPart[1]/ns0:Header[1]/ns0:SalesPersonName[1]" w:storeItemID="{00000000-0000-0000-0000-000000000000}"/>
-            <w15:color w:val="808080"/>
-            <w:text/>
-          </w:sdtPr>
-          <w:sdtEndPr/>
-          <w:sdtContent>
-            <w:tc>
-              <w:tcPr>
-                <w:tcW w:w="2571" w:type="dxa"/>
-              </w:tcPr>
-              <w:p>
-                <w:pPr>
-                  <w:rPr>
-                    <w:rFonts w:cs="Segoe UI" w:asciiTheme="minorHAnsi" w:hAnsiTheme="minorHAnsi"/>
-                    <w:color w:val="242424"/>
-                    <w:sz w:val="22"/>
-                    <w:szCs w:val="22"/>
-                  </w:rPr>
-                </w:pPr>
-                <w:proofErr w:type="spellStart"/>
-                <w:r>
-                  <w:rPr>
-                    <w:rFonts w:cs="Segoe UI" w:asciiTheme="minorHAnsi" w:hAnsiTheme="minorHAnsi"/>
-                    <w:color w:val="242424"/>
-                    <w:sz w:val="22"/>
-                    <w:szCs w:val="22"/>
-                  </w:rPr>
-                  <w:t>SalesPersonName</w:t>
-                </w:r>
-                <w:proofErr w:type="spellEnd"/>
-              </w:p>
-            </w:tc>
-          </w:sdtContent>
-        </w:sdt>
-        <w:sdt>
-          <w:sdtPr>
-            <w:rPr>
-              <w:rFonts w:cs="Segoe UI"/>
-              <w:color w:val="242424"/>
-              <w:sz w:val="22"/>
-              <w:szCs w:val="22"/>
-            </w:rPr>
-            <w:alias w:val="PaymentTermsDescription"/>
-            <w:tag w:val="#BC:InsertDataItem,DataItems/Header/PaymentTermsDescription"/>
-            <w:id w:val="-49539690"/>
-            <w:placeholder>
-              <w:docPart w:val="2E8753B239464508B19D61E57BB2A2F1"/>
-            </w:placeholder>
-            <w:dataBinding w:prefixMappings="xmlns:ns0='urn:microsoft-dynamics-nav/reports/Standard_Sales_Quote/1304/'" w:xpath="/ns0:NavWordReportXmlPart[1]/ns0:Header[1]/ns0:PaymentTermsDescription[1]" w:storeItemID="{00000000-0000-0000-0000-000000000000}"/>
-            <w15:color w:val="808080"/>
-            <w:text/>
-          </w:sdtPr>
-          <w:sdtEndPr/>
-          <w:sdtContent>
-            <w:tc>
-              <w:tcPr>
-                <w:tcW w:w="2570" w:type="dxa"/>
-              </w:tcPr>
-              <w:p>
-                <w:pPr>
-                  <w:rPr>
-                    <w:rFonts w:cs="Segoe UI" w:asciiTheme="minorHAnsi" w:hAnsiTheme="minorHAnsi"/>
-                    <w:color w:val="242424"/>
-                    <w:sz w:val="22"/>
-                    <w:szCs w:val="22"/>
-                  </w:rPr>
-                </w:pPr>
-                <w:proofErr w:type="spellStart"/>
-                <w:r>
-                  <w:rPr>
-                    <w:rFonts w:cs="Segoe UI" w:asciiTheme="minorHAnsi" w:hAnsiTheme="minorHAnsi"/>
-                    <w:color w:val="242424"/>
-                    <w:sz w:val="22"/>
-                    <w:szCs w:val="22"/>
-                  </w:rPr>
-                  <w:t>PaymentTermsDescription</w:t>
-                </w:r>
-                <w:proofErr w:type="spellEnd"/>
-              </w:p>
-            </w:tc>
-          </w:sdtContent>
-        </w:sdt>
-        <w:sdt>
-          <w:sdtPr>
-            <w:rPr>
-              <w:rFonts w:cs="Segoe UI"/>
-              <w:color w:val="242424"/>
-              <w:sz w:val="22"/>
-              <w:szCs w:val="22"/>
-            </w:rPr>
             <w:alias w:val="ShipmentMethodDescription"/>
             <w:tag w:val="#BC:InsertDataItem,DataItems/Header/ShipmentMethodDescription"/>
             <w:id w:val="-1663927754"/>
             <w:placeholder>
-              <w:docPart w:val="4A034466E0BA4D898B36A30CAB4132FB"/>
+              <w:docPart w:val="971BE9AC9FD54580A8055E73FF52FAAC"/>
             </w:placeholder>
             <w:dataBinding w:prefixMappings="xmlns:ns0='urn:microsoft-dynamics-nav/reports/Standard_Sales_Quote/1304/'" w:xpath="/ns0:NavWordReportXmlPart[1]/ns0:Header[1]/ns0:ShipmentMethodDescription[1]" w:storeItemID="{00000000-0000-0000-0000-000000000000}"/>
             <w15:color w:val="808080"/>
@@ -1438,96 +1141,61 @@
           <w:sdtContent>
             <w:tc>
               <w:tcPr>
-                <w:tcW w:w="2570" w:type="dxa"/>
+                <w:tcW w:w="833" w:type="pct"/>
               </w:tcPr>
               <w:p>
                 <w:pPr>
-                  <w:rPr>
-                    <w:rFonts w:cs="Segoe UI"/>
-                    <w:color w:val="242424"/>
-                    <w:sz w:val="22"/>
-                    <w:szCs w:val="22"/>
-                  </w:rPr>
+                  <w:pStyle w:val="NoSpacing"/>
                 </w:pPr>
-                <w:proofErr w:type="spellStart"/>
                 <w:r>
-                  <w:rPr>
-                    <w:rFonts w:cs="Segoe UI" w:asciiTheme="minorHAnsi" w:hAnsiTheme="minorHAnsi"/>
-                    <w:color w:val="242424"/>
-                    <w:sz w:val="22"/>
-                    <w:szCs w:val="22"/>
-                  </w:rPr>
                   <w:t>ShipmentMethodDescription</w:t>
                 </w:r>
-                <w:proofErr w:type="spellEnd"/>
               </w:p>
             </w:tc>
           </w:sdtContent>
         </w:sdt>
-        <w:tc>
-          <w:tcPr>
-            <w:tcW w:w="2571" w:type="dxa"/>
-          </w:tcPr>
-          <w:p>
-            <w:pPr>
-              <w:rPr>
-                <w:rFonts w:cs="Segoe UI"/>
-                <w:color w:val="242424"/>
-                <w:sz w:val="22"/>
-                <w:szCs w:val="22"/>
-              </w:rPr>
-            </w:pPr>
-          </w:p>
-        </w:tc>
       </w:tr>
     </w:tbl>
     <w:p>
       <w:pPr>
-        <w:rPr>
-          <w:sz w:val="22"/>
-          <w:szCs w:val="22"/>
-        </w:rPr>
+        <w:spacing w:after="0" w:line="240" w:lineRule="auto"/>
       </w:pPr>
     </w:p>
     <w:tbl>
       <w:tblPr>
-        <w:tblStyle w:val="CLSequoiatablestyle021"/>
-        <w:tblW w:w="15422" w:type="dxa"/>
-        <w:tblLayout w:type="fixed"/>
-        <w:tblLook w:val="04A0" w:firstRow="1" w:lastRow="0" w:firstColumn="1" w:lastColumn="0" w:noHBand="0" w:noVBand="1"/>
+        <w:tblStyle w:val="BCDataTable"/>
+        <w:tblW w:w="5000" w:type="pct"/>
+        <w:tblLook w:val="0420" w:firstRow="1" w:lastRow="0" w:firstColumn="0" w:lastColumn="0" w:noHBand="0" w:noVBand="1"/>
         <w:tblCaption w:val="Data Table Block"/>
+        <w:tblDescription w:val="Document lines. Column headers in the first row."/>
       </w:tblPr>
       <w:tblGrid>
-        <w:gridCol w:w="1073"/>
-        <w:gridCol w:w="3210"/>
-        <w:gridCol w:w="2107"/>
-        <w:gridCol w:w="1464"/>
-        <w:gridCol w:w="1190"/>
-        <w:gridCol w:w="1546"/>
-        <w:gridCol w:w="1786"/>
-        <w:gridCol w:w="1160"/>
-        <w:gridCol w:w="1886"/>
+        <w:gridCol w:w="1547"/>
+        <w:gridCol w:w="1862"/>
+        <w:gridCol w:w="1752"/>
+        <w:gridCol w:w="1628"/>
+        <w:gridCol w:w="1486"/>
+        <w:gridCol w:w="1269"/>
+        <w:gridCol w:w="2717"/>
+        <w:gridCol w:w="1517"/>
+        <w:gridCol w:w="1908"/>
       </w:tblGrid>
       <w:tr>
         <w:trPr>
           <w:cnfStyle w:val="100000000000" w:firstRow="1" w:lastRow="0" w:firstColumn="0" w:lastColumn="0" w:oddVBand="0" w:evenVBand="0" w:oddHBand="0" w:evenHBand="0" w:firstRowFirstColumn="0" w:firstRowLastColumn="0" w:lastRowFirstColumn="0" w:lastRowLastColumn="0"/>
+          <w:cantSplit/>
           <w:trHeight w:val="490"/>
+          <w:tblHeader/>
         </w:trPr>
         <w:tc>
           <w:tcPr>
-            <w:cnfStyle w:val="001000000000" w:firstRow="0" w:lastRow="0" w:firstColumn="1" w:lastColumn="0" w:oddVBand="0" w:evenVBand="0" w:oddHBand="0" w:evenHBand="0" w:firstRowFirstColumn="0" w:firstRowLastColumn="0" w:lastRowFirstColumn="0" w:lastRowLastColumn="0"/>
-            <w:tcW w:w="1073" w:type="dxa"/>
+            <w:tcW w:w="348" w:type="pct"/>
             <w:tcBorders>
               <w:bottom w:val="single" w:color="auto" w:sz="4" w:space="0"/>
             </w:tcBorders>
           </w:tcPr>
           <w:sdt>
             <w:sdtPr>
-              <w:rPr>
-                <w:rFonts w:ascii="Segoe UI Semibold" w:hAnsi="Segoe UI Semibold" w:cs="Segoe UI Semibold" w:eastAsiaTheme="minorHAnsi"/>
-                <w:sz w:val="22"/>
-                <w:szCs w:val="22"/>
-              </w:rPr>
               <w:alias w:val="ItemNo_Line_Lbl"/>
               <w:tag w:val="#BC:InsertDataItem,DataItems/Header/Line/ItemNo_Line_Lbl"/>
               <w:id w:val="1833629939"/>
@@ -1542,34 +1210,17 @@
             <w:sdtContent>
               <w:p>
                 <w:pPr>
-                  <w:pStyle w:val="Heading2"/>
-                  <w:rPr>
-                    <w:rFonts w:ascii="Segoe UI Semibold" w:hAnsi="Segoe UI Semibold" w:cs="Segoe UI Semibold" w:eastAsiaTheme="minorHAnsi"/>
-                    <w:sz w:val="22"/>
-                    <w:szCs w:val="22"/>
-                  </w:rPr>
+                  <w:pStyle w:val="BCLabel"/>
                 </w:pPr>
-                <w:proofErr w:type="spellStart"/>
                 <w:r>
-                  <w:rPr>
-                    <w:rFonts w:ascii="Segoe UI Semibold" w:hAnsi="Segoe UI Semibold" w:cs="Segoe UI Semibold" w:eastAsiaTheme="minorHAnsi"/>
-                    <w:sz w:val="22"/>
-                    <w:szCs w:val="22"/>
-                  </w:rPr>
                   <w:t>ItemNo_Line_Lbl</w:t>
                 </w:r>
-                <w:proofErr w:type="spellEnd"/>
               </w:p>
             </w:sdtContent>
           </w:sdt>
         </w:tc>
         <w:sdt>
           <w:sdtPr>
-            <w:rPr>
-              <w:rFonts w:ascii="Segoe UI Semibold" w:hAnsi="Segoe UI Semibold" w:cs="Segoe UI Semibold"/>
-              <w:sz w:val="22"/>
-              <w:szCs w:val="22"/>
-            </w:rPr>
             <w:alias w:val="Description_Line_Lbl"/>
             <w:tag w:val="#BC:InsertDataItem,DataItems/Header/Line/Description_Line_Lbl"/>
             <w:id w:val="-52395777"/>
@@ -1584,42 +1235,24 @@
           <w:sdtContent>
             <w:tc>
               <w:tcPr>
-                <w:tcW w:w="3210" w:type="dxa"/>
+                <w:tcW w:w="1041" w:type="pct"/>
                 <w:tcBorders>
                   <w:bottom w:val="single" w:color="auto" w:sz="4" w:space="0"/>
                 </w:tcBorders>
               </w:tcPr>
               <w:p>
                 <w:pPr>
-                  <w:pStyle w:val="Heading2"/>
-                  <w:cnfStyle w:val="100000000000" w:firstRow="1" w:lastRow="0" w:firstColumn="0" w:lastColumn="0" w:oddVBand="0" w:evenVBand="0" w:oddHBand="0" w:evenHBand="0" w:firstRowFirstColumn="0" w:firstRowLastColumn="0" w:lastRowFirstColumn="0" w:lastRowLastColumn="0"/>
-                  <w:rPr>
-                    <w:rFonts w:ascii="Segoe UI Semibold" w:hAnsi="Segoe UI Semibold" w:cs="Segoe UI Semibold"/>
-                    <w:sz w:val="22"/>
-                    <w:szCs w:val="22"/>
-                  </w:rPr>
+                  <w:pStyle w:val="BCLabel"/>
                 </w:pPr>
-                <w:proofErr w:type="spellStart"/>
                 <w:r>
-                  <w:rPr>
-                    <w:rFonts w:ascii="Segoe UI Semibold" w:hAnsi="Segoe UI Semibold" w:cs="Segoe UI Semibold"/>
-                    <w:sz w:val="22"/>
-                    <w:szCs w:val="22"/>
-                  </w:rPr>
                   <w:t>Description_Line_Lbl</w:t>
                 </w:r>
-                <w:proofErr w:type="spellEnd"/>
               </w:p>
             </w:tc>
           </w:sdtContent>
         </w:sdt>
         <w:sdt>
           <w:sdtPr>
-            <w:rPr>
-              <w:rFonts w:ascii="Segoe UI Semibold" w:hAnsi="Segoe UI Semibold" w:cs="Segoe UI Semibold"/>
-              <w:sz w:val="22"/>
-              <w:szCs w:val="22"/>
-            </w:rPr>
             <w:alias w:val="CO2ePerUnit_Lbl"/>
             <w:tag w:val="#BC:InsertDataItem,DataItems/Header/CO2ePerUnit_Lbl"/>
             <w:id w:val="1239681716"/>
@@ -1634,28 +1267,17 @@
           <w:sdtContent>
             <w:tc>
               <w:tcPr>
-                <w:tcW w:w="2107" w:type="dxa"/>
+                <w:tcW w:w="683" w:type="pct"/>
                 <w:tcBorders>
                   <w:bottom w:val="single" w:color="auto" w:sz="4" w:space="0"/>
                 </w:tcBorders>
               </w:tcPr>
               <w:p>
                 <w:pPr>
-                  <w:pStyle w:val="Heading2"/>
+                  <w:pStyle w:val="BCLabelNumber"/>
                   <w:jc w:val="right"/>
-                  <w:cnfStyle w:val="100000000000" w:firstRow="1" w:lastRow="0" w:firstColumn="0" w:lastColumn="0" w:oddVBand="0" w:evenVBand="0" w:oddHBand="0" w:evenHBand="0" w:firstRowFirstColumn="0" w:firstRowLastColumn="0" w:lastRowFirstColumn="0" w:lastRowLastColumn="0"/>
-                  <w:rPr>
-                    <w:rFonts w:ascii="Segoe UI Semibold" w:hAnsi="Segoe UI Semibold" w:cs="Segoe UI Semibold"/>
-                    <w:sz w:val="22"/>
-                    <w:szCs w:val="22"/>
-                  </w:rPr>
                 </w:pPr>
                 <w:r>
-                  <w:rPr>
-                    <w:rFonts w:ascii="Segoe UI Semibold" w:hAnsi="Segoe UI Semibold" w:cs="Segoe UI Semibold"/>
-                    <w:sz w:val="22"/>
-                    <w:szCs w:val="22"/>
-                  </w:rPr>
                   <w:t>CO2ePerUnit_Lbl</w:t>
                 </w:r>
               </w:p>
@@ -1664,11 +1286,6 @@
         </w:sdt>
         <w:sdt>
           <w:sdtPr>
-            <w:rPr>
-              <w:rFonts w:ascii="Segoe UI Semibold" w:hAnsi="Segoe UI Semibold" w:cs="Segoe UI Semibold"/>
-              <w:sz w:val="22"/>
-              <w:szCs w:val="22"/>
-            </w:rPr>
             <w:alias w:val="Quantity_Line_Lbl"/>
             <w:tag w:val="#BC:InsertDataItem,DataItems/Header/Line/Quantity_Line_Lbl"/>
             <w:id w:val="-630170238"/>
@@ -1683,43 +1300,25 @@
           <w:sdtContent>
             <w:tc>
               <w:tcPr>
-                <w:tcW w:w="1464" w:type="dxa"/>
+                <w:tcW w:w="475" w:type="pct"/>
                 <w:tcBorders>
                   <w:bottom w:val="single" w:color="auto" w:sz="4" w:space="0"/>
                 </w:tcBorders>
               </w:tcPr>
               <w:p>
                 <w:pPr>
-                  <w:pStyle w:val="Heading2"/>
+                  <w:pStyle w:val="BCLabelNumber"/>
                   <w:jc w:val="right"/>
-                  <w:cnfStyle w:val="100000000000" w:firstRow="1" w:lastRow="0" w:firstColumn="0" w:lastColumn="0" w:oddVBand="0" w:evenVBand="0" w:oddHBand="0" w:evenHBand="0" w:firstRowFirstColumn="0" w:firstRowLastColumn="0" w:lastRowFirstColumn="0" w:lastRowLastColumn="0"/>
-                  <w:rPr>
-                    <w:rFonts w:ascii="Segoe UI Semibold" w:hAnsi="Segoe UI Semibold" w:cs="Segoe UI Semibold"/>
-                    <w:sz w:val="22"/>
-                    <w:szCs w:val="22"/>
-                  </w:rPr>
                 </w:pPr>
-                <w:proofErr w:type="spellStart"/>
                 <w:r>
-                  <w:rPr>
-                    <w:rFonts w:ascii="Segoe UI Semibold" w:hAnsi="Segoe UI Semibold" w:cs="Segoe UI Semibold"/>
-                    <w:sz w:val="22"/>
-                    <w:szCs w:val="22"/>
-                  </w:rPr>
                   <w:t>Quantity_Line_Lbl</w:t>
                 </w:r>
-                <w:proofErr w:type="spellEnd"/>
               </w:p>
             </w:tc>
           </w:sdtContent>
         </w:sdt>
         <w:sdt>
           <w:sdtPr>
-            <w:rPr>
-              <w:rFonts w:ascii="Segoe UI Semibold" w:hAnsi="Segoe UI Semibold" w:cs="Segoe UI Semibold"/>
-              <w:sz w:val="22"/>
-              <w:szCs w:val="22"/>
-            </w:rPr>
             <w:alias w:val="Unit_Lbl"/>
             <w:tag w:val="#BC:InsertDataItem,DataItems/Header/Line/Unit_Lbl"/>
             <w:id w:val="1441568432"/>
@@ -1734,42 +1333,24 @@
           <w:sdtContent>
             <w:tc>
               <w:tcPr>
-                <w:tcW w:w="1190" w:type="dxa"/>
+                <w:tcW w:w="386" w:type="pct"/>
                 <w:tcBorders>
                   <w:bottom w:val="single" w:color="auto" w:sz="4" w:space="0"/>
                 </w:tcBorders>
               </w:tcPr>
               <w:p>
                 <w:pPr>
-                  <w:pStyle w:val="Heading2"/>
-                  <w:cnfStyle w:val="100000000000" w:firstRow="1" w:lastRow="0" w:firstColumn="0" w:lastColumn="0" w:oddVBand="0" w:evenVBand="0" w:oddHBand="0" w:evenHBand="0" w:firstRowFirstColumn="0" w:firstRowLastColumn="0" w:lastRowFirstColumn="0" w:lastRowLastColumn="0"/>
-                  <w:rPr>
-                    <w:rFonts w:ascii="Segoe UI Semibold" w:hAnsi="Segoe UI Semibold" w:cs="Segoe UI Semibold"/>
-                    <w:sz w:val="22"/>
-                    <w:szCs w:val="22"/>
-                  </w:rPr>
+                  <w:pStyle w:val="BCLabel"/>
                 </w:pPr>
-                <w:proofErr w:type="spellStart"/>
                 <w:r>
-                  <w:rPr>
-                    <w:rFonts w:ascii="Segoe UI Semibold" w:hAnsi="Segoe UI Semibold" w:cs="Segoe UI Semibold"/>
-                    <w:sz w:val="22"/>
-                    <w:szCs w:val="22"/>
-                  </w:rPr>
                   <w:t>Unit_Lbl</w:t>
                 </w:r>
-                <w:proofErr w:type="spellEnd"/>
               </w:p>
             </w:tc>
           </w:sdtContent>
         </w:sdt>
         <w:sdt>
           <w:sdtPr>
-            <w:rPr>
-              <w:rFonts w:ascii="Segoe UI Semibold" w:hAnsi="Segoe UI Semibold" w:cs="Segoe UI Semibold"/>
-              <w:sz w:val="22"/>
-              <w:szCs w:val="22"/>
-            </w:rPr>
             <w:alias w:val="UnitPrice_Lbl"/>
             <w:tag w:val="#BC:InsertDataItem,DataItems/Header/Line/UnitPrice_Lbl"/>
             <w:id w:val="-1707175143"/>
@@ -1784,43 +1365,25 @@
           <w:sdtContent>
             <w:tc>
               <w:tcPr>
-                <w:tcW w:w="1546" w:type="dxa"/>
+                <w:tcW w:w="501" w:type="pct"/>
                 <w:tcBorders>
                   <w:bottom w:val="single" w:color="auto" w:sz="4" w:space="0"/>
                 </w:tcBorders>
               </w:tcPr>
               <w:p>
                 <w:pPr>
-                  <w:pStyle w:val="Heading2"/>
+                  <w:pStyle w:val="BCLabelNumber"/>
                   <w:jc w:val="right"/>
-                  <w:cnfStyle w:val="100000000000" w:firstRow="1" w:lastRow="0" w:firstColumn="0" w:lastColumn="0" w:oddVBand="0" w:evenVBand="0" w:oddHBand="0" w:evenHBand="0" w:firstRowFirstColumn="0" w:firstRowLastColumn="0" w:lastRowFirstColumn="0" w:lastRowLastColumn="0"/>
-                  <w:rPr>
-                    <w:rFonts w:ascii="Segoe UI Semibold" w:hAnsi="Segoe UI Semibold" w:cs="Segoe UI Semibold"/>
-                    <w:sz w:val="22"/>
-                    <w:szCs w:val="22"/>
-                  </w:rPr>
                 </w:pPr>
-                <w:proofErr w:type="spellStart"/>
                 <w:r>
-                  <w:rPr>
-                    <w:rFonts w:ascii="Segoe UI Semibold" w:hAnsi="Segoe UI Semibold" w:cs="Segoe UI Semibold"/>
-                    <w:sz w:val="22"/>
-                    <w:szCs w:val="22"/>
-                  </w:rPr>
                   <w:t>UnitPrice_Lbl</w:t>
                 </w:r>
-                <w:proofErr w:type="spellEnd"/>
               </w:p>
             </w:tc>
           </w:sdtContent>
         </w:sdt>
         <w:sdt>
           <w:sdtPr>
-            <w:rPr>
-              <w:rFonts w:ascii="Segoe UI Semibold" w:hAnsi="Segoe UI Semibold" w:cs="Segoe UI Semibold"/>
-              <w:sz w:val="22"/>
-              <w:szCs w:val="22"/>
-            </w:rPr>
             <w:alias w:val="SalesInvoiceLineDiscount_Lbl"/>
             <w:tag w:val="#BC:InsertDataItem,DataItems/Header/SalesInvoiceLineDiscount_Lbl"/>
             <w:id w:val="-264690703"/>
@@ -1835,43 +1398,25 @@
           <w:sdtContent>
             <w:tc>
               <w:tcPr>
-                <w:tcW w:w="1786" w:type="dxa"/>
+                <w:tcW w:w="579" w:type="pct"/>
                 <w:tcBorders>
                   <w:bottom w:val="single" w:color="auto" w:sz="4" w:space="0"/>
                 </w:tcBorders>
               </w:tcPr>
               <w:p>
                 <w:pPr>
-                  <w:pStyle w:val="Heading2"/>
+                  <w:pStyle w:val="BCLabelNumber"/>
                   <w:jc w:val="right"/>
-                  <w:cnfStyle w:val="100000000000" w:firstRow="1" w:lastRow="0" w:firstColumn="0" w:lastColumn="0" w:oddVBand="0" w:evenVBand="0" w:oddHBand="0" w:evenHBand="0" w:firstRowFirstColumn="0" w:firstRowLastColumn="0" w:lastRowFirstColumn="0" w:lastRowLastColumn="0"/>
-                  <w:rPr>
-                    <w:rFonts w:ascii="Segoe UI Semibold" w:hAnsi="Segoe UI Semibold" w:cs="Segoe UI Semibold"/>
-                    <w:sz w:val="22"/>
-                    <w:szCs w:val="22"/>
-                  </w:rPr>
                 </w:pPr>
-                <w:proofErr w:type="spellStart"/>
                 <w:r>
-                  <w:rPr>
-                    <w:rFonts w:ascii="Segoe UI Semibold" w:hAnsi="Segoe UI Semibold" w:cs="Segoe UI Semibold"/>
-                    <w:sz w:val="22"/>
-                    <w:szCs w:val="22"/>
-                  </w:rPr>
                   <w:t>SalesInvoiceLineDiscount_Lbl</w:t>
                 </w:r>
-                <w:proofErr w:type="spellEnd"/>
               </w:p>
             </w:tc>
           </w:sdtContent>
         </w:sdt>
         <w:sdt>
           <w:sdtPr>
-            <w:rPr>
-              <w:rFonts w:ascii="Segoe UI Semibold" w:hAnsi="Segoe UI Semibold" w:cs="Segoe UI Semibold"/>
-              <w:sz w:val="22"/>
-              <w:szCs w:val="22"/>
-            </w:rPr>
             <w:alias w:val="VATPct_Line_Lbl"/>
             <w:tag w:val="#BC:InsertDataItem,DataItems/Header/Line/VATPct_Line_Lbl"/>
             <w:id w:val="-1858347860"/>
@@ -1886,43 +1431,25 @@
           <w:sdtContent>
             <w:tc>
               <w:tcPr>
-                <w:tcW w:w="1160" w:type="dxa"/>
+                <w:tcW w:w="376" w:type="pct"/>
                 <w:tcBorders>
                   <w:bottom w:val="single" w:color="auto" w:sz="4" w:space="0"/>
                 </w:tcBorders>
               </w:tcPr>
               <w:p>
                 <w:pPr>
-                  <w:pStyle w:val="Heading2"/>
+                  <w:pStyle w:val="BCLabelNumber"/>
                   <w:jc w:val="right"/>
-                  <w:cnfStyle w:val="100000000000" w:firstRow="1" w:lastRow="0" w:firstColumn="0" w:lastColumn="0" w:oddVBand="0" w:evenVBand="0" w:oddHBand="0" w:evenHBand="0" w:firstRowFirstColumn="0" w:firstRowLastColumn="0" w:lastRowFirstColumn="0" w:lastRowLastColumn="0"/>
-                  <w:rPr>
-                    <w:rFonts w:ascii="Segoe UI Semibold" w:hAnsi="Segoe UI Semibold" w:cs="Segoe UI Semibold"/>
-                    <w:sz w:val="22"/>
-                    <w:szCs w:val="22"/>
-                  </w:rPr>
                 </w:pPr>
-                <w:proofErr w:type="spellStart"/>
                 <w:r>
-                  <w:rPr>
-                    <w:rFonts w:ascii="Segoe UI Semibold" w:hAnsi="Segoe UI Semibold" w:cs="Segoe UI Semibold"/>
-                    <w:sz w:val="22"/>
-                    <w:szCs w:val="22"/>
-                  </w:rPr>
                   <w:t>VATPct_Line_Lbl</w:t>
                 </w:r>
-                <w:proofErr w:type="spellEnd"/>
               </w:p>
             </w:tc>
           </w:sdtContent>
         </w:sdt>
         <w:sdt>
           <w:sdtPr>
-            <w:rPr>
-              <w:rFonts w:ascii="Segoe UI Semibold" w:hAnsi="Segoe UI Semibold" w:cs="Segoe UI Semibold"/>
-              <w:sz w:val="22"/>
-              <w:szCs w:val="22"/>
-            </w:rPr>
             <w:alias w:val="LineAmount_Line_Lbl"/>
             <w:tag w:val="#BC:InsertDataItem,DataItems/Header/Line/LineAmount_Line_Lbl"/>
             <w:id w:val="362403583"/>
@@ -1937,32 +1464,19 @@
           <w:sdtContent>
             <w:tc>
               <w:tcPr>
-                <w:tcW w:w="1886" w:type="dxa"/>
+                <w:tcW w:w="611" w:type="pct"/>
                 <w:tcBorders>
                   <w:bottom w:val="single" w:color="auto" w:sz="4" w:space="0"/>
                 </w:tcBorders>
               </w:tcPr>
               <w:p>
                 <w:pPr>
-                  <w:pStyle w:val="Heading2"/>
+                  <w:pStyle w:val="BCLabelNumber"/>
                   <w:jc w:val="right"/>
-                  <w:cnfStyle w:val="100000000000" w:firstRow="1" w:lastRow="0" w:firstColumn="0" w:lastColumn="0" w:oddVBand="0" w:evenVBand="0" w:oddHBand="0" w:evenHBand="0" w:firstRowFirstColumn="0" w:firstRowLastColumn="0" w:lastRowFirstColumn="0" w:lastRowLastColumn="0"/>
-                  <w:rPr>
-                    <w:rFonts w:ascii="Segoe UI Semibold" w:hAnsi="Segoe UI Semibold" w:cs="Segoe UI Semibold"/>
-                    <w:sz w:val="22"/>
-                    <w:szCs w:val="22"/>
-                  </w:rPr>
                 </w:pPr>
-                <w:proofErr w:type="spellStart"/>
                 <w:r>
-                  <w:rPr>
-                    <w:rFonts w:ascii="Segoe UI Semibold" w:hAnsi="Segoe UI Semibold" w:cs="Segoe UI Semibold"/>
-                    <w:sz w:val="22"/>
-                    <w:szCs w:val="22"/>
-                  </w:rPr>
                   <w:t>LineAmount_Line_Lbl</w:t>
                 </w:r>
-                <w:proofErr w:type="spellEnd"/>
               </w:p>
             </w:tc>
           </w:sdtContent>
@@ -1971,23 +1485,20 @@
       <w:tr>
         <w:trPr>
           <w:cnfStyle w:val="000000100000" w:firstRow="0" w:lastRow="0" w:firstColumn="0" w:lastColumn="0" w:oddVBand="0" w:evenVBand="0" w:oddHBand="1" w:evenHBand="0" w:firstRowFirstColumn="0" w:firstRowLastColumn="0" w:lastRowFirstColumn="0" w:lastRowLastColumn="0"/>
-          <w:trHeight w:val="245" w:hRule="exact"/>
+          <w:cantSplit/>
+          <w:trHeight w:val="245"/>
         </w:trPr>
         <w:tc>
           <w:tcPr>
-            <w:cnfStyle w:val="001000000000" w:firstRow="0" w:lastRow="0" w:firstColumn="1" w:lastColumn="0" w:oddVBand="0" w:evenVBand="0" w:oddHBand="0" w:evenHBand="0" w:firstRowFirstColumn="0" w:firstRowLastColumn="0" w:lastRowFirstColumn="0" w:lastRowLastColumn="0"/>
-            <w:tcW w:w="1073" w:type="dxa"/>
+            <w:tcW w:w="348" w:type="pct"/>
             <w:tcBorders>
               <w:top w:val="single" w:color="auto" w:sz="4" w:space="0"/>
             </w:tcBorders>
           </w:tcPr>
           <w:p>
             <w:pPr>
+              <w:pStyle w:val="NoSpacing"/>
               <w:rPr>
-                <w:rFonts w:ascii="Segoe UI Semibold" w:hAnsi="Segoe UI Semibold" w:cs="Segoe UI Semibold"/>
-                <w:b/>
-                <w:sz w:val="22"/>
-                <w:szCs w:val="22"/>
                 <w:lang w:val="en-US" w:eastAsia="en-US"/>
               </w:rPr>
             </w:pPr>
@@ -1995,20 +1506,15 @@
         </w:tc>
         <w:tc>
           <w:tcPr>
-            <w:tcW w:w="3210" w:type="dxa"/>
+            <w:tcW w:w="1041" w:type="pct"/>
             <w:tcBorders>
               <w:top w:val="single" w:color="auto" w:sz="4" w:space="0"/>
             </w:tcBorders>
           </w:tcPr>
           <w:p>
             <w:pPr>
-              <w:cnfStyle w:val="000000100000" w:firstRow="0" w:lastRow="0" w:firstColumn="0" w:lastColumn="0" w:oddVBand="0" w:evenVBand="0" w:oddHBand="1" w:evenHBand="0" w:firstRowFirstColumn="0" w:firstRowLastColumn="0" w:lastRowFirstColumn="0" w:lastRowLastColumn="0"/>
+              <w:pStyle w:val="NoSpacing"/>
               <w:rPr>
-                <w:rFonts w:ascii="Segoe UI Semibold" w:hAnsi="Segoe UI Semibold" w:cs="Segoe UI Semibold"/>
-                <w:b/>
-                <w:bCs/>
-                <w:sz w:val="22"/>
-                <w:szCs w:val="22"/>
                 <w:lang w:val="en-US" w:eastAsia="en-US"/>
               </w:rPr>
             </w:pPr>
@@ -2016,20 +1522,15 @@
         </w:tc>
         <w:tc>
           <w:tcPr>
-            <w:tcW w:w="2107" w:type="dxa"/>
+            <w:tcW w:w="683" w:type="pct"/>
             <w:tcBorders>
               <w:top w:val="single" w:color="auto" w:sz="4" w:space="0"/>
             </w:tcBorders>
           </w:tcPr>
           <w:p>
             <w:pPr>
-              <w:cnfStyle w:val="000000100000" w:firstRow="0" w:lastRow="0" w:firstColumn="0" w:lastColumn="0" w:oddVBand="0" w:evenVBand="0" w:oddHBand="1" w:evenHBand="0" w:firstRowFirstColumn="0" w:firstRowLastColumn="0" w:lastRowFirstColumn="0" w:lastRowLastColumn="0"/>
+              <w:pStyle w:val="NoSpacing"/>
               <w:rPr>
-                <w:rFonts w:ascii="Segoe UI Semibold" w:hAnsi="Segoe UI Semibold" w:cs="Segoe UI Semibold"/>
-                <w:b/>
-                <w:bCs/>
-                <w:sz w:val="22"/>
-                <w:szCs w:val="22"/>
                 <w:lang w:val="en-US" w:eastAsia="en-US"/>
               </w:rPr>
             </w:pPr>
@@ -2037,20 +1538,15 @@
         </w:tc>
         <w:tc>
           <w:tcPr>
-            <w:tcW w:w="1464" w:type="dxa"/>
+            <w:tcW w:w="475" w:type="pct"/>
             <w:tcBorders>
               <w:top w:val="single" w:color="auto" w:sz="4" w:space="0"/>
             </w:tcBorders>
           </w:tcPr>
           <w:p>
             <w:pPr>
-              <w:cnfStyle w:val="000000100000" w:firstRow="0" w:lastRow="0" w:firstColumn="0" w:lastColumn="0" w:oddVBand="0" w:evenVBand="0" w:oddHBand="1" w:evenHBand="0" w:firstRowFirstColumn="0" w:firstRowLastColumn="0" w:lastRowFirstColumn="0" w:lastRowLastColumn="0"/>
+              <w:pStyle w:val="NoSpacing"/>
               <w:rPr>
-                <w:rFonts w:ascii="Segoe UI Semibold" w:hAnsi="Segoe UI Semibold" w:cs="Segoe UI Semibold"/>
-                <w:b/>
-                <w:bCs/>
-                <w:sz w:val="22"/>
-                <w:szCs w:val="22"/>
                 <w:lang w:val="en-US" w:eastAsia="en-US"/>
               </w:rPr>
             </w:pPr>
@@ -2058,20 +1554,15 @@
         </w:tc>
         <w:tc>
           <w:tcPr>
-            <w:tcW w:w="1190" w:type="dxa"/>
+            <w:tcW w:w="386" w:type="pct"/>
             <w:tcBorders>
               <w:top w:val="single" w:color="auto" w:sz="4" w:space="0"/>
             </w:tcBorders>
           </w:tcPr>
           <w:p>
             <w:pPr>
-              <w:cnfStyle w:val="000000100000" w:firstRow="0" w:lastRow="0" w:firstColumn="0" w:lastColumn="0" w:oddVBand="0" w:evenVBand="0" w:oddHBand="1" w:evenHBand="0" w:firstRowFirstColumn="0" w:firstRowLastColumn="0" w:lastRowFirstColumn="0" w:lastRowLastColumn="0"/>
+              <w:pStyle w:val="NoSpacing"/>
               <w:rPr>
-                <w:rFonts w:ascii="Segoe UI Semibold" w:hAnsi="Segoe UI Semibold" w:cs="Segoe UI Semibold"/>
-                <w:b/>
-                <w:bCs/>
-                <w:sz w:val="22"/>
-                <w:szCs w:val="22"/>
                 <w:lang w:val="en-US" w:eastAsia="en-US"/>
               </w:rPr>
             </w:pPr>
@@ -2079,20 +1570,15 @@
         </w:tc>
         <w:tc>
           <w:tcPr>
-            <w:tcW w:w="1546" w:type="dxa"/>
+            <w:tcW w:w="501" w:type="pct"/>
             <w:tcBorders>
               <w:top w:val="single" w:color="auto" w:sz="4" w:space="0"/>
             </w:tcBorders>
           </w:tcPr>
           <w:p>
             <w:pPr>
-              <w:cnfStyle w:val="000000100000" w:firstRow="0" w:lastRow="0" w:firstColumn="0" w:lastColumn="0" w:oddVBand="0" w:evenVBand="0" w:oddHBand="1" w:evenHBand="0" w:firstRowFirstColumn="0" w:firstRowLastColumn="0" w:lastRowFirstColumn="0" w:lastRowLastColumn="0"/>
+              <w:pStyle w:val="NoSpacing"/>
               <w:rPr>
-                <w:rFonts w:ascii="Segoe UI Semibold" w:hAnsi="Segoe UI Semibold" w:cs="Segoe UI Semibold"/>
-                <w:b/>
-                <w:bCs/>
-                <w:sz w:val="22"/>
-                <w:szCs w:val="22"/>
                 <w:lang w:val="en-US" w:eastAsia="en-US"/>
               </w:rPr>
             </w:pPr>
@@ -2100,21 +1586,16 @@
         </w:tc>
         <w:tc>
           <w:tcPr>
-            <w:tcW w:w="1786" w:type="dxa"/>
+            <w:tcW w:w="579" w:type="pct"/>
             <w:tcBorders>
               <w:top w:val="single" w:color="auto" w:sz="4" w:space="0"/>
             </w:tcBorders>
           </w:tcPr>
           <w:p>
             <w:pPr>
+              <w:pStyle w:val="BCNumber"/>
               <w:jc w:val="right"/>
-              <w:cnfStyle w:val="000000100000" w:firstRow="0" w:lastRow="0" w:firstColumn="0" w:lastColumn="0" w:oddVBand="0" w:evenVBand="0" w:oddHBand="1" w:evenHBand="0" w:firstRowFirstColumn="0" w:firstRowLastColumn="0" w:lastRowFirstColumn="0" w:lastRowLastColumn="0"/>
               <w:rPr>
-                <w:rFonts w:ascii="Segoe UI Semibold" w:hAnsi="Segoe UI Semibold" w:cs="Segoe UI Semibold"/>
-                <w:b/>
-                <w:bCs/>
-                <w:sz w:val="22"/>
-                <w:szCs w:val="22"/>
                 <w:lang w:val="en-US" w:eastAsia="en-US"/>
               </w:rPr>
             </w:pPr>
@@ -2122,21 +1603,16 @@
         </w:tc>
         <w:tc>
           <w:tcPr>
-            <w:tcW w:w="1160" w:type="dxa"/>
+            <w:tcW w:w="376" w:type="pct"/>
             <w:tcBorders>
               <w:top w:val="single" w:color="auto" w:sz="4" w:space="0"/>
             </w:tcBorders>
           </w:tcPr>
           <w:p>
             <w:pPr>
+              <w:pStyle w:val="BCNumber"/>
               <w:jc w:val="right"/>
-              <w:cnfStyle w:val="000000100000" w:firstRow="0" w:lastRow="0" w:firstColumn="0" w:lastColumn="0" w:oddVBand="0" w:evenVBand="0" w:oddHBand="1" w:evenHBand="0" w:firstRowFirstColumn="0" w:firstRowLastColumn="0" w:lastRowFirstColumn="0" w:lastRowLastColumn="0"/>
               <w:rPr>
-                <w:rFonts w:ascii="Segoe UI Semibold" w:hAnsi="Segoe UI Semibold" w:cs="Segoe UI Semibold"/>
-                <w:b/>
-                <w:bCs/>
-                <w:sz w:val="22"/>
-                <w:szCs w:val="22"/>
                 <w:lang w:val="en-US" w:eastAsia="en-US"/>
               </w:rPr>
             </w:pPr>
@@ -2144,21 +1620,16 @@
         </w:tc>
         <w:tc>
           <w:tcPr>
-            <w:tcW w:w="1886" w:type="dxa"/>
+            <w:tcW w:w="611" w:type="pct"/>
             <w:tcBorders>
               <w:top w:val="single" w:color="auto" w:sz="4" w:space="0"/>
             </w:tcBorders>
           </w:tcPr>
           <w:p>
             <w:pPr>
+              <w:pStyle w:val="BCNumber"/>
               <w:jc w:val="right"/>
-              <w:cnfStyle w:val="000000100000" w:firstRow="0" w:lastRow="0" w:firstColumn="0" w:lastColumn="0" w:oddVBand="0" w:evenVBand="0" w:oddHBand="1" w:evenHBand="0" w:firstRowFirstColumn="0" w:firstRowLastColumn="0" w:lastRowFirstColumn="0" w:lastRowLastColumn="0"/>
               <w:rPr>
-                <w:rFonts w:ascii="Segoe UI Semibold" w:hAnsi="Segoe UI Semibold" w:cs="Segoe UI Semibold"/>
-                <w:b/>
-                <w:bCs/>
-                <w:sz w:val="22"/>
-                <w:szCs w:val="22"/>
                 <w:lang w:val="en-US" w:eastAsia="en-US"/>
               </w:rPr>
             </w:pPr>
@@ -2168,13 +1639,8 @@
       <w:sdt>
         <w:sdtPr>
           <w:rPr>
-            <w:rFonts w:cs="Arial" w:asciiTheme="minorHAnsi" w:hAnsiTheme="minorHAnsi" w:eastAsiaTheme="minorEastAsia"/>
-            <w:bCs w:val="0"/>
-            <w:kern w:val="2"/>
-            <w:sz w:val="22"/>
-            <w:szCs w:val="22"/>
             <w:lang w:val="en-US" w:eastAsia="en-US"/>
-            <w14:ligatures w14:val="standardContextual"/>
+            <w14:numSpacing w14:val="tabular"/>
           </w:rPr>
           <w:alias w:val="Repeater: Line"/>
           <w:tag w:val="#BC:InsertRepeater,DataItems/Header/Line"/>
@@ -2188,21 +1654,15 @@
         </w:sdtPr>
         <w:sdtEndPr>
           <w:rPr>
-            <w:rFonts w:cstheme="minorBidi"/>
-            <w:lang w:val="en-DK" w:eastAsia="en-DK"/>
+            <w:lang/>
           </w:rPr>
         </w:sdtEndPr>
         <w:sdtContent>
           <w:sdt>
             <w:sdtPr>
               <w:rPr>
-                <w:rFonts w:cs="Arial" w:asciiTheme="minorHAnsi" w:hAnsiTheme="minorHAnsi" w:eastAsiaTheme="minorEastAsia"/>
-                <w:bCs w:val="0"/>
-                <w:kern w:val="2"/>
-                <w:sz w:val="22"/>
-                <w:szCs w:val="22"/>
                 <w:lang w:val="en-US" w:eastAsia="en-US"/>
-                <w14:ligatures w14:val="standardContextual"/>
+                <w14:numSpacing w14:val="tabular"/>
               </w:rPr>
               <w:id w:val="-1007739809"/>
               <w15:color w:val="808080"/>
@@ -2210,28 +1670,21 @@
             </w:sdtPr>
             <w:sdtEndPr>
               <w:rPr>
-                <w:rFonts w:cstheme="minorBidi"/>
-                <w:sz w:val="24"/>
-                <w:szCs w:val="24"/>
-                <w:lang w:val="en-DK" w:eastAsia="en-DK"/>
+                <w:lang/>
               </w:rPr>
             </w:sdtEndPr>
             <w:sdtContent>
               <w:tr>
                 <w:trPr>
                   <w:cnfStyle w:val="000000010000" w:firstRow="0" w:lastRow="0" w:firstColumn="0" w:lastColumn="0" w:oddVBand="0" w:evenVBand="0" w:oddHBand="0" w:evenHBand="1" w:firstRowFirstColumn="0" w:firstRowLastColumn="0" w:lastRowFirstColumn="0" w:lastRowLastColumn="0"/>
+                  <w:cantSplit/>
                   <w:trHeight w:val="490"/>
                 </w:trPr>
                 <w:sdt>
                   <w:sdtPr>
                     <w:rPr>
-                      <w:rFonts w:cs="Arial" w:asciiTheme="minorHAnsi" w:hAnsiTheme="minorHAnsi" w:eastAsiaTheme="minorEastAsia"/>
-                      <w:bCs w:val="0"/>
-                      <w:kern w:val="2"/>
-                      <w:sz w:val="22"/>
-                      <w:szCs w:val="22"/>
                       <w:lang w:val="en-US" w:eastAsia="en-US"/>
-                      <w14:ligatures w14:val="standardContextual"/>
+                      <w14:numSpacing w14:val="tabular"/>
                     </w:rPr>
                     <w:alias w:val="ItemNo_Line"/>
                     <w:tag w:val="#BC:InsertDataItem,DataItems/Header/Line/ItemNo_Line"/>
@@ -2245,33 +1698,24 @@
                   </w:sdtPr>
                   <w:sdtEndPr>
                     <w:rPr>
-                      <w:rFonts w:ascii="Segoe UI" w:hAnsi="Segoe UI" w:eastAsia="Aptos"/>
-                      <w:kern w:val="0"/>
-                      <w14:ligatures w14:val="none"/>
+                      <w14:numSpacing w14:val="default"/>
                     </w:rPr>
                   </w:sdtEndPr>
                   <w:sdtContent>
                     <w:tc>
                       <w:tcPr>
-                        <w:cnfStyle w:val="001000000000" w:firstRow="0" w:lastRow="0" w:firstColumn="1" w:lastColumn="0" w:oddVBand="0" w:evenVBand="0" w:oddHBand="0" w:evenHBand="0" w:firstRowFirstColumn="0" w:firstRowLastColumn="0" w:lastRowFirstColumn="0" w:lastRowLastColumn="0"/>
-                        <w:tcW w:w="1073" w:type="dxa"/>
-                        <w:vAlign w:val="center"/>
+                        <w:tcW w:w="348" w:type="pct"/>
                       </w:tcPr>
                       <w:p>
                         <w:pPr>
+                          <w:pStyle w:val="NoSpacing"/>
                           <w:rPr>
-                            <w:rFonts w:cs="Arial" w:asciiTheme="minorHAnsi" w:hAnsiTheme="minorHAnsi"/>
-                            <w:sz w:val="22"/>
-                            <w:szCs w:val="22"/>
                             <w:lang w:val="en-US" w:eastAsia="en-US"/>
                           </w:rPr>
                         </w:pPr>
                         <w:proofErr w:type="spellStart"/>
                         <w:r>
                           <w:rPr>
-                            <w:rFonts w:cs="Arial" w:asciiTheme="minorHAnsi" w:hAnsiTheme="minorHAnsi"/>
-                            <w:sz w:val="22"/>
-                            <w:szCs w:val="22"/>
                             <w:lang w:val="en-US" w:eastAsia="en-US"/>
                           </w:rPr>
                           <w:t>ItemNo_Line</w:t>
@@ -2284,9 +1728,6 @@
                 <w:sdt>
                   <w:sdtPr>
                     <w:rPr>
-                      <w:rFonts w:cs="Arial"/>
-                      <w:sz w:val="22"/>
-                      <w:szCs w:val="22"/>
                       <w:lang w:eastAsia="en-US"/>
                     </w:rPr>
                     <w:alias w:val="Description_Line"/>
@@ -2303,30 +1744,21 @@
                   <w:sdtContent>
                     <w:tc>
                       <w:tcPr>
-                        <w:tcW w:w="3210" w:type="dxa"/>
-                        <w:vAlign w:val="center"/>
+                        <w:tcW w:w="1041" w:type="pct"/>
                       </w:tcPr>
                       <w:p>
                         <w:pPr>
-                          <w:cnfStyle w:val="000000010000" w:firstRow="0" w:lastRow="0" w:firstColumn="0" w:lastColumn="0" w:oddVBand="0" w:evenVBand="0" w:oddHBand="0" w:evenHBand="1" w:firstRowFirstColumn="0" w:firstRowLastColumn="0" w:lastRowFirstColumn="0" w:lastRowLastColumn="0"/>
+                          <w:pStyle w:val="NoSpacing"/>
                           <w:rPr>
-                            <w:rFonts w:cs="Arial" w:asciiTheme="minorHAnsi" w:hAnsiTheme="minorHAnsi"/>
-                            <w:sz w:val="22"/>
-                            <w:szCs w:val="22"/>
                             <w:lang w:eastAsia="en-US"/>
                           </w:rPr>
                         </w:pPr>
-                        <w:proofErr w:type="spellStart"/>
                         <w:r>
                           <w:rPr>
-                            <w:rFonts w:cs="Arial" w:asciiTheme="minorHAnsi" w:hAnsiTheme="minorHAnsi"/>
-                            <w:sz w:val="22"/>
-                            <w:szCs w:val="22"/>
                             <w:lang w:eastAsia="en-US"/>
                           </w:rPr>
                           <w:t>Description_Line</w:t>
                         </w:r>
-                        <w:proofErr w:type="spellEnd"/>
                       </w:p>
                     </w:tc>
                   </w:sdtContent>
@@ -2334,9 +1766,6 @@
                 <w:sdt>
                   <w:sdtPr>
                     <w:rPr>
-                      <w:rFonts w:cs="Arial"/>
-                      <w:sz w:val="22"/>
-                      <w:szCs w:val="22"/>
                       <w:lang w:val="en-US" w:eastAsia="en-US"/>
                     </w:rPr>
                     <w:alias w:val="CO2ePerUnit_Line"/>
@@ -2353,25 +1782,18 @@
                   <w:sdtContent>
                     <w:tc>
                       <w:tcPr>
-                        <w:tcW w:w="2107" w:type="dxa"/>
-                        <w:vAlign w:val="center"/>
+                        <w:tcW w:w="683" w:type="pct"/>
                       </w:tcPr>
                       <w:p>
                         <w:pPr>
+                          <w:pStyle w:val="BCNumber"/>
                           <w:jc w:val="right"/>
-                          <w:cnfStyle w:val="000000010000" w:firstRow="0" w:lastRow="0" w:firstColumn="0" w:lastColumn="0" w:oddVBand="0" w:evenVBand="0" w:oddHBand="0" w:evenHBand="1" w:firstRowFirstColumn="0" w:firstRowLastColumn="0" w:lastRowFirstColumn="0" w:lastRowLastColumn="0"/>
                           <w:rPr>
-                            <w:rFonts w:cs="Arial" w:asciiTheme="minorHAnsi" w:hAnsiTheme="minorHAnsi"/>
-                            <w:sz w:val="22"/>
-                            <w:szCs w:val="22"/>
                             <w:lang w:val="en-US" w:eastAsia="en-US"/>
                           </w:rPr>
                         </w:pPr>
                         <w:r>
                           <w:rPr>
-                            <w:rFonts w:cs="Arial" w:asciiTheme="minorHAnsi" w:hAnsiTheme="minorHAnsi"/>
-                            <w:sz w:val="22"/>
-                            <w:szCs w:val="22"/>
                             <w:lang w:val="en-US" w:eastAsia="en-US"/>
                           </w:rPr>
                           <w:t>CO2ePerUnit_Line</w:t>
@@ -2383,9 +1805,6 @@
                 <w:sdt>
                   <w:sdtPr>
                     <w:rPr>
-                      <w:rFonts w:cs="Arial"/>
-                      <w:sz w:val="22"/>
-                      <w:szCs w:val="22"/>
                       <w:lang w:val="en-US" w:eastAsia="en-US"/>
                     </w:rPr>
                     <w:alias w:val="Quantity_Line"/>
@@ -2402,26 +1821,19 @@
                   <w:sdtContent>
                     <w:tc>
                       <w:tcPr>
-                        <w:tcW w:w="1464" w:type="dxa"/>
-                        <w:vAlign w:val="center"/>
+                        <w:tcW w:w="475" w:type="pct"/>
                       </w:tcPr>
                       <w:p>
                         <w:pPr>
+                          <w:pStyle w:val="BCNumber"/>
                           <w:jc w:val="right"/>
-                          <w:cnfStyle w:val="000000010000" w:firstRow="0" w:lastRow="0" w:firstColumn="0" w:lastColumn="0" w:oddVBand="0" w:evenVBand="0" w:oddHBand="0" w:evenHBand="1" w:firstRowFirstColumn="0" w:firstRowLastColumn="0" w:lastRowFirstColumn="0" w:lastRowLastColumn="0"/>
                           <w:rPr>
-                            <w:rFonts w:cs="Arial" w:asciiTheme="minorHAnsi" w:hAnsiTheme="minorHAnsi"/>
-                            <w:sz w:val="22"/>
-                            <w:szCs w:val="22"/>
                             <w:lang w:val="en-US" w:eastAsia="en-US"/>
                           </w:rPr>
                         </w:pPr>
                         <w:proofErr w:type="spellStart"/>
                         <w:r>
                           <w:rPr>
-                            <w:rFonts w:cs="Arial" w:asciiTheme="minorHAnsi" w:hAnsiTheme="minorHAnsi"/>
-                            <w:sz w:val="22"/>
-                            <w:szCs w:val="22"/>
                             <w:lang w:val="en-US" w:eastAsia="en-US"/>
                           </w:rPr>
                           <w:t>Quantity_Line</w:t>
@@ -2433,10 +1845,6 @@
                 </w:sdt>
                 <w:sdt>
                   <w:sdtPr>
-                    <w:rPr>
-                      <w:sz w:val="22"/>
-                      <w:szCs w:val="22"/>
-                    </w:rPr>
                     <w:alias w:val="UnitOfMeasure"/>
                     <w:tag w:val="#BC:InsertDataItem,DataItems/Header/Line/UnitOfMeasure"/>
                     <w:id w:val="-1403905809"/>
@@ -2451,54 +1859,33 @@
                   <w:sdtContent>
                     <w:tc>
                       <w:tcPr>
-                        <w:tcW w:w="1190" w:type="dxa"/>
-                        <w:vAlign w:val="center"/>
+                        <w:tcW w:w="386" w:type="pct"/>
                       </w:tcPr>
                       <w:p>
                         <w:pPr>
-                          <w:cnfStyle w:val="000000010000" w:firstRow="0" w:lastRow="0" w:firstColumn="0" w:lastColumn="0" w:oddVBand="0" w:evenVBand="0" w:oddHBand="0" w:evenHBand="1" w:firstRowFirstColumn="0" w:firstRowLastColumn="0" w:lastRowFirstColumn="0" w:lastRowLastColumn="0"/>
-                          <w:rPr>
-                            <w:rFonts w:asciiTheme="minorHAnsi" w:hAnsiTheme="minorHAnsi"/>
-                            <w:sz w:val="22"/>
-                            <w:szCs w:val="22"/>
-                          </w:rPr>
+                          <w:pStyle w:val="NoSpacing"/>
                         </w:pPr>
-                        <w:proofErr w:type="spellStart"/>
                         <w:r>
-                          <w:rPr>
-                            <w:rFonts w:asciiTheme="minorHAnsi" w:hAnsiTheme="minorHAnsi"/>
-                            <w:sz w:val="22"/>
-                            <w:szCs w:val="22"/>
-                          </w:rPr>
                           <w:t>UnitOfMeasure</w:t>
                         </w:r>
-                        <w:proofErr w:type="spellEnd"/>
                       </w:p>
                     </w:tc>
                   </w:sdtContent>
                 </w:sdt>
                 <w:tc>
                   <w:tcPr>
-                    <w:tcW w:w="1546" w:type="dxa"/>
-                    <w:vAlign w:val="center"/>
+                    <w:tcW w:w="501" w:type="pct"/>
                   </w:tcPr>
                   <w:p>
                     <w:pPr>
+                      <w:pStyle w:val="BCNumber"/>
                       <w:jc w:val="right"/>
-                      <w:cnfStyle w:val="000000010000" w:firstRow="0" w:lastRow="0" w:firstColumn="0" w:lastColumn="0" w:oddVBand="0" w:evenVBand="0" w:oddHBand="0" w:evenHBand="1" w:firstRowFirstColumn="0" w:firstRowLastColumn="0" w:lastRowFirstColumn="0" w:lastRowLastColumn="0"/>
                       <w:rPr>
-                        <w:rFonts w:cs="Arial" w:asciiTheme="minorHAnsi" w:hAnsiTheme="minorHAnsi"/>
-                        <w:sz w:val="22"/>
-                        <w:szCs w:val="22"/>
                         <w:lang w:val="en-US" w:eastAsia="en-US"/>
                       </w:rPr>
                     </w:pPr>
                     <w:sdt>
                       <w:sdtPr>
-                        <w:rPr>
-                          <w:sz w:val="22"/>
-                          <w:szCs w:val="22"/>
-                        </w:rPr>
                         <w:alias w:val="UnitPrice"/>
                         <w:tag w:val="#BC:InsertDataItem,DataItems/Header/Line/UnitPrice"/>
                         <w:id w:val="-913694276"/>
@@ -2511,26 +1898,15 @@
                       </w:sdtPr>
                       <w:sdtEndPr/>
                       <w:sdtContent>
-                        <w:proofErr w:type="spellStart"/>
                         <w:r>
-                          <w:rPr>
-                            <w:rFonts w:asciiTheme="minorHAnsi" w:hAnsiTheme="minorHAnsi"/>
-                            <w:sz w:val="22"/>
-                            <w:szCs w:val="22"/>
-                          </w:rPr>
                           <w:t>UnitPrice</w:t>
                         </w:r>
-                        <w:proofErr w:type="spellEnd"/>
                       </w:sdtContent>
                     </w:sdt>
                   </w:p>
                 </w:tc>
                 <w:sdt>
                   <w:sdtPr>
-                    <w:rPr>
-                      <w:sz w:val="22"/>
-                      <w:szCs w:val="22"/>
-                    </w:rPr>
                     <w:alias w:val="LineDiscountPercentText_Line"/>
                     <w:tag w:val="#BC:InsertDataItem,DataItems/Header/Line/LineDiscountPercentText_Line"/>
                     <w:id w:val="-2112420921"/>
@@ -2545,39 +1921,22 @@
                   <w:sdtContent>
                     <w:tc>
                       <w:tcPr>
-                        <w:tcW w:w="1786" w:type="dxa"/>
-                        <w:vAlign w:val="center"/>
+                        <w:tcW w:w="579" w:type="pct"/>
                       </w:tcPr>
                       <w:p>
                         <w:pPr>
+                          <w:pStyle w:val="BCNumber"/>
                           <w:jc w:val="right"/>
-                          <w:cnfStyle w:val="000000010000" w:firstRow="0" w:lastRow="0" w:firstColumn="0" w:lastColumn="0" w:oddVBand="0" w:evenVBand="0" w:oddHBand="0" w:evenHBand="1" w:firstRowFirstColumn="0" w:firstRowLastColumn="0" w:lastRowFirstColumn="0" w:lastRowLastColumn="0"/>
-                          <w:rPr>
-                            <w:rFonts w:asciiTheme="minorHAnsi" w:hAnsiTheme="minorHAnsi"/>
-                            <w:sz w:val="22"/>
-                            <w:szCs w:val="22"/>
-                          </w:rPr>
                         </w:pPr>
-                        <w:proofErr w:type="spellStart"/>
                         <w:r>
-                          <w:rPr>
-                            <w:rFonts w:asciiTheme="minorHAnsi" w:hAnsiTheme="minorHAnsi"/>
-                            <w:sz w:val="22"/>
-                            <w:szCs w:val="22"/>
-                          </w:rPr>
                           <w:t>LineDiscountPercentText_Line</w:t>
                         </w:r>
-                        <w:proofErr w:type="spellEnd"/>
                       </w:p>
                     </w:tc>
                   </w:sdtContent>
                 </w:sdt>
                 <w:sdt>
                   <w:sdtPr>
-                    <w:rPr>
-                      <w:sz w:val="22"/>
-                      <w:szCs w:val="22"/>
-                    </w:rPr>
                     <w:alias w:val="VATPct_Line"/>
                     <w:tag w:val="#BC:InsertDataItem,DataItems/Header/Line/VATPct_Line"/>
                     <w:id w:val="792020192"/>
@@ -2592,55 +1951,34 @@
                   <w:sdtContent>
                     <w:tc>
                       <w:tcPr>
-                        <w:tcW w:w="1160" w:type="dxa"/>
-                        <w:vAlign w:val="center"/>
+                        <w:tcW w:w="376" w:type="pct"/>
                       </w:tcPr>
                       <w:p>
                         <w:pPr>
+                          <w:pStyle w:val="BCNumber"/>
                           <w:jc w:val="right"/>
-                          <w:cnfStyle w:val="000000010000" w:firstRow="0" w:lastRow="0" w:firstColumn="0" w:lastColumn="0" w:oddVBand="0" w:evenVBand="0" w:oddHBand="0" w:evenHBand="1" w:firstRowFirstColumn="0" w:firstRowLastColumn="0" w:lastRowFirstColumn="0" w:lastRowLastColumn="0"/>
-                          <w:rPr>
-                            <w:rFonts w:asciiTheme="minorHAnsi" w:hAnsiTheme="minorHAnsi"/>
-                            <w:sz w:val="22"/>
-                            <w:szCs w:val="22"/>
-                          </w:rPr>
                         </w:pPr>
-                        <w:proofErr w:type="spellStart"/>
                         <w:r>
-                          <w:rPr>
-                            <w:rFonts w:asciiTheme="minorHAnsi" w:hAnsiTheme="minorHAnsi"/>
-                            <w:sz w:val="22"/>
-                            <w:szCs w:val="22"/>
-                          </w:rPr>
                           <w:t>VATPct_Line</w:t>
                         </w:r>
-                        <w:proofErr w:type="spellEnd"/>
                       </w:p>
                     </w:tc>
                   </w:sdtContent>
                 </w:sdt>
                 <w:tc>
                   <w:tcPr>
-                    <w:tcW w:w="1886" w:type="dxa"/>
-                    <w:vAlign w:val="center"/>
+                    <w:tcW w:w="611" w:type="pct"/>
                   </w:tcPr>
                   <w:p>
                     <w:pPr>
+                      <w:pStyle w:val="BCNumber"/>
                       <w:jc w:val="right"/>
-                      <w:cnfStyle w:val="000000010000" w:firstRow="0" w:lastRow="0" w:firstColumn="0" w:lastColumn="0" w:oddVBand="0" w:evenVBand="0" w:oddHBand="0" w:evenHBand="1" w:firstRowFirstColumn="0" w:firstRowLastColumn="0" w:lastRowFirstColumn="0" w:lastRowLastColumn="0"/>
                       <w:rPr>
-                        <w:rFonts w:cs="Arial" w:asciiTheme="minorHAnsi" w:hAnsiTheme="minorHAnsi"/>
-                        <w:sz w:val="22"/>
-                        <w:szCs w:val="22"/>
                         <w:lang w:val="en-US" w:eastAsia="en-US"/>
                       </w:rPr>
                     </w:pPr>
                     <w:sdt>
                       <w:sdtPr>
-                        <w:rPr>
-                          <w:sz w:val="22"/>
-                          <w:szCs w:val="22"/>
-                        </w:rPr>
                         <w:alias w:val="LineAmount_Line"/>
                         <w:tag w:val="#BC:InsertDataItem,DataItems/Header/Line/LineAmount_Line"/>
                         <w:id w:val="-1790037225"/>
@@ -2653,24 +1991,12 @@
                       </w:sdtPr>
                       <w:sdtEndPr/>
                       <w:sdtContent>
-                        <w:proofErr w:type="spellStart"/>
                         <w:r>
-                          <w:rPr>
-                            <w:rFonts w:asciiTheme="minorHAnsi" w:hAnsiTheme="minorHAnsi"/>
-                            <w:sz w:val="22"/>
-                            <w:szCs w:val="22"/>
-                          </w:rPr>
                           <w:t>LineAmount_Line</w:t>
                         </w:r>
-                        <w:proofErr w:type="spellEnd"/>
                       </w:sdtContent>
                     </w:sdt>
                     <w:r>
-                      <w:rPr>
-                        <w:rFonts w:asciiTheme="minorHAnsi" w:hAnsiTheme="minorHAnsi"/>
-                        <w:sz w:val="22"/>
-                        <w:szCs w:val="22"/>
-                      </w:rPr>
                       <w:t> </w:t>
                     </w:r>
                   </w:p>
@@ -2681,389 +2007,130 @@
         </w:sdtContent>
       </w:sdt>
     </w:tbl>
-    <w:p>
-      <w:pPr>
-        <w:rPr>
-          <w:sz w:val="22"/>
-          <w:szCs w:val="22"/>
-        </w:rPr>
-      </w:pPr>
-    </w:p>
+    <w:p/>
     <w:tbl>
       <w:tblPr>
-        <w:tblStyle w:val="CLSequoiatablestyle021"/>
-        <w:tblW w:w="15422" w:type="dxa"/>
-        <w:tblLook w:val="06C0" w:firstRow="0" w:lastRow="1" w:firstColumn="1" w:lastColumn="0" w:noHBand="1" w:noVBand="1"/>
-        <w:tblCaption w:val="Detailed Totals Block "/>
+        <w:tblStyle w:val="BCTotalsTable"/>
+        <w:tblW w:w="5000" w:type="pct"/>
+        <w:tblLook w:val="0640" w:firstRow="0" w:lastRow="1" w:firstColumn="0" w:lastColumn="0" w:noHBand="1" w:noVBand="1"/>
+        <w:tblCaption w:val="Table 4"/>
+        <w:tblDescription w:val="Document totals."/>
       </w:tblPr>
       <w:tblGrid>
-        <w:gridCol w:w="7915"/>
-        <w:gridCol w:w="1619"/>
-        <w:gridCol w:w="683"/>
-        <w:gridCol w:w="690"/>
-        <w:gridCol w:w="4515"/>
+        <w:gridCol w:w="7159"/>
+        <w:gridCol w:w="947"/>
+        <w:gridCol w:w="502"/>
+        <w:gridCol w:w="505"/>
+        <w:gridCol w:w="700"/>
+        <w:gridCol w:w="5873"/>
       </w:tblGrid>
-      <w:tr>
-        <w:trPr>
-          <w:trHeight w:val="490"/>
-        </w:trPr>
-        <w:sdt>
-          <w:sdtPr>
-            <w:rPr>
-              <w:rFonts w:eastAsia="Times New Roman"/>
-              <w:sz w:val="22"/>
-              <w:szCs w:val="22"/>
-            </w:rPr>
-            <w:alias w:val="Description_ReportTotalsLine"/>
-            <w:tag w:val="#BC:InsertDataItem,DataItems/Header/ReportTotalsLine/Description_ReportTotalsLine"/>
-            <w:id w:val="700291320"/>
-            <w:placeholder>
-              <w:docPart w:val="D846663D65154C0190D851817A13034C"/>
-            </w:placeholder>
-            <w:dataBinding w:prefixMappings="xmlns:ns0='urn:microsoft-dynamics-nav/reports/Standard_Sales_Quote/1304/'" w:xpath="/ns0:NavWordReportXmlPart[1]/ns0:Header[1]/ns0:ReportTotalsLine[1]/ns0:Description_ReportTotalsLine[1]" w:storeItemID="{00000000-0000-0000-0000-000000000000}"/>
-            <w15:color w:val="808080"/>
-            <w:text/>
-          </w:sdtPr>
-          <w:sdtEndPr/>
-          <w:sdtContent>
-            <w:tc>
-              <w:tcPr>
-                <w:cnfStyle w:val="001000000000" w:firstRow="0" w:lastRow="0" w:firstColumn="1" w:lastColumn="0" w:oddVBand="0" w:evenVBand="0" w:oddHBand="0" w:evenHBand="0" w:firstRowFirstColumn="0" w:firstRowLastColumn="0" w:lastRowFirstColumn="0" w:lastRowLastColumn="0"/>
-                <w:tcW w:w="8062" w:type="dxa"/>
-                <w:vAlign w:val="center"/>
-              </w:tcPr>
-              <w:p>
-                <w:pPr>
-                  <w:spacing w:before="120" w:after="120" w:line="240" w:lineRule="exact"/>
-                  <w:rPr>
-                    <w:rFonts w:eastAsia="Times New Roman" w:asciiTheme="minorHAnsi" w:hAnsiTheme="minorHAnsi"/>
-                    <w:sz w:val="22"/>
-                    <w:szCs w:val="22"/>
-                  </w:rPr>
-                </w:pPr>
-                <w:proofErr w:type="spellStart"/>
-                <w:r>
-                  <w:rPr>
-                    <w:rFonts w:eastAsia="Times New Roman" w:asciiTheme="minorHAnsi" w:hAnsiTheme="minorHAnsi"/>
-                    <w:sz w:val="22"/>
-                    <w:szCs w:val="22"/>
-                  </w:rPr>
-                  <w:t>Description_ReportTotalsLine</w:t>
-                </w:r>
-                <w:proofErr w:type="spellEnd"/>
-              </w:p>
-            </w:tc>
-          </w:sdtContent>
-        </w:sdt>
-        <w:tc>
-          <w:tcPr>
-            <w:tcW w:w="1661" w:type="dxa"/>
-            <w:vAlign w:val="center"/>
-          </w:tcPr>
-          <w:p>
-            <w:pPr>
-              <w:spacing w:before="120" w:after="120" w:line="240" w:lineRule="exact"/>
-              <w:cnfStyle w:val="000000000000" w:firstRow="0" w:lastRow="0" w:firstColumn="0" w:lastColumn="0" w:oddVBand="0" w:evenVBand="0" w:oddHBand="0" w:evenHBand="0" w:firstRowFirstColumn="0" w:firstRowLastColumn="0" w:lastRowFirstColumn="0" w:lastRowLastColumn="0"/>
+      <w:sdt>
+        <w:sdtPr>
+          <w:rPr>
+            <w14:numSpacing w14:val="tabular"/>
+          </w:rPr>
+          <w:alias w:val="#Nav: /Header/ReportTotalsLine"/>
+          <w:tag w:val="#Nav: Standard_Sales_Quote/1304"/>
+          <w:id w:val="1981810996"/>
+          <w15:dataBinding w:prefixMappings="xmlns:ns0='urn:microsoft-dynamics-nav/reports/Standard_Sales_Quote/1304/' " w:xpath="/ns0:NavWordReportXmlPart[1]/ns0:Header[1]/ns0:ReportTotalsLine" w:storeItemID="{6ECCC8C6-8B62-4F89-A854-4267C4E441F8}"/>
+          <w15:repeatingSection/>
+        </w:sdtPr>
+        <w:sdtEndPr/>
+        <w:sdtContent>
+          <w:sdt>
+            <w:sdtPr>
               <w:rPr>
-                <w:rFonts w:cs="Arial" w:asciiTheme="minorHAnsi" w:hAnsiTheme="minorHAnsi"/>
-                <w:sz w:val="22"/>
-                <w:szCs w:val="22"/>
-                <w:lang w:eastAsia="en-US"/>
+                <w14:numSpacing w14:val="tabular"/>
               </w:rPr>
-            </w:pPr>
-          </w:p>
-        </w:tc>
-        <w:tc>
-          <w:tcPr>
-            <w:tcW w:w="697" w:type="dxa"/>
-            <w:vAlign w:val="center"/>
-          </w:tcPr>
-          <w:p>
-            <w:pPr>
-              <w:spacing w:before="120" w:after="120" w:line="240" w:lineRule="exact"/>
-              <w:cnfStyle w:val="000000000000" w:firstRow="0" w:lastRow="0" w:firstColumn="0" w:lastColumn="0" w:oddVBand="0" w:evenVBand="0" w:oddHBand="0" w:evenHBand="0" w:firstRowFirstColumn="0" w:firstRowLastColumn="0" w:lastRowFirstColumn="0" w:lastRowLastColumn="0"/>
-              <w:rPr>
-                <w:rFonts w:cs="Arial" w:asciiTheme="minorHAnsi" w:hAnsiTheme="minorHAnsi"/>
-                <w:sz w:val="22"/>
-                <w:szCs w:val="22"/>
-                <w:lang w:val="en-US" w:eastAsia="en-US"/>
-              </w:rPr>
-            </w:pPr>
-          </w:p>
-        </w:tc>
-        <w:tc>
-          <w:tcPr>
-            <w:tcW w:w="704" w:type="dxa"/>
-            <w:vAlign w:val="center"/>
-          </w:tcPr>
-          <w:p>
-            <w:pPr>
-              <w:spacing w:before="120" w:after="120" w:line="240" w:lineRule="exact"/>
-              <w:cnfStyle w:val="000000000000" w:firstRow="0" w:lastRow="0" w:firstColumn="0" w:lastColumn="0" w:oddVBand="0" w:evenVBand="0" w:oddHBand="0" w:evenHBand="0" w:firstRowFirstColumn="0" w:firstRowLastColumn="0" w:lastRowFirstColumn="0" w:lastRowLastColumn="0"/>
-              <w:rPr>
-                <w:rFonts w:cs="Arial" w:asciiTheme="minorHAnsi" w:hAnsiTheme="minorHAnsi"/>
-                <w:sz w:val="22"/>
-                <w:szCs w:val="22"/>
-                <w:lang w:eastAsia="en-US"/>
-              </w:rPr>
-            </w:pPr>
-          </w:p>
-        </w:tc>
-        <w:sdt>
-          <w:sdtPr>
-            <w:rPr>
-              <w:rFonts w:cs="Arial"/>
-              <w:sz w:val="22"/>
-              <w:szCs w:val="22"/>
-              <w:lang w:eastAsia="en-US"/>
-            </w:rPr>
-            <w:alias w:val="Amount_ReportTotalsLine"/>
-            <w:tag w:val="#BC:InsertDataItem,DataItems/Header/ReportTotalsLine/Amount_ReportTotalsLine"/>
-            <w:id w:val="367658908"/>
-            <w:placeholder>
-              <w:docPart w:val="D846663D65154C0190D851817A13034C"/>
-            </w:placeholder>
-            <w:dataBinding w:prefixMappings="xmlns:ns0='urn:microsoft-dynamics-nav/reports/Standard_Sales_Quote/1304/'" w:xpath="/ns0:NavWordReportXmlPart[1]/ns0:Header[1]/ns0:ReportTotalsLine[1]/ns0:Amount_ReportTotalsLine[1]" w:storeItemID="{00000000-0000-0000-0000-000000000000}"/>
-            <w15:color w:val="808080"/>
-            <w:text/>
-          </w:sdtPr>
-          <w:sdtEndPr/>
-          <w:sdtContent>
-            <w:tc>
-              <w:tcPr>
-                <w:tcW w:w="4562" w:type="dxa"/>
-                <w:vAlign w:val="center"/>
-              </w:tcPr>
-              <w:p>
-                <w:pPr>
-                  <w:spacing w:before="120" w:after="120" w:line="240" w:lineRule="exact"/>
-                  <w:jc w:val="right"/>
-                  <w:cnfStyle w:val="000000000000" w:firstRow="0" w:lastRow="0" w:firstColumn="0" w:lastColumn="0" w:oddVBand="0" w:evenVBand="0" w:oddHBand="0" w:evenHBand="0" w:firstRowFirstColumn="0" w:firstRowLastColumn="0" w:lastRowFirstColumn="0" w:lastRowLastColumn="0"/>
-                  <w:rPr>
-                    <w:rFonts w:cs="Arial" w:asciiTheme="minorHAnsi" w:hAnsiTheme="minorHAnsi"/>
-                    <w:sz w:val="22"/>
-                    <w:szCs w:val="22"/>
-                    <w:lang w:eastAsia="en-US"/>
-                  </w:rPr>
-                </w:pPr>
-                <w:proofErr w:type="spellStart"/>
-                <w:r>
-                  <w:rPr>
-                    <w:rFonts w:cs="Arial" w:asciiTheme="minorHAnsi" w:hAnsiTheme="minorHAnsi"/>
-                    <w:sz w:val="22"/>
-                    <w:szCs w:val="22"/>
-                    <w:lang w:eastAsia="en-US"/>
-                  </w:rPr>
-                  <w:t>Amount_ReportTotalsLine</w:t>
-                </w:r>
-                <w:proofErr w:type="spellEnd"/>
-              </w:p>
-            </w:tc>
-          </w:sdtContent>
-        </w:sdt>
-      </w:tr>
-      <w:tr>
-        <w:trPr>
-          <w:trHeight w:val="490"/>
-        </w:trPr>
-        <w:sdt>
-          <w:sdtPr>
-            <w:rPr>
-              <w:rFonts w:eastAsia="Times New Roman"/>
-              <w:sz w:val="22"/>
-              <w:szCs w:val="22"/>
-            </w:rPr>
-            <w:alias w:val="VATAmount_Lbl"/>
-            <w:tag w:val="#BC:InsertDataItem,DataItems/Header/VATAmount_Lbl"/>
-            <w:id w:val="149881205"/>
-            <w:placeholder>
-              <w:docPart w:val="DefaultPlaceholder_-1854013440"/>
-            </w:placeholder>
-            <w15:color w:val="808080"/>
-            <w:text/>
-            <w:dataBinding w:prefixMappings="xmlns:ns0='urn:microsoft-dynamics-nav/reports/Standard_Sales_Quote/1304/'" w:xpath="/ns0:NavWordReportXmlPart[1]/ns0:Header[1]/ns0:VATAmount_Lbl[1]"/>
-          </w:sdtPr>
-          <w:sdtEndPr/>
-          <w:sdtContent>
-            <w:tc>
-              <w:tcPr>
-                <w:cnfStyle w:val="001000000000" w:firstRow="0" w:lastRow="0" w:firstColumn="1" w:lastColumn="0" w:oddVBand="0" w:evenVBand="0" w:oddHBand="0" w:evenHBand="0" w:firstRowFirstColumn="0" w:firstRowLastColumn="0" w:lastRowFirstColumn="0" w:lastRowLastColumn="0"/>
-                <w:tcW w:w="8062" w:type="dxa"/>
-                <w:tcBorders>
-                  <w:bottom w:val="single" w:color="000000" w:sz="4" w:space="0"/>
-                </w:tcBorders>
-                <w:vAlign w:val="center"/>
-              </w:tcPr>
-              <w:p>
-                <w:pPr>
-                  <w:spacing w:before="120" w:after="120" w:line="240" w:lineRule="exact"/>
-                  <w:rPr>
-                    <w:rFonts w:eastAsia="Times New Roman" w:asciiTheme="minorHAnsi" w:hAnsiTheme="minorHAnsi"/>
-                    <w:sz w:val="22"/>
-                    <w:szCs w:val="22"/>
-                  </w:rPr>
-                </w:pPr>
-                <w:proofErr w:type="spellStart"/>
-                <w:r>
-                  <w:rPr>
-                    <w:rFonts w:eastAsia="Times New Roman" w:asciiTheme="minorHAnsi" w:hAnsiTheme="minorHAnsi"/>
-                    <w:sz w:val="22"/>
-                    <w:szCs w:val="22"/>
-                  </w:rPr>
-                  <w:t>VATAmount_Lbl</w:t>
-                </w:r>
-                <w:proofErr w:type="spellEnd"/>
-              </w:p>
-            </w:tc>
-          </w:sdtContent>
-        </w:sdt>
-        <w:tc>
-          <w:tcPr>
-            <w:tcW w:w="1661" w:type="dxa"/>
-            <w:tcBorders>
-              <w:bottom w:val="single" w:color="000000" w:sz="4" w:space="0"/>
-            </w:tcBorders>
-            <w:vAlign w:val="center"/>
-          </w:tcPr>
-          <w:p>
-            <w:pPr>
-              <w:spacing w:before="120" w:after="120" w:line="240" w:lineRule="exact"/>
-              <w:cnfStyle w:val="000000000000" w:firstRow="0" w:lastRow="0" w:firstColumn="0" w:lastColumn="0" w:oddVBand="0" w:evenVBand="0" w:oddHBand="0" w:evenHBand="0" w:firstRowFirstColumn="0" w:firstRowLastColumn="0" w:lastRowFirstColumn="0" w:lastRowLastColumn="0"/>
-              <w:rPr>
-                <w:rFonts w:cs="Arial" w:asciiTheme="minorHAnsi" w:hAnsiTheme="minorHAnsi"/>
-                <w:sz w:val="22"/>
-                <w:szCs w:val="22"/>
-                <w:lang w:eastAsia="en-US"/>
-              </w:rPr>
-            </w:pPr>
-          </w:p>
-        </w:tc>
-        <w:tc>
-          <w:tcPr>
-            <w:tcW w:w="697" w:type="dxa"/>
-            <w:tcBorders>
-              <w:bottom w:val="single" w:color="000000" w:sz="4" w:space="0"/>
-            </w:tcBorders>
-            <w:vAlign w:val="center"/>
-          </w:tcPr>
-          <w:p>
-            <w:pPr>
-              <w:spacing w:before="120" w:after="120" w:line="240" w:lineRule="exact"/>
-              <w:cnfStyle w:val="000000000000" w:firstRow="0" w:lastRow="0" w:firstColumn="0" w:lastColumn="0" w:oddVBand="0" w:evenVBand="0" w:oddHBand="0" w:evenHBand="0" w:firstRowFirstColumn="0" w:firstRowLastColumn="0" w:lastRowFirstColumn="0" w:lastRowLastColumn="0"/>
-              <w:rPr>
-                <w:rFonts w:cs="Arial" w:asciiTheme="minorHAnsi" w:hAnsiTheme="minorHAnsi"/>
-                <w:sz w:val="22"/>
-                <w:szCs w:val="22"/>
-                <w:lang w:val="en-US" w:eastAsia="en-US"/>
-              </w:rPr>
-            </w:pPr>
-          </w:p>
-        </w:tc>
-        <w:tc>
-          <w:tcPr>
-            <w:tcW w:w="704" w:type="dxa"/>
-            <w:tcBorders>
-              <w:bottom w:val="single" w:color="000000" w:sz="4" w:space="0"/>
-            </w:tcBorders>
-            <w:vAlign w:val="center"/>
-          </w:tcPr>
-          <w:p>
-            <w:pPr>
-              <w:spacing w:before="120" w:after="120" w:line="240" w:lineRule="exact"/>
-              <w:cnfStyle w:val="000000000000" w:firstRow="0" w:lastRow="0" w:firstColumn="0" w:lastColumn="0" w:oddVBand="0" w:evenVBand="0" w:oddHBand="0" w:evenHBand="0" w:firstRowFirstColumn="0" w:firstRowLastColumn="0" w:lastRowFirstColumn="0" w:lastRowLastColumn="0"/>
-              <w:rPr>
-                <w:rFonts w:cs="Arial" w:asciiTheme="minorHAnsi" w:hAnsiTheme="minorHAnsi"/>
-                <w:sz w:val="22"/>
-                <w:szCs w:val="22"/>
-                <w:lang w:eastAsia="en-US"/>
-              </w:rPr>
-            </w:pPr>
-          </w:p>
-        </w:tc>
-        <w:sdt>
-          <w:sdtPr>
-            <w:rPr>
-              <w:rFonts w:cs="Arial"/>
-              <w:sz w:val="22"/>
-              <w:szCs w:val="22"/>
-              <w:lang w:eastAsia="en-US"/>
-            </w:rPr>
-            <w:alias w:val="TotalVATAmount"/>
-            <w:tag w:val="#BC:InsertDataItem,DataItems/Header/Totals/TotalVATAmount"/>
-            <w:id w:val="-1825032346"/>
-            <w:placeholder>
-              <w:docPart w:val="DefaultPlaceholder_-1854013440"/>
-            </w:placeholder>
-            <w15:color w:val="808080"/>
-            <w:text/>
-            <w:dataBinding w:prefixMappings="xmlns:ns0='urn:microsoft-dynamics-nav/reports/Standard_Sales_Quote/1304/'" w:xpath="/ns0:NavWordReportXmlPart[1]/ns0:Header[1]/ns0:Totals[1]/ns0:TotalVATAmount[1]"/>
-          </w:sdtPr>
-          <w:sdtEndPr/>
-          <w:sdtContent>
-            <w:tc>
-              <w:tcPr>
-                <w:tcW w:w="4562" w:type="dxa"/>
-                <w:tcBorders>
-                  <w:bottom w:val="single" w:color="000000" w:sz="4" w:space="0"/>
-                </w:tcBorders>
-                <w:vAlign w:val="center"/>
-              </w:tcPr>
-              <w:p>
-                <w:pPr>
-                  <w:spacing w:before="120" w:after="120" w:line="240" w:lineRule="exact"/>
-                  <w:jc w:val="right"/>
-                  <w:cnfStyle w:val="000000000000" w:firstRow="0" w:lastRow="0" w:firstColumn="0" w:lastColumn="0" w:oddVBand="0" w:evenVBand="0" w:oddHBand="0" w:evenHBand="0" w:firstRowFirstColumn="0" w:firstRowLastColumn="0" w:lastRowFirstColumn="0" w:lastRowLastColumn="0"/>
-                  <w:rPr>
-                    <w:rFonts w:cs="Arial" w:asciiTheme="minorHAnsi" w:hAnsiTheme="minorHAnsi"/>
-                    <w:sz w:val="22"/>
-                    <w:szCs w:val="22"/>
-                    <w:lang w:eastAsia="en-US"/>
-                  </w:rPr>
-                </w:pPr>
-                <w:proofErr w:type="spellStart"/>
-                <w:r>
-                  <w:rPr>
-                    <w:rFonts w:cs="Arial" w:asciiTheme="minorHAnsi" w:hAnsiTheme="minorHAnsi"/>
-                    <w:sz w:val="22"/>
-                    <w:szCs w:val="22"/>
-                    <w:lang w:eastAsia="en-US"/>
-                  </w:rPr>
-                  <w:t>TotalVATAmount</w:t>
-                </w:r>
-                <w:proofErr w:type="spellEnd"/>
-              </w:p>
-            </w:tc>
-          </w:sdtContent>
-        </w:sdt>
-      </w:tr>
+              <w:id w:val="768507247"/>
+              <w:placeholder>
+                <w:docPart w:val="2A1EE604918D435695DB2B670F3FA0E3"/>
+              </w:placeholder>
+              <w15:repeatingSectionItem/>
+            </w:sdtPr>
+            <w:sdtEndPr/>
+            <w:sdtContent>
+              <w:tr>
+                <w:trPr>
+                  <w:trHeight w:val="490"/>
+                </w:trPr>
+                <w:tc>
+                  <w:tcPr>
+                    <w:tcW w:w="3128" w:type="pct"/>
+                    <w:gridSpan w:val="5"/>
+                  </w:tcPr>
+                  <w:p>
+                    <w:pPr>
+                      <w:pStyle w:val="BCLabel"/>
+                      <w:spacing w:before="120" w:after="120"/>
+                    </w:pPr>
+                    <w:sdt>
+                      <w:sdtPr>
+                        <w:alias w:val="#Nav: /Header/ReportTotalsLine/Description_ReportTotalsLine"/>
+                        <w:tag w:val="#Nav: Standard_Sales_Quote/1304"/>
+                        <w:id w:val="1468313313"/>
+                        <w:placeholder>
+                          <w:docPart w:val="9CD79AA69D9B4674A5B8D3EECA9B49BA"/>
+                        </w:placeholder>
+                        <w:dataBinding w:prefixMappings="xmlns:ns0='urn:microsoft-dynamics-nav/reports/Standard_Sales_Quote/1304/'" w:xpath="/ns0:NavWordReportXmlPart[1]/ns0:Header[1]/ns0:ReportTotalsLine[1]/ns0:Description_ReportTotalsLine[1]" w:storeItemID="{6ECCC8C6-8B62-4F89-A854-4267C4E441F8}"/>
+                        <w:text/>
+                      </w:sdtPr>
+                      <w:sdtEndPr/>
+                      <w:sdtContent>
+                        <w:r>
+                          <w:t>Description_ReportTotalsLine</w:t>
+                        </w:r>
+                      </w:sdtContent>
+                    </w:sdt>
+                  </w:p>
+                </w:tc>
+                <w:sdt>
+                  <w:sdtPr>
+                    <w:alias w:val="#Nav: /Header/ReportTotalsLine/Amount_ReportTotalsLine"/>
+                    <w:tag w:val="#Nav: Standard_Sales_Quote/1304"/>
+                    <w:id w:val="1520812946"/>
+                    <w:placeholder>
+                      <w:docPart w:val="9CD79AA69D9B4674A5B8D3EECA9B49BA"/>
+                    </w:placeholder>
+                    <w:dataBinding w:prefixMappings="xmlns:ns0='urn:microsoft-dynamics-nav/reports/Standard_Sales_Quote/1304/'" w:xpath="/ns0:NavWordReportXmlPart[1]/ns0:Header[1]/ns0:ReportTotalsLine[1]/ns0:Amount_ReportTotalsLine[1]" w:storeItemID="{6ECCC8C6-8B62-4F89-A854-4267C4E441F8}"/>
+                    <w:text/>
+                  </w:sdtPr>
+                  <w:sdtEndPr/>
+                  <w:sdtContent>
+                    <w:tc>
+                      <w:tcPr>
+                        <w:tcW w:w="1872" w:type="pct"/>
+                      </w:tcPr>
+                      <w:p>
+                        <w:pPr>
+                          <w:pStyle w:val="BCLabelNumber"/>
+                          <w:jc w:val="right"/>
+                        </w:pPr>
+                        <w:r>
+                          <w:t>Amount_ReportTotalsLine</w:t>
+                        </w:r>
+                      </w:p>
+                    </w:tc>
+                  </w:sdtContent>
+                </w:sdt>
+              </w:tr>
+            </w:sdtContent>
+          </w:sdt>
+        </w:sdtContent>
+      </w:sdt>
       <w:tr>
         <w:trPr>
           <w:trHeight w:val="490"/>
         </w:trPr>
         <w:tc>
           <w:tcPr>
-            <w:cnfStyle w:val="001000000000" w:firstRow="0" w:lastRow="0" w:firstColumn="1" w:lastColumn="0" w:oddVBand="0" w:evenVBand="0" w:oddHBand="0" w:evenHBand="0" w:firstRowFirstColumn="0" w:firstRowLastColumn="0" w:lastRowFirstColumn="0" w:lastRowLastColumn="0"/>
-            <w:tcW w:w="8062" w:type="dxa"/>
-            <w:tcBorders>
-              <w:top w:val="single" w:color="000000" w:sz="4" w:space="0"/>
-              <w:bottom w:val="single" w:color="auto" w:sz="8" w:space="0"/>
-            </w:tcBorders>
-            <w:vAlign w:val="center"/>
+            <w:tcW w:w="2282" w:type="pct"/>
           </w:tcPr>
           <w:sdt>
             <w:sdtPr>
-              <w:rPr>
-                <w:rFonts w:ascii="Segoe UI Semibold" w:hAnsi="Segoe UI Semibold" w:cs="Segoe UI Semibold"/>
-                <w:b/>
-                <w:sz w:val="22"/>
-                <w:szCs w:val="22"/>
-              </w:rPr>
               <w:alias w:val="TotalIncludingVATText"/>
               <w:tag w:val="#BC:InsertDataItem,DataItems/Header/Totals/TotalIncludingVATText"/>
-              <w:id w:val="-1340845080"/>
-              <w:placeholder>
-                <w:docPart w:val="41332D39EB6743E0807D96D2BCAC3E5F"/>
-              </w:placeholder>
+              <w:id w:val="-647058501"/>
               <w:dataBinding w:prefixMappings="xmlns:ns0='urn:microsoft-dynamics-nav/reports/Standard_Sales_Quote/1304/'" w:xpath="/ns0:NavWordReportXmlPart[1]/ns0:Header[1]/ns0:Totals[1]/ns0:TotalIncludingVATText[1]" w:storeItemID="{00000000-0000-0000-0000-000000000000}"/>
               <w15:color w:val="808080"/>
               <w:text/>
@@ -3072,50 +2139,25 @@
             <w:sdtContent>
               <w:p>
                 <w:pPr>
-                  <w:pStyle w:val="Heading2"/>
-                  <w:spacing w:before="120" w:after="120" w:line="276" w:lineRule="auto"/>
-                  <w:rPr>
-                    <w:rFonts w:ascii="Segoe UI Semibold" w:hAnsi="Segoe UI Semibold" w:eastAsia="Times New Roman" w:cs="Segoe UI Semibold"/>
-                    <w:b/>
-                    <w:sz w:val="22"/>
-                    <w:szCs w:val="22"/>
-                  </w:rPr>
+                  <w:pStyle w:val="BCLabel"/>
+                  <w:spacing w:before="120" w:after="120"/>
                 </w:pPr>
-                <w:proofErr w:type="spellStart"/>
                 <w:r>
-                  <w:rPr>
-                    <w:rFonts w:ascii="Segoe UI Semibold" w:hAnsi="Segoe UI Semibold" w:cs="Segoe UI Semibold"/>
-                    <w:b/>
-                    <w:sz w:val="22"/>
-                    <w:szCs w:val="22"/>
-                  </w:rPr>
                   <w:t>TotalIncludingVATText</w:t>
                 </w:r>
-                <w:proofErr w:type="spellEnd"/>
               </w:p>
             </w:sdtContent>
           </w:sdt>
         </w:tc>
         <w:tc>
           <w:tcPr>
-            <w:tcW w:w="1661" w:type="dxa"/>
-            <w:tcBorders>
-              <w:top w:val="single" w:color="000000" w:sz="4" w:space="0"/>
-              <w:bottom w:val="single" w:color="auto" w:sz="8" w:space="0"/>
-            </w:tcBorders>
-            <w:vAlign w:val="center"/>
+            <w:tcW w:w="302" w:type="pct"/>
           </w:tcPr>
           <w:p>
             <w:pPr>
-              <w:pStyle w:val="Heading2"/>
-              <w:spacing w:before="120" w:after="120" w:line="276" w:lineRule="auto"/>
-              <w:cnfStyle w:val="000000000000" w:firstRow="0" w:lastRow="0" w:firstColumn="0" w:lastColumn="0" w:oddVBand="0" w:evenVBand="0" w:oddHBand="0" w:evenHBand="0" w:firstRowFirstColumn="0" w:firstRowLastColumn="0" w:lastRowFirstColumn="0" w:lastRowLastColumn="0"/>
+              <w:pStyle w:val="BCLabel"/>
+              <w:spacing w:before="120" w:after="120"/>
               <w:rPr>
-                <w:rFonts w:ascii="Segoe UI Semibold" w:hAnsi="Segoe UI Semibold" w:cs="Segoe UI Semibold"/>
-                <w:b/>
-                <w:bCs/>
-                <w:sz w:val="22"/>
-                <w:szCs w:val="22"/>
                 <w:lang w:eastAsia="en-US"/>
               </w:rPr>
             </w:pPr>
@@ -3123,24 +2165,13 @@
         </w:tc>
         <w:tc>
           <w:tcPr>
-            <w:tcW w:w="697" w:type="dxa"/>
-            <w:tcBorders>
-              <w:top w:val="single" w:color="000000" w:sz="4" w:space="0"/>
-              <w:bottom w:val="single" w:color="auto" w:sz="8" w:space="0"/>
-            </w:tcBorders>
-            <w:vAlign w:val="center"/>
+            <w:tcW w:w="160" w:type="pct"/>
           </w:tcPr>
           <w:p>
             <w:pPr>
-              <w:pStyle w:val="Heading2"/>
-              <w:spacing w:before="120" w:after="120" w:line="276" w:lineRule="auto"/>
-              <w:cnfStyle w:val="000000000000" w:firstRow="0" w:lastRow="0" w:firstColumn="0" w:lastColumn="0" w:oddVBand="0" w:evenVBand="0" w:oddHBand="0" w:evenHBand="0" w:firstRowFirstColumn="0" w:firstRowLastColumn="0" w:lastRowFirstColumn="0" w:lastRowLastColumn="0"/>
+              <w:pStyle w:val="BCLabel"/>
+              <w:spacing w:before="120" w:after="120"/>
               <w:rPr>
-                <w:rFonts w:ascii="Segoe UI Semibold" w:hAnsi="Segoe UI Semibold" w:cs="Segoe UI Semibold"/>
-                <w:b/>
-                <w:bCs/>
-                <w:sz w:val="22"/>
-                <w:szCs w:val="22"/>
                 <w:lang w:eastAsia="en-US"/>
               </w:rPr>
             </w:pPr>
@@ -3148,24 +2179,13 @@
         </w:tc>
         <w:tc>
           <w:tcPr>
-            <w:tcW w:w="704" w:type="dxa"/>
-            <w:tcBorders>
-              <w:top w:val="single" w:color="000000" w:sz="4" w:space="0"/>
-              <w:bottom w:val="single" w:color="auto" w:sz="8" w:space="0"/>
-            </w:tcBorders>
-            <w:vAlign w:val="center"/>
+            <w:tcW w:w="161" w:type="pct"/>
           </w:tcPr>
           <w:p>
             <w:pPr>
-              <w:pStyle w:val="Heading2"/>
-              <w:spacing w:before="120" w:after="120" w:line="276" w:lineRule="auto"/>
-              <w:cnfStyle w:val="000000000000" w:firstRow="0" w:lastRow="0" w:firstColumn="0" w:lastColumn="0" w:oddVBand="0" w:evenVBand="0" w:oddHBand="0" w:evenHBand="0" w:firstRowFirstColumn="0" w:firstRowLastColumn="0" w:lastRowFirstColumn="0" w:lastRowLastColumn="0"/>
+              <w:pStyle w:val="BCLabel"/>
+              <w:spacing w:before="120" w:after="120"/>
               <w:rPr>
-                <w:rFonts w:ascii="Segoe UI Semibold" w:hAnsi="Segoe UI Semibold" w:cs="Segoe UI Semibold"/>
-                <w:b/>
-                <w:bCs/>
-                <w:sz w:val="22"/>
-                <w:szCs w:val="22"/>
                 <w:lang w:eastAsia="en-US"/>
               </w:rPr>
             </w:pPr>
@@ -3173,54 +2193,26 @@
         </w:tc>
         <w:tc>
           <w:tcPr>
-            <w:tcW w:w="4562" w:type="dxa"/>
-            <w:tcBorders>
-              <w:top w:val="single" w:color="000000" w:sz="4" w:space="0"/>
-              <w:bottom w:val="single" w:color="auto" w:sz="8" w:space="0"/>
-            </w:tcBorders>
-            <w:vAlign w:val="center"/>
+            <w:tcW w:w="2095" w:type="pct"/>
+            <w:gridSpan w:val="2"/>
           </w:tcPr>
           <w:p>
             <w:pPr>
-              <w:pStyle w:val="Heading2"/>
-              <w:spacing w:before="120" w:after="120" w:line="276" w:lineRule="auto"/>
+              <w:pStyle w:val="BCLabelNumber"/>
+              <w:spacing w:before="120" w:after="120"/>
               <w:jc w:val="right"/>
-              <w:cnfStyle w:val="000000000000" w:firstRow="0" w:lastRow="0" w:firstColumn="0" w:lastColumn="0" w:oddVBand="0" w:evenVBand="0" w:oddHBand="0" w:evenHBand="0" w:firstRowFirstColumn="0" w:firstRowLastColumn="0" w:lastRowFirstColumn="0" w:lastRowLastColumn="0"/>
               <w:rPr>
-                <w:rFonts w:ascii="Segoe UI Semibold" w:hAnsi="Segoe UI Semibold" w:cs="Segoe UI Semibold"/>
-                <w:b/>
-                <w:bCs/>
-                <w:sz w:val="22"/>
-                <w:szCs w:val="22"/>
                 <w:lang w:eastAsia="en-US"/>
               </w:rPr>
             </w:pPr>
             <w:r>
-              <w:rPr>
-                <w:rFonts w:ascii="Segoe UI Semibold" w:hAnsi="Segoe UI Semibold" w:eastAsia="Times New Roman" w:cs="Segoe UI Semibold"/>
-                <w:b/>
-                <w:bCs/>
-                <w:sz w:val="22"/>
-                <w:szCs w:val="22"/>
-              </w:rPr>
               <w:t> </w:t>
             </w:r>
-            <w:proofErr w:type="spellStart"/>
             <w:sdt>
               <w:sdtPr>
-                <w:rPr>
-                  <w:rFonts w:ascii="Segoe UI Semibold" w:hAnsi="Segoe UI Semibold" w:eastAsia="Times New Roman" w:cs="Segoe UI Semibold"/>
-                  <w:b/>
-                  <w:bCs/>
-                  <w:sz w:val="22"/>
-                  <w:szCs w:val="22"/>
-                </w:rPr>
                 <w:alias w:val="TotalAmountIncludingVAT"/>
                 <w:tag w:val="#BC:InsertDataItem,DataItems/Header/Totals/TotalAmountIncludingVAT"/>
-                <w:id w:val="475962551"/>
-                <w:placeholder>
-                  <w:docPart w:val="AC143A715EE944898DCD7B59D1A54809"/>
-                </w:placeholder>
+                <w:id w:val="-1881163820"/>
                 <w:dataBinding w:prefixMappings="xmlns:ns0='urn:microsoft-dynamics-nav/reports/Standard_Sales_Quote/1304/'" w:xpath="/ns0:NavWordReportXmlPart[1]/ns0:Header[1]/ns0:Totals[1]/ns0:TotalAmountIncludingVAT[1]" w:storeItemID="{00000000-0000-0000-0000-000000000000}"/>
                 <w15:color w:val="808080"/>
                 <w:text/>
@@ -3228,16 +2220,8 @@
               <w:sdtEndPr/>
               <w:sdtContent>
                 <w:r>
-                  <w:rPr>
-                    <w:rFonts w:ascii="Segoe UI Semibold" w:hAnsi="Segoe UI Semibold" w:eastAsia="Times New Roman" w:cs="Segoe UI Semibold"/>
-                    <w:b/>
-                    <w:bCs/>
-                    <w:sz w:val="22"/>
-                    <w:szCs w:val="22"/>
-                  </w:rPr>
                   <w:t>TotalAmountIncludingVAT</w:t>
                 </w:r>
-                <w:proofErr w:type="spellEnd"/>
               </w:sdtContent>
             </w:sdt>
           </w:p>
@@ -3250,15 +2234,11 @@
         </w:trPr>
         <w:sdt>
           <w:sdtPr>
-            <w:rPr>
-              <w:sz w:val="22"/>
-              <w:szCs w:val="22"/>
-            </w:rPr>
             <w:alias w:val="TotalCO2e_Lbl"/>
             <w:tag w:val="#BC:InsertDataItem,DataItems/Header/TotalCO2e_Lbl"/>
             <w:id w:val="-1905135317"/>
             <w:placeholder>
-              <w:docPart w:val="DefaultPlaceholder_-1854013440"/>
+              <w:docPart w:val="741D9367E8854D8D95B65F7AC56E5B40"/>
             </w:placeholder>
             <w:dataBinding w:prefixMappings="xmlns:ns0='urn:microsoft-dynamics-nav/reports/Standard_Sales_Quote/1304/'" w:xpath="/ns0:NavWordReportXmlPart[1]/ns0:Header[1]/ns0:TotalCO2e_Lbl[1]" w:storeItemID="{00000000-0000-0000-0000-000000000000}"/>
             <w15:color w:val="808080"/>
@@ -3268,31 +2248,14 @@
           <w:sdtContent>
             <w:tc>
               <w:tcPr>
-                <w:cnfStyle w:val="001000000000" w:firstRow="0" w:lastRow="0" w:firstColumn="1" w:lastColumn="0" w:oddVBand="0" w:evenVBand="0" w:oddHBand="0" w:evenHBand="0" w:firstRowFirstColumn="0" w:firstRowLastColumn="0" w:lastRowFirstColumn="0" w:lastRowLastColumn="0"/>
-                <w:tcW w:w="8062" w:type="dxa"/>
-                <w:tcBorders>
-                  <w:top w:val="single" w:color="auto" w:sz="8" w:space="0"/>
-                </w:tcBorders>
+                <w:tcW w:w="2282" w:type="pct"/>
               </w:tcPr>
               <w:p>
                 <w:pPr>
+                  <w:pStyle w:val="BCLabel"/>
                   <w:spacing w:before="120" w:after="120"/>
-                  <w:rPr>
-                    <w:rFonts w:asciiTheme="minorHAnsi" w:hAnsiTheme="minorHAnsi"/>
-                    <w:b w:val="0"/>
-                    <w:bCs w:val="0"/>
-                    <w:sz w:val="22"/>
-                    <w:szCs w:val="22"/>
-                  </w:rPr>
                 </w:pPr>
                 <w:r>
-                  <w:rPr>
-                    <w:rFonts w:asciiTheme="minorHAnsi" w:hAnsiTheme="minorHAnsi"/>
-                    <w:b w:val="0"/>
-                    <w:bCs w:val="0"/>
-                    <w:sz w:val="22"/>
-                    <w:szCs w:val="22"/>
-                  </w:rPr>
                   <w:t>TotalCO2e_Lbl</w:t>
                 </w:r>
               </w:p>
@@ -3301,22 +2264,13 @@
         </w:sdt>
         <w:tc>
           <w:tcPr>
-            <w:tcW w:w="1661" w:type="dxa"/>
-            <w:tcBorders>
-              <w:top w:val="single" w:color="auto" w:sz="8" w:space="0"/>
-            </w:tcBorders>
-            <w:vAlign w:val="center"/>
+            <w:tcW w:w="302" w:type="pct"/>
           </w:tcPr>
           <w:p>
             <w:pPr>
+              <w:pStyle w:val="BCLabel"/>
               <w:spacing w:before="120" w:after="120"/>
-              <w:cnfStyle w:val="010000000000" w:firstRow="0" w:lastRow="1" w:firstColumn="0" w:lastColumn="0" w:oddVBand="0" w:evenVBand="0" w:oddHBand="0" w:evenHBand="0" w:firstRowFirstColumn="0" w:firstRowLastColumn="0" w:lastRowFirstColumn="0" w:lastRowLastColumn="0"/>
               <w:rPr>
-                <w:rFonts w:asciiTheme="minorHAnsi" w:hAnsiTheme="minorHAnsi"/>
-                <w:b w:val="0"/>
-                <w:bCs w:val="0"/>
-                <w:sz w:val="22"/>
-                <w:szCs w:val="22"/>
                 <w:lang w:eastAsia="en-US"/>
               </w:rPr>
             </w:pPr>
@@ -3324,22 +2278,13 @@
         </w:tc>
         <w:tc>
           <w:tcPr>
-            <w:tcW w:w="697" w:type="dxa"/>
-            <w:tcBorders>
-              <w:top w:val="single" w:color="auto" w:sz="8" w:space="0"/>
-            </w:tcBorders>
-            <w:vAlign w:val="center"/>
+            <w:tcW w:w="160" w:type="pct"/>
           </w:tcPr>
           <w:p>
             <w:pPr>
+              <w:pStyle w:val="BCLabel"/>
               <w:spacing w:before="120" w:after="120"/>
-              <w:cnfStyle w:val="010000000000" w:firstRow="0" w:lastRow="1" w:firstColumn="0" w:lastColumn="0" w:oddVBand="0" w:evenVBand="0" w:oddHBand="0" w:evenHBand="0" w:firstRowFirstColumn="0" w:firstRowLastColumn="0" w:lastRowFirstColumn="0" w:lastRowLastColumn="0"/>
               <w:rPr>
-                <w:rFonts w:asciiTheme="minorHAnsi" w:hAnsiTheme="minorHAnsi"/>
-                <w:b w:val="0"/>
-                <w:bCs w:val="0"/>
-                <w:sz w:val="22"/>
-                <w:szCs w:val="22"/>
                 <w:lang w:eastAsia="en-US"/>
               </w:rPr>
             </w:pPr>
@@ -3347,22 +2292,13 @@
         </w:tc>
         <w:tc>
           <w:tcPr>
-            <w:tcW w:w="704" w:type="dxa"/>
-            <w:tcBorders>
-              <w:top w:val="single" w:color="auto" w:sz="8" w:space="0"/>
-            </w:tcBorders>
-            <w:vAlign w:val="center"/>
+            <w:tcW w:w="161" w:type="pct"/>
           </w:tcPr>
           <w:p>
             <w:pPr>
+              <w:pStyle w:val="BCLabel"/>
               <w:spacing w:before="120" w:after="120"/>
-              <w:cnfStyle w:val="010000000000" w:firstRow="0" w:lastRow="1" w:firstColumn="0" w:lastColumn="0" w:oddVBand="0" w:evenVBand="0" w:oddHBand="0" w:evenHBand="0" w:firstRowFirstColumn="0" w:firstRowLastColumn="0" w:lastRowFirstColumn="0" w:lastRowLastColumn="0"/>
               <w:rPr>
-                <w:rFonts w:asciiTheme="minorHAnsi" w:hAnsiTheme="minorHAnsi"/>
-                <w:b w:val="0"/>
-                <w:bCs w:val="0"/>
-                <w:sz w:val="22"/>
-                <w:szCs w:val="22"/>
                 <w:lang w:eastAsia="en-US"/>
               </w:rPr>
             </w:pPr>
@@ -3370,16 +2306,11 @@
         </w:tc>
         <w:sdt>
           <w:sdtPr>
-            <w:rPr>
-              <w:rFonts w:eastAsia="Times New Roman"/>
-              <w:sz w:val="22"/>
-              <w:szCs w:val="22"/>
-            </w:rPr>
             <w:alias w:val="TotalCO2e"/>
             <w:tag w:val="#BC:InsertDataItem,DataItems/Header/Totals/TotalCO2e"/>
             <w:id w:val="-1661767444"/>
             <w:placeholder>
-              <w:docPart w:val="DefaultPlaceholder_-1854013440"/>
+              <w:docPart w:val="DC098D137924436A9E9190E4AFE10321"/>
             </w:placeholder>
             <w:dataBinding w:prefixMappings="xmlns:ns0='urn:microsoft-dynamics-nav/reports/Standard_Sales_Quote/1304/'" w:xpath="/ns0:NavWordReportXmlPart[1]/ns0:Header[1]/ns0:Totals[1]/ns0:TotalCO2e[1]" w:storeItemID="{00000000-0000-0000-0000-000000000000}"/>
             <w15:color w:val="808080"/>
@@ -3389,32 +2320,16 @@
           <w:sdtContent>
             <w:tc>
               <w:tcPr>
-                <w:tcW w:w="4562" w:type="dxa"/>
-                <w:tcBorders>
-                  <w:top w:val="single" w:color="auto" w:sz="8" w:space="0"/>
-                </w:tcBorders>
+                <w:tcW w:w="2095" w:type="pct"/>
+                <w:gridSpan w:val="2"/>
               </w:tcPr>
               <w:p>
                 <w:pPr>
+                  <w:pStyle w:val="BCLabelNumber"/>
                   <w:spacing w:before="120" w:after="120"/>
                   <w:jc w:val="right"/>
-                  <w:cnfStyle w:val="010000000000" w:firstRow="0" w:lastRow="1" w:firstColumn="0" w:lastColumn="0" w:oddVBand="0" w:evenVBand="0" w:oddHBand="0" w:evenHBand="0" w:firstRowFirstColumn="0" w:firstRowLastColumn="0" w:lastRowFirstColumn="0" w:lastRowLastColumn="0"/>
-                  <w:rPr>
-                    <w:rFonts w:eastAsia="Times New Roman" w:asciiTheme="minorHAnsi" w:hAnsiTheme="minorHAnsi"/>
-                    <w:b w:val="0"/>
-                    <w:bCs w:val="0"/>
-                    <w:sz w:val="22"/>
-                    <w:szCs w:val="22"/>
-                  </w:rPr>
                 </w:pPr>
                 <w:r>
-                  <w:rPr>
-                    <w:rFonts w:eastAsia="Times New Roman" w:asciiTheme="minorHAnsi" w:hAnsiTheme="minorHAnsi"/>
-                    <w:b w:val="0"/>
-                    <w:bCs w:val="0"/>
-                    <w:sz w:val="22"/>
-                    <w:szCs w:val="22"/>
-                  </w:rPr>
                   <w:t>TotalCO2e</w:t>
                 </w:r>
               </w:p>
@@ -3425,76 +2340,57 @@
     </w:tbl>
     <w:p>
       <w:pPr>
-        <w:rPr>
-          <w:sz w:val="22"/>
-          <w:szCs w:val="22"/>
-        </w:rPr>
+        <w:spacing w:after="0" w:line="240" w:lineRule="auto"/>
       </w:pPr>
     </w:p>
     <w:tbl>
       <w:tblPr>
-        <w:tblW w:w="15422" w:type="dxa"/>
-        <w:tblCellMar>
-          <w:left w:w="0" w:type="dxa"/>
-          <w:right w:w="0" w:type="dxa"/>
-        </w:tblCellMar>
-        <w:tblLook w:val="0000" w:firstRow="0" w:lastRow="0" w:firstColumn="0" w:lastColumn="0" w:noHBand="0" w:noVBand="0"/>
+        <w:tblStyle w:val="BCBlockTable"/>
+        <w:tblW w:w="5000" w:type="pct"/>
+        <w:tblLook w:val="0620" w:firstRow="1" w:lastRow="0" w:firstColumn="0" w:lastColumn="0" w:noHBand="1" w:noVBand="1"/>
         <w:tblCaption w:val="Note Block"/>
+        <w:tblDescription w:val="Layout table. Used for positioning, not for tabular data."/>
       </w:tblPr>
       <w:tblGrid>
-        <w:gridCol w:w="15422"/>
+        <w:gridCol w:w="15686"/>
       </w:tblGrid>
       <w:tr>
+        <w:trPr>
+          <w:cnfStyle w:val="100000000000" w:firstRow="1" w:lastRow="0" w:firstColumn="0" w:lastColumn="0" w:oddVBand="0" w:evenVBand="0" w:oddHBand="0" w:evenHBand="0" w:firstRowFirstColumn="0" w:firstRowLastColumn="0" w:lastRowFirstColumn="0" w:lastRowLastColumn="0"/>
+          <w:cantSplit/>
+        </w:trPr>
         <w:sdt>
           <w:sdtPr>
-            <w:rPr>
-              <w:iCs/>
-            </w:rPr>
             <w:alias w:val="WorkDescriptionLine"/>
             <w:tag w:val="#BC:InsertDataItem,DataItems/Header/WorkDescriptionLines/WorkDescriptionLine"/>
             <w:id w:val="1996985812"/>
             <w:placeholder>
               <w:docPart w:val="048C0A511EDA446C848DFBBE8150E48C"/>
             </w:placeholder>
+            <w:dataBinding w:prefixMappings="xmlns:ns0='urn:microsoft-dynamics-nav/reports/Standard_Sales_Quote/1304/'" w:xpath="/ns0:NavWordReportXmlPart[1]/ns0:Header[1]/ns0:WorkDescriptionLines[1]/ns0:WorkDescriptionLine[1]" w:storeItemID="{00000000-0000-0000-0000-000000000000}"/>
             <w15:color w:val="808080"/>
             <w:text/>
-            <w:dataBinding w:prefixMappings="xmlns:ns0='urn:microsoft-dynamics-nav/reports/Standard_Sales_Quote/1304/'" w:xpath="/ns0:NavWordReportXmlPart[1]/ns0:Header[1]/ns0:WorkDescriptionLines[1]/ns0:WorkDescriptionLine[1]"/>
           </w:sdtPr>
           <w:sdtEndPr/>
           <w:sdtContent>
             <w:tc>
               <w:tcPr>
-                <w:tcW w:w="10610" w:type="dxa"/>
+                <w:tcW w:w="5000" w:type="pct"/>
               </w:tcPr>
               <w:p>
                 <w:pPr>
+                  <w:pStyle w:val="NoSpacing"/>
                   <w:ind w:right="26"/>
-                  <w:rPr>
-                    <w:iCs/>
-                  </w:rPr>
                 </w:pPr>
-                <w:proofErr w:type="spellStart"/>
                 <w:r>
-                  <w:rPr>
-                    <w:iCs/>
-                  </w:rPr>
                   <w:t>WorkDescriptionLine</w:t>
                 </w:r>
-                <w:proofErr w:type="spellEnd"/>
               </w:p>
             </w:tc>
           </w:sdtContent>
         </w:sdt>
       </w:tr>
     </w:tbl>
-    <w:p>
-      <w:pPr>
-        <w:ind w:right="26"/>
-        <w:rPr>
-          <w:iCs/>
-        </w:rPr>
-      </w:pPr>
-    </w:p>
     <w:p/>
     <w:sectPr>
       <w:pgSz w:w="16838" w:h="11906" w:orient="landscape"/>
@@ -3506,6 +2402,10 @@
 </w:document>
 </file>
 
+<file path=word/numbering.xml><?xml version="1.0" encoding="utf-8"?>
+<w:numbering xmlns:wpc="http://schemas.microsoft.com/office/word/2010/wordprocessingCanvas" xmlns:cx="http://schemas.microsoft.com/office/drawing/2014/chartex" xmlns:cx1="http://schemas.microsoft.com/office/drawing/2015/9/8/chartex" xmlns:cx2="http://schemas.microsoft.com/office/drawing/2015/10/21/chartex" xmlns:cx3="http://schemas.microsoft.com/office/drawing/2016/5/9/chartex" xmlns:cx4="http://schemas.microsoft.com/office/drawing/2016/5/10/chartex" xmlns:cx5="http://schemas.microsoft.com/office/drawing/2016/5/11/chartex" xmlns:cx6="http://schemas.microsoft.com/office/drawing/2016/5/12/chartex" xmlns:cx7="http://schemas.microsoft.com/office/drawing/2016/5/13/chartex" xmlns:cx8="http://schemas.microsoft.com/office/drawing/2016/5/14/chartex" xmlns:mc="http://schemas.openxmlformats.org/markup-compatibility/2006" xmlns:aink="http://schemas.microsoft.com/office/drawing/2016/ink" xmlns:am3d="http://schemas.microsoft.com/office/drawing/2017/model3d" xmlns:o="urn:schemas-microsoft-com:office:office" xmlns:oel="http://schemas.microsoft.com/office/2019/extlst" xmlns:r="http://schemas.openxmlformats.org/officeDocument/2006/relationships" xmlns:m="http://schemas.openxmlformats.org/officeDocument/2006/math" xmlns:v="urn:schemas-microsoft-com:vml" xmlns:wp14="http://schemas.microsoft.com/office/word/2010/wordprocessingDrawing" xmlns:wp="http://schemas.openxmlformats.org/drawingml/2006/wordprocessingDrawing" xmlns:w10="urn:schemas-microsoft-com:office:word" xmlns:w="http://schemas.openxmlformats.org/wordprocessingml/2006/main" xmlns:w14="http://schemas.microsoft.com/office/word/2010/wordml" xmlns:w15="http://schemas.microsoft.com/office/word/2012/wordml" xmlns:w16cei="http://schemas.microsoft.com/office/word/2026/wordml/cei" xmlns:w16cex="http://schemas.microsoft.com/office/word/2018/wordml/cex" xmlns:w16cid="http://schemas.microsoft.com/office/word/2016/wordml/cid" xmlns:w16="http://schemas.microsoft.com/office/word/2018/wordml" xmlns:w16du="http://schemas.microsoft.com/office/word/2023/wordml/word16du" xmlns:w16sdtdh="http://schemas.microsoft.com/office/word/2020/wordml/sdtdatahash" xmlns:w16sdtfl="http://schemas.microsoft.com/office/word/2024/wordml/sdtformatlock" xmlns:w16se="http://schemas.microsoft.com/office/word/2015/wordml/symex" xmlns:wpg="http://schemas.microsoft.com/office/word/2010/wordprocessingGroup" xmlns:wpi="http://schemas.microsoft.com/office/word/2010/wordprocessingInk" xmlns:wne="http://schemas.microsoft.com/office/word/2006/wordml" xmlns:wps="http://schemas.microsoft.com/office/word/2010/wordprocessingShape" mc:Ignorable="w14 w15 w16se w16cid w16 w16cex w16sdtdh w16sdtfl w16du wp14"/>
+</file>
+
 <file path=word/styles.xml><?xml version="1.0" encoding="utf-8"?>
 <w:styles xmlns:mc="http://schemas.openxmlformats.org/markup-compatibility/2006" xmlns:r="http://schemas.openxmlformats.org/officeDocument/2006/relationships" xmlns:w="http://schemas.openxmlformats.org/wordprocessingml/2006/main" xmlns:w14="http://schemas.microsoft.com/office/word/2010/wordml" xmlns:w15="http://schemas.microsoft.com/office/word/2012/wordml" xmlns:w16cex="http://schemas.microsoft.com/office/word/2018/wordml/cex" xmlns:w16cid="http://schemas.microsoft.com/office/word/2016/wordml/cid" xmlns:w16="http://schemas.microsoft.com/office/word/2018/wordml" xmlns:w16du="http://schemas.microsoft.com/office/word/2023/wordml/word16du" xmlns:w16sdtdh="http://schemas.microsoft.com/office/word/2020/wordml/sdtdatahash" xmlns:w16sdtfl="http://schemas.microsoft.com/office/word/2024/wordml/sdtformatlock" xmlns:w16se="http://schemas.microsoft.com/office/word/2015/wordml/symex" mc:Ignorable="w14 w15 w16se w16cid w16 w16cex w16sdtdh w16sdtfl w16du">
   <w:docDefaults>
@@ -3515,7 +2415,7 @@
         <w:kern w:val="2"/>
         <w:sz w:val="24"/>
         <w:szCs w:val="24"/>
-        <w:lang w:val="en-DK" w:eastAsia="en-DK" w:bidi="ar-SA"/>
+        <w:lang w:bidi="ar-SA"/>
         <w14:ligatures w14:val="standardContextual"/>
       </w:rPr>
     </w:rPrDefault>
@@ -4021,7 +2921,6 @@
       <w:kern w:val="0"/>
       <w:sz w:val="20"/>
       <w:szCs w:val="20"/>
-      <w:lang w:val="en-DK" w:eastAsia="en-DK"/>
       <w14:ligatures w14:val="none"/>
     </w:rPr>
     <w:tblPr/>
@@ -4214,99 +3113,338 @@
       <w:color w:val="666666"/>
     </w:rPr>
   </w:style>
+  <w:style w:type="table" w:customStyle="1" w:styleId="CLSequoiatablestyle0211">
+    <w:name w:val="CL_Sequoia_table style0211"/>
+    <w:basedOn w:val="ListTable1Light-Accent2"/>
+    <w:next w:val="ListTable1Light-Accent1"/>
+    <w:uiPriority w:val="46"/>
+    <w:rsid w:val="00267A96"/>
+    <w:rPr>
+      <w:rFonts w:ascii="Segoe UI" w:eastAsia="Aptos" w:hAnsi="Segoe UI"/>
+      <w:kern w:val="0"/>
+      <w:sz w:val="20"/>
+      <w:szCs w:val="20"/>
+      <w:lang w:val="da-DK" w:eastAsia="da-DK"/>
+      <w14:ligatures w14:val="none"/>
+    </w:rPr>
+    <w:tblPr/>
+    <w:tblStylePr w:type="firstRow">
+      <w:rPr>
+        <w:rFonts w:ascii="Segoe UI Semibold" w:hAnsi="Segoe UI Semibold"/>
+        <w:b w:val="0"/>
+        <w:bCs/>
+      </w:rPr>
+      <w:tblPr/>
+      <w:tcPr>
+        <w:tcBorders>
+          <w:bottom w:val="single" w:sz="4" w:space="0" w:color="EEF0F1"/>
+        </w:tcBorders>
+      </w:tcPr>
+    </w:tblStylePr>
+    <w:tblStylePr w:type="lastRow">
+      <w:rPr>
+        <w:rFonts w:ascii="Segoe UI" w:hAnsi="Segoe UI"/>
+        <w:b/>
+        <w:bCs/>
+      </w:rPr>
+      <w:tblPr/>
+      <w:tcPr>
+        <w:tcBorders>
+          <w:top w:val="single" w:sz="4" w:space="0" w:color="EEF0F1"/>
+        </w:tcBorders>
+      </w:tcPr>
+    </w:tblStylePr>
+    <w:tblStylePr w:type="firstCol">
+      <w:rPr>
+        <w:b w:val="0"/>
+        <w:bCs/>
+      </w:rPr>
+    </w:tblStylePr>
+    <w:tblStylePr w:type="lastCol">
+      <w:rPr>
+        <w:b/>
+        <w:bCs/>
+      </w:rPr>
+    </w:tblStylePr>
+    <w:tblStylePr w:type="band1Vert">
+      <w:tblPr/>
+      <w:tcPr>
+        <w:shd w:val="clear" w:color="auto" w:fill="F9FAFA"/>
+      </w:tcPr>
+    </w:tblStylePr>
+    <w:tblStylePr w:type="band1Horz">
+      <w:tblPr/>
+      <w:tcPr>
+        <w:shd w:val="clear" w:color="auto" w:fill="FFFFFF"/>
+      </w:tcPr>
+    </w:tblStylePr>
+    <w:tblStylePr w:type="band2Horz">
+      <w:tblPr/>
+      <w:tcPr>
+        <w:shd w:val="clear" w:color="auto" w:fill="F5F7F8"/>
+      </w:tcPr>
+    </w:tblStylePr>
+  </w:style>
+  <w:style w:type="table" w:customStyle="1" w:styleId="TableGrid1">
+    <w:name w:val="Table Grid1"/>
+    <w:basedOn w:val="TableNormal"/>
+    <w:next w:val="TableGrid"/>
+    <w:uiPriority w:val="39"/>
+    <w:rsid w:val="000507D0"/>
+    <w:pPr>
+      <w:spacing w:after="0" w:line="240" w:lineRule="auto"/>
+    </w:pPr>
+    <w:rPr>
+      <w:rFonts w:eastAsia="Calibri"/>
+      <w:kern w:val="0"/>
+      <w:sz w:val="22"/>
+      <w:szCs w:val="22"/>
+      <w:lang w:val="en-US" w:eastAsia="en-US"/>
+      <w14:ligatures w14:val="none"/>
+    </w:rPr>
+    <w:tblPr>
+      <w:tblBorders>
+        <w:top w:val="single" w:sz="4" w:space="0" w:color="auto"/>
+        <w:left w:val="single" w:sz="4" w:space="0" w:color="auto"/>
+        <w:bottom w:val="single" w:sz="4" w:space="0" w:color="auto"/>
+        <w:right w:val="single" w:sz="4" w:space="0" w:color="auto"/>
+        <w:insideH w:val="single" w:sz="4" w:space="0" w:color="auto"/>
+        <w:insideV w:val="single" w:sz="4" w:space="0" w:color="auto"/>
+      </w:tblBorders>
+    </w:tblPr>
+  </w:style>
+  <w:style w:type="paragraph" w:styleId="NoSpacing">
+    <w:name w:val="No Spacing"/>
+    <w:uiPriority w:val="1"/>
+    <w:qFormat/>
+    <w:rsid w:val="00416FC2"/>
+    <w:pPr>
+      <w:spacing w:after="0" w:line="240" w:lineRule="auto"/>
+    </w:pPr>
+    <w:rPr>
+      <w:rFonts w:eastAsiaTheme="minorHAnsi"/>
+      <w:color w:val="000000" w:themeColor="text1"/>
+    </w:rPr>
+  </w:style>
+  <w:style w:type="paragraph" w:customStyle="1" w:styleId="BCNumber">
+    <w:name w:val="BC Number"/>
+    <w:basedOn w:val="NoSpacing"/>
+    <w:next w:val="Normal"/>
+    <w:uiPriority w:val="2"/>
+    <w:qFormat/>
+    <w:rPr>
+      <w14:numSpacing w14:val="tabular"/>
+    </w:rPr>
+  </w:style>
+  <w:style w:type="paragraph" w:customStyle="1" w:styleId="BCLabel">
+    <w:name w:val="BC Label"/>
+    <w:basedOn w:val="NoSpacing"/>
+    <w:next w:val="Normal"/>
+    <w:uiPriority w:val="2"/>
+    <w:qFormat/>
+    <w:pPr>
+      <w:keepNext/>
+    </w:pPr>
+    <w:rPr>
+      <w:rFonts w:asciiTheme="majorHAnsi" w:eastAsiaTheme="majorEastAsia" w:hAnsiTheme="majorHAnsi" w:cstheme="majorBidi"/>
+    </w:rPr>
+  </w:style>
+  <w:style w:type="paragraph" w:customStyle="1" w:styleId="BCLabelNumber">
+    <w:name w:val="BC Label Number"/>
+    <w:basedOn w:val="BCLabel"/>
+    <w:next w:val="Normal"/>
+    <w:uiPriority w:val="2"/>
+    <w:qFormat/>
+    <w:rPr>
+      <w14:numSpacing w14:val="tabular"/>
+    </w:rPr>
+  </w:style>
+  <w:style w:type="table" w:customStyle="1" w:styleId="BCBlockTable">
+    <w:name w:val="BC Block Table"/>
+    <w:basedOn w:val="TableNormal"/>
+    <w:uiPriority w:val="99"/>
+    <w:qFormat/>
+    <w:pPr>
+      <w:spacing w:after="0" w:line="240" w:lineRule="auto"/>
+    </w:pPr>
+    <w:tblPr>
+      <w:tblStyleRowBandSize w:val="1"/>
+      <w:tblStyleColBandSize w:val="1"/>
+      <w:tblCellMar>
+        <w:left w:w="0" w:type="dxa"/>
+        <w:right w:w="0" w:type="dxa"/>
+      </w:tblCellMar>
+    </w:tblPr>
+    <w:tblStylePr w:type="firstRow">
+      <w:rPr>
+        <w:rFonts w:asciiTheme="majorHAnsi" w:hAnsiTheme="majorHAnsi" w:cstheme="majorBidi"/>
+      </w:rPr>
+      <w:tblPr/>
+      <w:tcPr>
+        <w:vAlign w:val="top"/>
+      </w:tcPr>
+    </w:tblStylePr>
+  </w:style>
+  <w:style w:type="table" w:customStyle="1" w:styleId="BCDataTable">
+    <w:name w:val="BC Data Table"/>
+    <w:basedOn w:val="TableNormal"/>
+    <w:uiPriority w:val="99"/>
+    <w:qFormat/>
+    <w:pPr>
+      <w:spacing w:after="0" w:line="240" w:lineRule="auto"/>
+    </w:pPr>
+    <w:tblPr>
+      <w:tblStyleRowBandSize w:val="1"/>
+      <w:tblStyleColBandSize w:val="1"/>
+      <w:tblCellMar>
+        <w:left w:w="115" w:type="dxa"/>
+        <w:right w:w="115" w:type="dxa"/>
+      </w:tblCellMar>
+    </w:tblPr>
+    <w:tcPr>
+      <w:vAlign w:val="center"/>
+    </w:tcPr>
+    <w:tblStylePr w:type="firstRow">
+      <w:pPr>
+        <w:spacing w:before="160" w:after="80"/>
+      </w:pPr>
+      <w:rPr>
+        <w:rFonts w:asciiTheme="majorHAnsi" w:hAnsiTheme="majorHAnsi" w:cstheme="majorBidi"/>
+      </w:rPr>
+      <w:tblPr/>
+      <w:tcPr>
+        <w:tcBorders>
+          <w:bottom w:val="single" w:sz="4" w:space="0" w:color="000000" w:themeColor="text1"/>
+        </w:tcBorders>
+        <w:vAlign w:val="top"/>
+      </w:tcPr>
+    </w:tblStylePr>
+    <w:tblStylePr w:type="lastRow">
+      <w:tblPr/>
+      <w:tcPr>
+        <w:tcBorders>
+          <w:bottom w:val="single" w:sz="4" w:space="0" w:color="E8E8E8" w:themeColor="background2"/>
+        </w:tcBorders>
+      </w:tcPr>
+    </w:tblStylePr>
+    <w:tblStylePr w:type="band1Horz">
+      <w:tblPr/>
+      <w:tcPr>
+        <w:shd w:val="clear" w:color="auto" w:fill="auto"/>
+      </w:tcPr>
+    </w:tblStylePr>
+    <w:tblStylePr w:type="band2Horz">
+      <w:tblPr/>
+      <w:tcPr>
+        <w:shd w:val="clear" w:color="auto" w:fill="FAE2D5" w:themeFill="accent2" w:themeFillTint="33"/>
+      </w:tcPr>
+    </w:tblStylePr>
+  </w:style>
+  <w:style w:type="table" w:customStyle="1" w:styleId="BCTotalsTable">
+    <w:name w:val="BC Totals Table"/>
+    <w:basedOn w:val="TableNormal"/>
+    <w:uiPriority w:val="99"/>
+    <w:qFormat/>
+    <w:pPr>
+      <w:spacing w:after="0" w:line="240" w:lineRule="auto"/>
+    </w:pPr>
+    <w:tblPr>
+      <w:tblStyleRowBandSize w:val="1"/>
+      <w:tblStyleColBandSize w:val="1"/>
+      <w:tblCellMar>
+        <w:left w:w="115" w:type="dxa"/>
+        <w:right w:w="115" w:type="dxa"/>
+      </w:tblCellMar>
+    </w:tblPr>
+    <w:tcPr>
+      <w:vAlign w:val="center"/>
+    </w:tcPr>
+    <w:tblStylePr w:type="lastRow">
+      <w:rPr>
+        <w:rFonts w:asciiTheme="majorHAnsi" w:hAnsiTheme="majorHAnsi" w:cstheme="majorBidi"/>
+      </w:rPr>
+      <w:tblPr/>
+      <w:tcPr>
+        <w:tcBorders>
+          <w:top w:val="single" w:sz="4" w:space="0" w:color="000000" w:themeColor="text1"/>
+          <w:bottom w:val="single" w:sz="8" w:space="0" w:color="000000" w:themeColor="text1"/>
+        </w:tcBorders>
+      </w:tcPr>
+    </w:tblStylePr>
+  </w:style>
+  <w:style w:type="table" w:customStyle="1" w:styleId="BCCalculationTable">
+    <w:name w:val="BC Calculation Table"/>
+    <w:basedOn w:val="TableNormal"/>
+    <w:uiPriority w:val="99"/>
+    <w:qFormat/>
+    <w:pPr>
+      <w:spacing w:after="0" w:line="240" w:lineRule="auto"/>
+    </w:pPr>
+    <w:tblPr>
+      <w:tblStyleRowBandSize w:val="1"/>
+      <w:tblStyleColBandSize w:val="1"/>
+      <w:tblCellMar>
+        <w:top w:w="58" w:type="dxa"/>
+        <w:left w:w="0" w:type="dxa"/>
+        <w:bottom w:w="58" w:type="dxa"/>
+        <w:right w:w="0" w:type="dxa"/>
+      </w:tblCellMar>
+    </w:tblPr>
+    <w:tcPr>
+      <w:vAlign w:val="center"/>
+    </w:tcPr>
+    <w:tblStylePr w:type="firstRow">
+      <w:rPr>
+        <w:rFonts w:asciiTheme="majorHAnsi" w:hAnsiTheme="majorHAnsi" w:cstheme="majorBidi"/>
+      </w:rPr>
+      <w:tblPr/>
+      <w:tcPr>
+        <w:vAlign w:val="bottom"/>
+      </w:tcPr>
+    </w:tblStylePr>
+    <w:tblStylePr w:type="lastRow">
+      <w:rPr>
+        <w:rFonts w:asciiTheme="majorHAnsi" w:hAnsiTheme="majorHAnsi" w:cstheme="majorBidi"/>
+      </w:rPr>
+      <w:tblPr/>
+      <w:tcPr>
+        <w:tcBorders>
+          <w:top w:val="single" w:sz="4" w:space="0" w:color="000000" w:themeColor="text1"/>
+        </w:tcBorders>
+      </w:tcPr>
+    </w:tblStylePr>
+  </w:style>
+  <w:style w:type="table" w:customStyle="1" w:styleId="BCSignatureTable">
+    <w:name w:val="BC Signature Table"/>
+    <w:basedOn w:val="TableNormal"/>
+    <w:uiPriority w:val="99"/>
+    <w:qFormat/>
+    <w:pPr>
+      <w:spacing w:after="0" w:line="240" w:lineRule="auto"/>
+    </w:pPr>
+    <w:tblPr>
+      <w:tblStyleRowBandSize w:val="1"/>
+      <w:tblStyleColBandSize w:val="1"/>
+      <w:tblCellMar>
+        <w:left w:w="0" w:type="dxa"/>
+        <w:right w:w="0" w:type="dxa"/>
+      </w:tblCellMar>
+    </w:tblPr>
+    <w:tblStylePr w:type="lastRow">
+      <w:tblPr/>
+      <w:tcPr>
+        <w:tcBorders>
+          <w:bottom w:val="single" w:sz="4" w:space="0" w:color="000000" w:themeColor="text1"/>
+        </w:tcBorders>
+      </w:tcPr>
+    </w:tblStylePr>
+  </w:style>
 </w:styles>
 </file>
 
 <file path=word/glossary/document.xml><?xml version="1.0" encoding="utf-8"?>
-<w:glossaryDocument xmlns:wpc="http://schemas.microsoft.com/office/word/2010/wordprocessingCanvas" xmlns:cx="http://schemas.microsoft.com/office/drawing/2014/chartex" xmlns:cx1="http://schemas.microsoft.com/office/drawing/2015/9/8/chartex" xmlns:cx2="http://schemas.microsoft.com/office/drawing/2015/10/21/chartex" xmlns:cx3="http://schemas.microsoft.com/office/drawing/2016/5/9/chartex" xmlns:cx4="http://schemas.microsoft.com/office/drawing/2016/5/10/chartex" xmlns:cx5="http://schemas.microsoft.com/office/drawing/2016/5/11/chartex" xmlns:cx6="http://schemas.microsoft.com/office/drawing/2016/5/12/chartex" xmlns:cx7="http://schemas.microsoft.com/office/drawing/2016/5/13/chartex" xmlns:cx8="http://schemas.microsoft.com/office/drawing/2016/5/14/chartex" xmlns:mc="http://schemas.openxmlformats.org/markup-compatibility/2006" xmlns:aink="http://schemas.microsoft.com/office/drawing/2016/ink" xmlns:am3d="http://schemas.microsoft.com/office/drawing/2017/model3d" xmlns:o="urn:schemas-microsoft-com:office:office" xmlns:oel="http://schemas.microsoft.com/office/2019/extlst" xmlns:r="http://schemas.openxmlformats.org/officeDocument/2006/relationships" xmlns:m="http://schemas.openxmlformats.org/officeDocument/2006/math" xmlns:v="urn:schemas-microsoft-com:vml" xmlns:wp14="http://schemas.microsoft.com/office/word/2010/wordprocessingDrawing" xmlns:wp="http://schemas.openxmlformats.org/drawingml/2006/wordprocessingDrawing" xmlns:w10="urn:schemas-microsoft-com:office:word" xmlns:w="http://schemas.openxmlformats.org/wordprocessingml/2006/main" xmlns:w14="http://schemas.microsoft.com/office/word/2010/wordml" xmlns:w15="http://schemas.microsoft.com/office/word/2012/wordml" xmlns:w16cex="http://schemas.microsoft.com/office/word/2018/wordml/cex" xmlns:w16cid="http://schemas.microsoft.com/office/word/2016/wordml/cid" xmlns:w16="http://schemas.microsoft.com/office/word/2018/wordml" xmlns:w16du="http://schemas.microsoft.com/office/word/2023/wordml/word16du" xmlns:w16sdtdh="http://schemas.microsoft.com/office/word/2020/wordml/sdtdatahash" xmlns:w16sdtfl="http://schemas.microsoft.com/office/word/2024/wordml/sdtformatlock" xmlns:w16se="http://schemas.microsoft.com/office/word/2015/wordml/symex" xmlns:wpg="http://schemas.microsoft.com/office/word/2010/wordprocessingGroup" xmlns:wpi="http://schemas.microsoft.com/office/word/2010/wordprocessingInk" xmlns:wne="http://schemas.microsoft.com/office/word/2006/wordml" xmlns:wps="http://schemas.microsoft.com/office/word/2010/wordprocessingShape" mc:Ignorable="w14 w15 w16se w16cid w16 w16cex w16sdtdh w16sdtfl w16du wp14">
+<w:glossaryDocument xmlns:wpc="http://schemas.microsoft.com/office/word/2010/wordprocessingCanvas" xmlns:cx="http://schemas.microsoft.com/office/drawing/2014/chartex" xmlns:cx1="http://schemas.microsoft.com/office/drawing/2015/9/8/chartex" xmlns:cx2="http://schemas.microsoft.com/office/drawing/2015/10/21/chartex" xmlns:cx3="http://schemas.microsoft.com/office/drawing/2016/5/9/chartex" xmlns:cx4="http://schemas.microsoft.com/office/drawing/2016/5/10/chartex" xmlns:cx5="http://schemas.microsoft.com/office/drawing/2016/5/11/chartex" xmlns:cx6="http://schemas.microsoft.com/office/drawing/2016/5/12/chartex" xmlns:cx7="http://schemas.microsoft.com/office/drawing/2016/5/13/chartex" xmlns:cx8="http://schemas.microsoft.com/office/drawing/2016/5/14/chartex" xmlns:mc="http://schemas.openxmlformats.org/markup-compatibility/2006" xmlns:aink="http://schemas.microsoft.com/office/drawing/2016/ink" xmlns:am3d="http://schemas.microsoft.com/office/drawing/2017/model3d" xmlns:o="urn:schemas-microsoft-com:office:office" xmlns:oel="http://schemas.microsoft.com/office/2019/extlst" xmlns:r="http://schemas.openxmlformats.org/officeDocument/2006/relationships" xmlns:m="http://schemas.openxmlformats.org/officeDocument/2006/math" xmlns:v="urn:schemas-microsoft-com:vml" xmlns:wp14="http://schemas.microsoft.com/office/word/2010/wordprocessingDrawing" xmlns:wp="http://schemas.openxmlformats.org/drawingml/2006/wordprocessingDrawing" xmlns:w10="urn:schemas-microsoft-com:office:word" xmlns:w="http://schemas.openxmlformats.org/wordprocessingml/2006/main" xmlns:w14="http://schemas.microsoft.com/office/word/2010/wordml" xmlns:w15="http://schemas.microsoft.com/office/word/2012/wordml" xmlns:w16cei="http://schemas.microsoft.com/office/word/2026/wordml/cei" xmlns:w16cex="http://schemas.microsoft.com/office/word/2018/wordml/cex" xmlns:w16cid="http://schemas.microsoft.com/office/word/2016/wordml/cid" xmlns:w16="http://schemas.microsoft.com/office/word/2018/wordml" xmlns:w16du="http://schemas.microsoft.com/office/word/2023/wordml/word16du" xmlns:w16sdtdh="http://schemas.microsoft.com/office/word/2020/wordml/sdtdatahash" xmlns:w16sdtfl="http://schemas.microsoft.com/office/word/2024/wordml/sdtformatlock" xmlns:w16se="http://schemas.microsoft.com/office/word/2015/wordml/symex" xmlns:wpg="http://schemas.microsoft.com/office/word/2010/wordprocessingGroup" xmlns:wpi="http://schemas.microsoft.com/office/word/2010/wordprocessingInk" xmlns:wne="http://schemas.microsoft.com/office/word/2006/wordml" xmlns:wps="http://schemas.microsoft.com/office/word/2010/wordprocessingShape" mc:Ignorable="w14 w15 w16se w16cid w16 w16cex w16sdtdh w16sdtfl w16du wp14">
   <w:docParts>
-    <w:docPart>
-      <w:docPartPr>
-        <w:name w:val="D846663D65154C0190D851817A13034C"/>
-        <w:category>
-          <w:name w:val="General"/>
-          <w:gallery w:val="placeholder"/>
-        </w:category>
-        <w:types>
-          <w:type w:val="bbPlcHdr"/>
-        </w:types>
-        <w:behaviors>
-          <w:behavior w:val="content"/>
-        </w:behaviors>
-        <w:guid w:val="{A2E8E9EA-A050-425D-AED7-AC63A7134C50}"/>
-      </w:docPartPr>
-      <w:docPartBody>
-        <w:p>
-          <w:pPr>
-            <w:pStyle w:val="D846663D65154C0190D851817A13034C"/>
-          </w:pPr>
-          <w:r>
-            <w:rPr>
-              <w:rStyle w:val="PlaceholderText"/>
-            </w:rPr>
-            <w:t>Click or tap here to enter text.</w:t>
-          </w:r>
-        </w:p>
-      </w:docPartBody>
-    </w:docPart>
-    <w:docPart>
-      <w:docPartPr>
-        <w:name w:val="41332D39EB6743E0807D96D2BCAC3E5F"/>
-        <w:category>
-          <w:name w:val="General"/>
-          <w:gallery w:val="placeholder"/>
-        </w:category>
-        <w:types>
-          <w:type w:val="bbPlcHdr"/>
-        </w:types>
-        <w:behaviors>
-          <w:behavior w:val="content"/>
-        </w:behaviors>
-        <w:guid w:val="{669152B8-A67C-4A3D-9A39-6CE2C4B55900}"/>
-      </w:docPartPr>
-      <w:docPartBody>
-        <w:p>
-          <w:pPr>
-            <w:pStyle w:val="41332D39EB6743E0807D96D2BCAC3E5F"/>
-          </w:pPr>
-          <w:r>
-            <w:rPr>
-              <w:rStyle w:val="PlaceholderText"/>
-            </w:rPr>
-            <w:t>Click or tap here to enter text.</w:t>
-          </w:r>
-        </w:p>
-      </w:docPartBody>
-    </w:docPart>
-    <w:docPart>
-      <w:docPartPr>
-        <w:name w:val="AC143A715EE944898DCD7B59D1A54809"/>
-        <w:category>
-          <w:name w:val="General"/>
-          <w:gallery w:val="placeholder"/>
-        </w:category>
-        <w:types>
-          <w:type w:val="bbPlcHdr"/>
-        </w:types>
-        <w:behaviors>
-          <w:behavior w:val="content"/>
-        </w:behaviors>
-        <w:guid w:val="{CCFCEA5B-FEB8-45AC-848D-569311D1488A}"/>
-      </w:docPartPr>
-      <w:docPartBody>
-        <w:p>
-          <w:pPr>
-            <w:pStyle w:val="AC143A715EE944898DCD7B59D1A54809"/>
-          </w:pPr>
-          <w:r>
-            <w:rPr>
-              <w:rStyle w:val="PlaceholderText"/>
-            </w:rPr>
-            <w:t>Click or tap here to enter text.</w:t>
-          </w:r>
-        </w:p>
-      </w:docPartBody>
-    </w:docPart>
     <w:docPart>
       <w:docPartPr>
         <w:name w:val="DefaultPlaceholder_-1854013440"/>
@@ -4828,296 +3966,6 @@
     </w:docPart>
     <w:docPart>
       <w:docPartPr>
-        <w:name w:val="C6396E56AD6C41D89A36DC053CA816D4"/>
-        <w:category>
-          <w:name w:val="General"/>
-          <w:gallery w:val="placeholder"/>
-        </w:category>
-        <w:types>
-          <w:type w:val="bbPlcHdr"/>
-        </w:types>
-        <w:behaviors>
-          <w:behavior w:val="content"/>
-        </w:behaviors>
-        <w:guid w:val="{E824C462-99A8-4529-B98A-27EEAB7BB0F9}"/>
-      </w:docPartPr>
-      <w:docPartBody>
-        <w:p>
-          <w:pPr>
-            <w:pStyle w:val="C6396E56AD6C41D89A36DC053CA816D4"/>
-          </w:pPr>
-          <w:r>
-            <w:rPr>
-              <w:rStyle w:val="PlaceholderText"/>
-            </w:rPr>
-            <w:t>Click or tap here to enter text.</w:t>
-          </w:r>
-        </w:p>
-      </w:docPartBody>
-    </w:docPart>
-    <w:docPart>
-      <w:docPartPr>
-        <w:name w:val="66A97E53388445CB85C9DC86C6D20710"/>
-        <w:category>
-          <w:name w:val="General"/>
-          <w:gallery w:val="placeholder"/>
-        </w:category>
-        <w:types>
-          <w:type w:val="bbPlcHdr"/>
-        </w:types>
-        <w:behaviors>
-          <w:behavior w:val="content"/>
-        </w:behaviors>
-        <w:guid w:val="{C871099A-1509-4E8A-A7F0-0FA36CFAC6C9}"/>
-      </w:docPartPr>
-      <w:docPartBody>
-        <w:p>
-          <w:pPr>
-            <w:pStyle w:val="66A97E53388445CB85C9DC86C6D20710"/>
-          </w:pPr>
-          <w:r>
-            <w:rPr>
-              <w:rStyle w:val="PlaceholderText"/>
-            </w:rPr>
-            <w:t>Click or tap here to enter text.</w:t>
-          </w:r>
-        </w:p>
-      </w:docPartBody>
-    </w:docPart>
-    <w:docPart>
-      <w:docPartPr>
-        <w:name w:val="DE1D7788EFE645D2A139071C7A6A8103"/>
-        <w:category>
-          <w:name w:val="General"/>
-          <w:gallery w:val="placeholder"/>
-        </w:category>
-        <w:types>
-          <w:type w:val="bbPlcHdr"/>
-        </w:types>
-        <w:behaviors>
-          <w:behavior w:val="content"/>
-        </w:behaviors>
-        <w:guid w:val="{79DD0F2E-E35C-4C40-B811-7DBC4C3F749F}"/>
-      </w:docPartPr>
-      <w:docPartBody>
-        <w:p>
-          <w:pPr>
-            <w:pStyle w:val="DE1D7788EFE645D2A139071C7A6A8103"/>
-          </w:pPr>
-          <w:r>
-            <w:rPr>
-              <w:rStyle w:val="PlaceholderText"/>
-            </w:rPr>
-            <w:t>Click or tap here to enter text.</w:t>
-          </w:r>
-        </w:p>
-      </w:docPartBody>
-    </w:docPart>
-    <w:docPart>
-      <w:docPartPr>
-        <w:name w:val="0DEAC404C2334ED68F6C2F8BC7E5B494"/>
-        <w:category>
-          <w:name w:val="General"/>
-          <w:gallery w:val="placeholder"/>
-        </w:category>
-        <w:types>
-          <w:type w:val="bbPlcHdr"/>
-        </w:types>
-        <w:behaviors>
-          <w:behavior w:val="content"/>
-        </w:behaviors>
-        <w:guid w:val="{21B20068-D3E5-46B7-A215-0853E4BAD1D2}"/>
-      </w:docPartPr>
-      <w:docPartBody>
-        <w:p>
-          <w:pPr>
-            <w:pStyle w:val="0DEAC404C2334ED68F6C2F8BC7E5B494"/>
-          </w:pPr>
-          <w:r>
-            <w:rPr>
-              <w:rStyle w:val="PlaceholderText"/>
-            </w:rPr>
-            <w:t>Click or tap here to enter text.</w:t>
-          </w:r>
-        </w:p>
-      </w:docPartBody>
-    </w:docPart>
-    <w:docPart>
-      <w:docPartPr>
-        <w:name w:val="51590D3CBC304C24AB6018AACB0BF41F"/>
-        <w:category>
-          <w:name w:val="General"/>
-          <w:gallery w:val="placeholder"/>
-        </w:category>
-        <w:types>
-          <w:type w:val="bbPlcHdr"/>
-        </w:types>
-        <w:behaviors>
-          <w:behavior w:val="content"/>
-        </w:behaviors>
-        <w:guid w:val="{0B1F3097-0DAB-4E1C-9C8F-898CA65BD02B}"/>
-      </w:docPartPr>
-      <w:docPartBody>
-        <w:p>
-          <w:pPr>
-            <w:pStyle w:val="51590D3CBC304C24AB6018AACB0BF41F"/>
-          </w:pPr>
-          <w:r>
-            <w:rPr>
-              <w:rStyle w:val="PlaceholderText"/>
-            </w:rPr>
-            <w:t>Click or tap here to enter text.</w:t>
-          </w:r>
-        </w:p>
-      </w:docPartBody>
-    </w:docPart>
-    <w:docPart>
-      <w:docPartPr>
-        <w:name w:val="D94D6D78D2B347FC9B5CA7EB211F48A8"/>
-        <w:category>
-          <w:name w:val="General"/>
-          <w:gallery w:val="placeholder"/>
-        </w:category>
-        <w:types>
-          <w:type w:val="bbPlcHdr"/>
-        </w:types>
-        <w:behaviors>
-          <w:behavior w:val="content"/>
-        </w:behaviors>
-        <w:guid w:val="{E637C99B-4A9D-4BD7-9F12-0BC72CFB2AE2}"/>
-      </w:docPartPr>
-      <w:docPartBody>
-        <w:p>
-          <w:pPr>
-            <w:pStyle w:val="D94D6D78D2B347FC9B5CA7EB211F48A8"/>
-          </w:pPr>
-          <w:r>
-            <w:rPr>
-              <w:rStyle w:val="PlaceholderText"/>
-            </w:rPr>
-            <w:t>Click or tap here to enter text.</w:t>
-          </w:r>
-        </w:p>
-      </w:docPartBody>
-    </w:docPart>
-    <w:docPart>
-      <w:docPartPr>
-        <w:name w:val="8209E02C8FEC470E80B67274F24990E0"/>
-        <w:category>
-          <w:name w:val="General"/>
-          <w:gallery w:val="placeholder"/>
-        </w:category>
-        <w:types>
-          <w:type w:val="bbPlcHdr"/>
-        </w:types>
-        <w:behaviors>
-          <w:behavior w:val="content"/>
-        </w:behaviors>
-        <w:guid w:val="{E26A2EA6-6FE0-4214-965E-BF34FB7EE177}"/>
-      </w:docPartPr>
-      <w:docPartBody>
-        <w:p>
-          <w:pPr>
-            <w:pStyle w:val="8209E02C8FEC470E80B67274F24990E0"/>
-          </w:pPr>
-          <w:r>
-            <w:rPr>
-              <w:rStyle w:val="PlaceholderText"/>
-            </w:rPr>
-            <w:t>Click or tap here to enter text.</w:t>
-          </w:r>
-        </w:p>
-      </w:docPartBody>
-    </w:docPart>
-    <w:docPart>
-      <w:docPartPr>
-        <w:name w:val="C962A582A6304D009620FBB0D549D09A"/>
-        <w:category>
-          <w:name w:val="General"/>
-          <w:gallery w:val="placeholder"/>
-        </w:category>
-        <w:types>
-          <w:type w:val="bbPlcHdr"/>
-        </w:types>
-        <w:behaviors>
-          <w:behavior w:val="content"/>
-        </w:behaviors>
-        <w:guid w:val="{E91EB89B-C5F4-4DF1-B74D-BF43F96D6E86}"/>
-      </w:docPartPr>
-      <w:docPartBody>
-        <w:p>
-          <w:pPr>
-            <w:pStyle w:val="C962A582A6304D009620FBB0D549D09A"/>
-          </w:pPr>
-          <w:r>
-            <w:rPr>
-              <w:rStyle w:val="PlaceholderText"/>
-            </w:rPr>
-            <w:t>Click or tap here to enter text.</w:t>
-          </w:r>
-        </w:p>
-      </w:docPartBody>
-    </w:docPart>
-    <w:docPart>
-      <w:docPartPr>
-        <w:name w:val="2E8753B239464508B19D61E57BB2A2F1"/>
-        <w:category>
-          <w:name w:val="General"/>
-          <w:gallery w:val="placeholder"/>
-        </w:category>
-        <w:types>
-          <w:type w:val="bbPlcHdr"/>
-        </w:types>
-        <w:behaviors>
-          <w:behavior w:val="content"/>
-        </w:behaviors>
-        <w:guid w:val="{04B87C5D-7AD2-4934-8BD1-A1C2EBDA61B8}"/>
-      </w:docPartPr>
-      <w:docPartBody>
-        <w:p>
-          <w:pPr>
-            <w:pStyle w:val="2E8753B239464508B19D61E57BB2A2F1"/>
-          </w:pPr>
-          <w:r>
-            <w:rPr>
-              <w:rStyle w:val="PlaceholderText"/>
-            </w:rPr>
-            <w:t>Click or tap here to enter text.</w:t>
-          </w:r>
-        </w:p>
-      </w:docPartBody>
-    </w:docPart>
-    <w:docPart>
-      <w:docPartPr>
-        <w:name w:val="4A034466E0BA4D898B36A30CAB4132FB"/>
-        <w:category>
-          <w:name w:val="General"/>
-          <w:gallery w:val="placeholder"/>
-        </w:category>
-        <w:types>
-          <w:type w:val="bbPlcHdr"/>
-        </w:types>
-        <w:behaviors>
-          <w:behavior w:val="content"/>
-        </w:behaviors>
-        <w:guid w:val="{6A0CD371-59CC-4E18-875B-39F848F08941}"/>
-      </w:docPartPr>
-      <w:docPartBody>
-        <w:p>
-          <w:pPr>
-            <w:pStyle w:val="4A034466E0BA4D898B36A30CAB4132FB"/>
-          </w:pPr>
-          <w:r>
-            <w:rPr>
-              <w:rStyle w:val="PlaceholderText"/>
-            </w:rPr>
-            <w:t>Click or tap here to enter text.</w:t>
-          </w:r>
-        </w:p>
-      </w:docPartBody>
-    </w:docPart>
-    <w:docPart>
-      <w:docPartPr>
         <w:name w:val="061B57A45EC04E5685B4E3EE8CA614B1"/>
         <w:category>
           <w:name w:val="General"/>
@@ -5406,6 +4254,412 @@
         </w:p>
       </w:docPartBody>
     </w:docPart>
+    <w:docPart>
+      <w:docPartPr>
+        <w:name w:val="741D9367E8854D8D95B65F7AC56E5B40"/>
+        <w:category>
+          <w:name w:val="General"/>
+          <w:gallery w:val="placeholder"/>
+        </w:category>
+        <w:types>
+          <w:type w:val="bbPlcHdr"/>
+        </w:types>
+        <w:behaviors>
+          <w:behavior w:val="content"/>
+        </w:behaviors>
+        <w:guid w:val="{1612BDDD-D36A-460B-8962-BEDE791A3D59}"/>
+      </w:docPartPr>
+      <w:docPartBody>
+        <w:p>
+          <w:pPr>
+            <w:pStyle w:val="741D9367E8854D8D95B65F7AC56E5B40"/>
+          </w:pPr>
+          <w:r>
+            <w:rPr>
+              <w:rStyle w:val="PlaceholderText"/>
+            </w:rPr>
+            <w:t>Click or tap here to enter text.</w:t>
+          </w:r>
+        </w:p>
+      </w:docPartBody>
+    </w:docPart>
+    <w:docPart>
+      <w:docPartPr>
+        <w:name w:val="DC098D137924436A9E9190E4AFE10321"/>
+        <w:category>
+          <w:name w:val="General"/>
+          <w:gallery w:val="placeholder"/>
+        </w:category>
+        <w:types>
+          <w:type w:val="bbPlcHdr"/>
+        </w:types>
+        <w:behaviors>
+          <w:behavior w:val="content"/>
+        </w:behaviors>
+        <w:guid w:val="{3C253C30-89E3-4B42-9D93-F6579C7448FC}"/>
+      </w:docPartPr>
+      <w:docPartBody>
+        <w:p>
+          <w:pPr>
+            <w:pStyle w:val="DC098D137924436A9E9190E4AFE10321"/>
+          </w:pPr>
+          <w:r>
+            <w:rPr>
+              <w:rStyle w:val="PlaceholderText"/>
+            </w:rPr>
+            <w:t>Click or tap here to enter text.</w:t>
+          </w:r>
+        </w:p>
+      </w:docPartBody>
+    </w:docPart>
+    <w:docPart>
+      <w:docPartPr>
+        <w:name w:val="5362D1BB91FD4A49B48781571EA36CCD"/>
+        <w:category>
+          <w:name w:val="General"/>
+          <w:gallery w:val="placeholder"/>
+        </w:category>
+        <w:types>
+          <w:type w:val="bbPlcHdr"/>
+        </w:types>
+        <w:behaviors>
+          <w:behavior w:val="content"/>
+        </w:behaviors>
+        <w:guid w:val="{156D9A2E-C07D-4300-92A6-E50393678B30}"/>
+      </w:docPartPr>
+      <w:docPartBody>
+        <w:p>
+          <w:pPr>
+            <w:pStyle w:val="5362D1BB91FD4A49B48781571EA36CCD"/>
+          </w:pPr>
+          <w:r>
+            <w:rPr>
+              <w:rStyle w:val="PlaceholderText"/>
+            </w:rPr>
+            <w:t>Click or tap here to enter text.</w:t>
+          </w:r>
+        </w:p>
+      </w:docPartBody>
+    </w:docPart>
+    <w:docPart>
+      <w:docPartPr>
+        <w:name w:val="6E495FABF8E042E1B8E65DE18BF35B1C"/>
+        <w:category>
+          <w:name w:val="General"/>
+          <w:gallery w:val="placeholder"/>
+        </w:category>
+        <w:types>
+          <w:type w:val="bbPlcHdr"/>
+        </w:types>
+        <w:behaviors>
+          <w:behavior w:val="content"/>
+        </w:behaviors>
+        <w:guid w:val="{51BEC318-1D84-47A2-B00F-046BDC1EC4F0}"/>
+      </w:docPartPr>
+      <w:docPartBody>
+        <w:p>
+          <w:pPr>
+            <w:pStyle w:val="6E495FABF8E042E1B8E65DE18BF35B1C"/>
+          </w:pPr>
+          <w:r>
+            <w:rPr>
+              <w:rStyle w:val="PlaceholderText"/>
+            </w:rPr>
+            <w:t>Click or tap here to enter text.</w:t>
+          </w:r>
+        </w:p>
+      </w:docPartBody>
+    </w:docPart>
+    <w:docPart>
+      <w:docPartPr>
+        <w:name w:val="3D6B9EE2047142D79471E354C28766DA"/>
+        <w:category>
+          <w:name w:val="General"/>
+          <w:gallery w:val="placeholder"/>
+        </w:category>
+        <w:types>
+          <w:type w:val="bbPlcHdr"/>
+        </w:types>
+        <w:behaviors>
+          <w:behavior w:val="content"/>
+        </w:behaviors>
+        <w:guid w:val="{A733AFC9-B7F1-477E-AF28-887463165E61}"/>
+      </w:docPartPr>
+      <w:docPartBody>
+        <w:p>
+          <w:pPr>
+            <w:pStyle w:val="3D6B9EE2047142D79471E354C28766DA"/>
+          </w:pPr>
+          <w:r>
+            <w:rPr>
+              <w:rStyle w:val="PlaceholderText"/>
+            </w:rPr>
+            <w:t>Click or tap here to enter text.</w:t>
+          </w:r>
+        </w:p>
+      </w:docPartBody>
+    </w:docPart>
+    <w:docPart>
+      <w:docPartPr>
+        <w:name w:val="2045EEA6CB4642F4A38A2400B9BB10B4"/>
+        <w:category>
+          <w:name w:val="General"/>
+          <w:gallery w:val="placeholder"/>
+        </w:category>
+        <w:types>
+          <w:type w:val="bbPlcHdr"/>
+        </w:types>
+        <w:behaviors>
+          <w:behavior w:val="content"/>
+        </w:behaviors>
+        <w:guid w:val="{788D17C0-E23A-426F-A751-9FFD390A4491}"/>
+      </w:docPartPr>
+      <w:docPartBody>
+        <w:p>
+          <w:pPr>
+            <w:pStyle w:val="2045EEA6CB4642F4A38A2400B9BB10B4"/>
+          </w:pPr>
+          <w:r>
+            <w:rPr>
+              <w:rStyle w:val="PlaceholderText"/>
+            </w:rPr>
+            <w:t>Click or tap here to enter text.</w:t>
+          </w:r>
+        </w:p>
+      </w:docPartBody>
+    </w:docPart>
+    <w:docPart>
+      <w:docPartPr>
+        <w:name w:val="5BB3B99145F94A11BAC568F7E3FF21FC"/>
+        <w:category>
+          <w:name w:val="General"/>
+          <w:gallery w:val="placeholder"/>
+        </w:category>
+        <w:types>
+          <w:type w:val="bbPlcHdr"/>
+        </w:types>
+        <w:behaviors>
+          <w:behavior w:val="content"/>
+        </w:behaviors>
+        <w:guid w:val="{7C812AF2-A4BC-4EB4-A774-B30C803C5350}"/>
+      </w:docPartPr>
+      <w:docPartBody>
+        <w:p>
+          <w:pPr>
+            <w:pStyle w:val="5BB3B99145F94A11BAC568F7E3FF21FC"/>
+          </w:pPr>
+          <w:r>
+            <w:rPr>
+              <w:rStyle w:val="PlaceholderText"/>
+            </w:rPr>
+            <w:t>Click or tap here to enter text.</w:t>
+          </w:r>
+        </w:p>
+      </w:docPartBody>
+    </w:docPart>
+    <w:docPart>
+      <w:docPartPr>
+        <w:name w:val="E5BAA42C61494BD0A34459B53DA4A1B0"/>
+        <w:category>
+          <w:name w:val="General"/>
+          <w:gallery w:val="placeholder"/>
+        </w:category>
+        <w:types>
+          <w:type w:val="bbPlcHdr"/>
+        </w:types>
+        <w:behaviors>
+          <w:behavior w:val="content"/>
+        </w:behaviors>
+        <w:guid w:val="{335A5C7C-30DD-4E8F-B2DA-7AC37A3D836A}"/>
+      </w:docPartPr>
+      <w:docPartBody>
+        <w:p>
+          <w:pPr>
+            <w:pStyle w:val="E5BAA42C61494BD0A34459B53DA4A1B0"/>
+          </w:pPr>
+          <w:r>
+            <w:rPr>
+              <w:rStyle w:val="PlaceholderText"/>
+            </w:rPr>
+            <w:t>Click or tap here to enter text.</w:t>
+          </w:r>
+        </w:p>
+      </w:docPartBody>
+    </w:docPart>
+    <w:docPart>
+      <w:docPartPr>
+        <w:name w:val="94E32D22E9F74F4C8F9AECA13A0B0999"/>
+        <w:category>
+          <w:name w:val="General"/>
+          <w:gallery w:val="placeholder"/>
+        </w:category>
+        <w:types>
+          <w:type w:val="bbPlcHdr"/>
+        </w:types>
+        <w:behaviors>
+          <w:behavior w:val="content"/>
+        </w:behaviors>
+        <w:guid w:val="{58BE8A36-54FC-4D65-9F4B-F6C5590A2B66}"/>
+      </w:docPartPr>
+      <w:docPartBody>
+        <w:p>
+          <w:pPr>
+            <w:pStyle w:val="94E32D22E9F74F4C8F9AECA13A0B0999"/>
+          </w:pPr>
+          <w:r>
+            <w:rPr>
+              <w:rStyle w:val="PlaceholderText"/>
+            </w:rPr>
+            <w:t>Click or tap here to enter text.</w:t>
+          </w:r>
+        </w:p>
+      </w:docPartBody>
+    </w:docPart>
+    <w:docPart>
+      <w:docPartPr>
+        <w:name w:val="73E0F34A421B41918771B5953A79C469"/>
+        <w:category>
+          <w:name w:val="General"/>
+          <w:gallery w:val="placeholder"/>
+        </w:category>
+        <w:types>
+          <w:type w:val="bbPlcHdr"/>
+        </w:types>
+        <w:behaviors>
+          <w:behavior w:val="content"/>
+        </w:behaviors>
+        <w:guid w:val="{D8F5FC7F-A187-442E-ADA8-5CEEE7ECF574}"/>
+      </w:docPartPr>
+      <w:docPartBody>
+        <w:p>
+          <w:pPr>
+            <w:pStyle w:val="73E0F34A421B41918771B5953A79C469"/>
+          </w:pPr>
+          <w:r>
+            <w:rPr>
+              <w:rStyle w:val="PlaceholderText"/>
+            </w:rPr>
+            <w:t>Click or tap here to enter text.</w:t>
+          </w:r>
+        </w:p>
+      </w:docPartBody>
+    </w:docPart>
+    <w:docPart>
+      <w:docPartPr>
+        <w:name w:val="E0EE8EF006BB45DB995BA223F5A49729"/>
+        <w:category>
+          <w:name w:val="General"/>
+          <w:gallery w:val="placeholder"/>
+        </w:category>
+        <w:types>
+          <w:type w:val="bbPlcHdr"/>
+        </w:types>
+        <w:behaviors>
+          <w:behavior w:val="content"/>
+        </w:behaviors>
+        <w:guid w:val="{F4030D75-0121-4BE8-84CD-76B4627E315A}"/>
+      </w:docPartPr>
+      <w:docPartBody>
+        <w:p>
+          <w:pPr>
+            <w:pStyle w:val="E0EE8EF006BB45DB995BA223F5A49729"/>
+          </w:pPr>
+          <w:r>
+            <w:rPr>
+              <w:rStyle w:val="PlaceholderText"/>
+            </w:rPr>
+            <w:t>Click or tap here to enter text.</w:t>
+          </w:r>
+        </w:p>
+      </w:docPartBody>
+    </w:docPart>
+    <w:docPart>
+      <w:docPartPr>
+        <w:name w:val="971BE9AC9FD54580A8055E73FF52FAAC"/>
+        <w:category>
+          <w:name w:val="General"/>
+          <w:gallery w:val="placeholder"/>
+        </w:category>
+        <w:types>
+          <w:type w:val="bbPlcHdr"/>
+        </w:types>
+        <w:behaviors>
+          <w:behavior w:val="content"/>
+        </w:behaviors>
+        <w:guid w:val="{6D7FDC8E-F2B0-4A2A-B1F9-B99A71191ED7}"/>
+      </w:docPartPr>
+      <w:docPartBody>
+        <w:p>
+          <w:pPr>
+            <w:pStyle w:val="971BE9AC9FD54580A8055E73FF52FAAC"/>
+          </w:pPr>
+          <w:r>
+            <w:rPr>
+              <w:rStyle w:val="PlaceholderText"/>
+            </w:rPr>
+            <w:t>Click or tap here to enter text.</w:t>
+          </w:r>
+        </w:p>
+      </w:docPartBody>
+    </w:docPart>
+    <w:docPart>
+      <w:docPartPr>
+        <w:name w:val="2A1EE604918D435695DB2B670F3FA0E3"/>
+        <w:category>
+          <w:name w:val="General"/>
+          <w:gallery w:val="placeholder"/>
+        </w:category>
+        <w:types>
+          <w:type w:val="bbPlcHdr"/>
+        </w:types>
+        <w:behaviors>
+          <w:behavior w:val="content"/>
+        </w:behaviors>
+        <w:guid w:val="{DA1984A9-31DD-4399-99A8-BF9F8DE3ED46}"/>
+      </w:docPartPr>
+      <w:docPartBody>
+        <w:p>
+          <w:pPr>
+            <w:pStyle w:val="2A1EE604918D435695DB2B670F3FA0E3"/>
+          </w:pPr>
+          <w:r>
+            <w:rPr>
+              <w:rStyle w:val="PlaceholderText"/>
+            </w:rPr>
+            <w:t>Enter any content that you want to repeat, including other content controls. You can also insert this control around table rows in order to repeat parts of a table.</w:t>
+          </w:r>
+        </w:p>
+      </w:docPartBody>
+    </w:docPart>
+    <w:docPart>
+      <w:docPartPr>
+        <w:name w:val="9CD79AA69D9B4674A5B8D3EECA9B49BA"/>
+        <w:category>
+          <w:name w:val="General"/>
+          <w:gallery w:val="placeholder"/>
+        </w:category>
+        <w:types>
+          <w:type w:val="bbPlcHdr"/>
+        </w:types>
+        <w:behaviors>
+          <w:behavior w:val="content"/>
+        </w:behaviors>
+        <w:guid w:val="{050800EB-D31E-466D-8F31-EEB570906A46}"/>
+      </w:docPartPr>
+      <w:docPartBody>
+        <w:p>
+          <w:pPr>
+            <w:pStyle w:val="9CD79AA69D9B4674A5B8D3EECA9B49BA"/>
+          </w:pPr>
+          <w:r>
+            <w:rPr>
+              <w:rStyle w:val="PlaceholderText"/>
+            </w:rPr>
+            <w:t>Click here to enter text.</w:t>
+          </w:r>
+        </w:p>
+      </w:docPartBody>
+    </w:docPart>
   </w:docParts>
 </w:glossaryDocument>
 </file>
@@ -5452,12 +4706,12 @@
     <w:pitch w:val="variable"/>
     <w:sig w:usb0="E4002EFF" w:usb1="C000E47F" w:usb2="00000009" w:usb3="00000000" w:csb0="000001FF" w:csb1="00000000"/>
   </w:font>
-  <w:font w:name="Arial">
-    <w:panose1 w:val="020B0604020202020204"/>
+  <w:font w:name="Calibri">
+    <w:panose1 w:val="020F0502020204030204"/>
     <w:charset w:val="00"/>
     <w:family w:val="swiss"/>
     <w:pitch w:val="variable"/>
-    <w:sig w:usb0="E0002EFF" w:usb1="C000785B" w:usb2="00000009" w:usb3="00000000" w:csb0="000001FF" w:csb1="00000000"/>
+    <w:sig w:usb0="E4002EFF" w:usb1="C200247B" w:usb2="00000009" w:usb3="00000000" w:csb0="000001FF" w:csb1="00000000"/>
   </w:font>
 </w:fonts>
 </file>
@@ -5483,15 +4737,22 @@
     <w:rsid w:val="000F353B"/>
     <w:rsid w:val="00137995"/>
     <w:rsid w:val="00207199"/>
+    <w:rsid w:val="00286E91"/>
+    <w:rsid w:val="002C4F86"/>
     <w:rsid w:val="003C1378"/>
     <w:rsid w:val="0049568D"/>
     <w:rsid w:val="004F5B00"/>
     <w:rsid w:val="00531F77"/>
+    <w:rsid w:val="0054280D"/>
+    <w:rsid w:val="008E7FCD"/>
     <w:rsid w:val="00965E2B"/>
+    <w:rsid w:val="00A61359"/>
     <w:rsid w:val="00A821C2"/>
+    <w:rsid w:val="00BE28C4"/>
     <w:rsid w:val="00D37879"/>
     <w:rsid w:val="00DD4377"/>
     <w:rsid w:val="00DE753B"/>
+    <w:rsid w:val="00E5711F"/>
     <w:rsid w:val="00EF7BF0"/>
   </w:rsids>
   <m:mathPr>
@@ -5507,9 +4768,9 @@
     <m:intLim m:val="subSup"/>
     <m:naryLim m:val="undOvr"/>
   </m:mathPr>
-  <w:themeFontLang w:val="en-DK"/>
+  <w:themeFontLang/>
   <w:clrSchemeMapping w:bg1="light1" w:t1="dark1" w:bg2="light2" w:t2="dark2" w:accent1="accent1" w:accent2="accent2" w:accent3="accent3" w:accent4="accent4" w:accent5="accent5" w:accent6="accent6" w:hyperlink="hyperlink" w:followedHyperlink="followedHyperlink"/>
-  <w:decimalSymbol w:val=","/>
+  <w:decimalSymbol w:val="."/>
   <w:listSeparator w:val=","/>
   <w15:chartTrackingRefBased/>
 </w:settings>
@@ -5524,7 +4785,7 @@
         <w:kern w:val="2"/>
         <w:sz w:val="24"/>
         <w:szCs w:val="24"/>
-        <w:lang w:val="en-DK" w:eastAsia="en-DK" w:bidi="ar-SA"/>
+        <w:lang w:bidi="ar-SA"/>
         <w14:ligatures w14:val="standardContextual"/>
       </w:rPr>
     </w:rPrDefault>
@@ -5948,350 +5209,10 @@
     <w:basedOn w:val="DefaultParagraphFont"/>
     <w:uiPriority w:val="99"/>
     <w:semiHidden/>
-    <w:rsid w:val="0049568D"/>
+    <w:rsid w:val="002C4F86"/>
     <w:rPr>
-      <w:color w:val="666666"/>
+      <w:color w:val="808080"/>
     </w:rPr>
-  </w:style>
-  <w:style w:type="paragraph" w:customStyle="1" w:styleId="D846663D65154C0190D851817A13034C">
-    <w:name w:val="D846663D65154C0190D851817A13034C"/>
-    <w:rsid w:val="00137995"/>
-  </w:style>
-  <w:style w:type="paragraph" w:customStyle="1" w:styleId="EC2507959E5F4DF095CB69D277151247">
-    <w:name w:val="EC2507959E5F4DF095CB69D277151247"/>
-    <w:rsid w:val="00137995"/>
-  </w:style>
-  <w:style w:type="paragraph" w:customStyle="1" w:styleId="7FC7530D7C6D409D938A91BA865BBB97">
-    <w:name w:val="7FC7530D7C6D409D938A91BA865BBB97"/>
-    <w:rsid w:val="00137995"/>
-  </w:style>
-  <w:style w:type="paragraph" w:customStyle="1" w:styleId="7C65ED8E7D5B44B9BD59DD1BDB6260BD">
-    <w:name w:val="7C65ED8E7D5B44B9BD59DD1BDB6260BD"/>
-    <w:rsid w:val="00137995"/>
-  </w:style>
-  <w:style w:type="paragraph" w:customStyle="1" w:styleId="84778B40ED5448EF996636F1DB236170">
-    <w:name w:val="84778B40ED5448EF996636F1DB236170"/>
-    <w:rsid w:val="00137995"/>
-  </w:style>
-  <w:style w:type="paragraph" w:customStyle="1" w:styleId="D0E6B02288A94AD5ADB846BF3EEB79E9">
-    <w:name w:val="D0E6B02288A94AD5ADB846BF3EEB79E9"/>
-    <w:rsid w:val="00137995"/>
-  </w:style>
-  <w:style w:type="paragraph" w:customStyle="1" w:styleId="3BA84633D1894BCF9372891CE6579952">
-    <w:name w:val="3BA84633D1894BCF9372891CE6579952"/>
-    <w:rsid w:val="00137995"/>
-  </w:style>
-  <w:style w:type="paragraph" w:customStyle="1" w:styleId="4BFE2B1A78AA40508CC1E11C307726CD">
-    <w:name w:val="4BFE2B1A78AA40508CC1E11C307726CD"/>
-    <w:rsid w:val="00137995"/>
-  </w:style>
-  <w:style w:type="paragraph" w:customStyle="1" w:styleId="6B7C272116C94AE3A7E7E350E6D4ED90">
-    <w:name w:val="6B7C272116C94AE3A7E7E350E6D4ED90"/>
-    <w:rsid w:val="00137995"/>
-  </w:style>
-  <w:style w:type="paragraph" w:customStyle="1" w:styleId="8B80FE48E2DB4177A69B665D82F5C45E">
-    <w:name w:val="8B80FE48E2DB4177A69B665D82F5C45E"/>
-    <w:rsid w:val="00137995"/>
-  </w:style>
-  <w:style w:type="paragraph" w:customStyle="1" w:styleId="A1944BA4C6224451AD02853377319545">
-    <w:name w:val="A1944BA4C6224451AD02853377319545"/>
-    <w:rsid w:val="00137995"/>
-  </w:style>
-  <w:style w:type="paragraph" w:customStyle="1" w:styleId="41332D39EB6743E0807D96D2BCAC3E5F">
-    <w:name w:val="41332D39EB6743E0807D96D2BCAC3E5F"/>
-    <w:rsid w:val="00137995"/>
-  </w:style>
-  <w:style w:type="paragraph" w:customStyle="1" w:styleId="AC143A715EE944898DCD7B59D1A54809">
-    <w:name w:val="AC143A715EE944898DCD7B59D1A54809"/>
-    <w:rsid w:val="00137995"/>
-  </w:style>
-  <w:style w:type="paragraph" w:customStyle="1" w:styleId="FB3C2733224C4AEDA2C0E9053FDAB653">
-    <w:name w:val="FB3C2733224C4AEDA2C0E9053FDAB653"/>
-    <w:rsid w:val="0049568D"/>
-  </w:style>
-  <w:style w:type="paragraph" w:customStyle="1" w:styleId="8B1EB9307F884B0694F52EAC2C05821E">
-    <w:name w:val="8B1EB9307F884B0694F52EAC2C05821E"/>
-    <w:rsid w:val="0049568D"/>
-  </w:style>
-  <w:style w:type="paragraph" w:customStyle="1" w:styleId="CA1EBAC734E94D70A959404B70EBA22A">
-    <w:name w:val="CA1EBAC734E94D70A959404B70EBA22A"/>
-    <w:rsid w:val="0049568D"/>
-  </w:style>
-  <w:style w:type="paragraph" w:customStyle="1" w:styleId="3335D43821F3450296553147D54F19A5">
-    <w:name w:val="3335D43821F3450296553147D54F19A5"/>
-    <w:rsid w:val="0049568D"/>
-  </w:style>
-  <w:style w:type="paragraph" w:customStyle="1" w:styleId="F8E06C0849AE46F592EE980CA22070B9">
-    <w:name w:val="F8E06C0849AE46F592EE980CA22070B9"/>
-    <w:rsid w:val="0049568D"/>
-  </w:style>
-  <w:style w:type="paragraph" w:customStyle="1" w:styleId="FA600485980A45529D65675FF1546696">
-    <w:name w:val="FA600485980A45529D65675FF1546696"/>
-    <w:rsid w:val="0049568D"/>
-  </w:style>
-  <w:style w:type="paragraph" w:customStyle="1" w:styleId="86172E64449548CEA49FC0178D561BB8">
-    <w:name w:val="86172E64449548CEA49FC0178D561BB8"/>
-    <w:rsid w:val="0049568D"/>
-  </w:style>
-  <w:style w:type="paragraph" w:customStyle="1" w:styleId="C75E854CEE454BABB7B53471632A071C">
-    <w:name w:val="C75E854CEE454BABB7B53471632A071C"/>
-    <w:rsid w:val="0049568D"/>
-  </w:style>
-  <w:style w:type="paragraph" w:customStyle="1" w:styleId="1614279E757A43FCB48E33FF2B38F757">
-    <w:name w:val="1614279E757A43FCB48E33FF2B38F757"/>
-    <w:rsid w:val="0049568D"/>
-  </w:style>
-  <w:style w:type="paragraph" w:customStyle="1" w:styleId="F3CE5BEBE6B445BB9BFE4D5FA00C7483">
-    <w:name w:val="F3CE5BEBE6B445BB9BFE4D5FA00C7483"/>
-    <w:rsid w:val="0049568D"/>
-  </w:style>
-  <w:style w:type="paragraph" w:customStyle="1" w:styleId="8671A87D867F4F6C954DC06D158193D9">
-    <w:name w:val="8671A87D867F4F6C954DC06D158193D9"/>
-    <w:rsid w:val="0049568D"/>
-  </w:style>
-  <w:style w:type="paragraph" w:customStyle="1" w:styleId="F6C7CEFFCFE34C1987F016435C45418C">
-    <w:name w:val="F6C7CEFFCFE34C1987F016435C45418C"/>
-    <w:rsid w:val="0049568D"/>
-  </w:style>
-  <w:style w:type="paragraph" w:customStyle="1" w:styleId="0556463D89AB41FAAC05F4AF21F44942">
-    <w:name w:val="0556463D89AB41FAAC05F4AF21F44942"/>
-    <w:rsid w:val="0049568D"/>
-  </w:style>
-  <w:style w:type="paragraph" w:customStyle="1" w:styleId="64A6FFFC534940AF81B43D787FE11552">
-    <w:name w:val="64A6FFFC534940AF81B43D787FE11552"/>
-    <w:rsid w:val="0049568D"/>
-  </w:style>
-  <w:style w:type="paragraph" w:customStyle="1" w:styleId="36876BABFB4E4FAFA3F2D5F5A8E4F8AE">
-    <w:name w:val="36876BABFB4E4FAFA3F2D5F5A8E4F8AE"/>
-    <w:rsid w:val="0049568D"/>
-  </w:style>
-  <w:style w:type="paragraph" w:customStyle="1" w:styleId="1AF70B5A660C4B698D6581D5757185FF">
-    <w:name w:val="1AF70B5A660C4B698D6581D5757185FF"/>
-    <w:rsid w:val="0049568D"/>
-  </w:style>
-  <w:style w:type="paragraph" w:customStyle="1" w:styleId="DBF7FF516E744DF689989B784A3D0348">
-    <w:name w:val="DBF7FF516E744DF689989B784A3D0348"/>
-    <w:rsid w:val="0049568D"/>
-  </w:style>
-  <w:style w:type="paragraph" w:customStyle="1" w:styleId="0BC2D7D53F28469CB3E73DE3B080E49A">
-    <w:name w:val="0BC2D7D53F28469CB3E73DE3B080E49A"/>
-    <w:rsid w:val="0049568D"/>
-  </w:style>
-  <w:style w:type="paragraph" w:customStyle="1" w:styleId="A2D0A61A0CD54F1DB96D14A5FDBE21B2">
-    <w:name w:val="A2D0A61A0CD54F1DB96D14A5FDBE21B2"/>
-    <w:rsid w:val="0049568D"/>
-  </w:style>
-  <w:style w:type="paragraph" w:customStyle="1" w:styleId="667257FE1713416D9450E7B7A5639222">
-    <w:name w:val="667257FE1713416D9450E7B7A5639222"/>
-    <w:rsid w:val="0049568D"/>
-  </w:style>
-  <w:style w:type="paragraph" w:customStyle="1" w:styleId="3429E0C3F0A44D52A843AEF6FF8DCEE7">
-    <w:name w:val="3429E0C3F0A44D52A843AEF6FF8DCEE7"/>
-    <w:rsid w:val="0049568D"/>
-  </w:style>
-  <w:style w:type="paragraph" w:customStyle="1" w:styleId="335C6288C21F4CC38615723726CE1C00">
-    <w:name w:val="335C6288C21F4CC38615723726CE1C00"/>
-    <w:rsid w:val="0049568D"/>
-  </w:style>
-  <w:style w:type="paragraph" w:customStyle="1" w:styleId="412A68E835A5496485395737B33733A3">
-    <w:name w:val="412A68E835A5496485395737B33733A3"/>
-    <w:rsid w:val="0049568D"/>
-  </w:style>
-  <w:style w:type="paragraph" w:customStyle="1" w:styleId="7ACFF8702E744333BE80DAFAD22D103E">
-    <w:name w:val="7ACFF8702E744333BE80DAFAD22D103E"/>
-    <w:rsid w:val="0049568D"/>
-  </w:style>
-  <w:style w:type="paragraph" w:customStyle="1" w:styleId="1CCACF2173814FF3ADE987533C0A920D">
-    <w:name w:val="1CCACF2173814FF3ADE987533C0A920D"/>
-    <w:rsid w:val="0049568D"/>
-  </w:style>
-  <w:style w:type="paragraph" w:customStyle="1" w:styleId="784AA3A6EECF4280A4FC049CE290D5F3">
-    <w:name w:val="784AA3A6EECF4280A4FC049CE290D5F3"/>
-    <w:rsid w:val="0049568D"/>
-  </w:style>
-  <w:style w:type="paragraph" w:customStyle="1" w:styleId="05F5934DC94649CA8545B4059930012F">
-    <w:name w:val="05F5934DC94649CA8545B4059930012F"/>
-    <w:rsid w:val="0049568D"/>
-  </w:style>
-  <w:style w:type="paragraph" w:customStyle="1" w:styleId="6DF5CAAB0F114B02B5CBF393D7983992">
-    <w:name w:val="6DF5CAAB0F114B02B5CBF393D7983992"/>
-    <w:rsid w:val="0049568D"/>
-  </w:style>
-  <w:style w:type="paragraph" w:customStyle="1" w:styleId="039B08BA32884D6BB5CC7024F62E1093">
-    <w:name w:val="039B08BA32884D6BB5CC7024F62E1093"/>
-    <w:rsid w:val="0049568D"/>
-  </w:style>
-  <w:style w:type="paragraph" w:customStyle="1" w:styleId="D18935C8CBF746DE9588B40AF016E7FB">
-    <w:name w:val="D18935C8CBF746DE9588B40AF016E7FB"/>
-    <w:rsid w:val="0049568D"/>
-  </w:style>
-  <w:style w:type="paragraph" w:customStyle="1" w:styleId="83773042BE9146D097D6974EF6B6C3A3">
-    <w:name w:val="83773042BE9146D097D6974EF6B6C3A3"/>
-    <w:rsid w:val="0049568D"/>
-  </w:style>
-  <w:style w:type="paragraph" w:customStyle="1" w:styleId="77DBB3C5F8A24E5286CBC44060F96334">
-    <w:name w:val="77DBB3C5F8A24E5286CBC44060F96334"/>
-    <w:rsid w:val="0049568D"/>
-  </w:style>
-  <w:style w:type="paragraph" w:customStyle="1" w:styleId="1E50366EF5D144068AC49ADF645F72BC">
-    <w:name w:val="1E50366EF5D144068AC49ADF645F72BC"/>
-    <w:rsid w:val="0049568D"/>
-  </w:style>
-  <w:style w:type="paragraph" w:customStyle="1" w:styleId="9EE11AC5F36C445D81C87E707C756CE5">
-    <w:name w:val="9EE11AC5F36C445D81C87E707C756CE5"/>
-    <w:rsid w:val="0049568D"/>
-  </w:style>
-  <w:style w:type="paragraph" w:customStyle="1" w:styleId="8E3D7807E14748BABB5344E762A998E6">
-    <w:name w:val="8E3D7807E14748BABB5344E762A998E6"/>
-    <w:rsid w:val="0049568D"/>
-  </w:style>
-  <w:style w:type="paragraph" w:customStyle="1" w:styleId="2F1D4F0556FA476FB6132CE8FE17468E">
-    <w:name w:val="2F1D4F0556FA476FB6132CE8FE17468E"/>
-    <w:rsid w:val="0049568D"/>
-  </w:style>
-  <w:style w:type="paragraph" w:customStyle="1" w:styleId="C1389C1E8D5243FB9AC114E163A122BA">
-    <w:name w:val="C1389C1E8D5243FB9AC114E163A122BA"/>
-    <w:rsid w:val="0049568D"/>
-  </w:style>
-  <w:style w:type="paragraph" w:customStyle="1" w:styleId="8BC41BD80DCE4813B741F9B327AFFEFF">
-    <w:name w:val="8BC41BD80DCE4813B741F9B327AFFEFF"/>
-    <w:rsid w:val="0049568D"/>
-  </w:style>
-  <w:style w:type="paragraph" w:customStyle="1" w:styleId="8465844FAC754585AD4D3FBEB16BD899">
-    <w:name w:val="8465844FAC754585AD4D3FBEB16BD899"/>
-    <w:rsid w:val="0049568D"/>
-  </w:style>
-  <w:style w:type="paragraph" w:customStyle="1" w:styleId="31D6BF71ADBC466CAB152B93B749FF6B">
-    <w:name w:val="31D6BF71ADBC466CAB152B93B749FF6B"/>
-    <w:rsid w:val="0049568D"/>
-  </w:style>
-  <w:style w:type="paragraph" w:customStyle="1" w:styleId="B188DA7E86754D8FBC2B993111273D2B">
-    <w:name w:val="B188DA7E86754D8FBC2B993111273D2B"/>
-    <w:rsid w:val="0049568D"/>
-  </w:style>
-  <w:style w:type="paragraph" w:customStyle="1" w:styleId="2FE0FE362B7A44DBB56D451DB3EAB256">
-    <w:name w:val="2FE0FE362B7A44DBB56D451DB3EAB256"/>
-    <w:rsid w:val="0049568D"/>
-  </w:style>
-  <w:style w:type="paragraph" w:customStyle="1" w:styleId="EF36F3D8B965421E87F7119D21FA6997">
-    <w:name w:val="EF36F3D8B965421E87F7119D21FA6997"/>
-    <w:rsid w:val="0049568D"/>
-  </w:style>
-  <w:style w:type="paragraph" w:customStyle="1" w:styleId="7D894E98E05347299B4AB32509F379C5">
-    <w:name w:val="7D894E98E05347299B4AB32509F379C5"/>
-    <w:rsid w:val="0049568D"/>
-  </w:style>
-  <w:style w:type="paragraph" w:customStyle="1" w:styleId="E5B71EC6BB674785B6591BD8138CF4FD">
-    <w:name w:val="E5B71EC6BB674785B6591BD8138CF4FD"/>
-    <w:rsid w:val="0049568D"/>
-  </w:style>
-  <w:style w:type="paragraph" w:customStyle="1" w:styleId="83C08A69BF9B4418917702F87851C64B">
-    <w:name w:val="83C08A69BF9B4418917702F87851C64B"/>
-    <w:rsid w:val="0049568D"/>
-  </w:style>
-  <w:style w:type="paragraph" w:customStyle="1" w:styleId="8BB53AABA1BB423789D56CCCB0ABF3BC">
-    <w:name w:val="8BB53AABA1BB423789D56CCCB0ABF3BC"/>
-    <w:rsid w:val="0049568D"/>
-  </w:style>
-  <w:style w:type="paragraph" w:customStyle="1" w:styleId="4495CDA81411483B84709B720852FB4F">
-    <w:name w:val="4495CDA81411483B84709B720852FB4F"/>
-    <w:rsid w:val="0049568D"/>
-  </w:style>
-  <w:style w:type="paragraph" w:customStyle="1" w:styleId="C477053C7CDC40A38A174A9B87F2279A">
-    <w:name w:val="C477053C7CDC40A38A174A9B87F2279A"/>
-    <w:rsid w:val="0049568D"/>
-  </w:style>
-  <w:style w:type="paragraph" w:customStyle="1" w:styleId="7246A6C1A57B4EA1B97C05257C1F2F9E">
-    <w:name w:val="7246A6C1A57B4EA1B97C05257C1F2F9E"/>
-    <w:rsid w:val="0049568D"/>
-  </w:style>
-  <w:style w:type="paragraph" w:customStyle="1" w:styleId="C6396E56AD6C41D89A36DC053CA816D4">
-    <w:name w:val="C6396E56AD6C41D89A36DC053CA816D4"/>
-    <w:rsid w:val="0049568D"/>
-  </w:style>
-  <w:style w:type="paragraph" w:customStyle="1" w:styleId="66A97E53388445CB85C9DC86C6D20710">
-    <w:name w:val="66A97E53388445CB85C9DC86C6D20710"/>
-    <w:rsid w:val="0049568D"/>
-  </w:style>
-  <w:style w:type="paragraph" w:customStyle="1" w:styleId="DE1D7788EFE645D2A139071C7A6A8103">
-    <w:name w:val="DE1D7788EFE645D2A139071C7A6A8103"/>
-    <w:rsid w:val="0049568D"/>
-  </w:style>
-  <w:style w:type="paragraph" w:customStyle="1" w:styleId="0DEAC404C2334ED68F6C2F8BC7E5B494">
-    <w:name w:val="0DEAC404C2334ED68F6C2F8BC7E5B494"/>
-    <w:rsid w:val="0049568D"/>
-  </w:style>
-  <w:style w:type="paragraph" w:customStyle="1" w:styleId="51590D3CBC304C24AB6018AACB0BF41F">
-    <w:name w:val="51590D3CBC304C24AB6018AACB0BF41F"/>
-    <w:rsid w:val="0049568D"/>
-  </w:style>
-  <w:style w:type="paragraph" w:customStyle="1" w:styleId="D94D6D78D2B347FC9B5CA7EB211F48A8">
-    <w:name w:val="D94D6D78D2B347FC9B5CA7EB211F48A8"/>
-    <w:rsid w:val="0049568D"/>
-  </w:style>
-  <w:style w:type="paragraph" w:customStyle="1" w:styleId="8209E02C8FEC470E80B67274F24990E0">
-    <w:name w:val="8209E02C8FEC470E80B67274F24990E0"/>
-    <w:rsid w:val="0049568D"/>
-  </w:style>
-  <w:style w:type="paragraph" w:customStyle="1" w:styleId="C962A582A6304D009620FBB0D549D09A">
-    <w:name w:val="C962A582A6304D009620FBB0D549D09A"/>
-    <w:rsid w:val="0049568D"/>
-  </w:style>
-  <w:style w:type="paragraph" w:customStyle="1" w:styleId="2E8753B239464508B19D61E57BB2A2F1">
-    <w:name w:val="2E8753B239464508B19D61E57BB2A2F1"/>
-    <w:rsid w:val="0049568D"/>
-  </w:style>
-  <w:style w:type="paragraph" w:customStyle="1" w:styleId="4A034466E0BA4D898B36A30CAB4132FB">
-    <w:name w:val="4A034466E0BA4D898B36A30CAB4132FB"/>
-    <w:rsid w:val="0049568D"/>
-  </w:style>
-  <w:style w:type="paragraph" w:customStyle="1" w:styleId="BC502CF6DE06429DB5ED17ED32F840BF">
-    <w:name w:val="BC502CF6DE06429DB5ED17ED32F840BF"/>
-    <w:rsid w:val="0049568D"/>
-  </w:style>
-  <w:style w:type="paragraph" w:customStyle="1" w:styleId="95E4E5400BC6446C9E76CCC46B91AB49">
-    <w:name w:val="95E4E5400BC6446C9E76CCC46B91AB49"/>
-    <w:rsid w:val="0049568D"/>
-  </w:style>
-  <w:style w:type="paragraph" w:customStyle="1" w:styleId="35DD61EA3AD641C28D8D7577C5EC87F5">
-    <w:name w:val="35DD61EA3AD641C28D8D7577C5EC87F5"/>
-    <w:rsid w:val="0049568D"/>
-  </w:style>
-  <w:style w:type="paragraph" w:customStyle="1" w:styleId="F83FDBBF493E4FA7ADB353F53F3D3323">
-    <w:name w:val="F83FDBBF493E4FA7ADB353F53F3D3323"/>
-    <w:rsid w:val="0049568D"/>
-  </w:style>
-  <w:style w:type="paragraph" w:customStyle="1" w:styleId="1C648845706B4C09BD4D5E5C3BA1567B">
-    <w:name w:val="1C648845706B4C09BD4D5E5C3BA1567B"/>
-    <w:rsid w:val="0049568D"/>
-  </w:style>
-  <w:style w:type="paragraph" w:customStyle="1" w:styleId="7974B18DB2214D338945ED5556457CC6">
-    <w:name w:val="7974B18DB2214D338945ED5556457CC6"/>
-    <w:rsid w:val="0049568D"/>
-  </w:style>
-  <w:style w:type="paragraph" w:customStyle="1" w:styleId="11D10D7D9FA64A5898EF3FA57AE5E1F3">
-    <w:name w:val="11D10D7D9FA64A5898EF3FA57AE5E1F3"/>
-    <w:rsid w:val="0049568D"/>
-  </w:style>
-  <w:style w:type="paragraph" w:customStyle="1" w:styleId="F2295F879D6245F6B339F5C3C5C85236">
-    <w:name w:val="F2295F879D6245F6B339F5C3C5C85236"/>
-    <w:rsid w:val="0049568D"/>
-  </w:style>
-  <w:style w:type="paragraph" w:customStyle="1" w:styleId="AAE0674D47714758A57D821366187EA3">
-    <w:name w:val="AAE0674D47714758A57D821366187EA3"/>
-    <w:rsid w:val="0049568D"/>
-  </w:style>
-  <w:style w:type="paragraph" w:customStyle="1" w:styleId="6745B3EA3CEE4D5DA791CE9DDF06DF88">
-    <w:name w:val="6745B3EA3CEE4D5DA791CE9DDF06DF88"/>
-    <w:rsid w:val="0049568D"/>
-  </w:style>
-  <w:style w:type="paragraph" w:customStyle="1" w:styleId="5D19FE31A9274F57A3D1BF02B26FEAF2">
-    <w:name w:val="5D19FE31A9274F57A3D1BF02B26FEAF2"/>
-    <w:rsid w:val="0049568D"/>
-  </w:style>
-  <w:style w:type="paragraph" w:customStyle="1" w:styleId="90E3586DF4B34F04A2AF5DD73BCC05AB">
-    <w:name w:val="90E3586DF4B34F04A2AF5DD73BCC05AB"/>
-    <w:rsid w:val="0049568D"/>
   </w:style>
   <w:style w:type="paragraph" w:customStyle="1" w:styleId="061B57A45EC04E5685B4E3EE8CA614B1">
     <w:name w:val="061B57A45EC04E5685B4E3EE8CA614B1"/>
@@ -6327,14 +5248,6 @@
   </w:style>
   <w:style w:type="paragraph" w:customStyle="1" w:styleId="0A2C76F33E3F4581AF067C447B281112">
     <w:name w:val="0A2C76F33E3F4581AF067C447B281112"/>
-    <w:rsid w:val="0049568D"/>
-  </w:style>
-  <w:style w:type="paragraph" w:customStyle="1" w:styleId="DA53C9927C9042108F9A6A54AAF19C55">
-    <w:name w:val="DA53C9927C9042108F9A6A54AAF19C55"/>
-    <w:rsid w:val="0049568D"/>
-  </w:style>
-  <w:style w:type="paragraph" w:customStyle="1" w:styleId="17A0D44EB73A4F32824D017C2714472F">
-    <w:name w:val="17A0D44EB73A4F32824D017C2714472F"/>
     <w:rsid w:val="0049568D"/>
   </w:style>
   <w:style w:type="paragraph" w:customStyle="1" w:styleId="048C0A511EDA446C848DFBBE8150E48C">
@@ -6408,6 +5321,62 @@
   <w:style w:type="paragraph" w:customStyle="1" w:styleId="47275DE81D2649A48D8519B29EF18921">
     <w:name w:val="47275DE81D2649A48D8519B29EF18921"/>
     <w:rsid w:val="000F353B"/>
+  </w:style>
+  <w:style w:type="paragraph" w:customStyle="1" w:styleId="741D9367E8854D8D95B65F7AC56E5B40">
+    <w:name w:val="741D9367E8854D8D95B65F7AC56E5B40"/>
+    <w:rsid w:val="002C4F86"/>
+  </w:style>
+  <w:style w:type="paragraph" w:customStyle="1" w:styleId="DC098D137924436A9E9190E4AFE10321">
+    <w:name w:val="DC098D137924436A9E9190E4AFE10321"/>
+    <w:rsid w:val="002C4F86"/>
+  </w:style>
+  <w:style w:type="paragraph" w:customStyle="1" w:styleId="5362D1BB91FD4A49B48781571EA36CCD">
+    <w:name w:val="5362D1BB91FD4A49B48781571EA36CCD"/>
+    <w:rsid w:val="002C4F86"/>
+  </w:style>
+  <w:style w:type="paragraph" w:customStyle="1" w:styleId="6E495FABF8E042E1B8E65DE18BF35B1C">
+    <w:name w:val="6E495FABF8E042E1B8E65DE18BF35B1C"/>
+    <w:rsid w:val="002C4F86"/>
+  </w:style>
+  <w:style w:type="paragraph" w:customStyle="1" w:styleId="3D6B9EE2047142D79471E354C28766DA">
+    <w:name w:val="3D6B9EE2047142D79471E354C28766DA"/>
+    <w:rsid w:val="002C4F86"/>
+  </w:style>
+  <w:style w:type="paragraph" w:customStyle="1" w:styleId="2045EEA6CB4642F4A38A2400B9BB10B4">
+    <w:name w:val="2045EEA6CB4642F4A38A2400B9BB10B4"/>
+    <w:rsid w:val="002C4F86"/>
+  </w:style>
+  <w:style w:type="paragraph" w:customStyle="1" w:styleId="5BB3B99145F94A11BAC568F7E3FF21FC">
+    <w:name w:val="5BB3B99145F94A11BAC568F7E3FF21FC"/>
+    <w:rsid w:val="002C4F86"/>
+  </w:style>
+  <w:style w:type="paragraph" w:customStyle="1" w:styleId="E5BAA42C61494BD0A34459B53DA4A1B0">
+    <w:name w:val="E5BAA42C61494BD0A34459B53DA4A1B0"/>
+    <w:rsid w:val="002C4F86"/>
+  </w:style>
+  <w:style w:type="paragraph" w:customStyle="1" w:styleId="94E32D22E9F74F4C8F9AECA13A0B0999">
+    <w:name w:val="94E32D22E9F74F4C8F9AECA13A0B0999"/>
+    <w:rsid w:val="002C4F86"/>
+  </w:style>
+  <w:style w:type="paragraph" w:customStyle="1" w:styleId="73E0F34A421B41918771B5953A79C469">
+    <w:name w:val="73E0F34A421B41918771B5953A79C469"/>
+    <w:rsid w:val="002C4F86"/>
+  </w:style>
+  <w:style w:type="paragraph" w:customStyle="1" w:styleId="E0EE8EF006BB45DB995BA223F5A49729">
+    <w:name w:val="E0EE8EF006BB45DB995BA223F5A49729"/>
+    <w:rsid w:val="002C4F86"/>
+  </w:style>
+  <w:style w:type="paragraph" w:customStyle="1" w:styleId="971BE9AC9FD54580A8055E73FF52FAAC">
+    <w:name w:val="971BE9AC9FD54580A8055E73FF52FAAC"/>
+    <w:rsid w:val="002C4F86"/>
+  </w:style>
+  <w:style w:type="paragraph" w:customStyle="1" w:styleId="2A1EE604918D435695DB2B670F3FA0E3">
+    <w:name w:val="2A1EE604918D435695DB2B670F3FA0E3"/>
+    <w:rsid w:val="002C4F86"/>
+  </w:style>
+  <w:style w:type="paragraph" w:customStyle="1" w:styleId="9CD79AA69D9B4674A5B8D3EECA9B49BA">
+    <w:name w:val="9CD79AA69D9B4674A5B8D3EECA9B49BA"/>
+    <w:rsid w:val="002C4F86"/>
   </w:style>
 </w:styles>
 </file>
@@ -6756,7 +5725,7 @@
 
 <file path=customXml/item1.xml>��< ? x m l   v e r s i o n = " 1 . 0 "   e n c o d i n g = " u t f - 1 6 " ? >   
- < N a v W o r d R e p o r t X m l P a r t   x m l n s = " u r n : m i c r o s o f t - d y n a m i c s - b u s i n e s s c e n t r a l / i n t e r n a l / e x t e n d e d / r e p o r t s / S t a n d a r d _ S a l e s _ Q u o t e / 1 3 0 4 / " > + < N a v W o r d R e p o r t X m l P a r t   x m l n s = " u r n : m i c r o s o f t - d y n a m i c s - n a v / r e p o r t s / S t a n d a r d _ S a l e s _ Q u o t e / 1 3 0 4 / " >   
      < B C R e p o r t I n f o r m a t i o n >   
@@ -6900,461 +5869,459 @@
  
      < / B C R e p o r t I n f o r m a t i o n >   
-     < T o o l t i p s   / > - 
-     < H e a d e r   E l e m e n t T y p e = " D a t a I t e m "   E l e m e n t I d = " 1 2 4 0 3 7 3 8 8 6 " > - 
-         < B i l l T o C o n t a c t E m a i l   E l e m e n t T y p e = " C o l u m n "   E l e m e n t I d = " 3 3 5 8 2 7 8 9 5 "   D a t a T y p e = " T e x t " > B i l l T o C o n t a c t E m a i l < / B i l l T o C o n t a c t E m a i l > - 
-         < B i l l T o C o n t a c t E m a i l L b l   E l e m e n t T y p e = " C o l u m n "   E l e m e n t I d = " 2 9 6 4 7 8 3 6 5 "   D a t a T y p e = " L a b e l " > B i l l T o C o n t a c t E m a i l L b l < / B i l l T o C o n t a c t E m a i l L b l > - 
-         < B i l l T o C o n t a c t M o b i l e P h o n e N o   E l e m e n t T y p e = " C o l u m n "   E l e m e n t I d = " 2 4 8 4 8 8 6 9 6 "   D a t a T y p e = " T e x t " > B i l l T o C o n t a c t M o b i l e P h o n e N o < / B i l l T o C o n t a c t M o b i l e P h o n e N o > - 
-         < B i l l T o C o n t a c t M o b i l e P h o n e N o L b l   E l e m e n t T y p e = " C o l u m n "   E l e m e n t I d = " 2 7 6 3 1 1 3 3 8 "   D a t a T y p e = " L a b e l " > B i l l T o C o n t a c t M o b i l e P h o n e N o L b l < / B i l l T o C o n t a c t M o b i l e P h o n e N o L b l > - 
-         < B i l l T o C o n t a c t P h o n e N o   E l e m e n t T y p e = " C o l u m n "   E l e m e n t I d = " 3 6 2 4 7 7 4 8 8 "   D a t a T y p e = " T e x t " > B i l l T o C o n t a c t P h o n e N o < / B i l l T o C o n t a c t P h o n e N o > - 
-         < B i l l T o C o n t a c t P h o n e N o L b l   E l e m e n t T y p e = " C o l u m n "   E l e m e n t I d = " 2 1 2 3 3 4 5 9 6 6 "   D a t a T y p e = " L a b e l " > B i l l T o C o n t a c t P h o n e N o L b l < / B i l l T o C o n t a c t P h o n e N o L b l > - 
-         < B i l l t o C u s t o m e r N o _ L b l   E l e m e n t T y p e = " C o l u m n "   E l e m e n t I d = " 3 6 9 3 0 7 8 1 3 "   D a t a T y p e = " S t r i n g " > B i l l t o C u s t o m e r N o _ L b l < / B i l l t o C u s t o m e r N o _ L b l > - 
-         < B i l l t o C u s t u m e r N o   E l e m e n t T y p e = " C o l u m n "   E l e m e n t I d = " 2 8 0 4 7 3 0 5 8 "   D a t a T y p e = " C o d e " > B i l l t o C u s t u m e r N o < / B i l l t o C u s t u m e r N o > - 
-         < C O 2 e P e r U n i t _ L b l   E l e m e n t T y p e = " C o l u m n "   E l e m e n t I d = " 6 0 8 7 4 6 8 0 2 "   D a t a T y p e = " T e x t " > C O 2 e P e r U n i t _ L b l < / C O 2 e P e r U n i t _ L b l > - 
-         < C o m p a n y A d d r e s s 1   E l e m e n t T y p e = " C o l u m n "   E l e m e n t I d = " 1 8 8 4 1 6 4 3 2 3 "   D a t a T y p e = " T e x t " > C o m p a n y A d d r e s s 1 < / C o m p a n y A d d r e s s 1 > - 
-         < C o m p a n y A d d r e s s 2   E l e m e n t T y p e = " C o l u m n "   E l e m e n t I d = " 1 2 4 6 4 6 7 7 0 6 "   D a t a T y p e = " T e x t " > C o m p a n y A d d r e s s 2 < / C o m p a n y A d d r e s s 2 > - 
-         < C o m p a n y A d d r e s s 3   E l e m e n t T y p e = " C o l u m n "   E l e m e n t I d = " 6 0 8 7 7 1 0 8 9 "   D a t a T y p e = " T e x t " > C o m p a n y A d d r e s s 3 < / C o m p a n y A d d r e s s 3 > - 
-         < C o m p a n y A d d r e s s 4   E l e m e n t T y p e = " C o l u m n "   E l e m e n t I d = " 7 7 7 6 8 0 1 1 2 "   D a t a T y p e = " T e x t " > C o m p a n y A d d r e s s 4 < / C o m p a n y A d d r e s s 4 > - 
-         < C o m p a n y A d d r e s s 5   E l e m e n t T y p e = " C o l u m n "   E l e m e n t I d = " 1 3 9 9 8 3 4 9 5 "   D a t a T y p e = " T e x t " > C o m p a n y A d d r e s s 5 < / C o m p a n y A d d r e s s 5 > - 
-         < C o m p a n y A d d r e s s 6   E l e m e n t T y p e = " C o l u m n "   E l e m e n t I d = " 4 9 7 7 1 3 1 2 2 "   D a t a T y p e = " T e x t " > C o m p a n y A d d r e s s 6 < / C o m p a n y A d d r e s s 6 > - 
-         < C o m p a n y A d d r e s s 7   E l e m e n t T y p e = " C o l u m n "   E l e m e n t I d = " 1 1 3 5 4 0 9 7 3 9 "   D a t a T y p e = " T e x t " > C o m p a n y A d d r e s s 7 < / C o m p a n y A d d r e s s 7 > - 
-         < C o m p a n y A d d r e s s 8   E l e m e n t T y p e = " C o l u m n "   E l e m e n t I d = " 1 7 1 5 2 5 5 3 0 0 "   D a t a T y p e = " T e x t " > C o m p a n y A d d r e s s 8 < / C o m p a n y A d d r e s s 8 > - 
-         < C o m p a n y B a n k A c c o u n t N o   E l e m e n t T y p e = " C o l u m n "   E l e m e n t I d = " 3 0 1 4 0 2 0 4 "   D a t a T y p e = " T e x t " > C o m p a n y B a n k A c c o u n t N o < / C o m p a n y B a n k A c c o u n t N o > - 
-         < C o m p a n y B a n k A c c o u n t N o _ L b l   E l e m e n t T y p e = " C o l u m n "   E l e m e n t I d = " 1 0 9 7 7 4 3 3 4 5 "   D a t a T y p e = " L a b e l " > C o m p a n y B a n k A c c o u n t N o _ L b l < / C o m p a n y B a n k A c c o u n t N o _ L b l > - 
-         < C o m p a n y B a n k B r a n c h N o   E l e m e n t T y p e = " C o l u m n "   E l e m e n t I d = " 7 9 3 1 3 3 0 5 7 "   D a t a T y p e = " T e x t " > C o m p a n y B a n k B r a n c h N o < / C o m p a n y B a n k B r a n c h N o > - 
-         < C o m p a n y B a n k B r a n c h N o _ L b l   E l e m e n t T y p e = " C o l u m n "   E l e m e n t I d = " 3 2 7 9 0 6 6 9 2 "   D a t a T y p e = " S t r i n g " > C o m p a n y B a n k B r a n c h N o _ L b l < / C o m p a n y B a n k B r a n c h N o _ L b l > - 
-         < C o m p a n y B a n k N a m e   E l e m e n t T y p e = " C o l u m n "   E l e m e n t I d = " 1 5 3 4 9 0 5 6 0 5 "   D a t a T y p e = " T e x t " > C o m p a n y B a n k N a m e < / C o m p a n y B a n k N a m e > - 
-         < C o m p a n y B a n k N a m e _ L b l   E l e m e n t T y p e = " C o l u m n "   E l e m e n t I d = " 1 2 0 4 3 0 7 0 1 4 "   D a t a T y p e = " L a b e l " > C o m p a n y B a n k N a m e _ L b l < / C o m p a n y B a n k N a m e _ L b l > - 
-         < C o m p a n y C u s t o m G i r o   E l e m e n t T y p e = " C o l u m n "   E l e m e n t I d = " 1 6 7 0 4 7 5 7 9 8 "   D a t a T y p e = " T e x t " > C o m p a n y C u s t o m G i r o < / C o m p a n y C u s t o m G i r o > - 
-         < C o m p a n y C u s t o m G i r o _ L b l   E l e m e n t T y p e = " C o l u m n "   E l e m e n t I d = " 8 9 1 4 3 9 6 2 5 "   D a t a T y p e = " T e x t " > C o m p a n y C u s t o m G i r o _ L b l < / C o m p a n y C u s t o m G i r o _ L b l > - 
-         < C o m p a n y E M a i l   E l e m e n t T y p e = " C o l u m n "   E l e m e n t I d = " 1 6 7 7 0 7 4 0 5 8 "   D a t a T y p e = " T e x t " > C o m p a n y E M a i l < / C o m p a n y E M a i l > - 
-         < C o m p a n y G i r o N o   E l e m e n t T y p e = " C o l u m n "   E l e m e n t I d = " 1 3 6 0 1 9 6 3 2 0 "   D a t a T y p e = " T e x t " > C o m p a n y G i r o N o < / C o m p a n y G i r o N o > - 
-         < C o m p a n y G i r o N o _ L b l   E l e m e n t T y p e = " C o l u m n "   E l e m e n t I d = " 8 6 1 6 0 2 1 1 5 "   D a t a T y p e = " L a b e l " > C o m p a n y G i r o N o _ L b l < / C o m p a n y G i r o N o _ L b l > - 
-         < C o m p a n y H o m e P a g e   E l e m e n t T y p e = " C o l u m n "   E l e m e n t I d = " 1 9 8 9 1 8 8 7 0 "   D a t a T y p e = " T e x t " > C o m p a n y H o m e P a g e < / C o m p a n y H o m e P a g e > - 
-         < C o m p a n y I B A N   E l e m e n t T y p e = " C o l u m n "   E l e m e n t I d = " 9 0 6 5 4 9 1 8 2 "   D a t a T y p e = " C o d e " > C o m p a n y I B A N < / C o m p a n y I B A N > - 
-         < C o m p a n y I B A N _ L b l   E l e m e n t T y p e = " C o l u m n "   E l e m e n t I d = " 1 2 6 7 9 5 2 2 2 7 "   D a t a T y p e = " S t r i n g " > C o m p a n y I B A N _ L b l < / C o m p a n y I B A N _ L b l > - 
-         < C o m p a n y L e g a l O f f i c e   E l e m e n t T y p e = " C o l u m n "   E l e m e n t I d = " 7 1 4 2 5 8 1 1 1 "   D a t a T y p e = " T e x t " > C o m p a n y L e g a l O f f i c e < / C o m p a n y L e g a l O f f i c e > - 
-         < C o m p a n y L e g a l O f f i c e _ L b l   E l e m e n t T y p e = " C o l u m n "   E l e m e n t I d = " 1 5 3 3 1 7 5 1 0 8 "   D a t a T y p e = " T e x t " > C o m p a n y L e g a l O f f i c e _ L b l < / C o m p a n y L e g a l O f f i c e _ L b l > - 
-         < C o m p a n y L e g a l S t a t e m e n t   E l e m e n t T y p e = " C o l u m n "   E l e m e n t I d = " 4 4 8 3 5 8 8 7 6 "   D a t a T y p e = " T e x t " > C o m p a n y L e g a l S t a t e m e n t < / C o m p a n y L e g a l S t a t e m e n t > - 
-         < C o m p a n y L o g o P o s i t i o n   E l e m e n t T y p e = " C o l u m n "   E l e m e n t I d = " 1 4 2 5 2 6 6 6 8 8 "   D a t a T y p e = " I n t e g e r " > C o m p a n y L o g o P o s i t i o n < / C o m p a n y L o g o P o s i t i o n > - 
-         < C o m p a n y P h o n e N o   E l e m e n t T y p e = " C o l u m n "   E l e m e n t I d = " 2 5 0 4 4 0 6 5 5 "   D a t a T y p e = " T e x t " > C o m p a n y P h o n e N o < / C o m p a n y P h o n e N o > - 
-         < C o m p a n y P h o n e N o _ L b l   E l e m e n t T y p e = " C o l u m n "   E l e m e n t I d = " 5 5 8 5 9 3 5 8 6 "   D a t a T y p e = " L a b e l " > C o m p a n y P h o n e N o _ L b l < / C o m p a n y P h o n e N o _ L b l > - 
-         < C o m p a n y P i c t u r e   E l e m e n t T y p e = " C o l u m n "   E l e m e n t I d = " 1 3 9 7 4 1 1 0 7 4 "   D a t a T y p e = " B l o b "   / > - 
-         < C o m p a n y R e g i s t r a t i o n N u m b e r   E l e m e n t T y p e = " C o l u m n "   E l e m e n t I d = " 2 0 2 3 6 3 9 4 2 4 "   D a t a T y p e = " T e x t " > C o m p a n y R e g i s t r a t i o n N u m b e r < / C o m p a n y R e g i s t r a t i o n N u m b e r > - 
-         < C o m p a n y R e g i s t r a t i o n N u m b e r _ L b l   E l e m e n t T y p e = " C o l u m n "   E l e m e n t I d = " 1 8 3 3 1 0 6 6 5 3 "   D a t a T y p e = " T e x t " > C o m p a n y R e g i s t r a t i o n N u m b e r _ L b l < / C o m p a n y R e g i s t r a t i o n N u m b e r _ L b l > - 
-         < C o m p a n y S W I F T   E l e m e n t T y p e = " C o l u m n "   E l e m e n t I d = " 6 6 8 2 5 0 2 4 5 "   D a t a T y p e = " C o d e " > C o m p a n y S W I F T < / C o m p a n y S W I F T > - 
-         < C o m p a n y S W I F T _ L b l   E l e m e n t T y p e = " C o l u m n "   E l e m e n t I d = " 2 0 2 9 5 9 7 3 8 4 "   D a t a T y p e = " S t r i n g " > C o m p a n y S W I F T _ L b l < / C o m p a n y S W I F T _ L b l > - 
-         < C o m p a n y V A T R e g i s t r a t i o n N o   E l e m e n t T y p e = " C o l u m n "   E l e m e n t I d = " 1 9 1 4 0 1 3 6 4 9 "   D a t a T y p e = " T e x t " > C o m p a n y V A T R e g i s t r a t i o n N o < / C o m p a n y V A T R e g i s t r a t i o n N o > - 
-         < C o m p a n y V A T R e g i s t r a t i o n N o _ L b l   E l e m e n t T y p e = " C o l u m n "   E l e m e n t I d = " 9 2 4 5 0 3 1 2 4 "   D a t a T y p e = " T e x t " > C o m p a n y V A T R e g i s t r a t i o n N o _ L b l < / C o m p a n y V A T R e g i s t r a t i o n N o _ L b l > - 
-         < C o m p a n y V A T R e g N o   E l e m e n t T y p e = " C o l u m n "   E l e m e n t I d = " 1 7 1 4 3 1 9 3 6 "   D a t a T y p e = " T e x t " > C o m p a n y V A T R e g N o < / C o m p a n y V A T R e g N o > - 
-         < C o m p a n y V A T R e g N o _ L b l   E l e m e n t T y p e = " C o l u m n "   E l e m e n t I d = " 7 7 3 2 0 1 5 0 1 "   D a t a T y p e = " T e x t " > C o m p a n y V A T R e g N o _ L b l < / C o m p a n y V A T R e g N o _ L b l > - 
-         < C o n t a c t _ L b l   E l e m e n t T y p e = " C o l u m n "   E l e m e n t I d = " 1 1 5 5 0 9 4 7 5 2 "   D a t a T y p e = " T e x t " > C o n t a c t _ L b l < / C o n t a c t _ L b l > - 
-         < C o p y _ L b l   E l e m e n t T y p e = " C o l u m n "   E l e m e n t I d = " 6 0 4 7 8 2 7 8 1 "   D a t a T y p e = " L a b e l " > C o p y _ L b l < / C o p y _ L b l > - 
-         < C u s t o m e r A d d r e s s 1   E l e m e n t T y p e = " C o l u m n "   E l e m e n t I d = " 1 8 0 1 9 6 6 4 5 4 "   D a t a T y p e = " T e x t " > C u s t o m e r A d d r e s s 1 < / C u s t o m e r A d d r e s s 1 > - 
-         < C u s t o m e r A d d r e s s 2   E l e m e n t T y p e = " C o l u m n "   E l e m e n t I d = " 1 1 6 4 2 6 9 8 3 7 "   D a t a T y p e = " T e x t " > C u s t o m e r A d d r e s s 2 < / C u s t o m e r A d d r e s s 2 > - 
-         < C u s t o m e r A d d r e s s 3   E l e m e n t T y p e = " C o l u m n "   E l e m e n t I d = " 5 2 6 5 7 3 2 2 0 "   D a t a T y p e = " T e x t " > C u s t o m e r A d d r e s s 3 < / C u s t o m e r A d d r e s s 3 > - 
-         < C u s t o m e r A d d r e s s 4   E l e m e n t T y p e = " C o l u m n "   E l e m e n t I d = " 1 1 1 1 2 3 3 9 7 "   D a t a T y p e = " T e x t " > C u s t o m e r A d d r e s s 4 < / C u s t o m e r A d d r e s s 4 > - 
-         < C u s t o m e r A d d r e s s 5   E l e m e n t T y p e = " C o l u m n "   E l e m e n t I d = " 7 4 8 8 2 0 0 1 4 "   D a t a T y p e = " T e x t " > C u s t o m e r A d d r e s s 5 < / C u s t o m e r A d d r e s s 5 > - 
-         < C u s t o m e r A d d r e s s 6   E l e m e n t T y p e = " C o l u m n "   E l e m e n t I d = " 1 3 8 6 5 1 6 6 3 1 "   D a t a T y p e = " T e x t " > C u s t o m e r A d d r e s s 6 < / C u s t o m e r A d d r e s s 6 > - 
-         < C u s t o m e r A d d r e s s 7   E l e m e n t T y p e = " C o l u m n "   E l e m e n t I d = " 2 0 2 4 2 1 3 2 4 8 "   D a t a T y p e = " T e x t " > C u s t o m e r A d d r e s s 7 < / C u s t o m e r A d d r e s s 7 > - 
-         < C u s t o m e r A d d r e s s 8   E l e m e n t T y p e = " C o l u m n "   E l e m e n t I d = " 1 0 4 8 6 9 8 5 8 5 "   D a t a T y p e = " T e x t " > C u s t o m e r A d d r e s s 8 < / C u s t o m e r A d d r e s s 8 > - 
-         < C u s t o m e r P o s t a l B a r C o d e   E l e m e n t T y p e = " C o l u m n "   E l e m e n t I d = " 3 9 8 5 8 0 6 8 8 "   D a t a T y p e = " T e x t " > C u s t o m e r P o s t a l B a r C o d e < / C u s t o m e r P o s t a l B a r C o d e > - 
-         < D i s c l a i m e r _ L b l   E l e m e n t T y p e = " C o l u m n "   E l e m e n t I d = " 3 8 1 6 6 9 2 0 5 "   D a t a T y p e = " T e x t " > D i s c l a i m e r _ L b l < / D i s c l a i m e r _ L b l > - 
-         < D o c u m e n t C o p y T e x t   E l e m e n t T y p e = " C o l u m n "   E l e m e n t I d = " 1 8 2 4 9 4 6 0 4 6 "   D a t a T y p e = " S t r i n g " > D o c u m e n t C o p y T e x t < / D o c u m e n t C o p y T e x t > - 
-         < D o c u m e n t D a t e   E l e m e n t T y p e = " C o l u m n "   E l e m e n t I d = " 5 5 2 8 7 1 9 1 4 "   D a t a T y p e = " S t r i n g " > D o c u m e n t D a t e < / D o c u m e n t D a t e > - 
-         < D o c u m e n t D a t e _ L b l   E l e m e n t T y p e = " C o l u m n "   E l e m e n t I d = " 1 0 2 6 4 9 4 8 3 "   D a t a T y p e = " S t r i n g " > D o c u m e n t D a t e _ L b l < / D o c u m e n t D a t e _ L b l > - 
-         < D o c u m e n t N o   E l e m e n t T y p e = " C o l u m n "   E l e m e n t I d = " 9 7 0 3 5 0 5 3 9 "   D a t a T y p e = " C o d e " > D o c u m e n t N o < / D o c u m e n t N o > - 
-         < D o c u m e n t N o _ L b l   E l e m e n t T y p e = " C o l u m n "   E l e m e n t I d = " 7 8 9 7 9 5 9 7 8 "   D a t a T y p e = " L a b e l " > D o c u m e n t N o _ L b l < / D o c u m e n t N o _ L b l > - 
-         < D o c u m e n t T i t l e _ L b l   E l e m e n t T y p e = " C o l u m n "   E l e m e n t I d = " 8 5 8 4 2 3 9 2 9 "   D a t a T y p e = " L a b e l " > D o c u m e n t T i t l e _ L b l < / D o c u m e n t T i t l e _ L b l > - 
-         < D u e D a t e   E l e m e n t T y p e = " C o l u m n "   E l e m e n t I d = " 7 4 5 1 7 0 2 0 3 "   D a t a T y p e = " S t r i n g " > D u e D a t e < / D u e D a t e > - 
-         < D u e D a t e _ L b l   E l e m e n t T y p e = " C o l u m n "   E l e m e n t I d = " 1 6 4 8 2 8 4 6 4 8 "   D a t a T y p e = " S t r i n g " > D u e D a t e _ L b l < / D u e D a t e _ L b l > - 
-         < E M a i l _ L b l   E l e m e n t T y p e = " C o l u m n "   E l e m e n t I d = " 1 4 3 8 8 6 8 0 1 2 "   D a t a T y p e = " L a b e l " > E M a i l _ L b l < / E M a i l _ L b l > - 
-         < E s t i m a t e B o d y _ L b l   E l e m e n t T y p e = " C o l u m n "   E l e m e n t I d = " 1 0 4 4 3 4 7 9 8 6 "   D a t a T y p e = " L a b e l " > E s t i m a t e B o d y _ L b l < / E s t i m a t e B o d y _ L b l > - 
-         < E s t i m a t e F o r _ L b l   E l e m e n t T y p e = " C o l u m n "   E l e m e n t I d = " 1 7 6 1 6 6 6 0 1 3 "   D a t a T y p e = " L a b e l " > E s t i m a t e F o r _ L b l < / E s t i m a t e F o r _ L b l > - 
-         < E s t i m a t e _ L b l   E l e m e n t T y p e = " C o l u m n "   E l e m e n t I d = " 2 0 9 6 4 3 4 6 2 2 "   D a t a T y p e = " L a b e l " > E s t i m a t e _ L b l < / E s t i m a t e _ L b l > - 
-         < E x c h a n g e R a t e A s T e x t   E l e m e n t T y p e = " C o l u m n "   E l e m e n t I d = " 5 9 2 9 5 5 8 4 5 "   D a t a T y p e = " T e x t " > E x c h a n g e R a t e A s T e x t < / E x c h a n g e R a t e A s T e x t > - 
-         < E x t e r n a l D o c u m e n t N o   E l e m e n t T y p e = " C o l u m n "   E l e m e n t I d = " 7 3 3 9 5 3 9 6 6 "   D a t a T y p e = " C o d e " > E x t e r n a l D o c u m e n t N o < / E x t e r n a l D o c u m e n t N o > - 
-         < E x t e r n a l D o c u m e n t N o L b l   E l e m e n t T y p e = " C o l u m n "   E l e m e n t I d = " 7 8 3 2 8 7 4 5 2 "   D a t a T y p e = " S t r i n g " > E x t e r n a l D o c u m e n t N o L b l < / E x t e r n a l D o c u m e n t N o L b l > - 
-         < F r o m _ L b l   E l e m e n t T y p e = " C o l u m n "   E l e m e n t I d = " 4 8 5 4 2 6 1 3 8 "   D a t a T y p e = " L a b e l " > F r o m _ L b l < / F r o m _ L b l > - 
-         < H o m e P a g e _ L b l   E l e m e n t T y p e = " C o l u m n "   E l e m e n t I d = " 1 4 3 3 5 9 2 3 0 0 "   D a t a T y p e = " L a b e l " > H o m e P a g e _ L b l < / H o m e P a g e _ L b l > - 
-         < I n v o i c e D i s c o u n t A m o u n t _ L b l   E l e m e n t T y p e = " C o l u m n "   E l e m e n t I d = " 1 5 9 3 0 1 2 7 3 6 "   D a t a T y p e = " L a b e l " > I n v o i c e D i s c o u n t A m o u n t _ L b l < / I n v o i c e D i s c o u n t A m o u n t _ L b l > - 
-         < I n v o i c e D i s c o u n t B a s e A m o u n t _ L b l   E l e m e n t T y p e = " C o l u m n "   E l e m e n t I d = " 2 0 2 9 2 6 6 8 7 5 "   D a t a T y p e = " L a b e l " > I n v o i c e D i s c o u n t B a s e A m o u n t _ L b l < / I n v o i c e D i s c o u n t B a s e A m o u n t _ L b l > - 
-         < L e g a l E n t i t y T y p e   E l e m e n t T y p e = " C o l u m n "   E l e m e n t I d = " 2 0 5 1 8 7 3 5 6 3 "   D a t a T y p e = " T e x t " > L e g a l E n t i t y T y p e < / L e g a l E n t i t y T y p e > - 
-         < L e g a l E n t i t y T y p e _ L b l   E l e m e n t T y p e = " C o l u m n "   E l e m e n t I d = " 2 0 8 0 2 2 4 7 9 2 "   D a t a T y p e = " T e x t " > L e g a l E n t i t y T y p e _ L b l < / L e g a l E n t i t y T y p e _ L b l > - 
-         < L i n e A m o u n t A f t e r I n v o i c e D i s c o u n t _ L b l   E l e m e n t T y p e = " C o l u m n "   E l e m e n t I d = " 6 7 3 7 2 1 0 9 4 "   D a t a T y p e = " L a b e l " > L i n e A m o u n t A f t e r I n v o i c e D i s c o u n t _ L b l < / L i n e A m o u n t A f t e r I n v o i c e D i s c o u n t _ L b l > - 
-         < L o c a l C u r r e n c y _ L b l   E l e m e n t T y p e = " C o l u m n "   E l e m e n t I d = " 1 5 5 9 6 9 3 4 2 2 "   D a t a T y p e = " L a b e l " > L o c a l C u r r e n c y _ L b l < / L o c a l C u r r e n c y _ L b l > - 
-         < P a g e _ L b l   E l e m e n t T y p e = " C o l u m n "   E l e m e n t I d = " 6 8 0 6 4 8 0 9 1 "   D a t a T y p e = " L a b e l " > P a g e _ L b l < / P a g e _ L b l > - 
-         < P a y m e n t M e t h o d D e s c r i p t i o n   E l e m e n t T y p e = " C o l u m n "   E l e m e n t I d = " 5 8 5 7 5 7 9 7 4 "   D a t a T y p e = " T e x t " > P a y m e n t M e t h o d D e s c r i p t i o n < / P a y m e n t M e t h o d D e s c r i p t i o n > - 
-         < P a y m e n t M e t h o d D e s c r i p t i o n _ L b l   E l e m e n t T y p e = " C o l u m n "   E l e m e n t I d = " 7 9 7 1 1 7 3 2 3 "   D a t a T y p e = " L a b e l " > P a y m e n t M e t h o d D e s c r i p t i o n _ L b l < / P a y m e n t M e t h o d D e s c r i p t i o n _ L b l > - 
-         < P a y m e n t T e r m s D e s c r i p t i o n   E l e m e n t T y p e = " C o l u m n "   E l e m e n t I d = " 2 0 3 8 7 4 2 7 0 0 "   D a t a T y p e = " T e x t " > P a y m e n t T e r m s D e s c r i p t i o n < / P a y m e n t T e r m s D e s c r i p t i o n > - 
-         < P a y m e n t T e r m s D e s c r i p t i o n _ L b l   E l e m e n t T y p e = " C o l u m n "   E l e m e n t I d = " 1 8 7 4 4 9 4 3 2 1 "   D a t a T y p e = " L a b e l " > P a y m e n t T e r m s D e s c r i p t i o n _ L b l < / P a y m e n t T e r m s D e s c r i p t i o n _ L b l > - 
-         < P r i c e s I n c l u d i n g V A T   E l e m e n t T y p e = " C o l u m n "   E l e m e n t I d = " 5 1 8 8 1 7 1 6 7 "   D a t a T y p e = " B o o l e a n " > P r i c e s I n c l u d i n g V A T < / P r i c e s I n c l u d i n g V A T > - 
-         < P r i c e s I n c l u d i n g V A T Y e s N o   E l e m e n t T y p e = " C o l u m n "   E l e m e n t I d = " 1 4 1 1 1 4 7 5 9 9 "   D a t a T y p e = " S t r i n g " > P r i c e s I n c l u d i n g V A T Y e s N o < / P r i c e s I n c l u d i n g V A T Y e s N o > - 
-         < P r i c e s I n c l u d i n g V A T _ L b l   E l e m e n t T y p e = " C o l u m n "   E l e m e n t I d = " 1 3 7 7 9 7 9 4 4 4 "   D a t a T y p e = " S t r i n g " > P r i c e s I n c l u d i n g V A T _ L b l < / P r i c e s I n c l u d i n g V A T _ L b l > - 
-         < Q u e s t i o n s _ L b l   E l e m e n t T y p e = " C o l u m n "   E l e m e n t I d = " 2 0 7 0 8 9 0 0 1 9 "   D a t a T y p e = " L a b e l " > Q u e s t i o n s _ L b l < / Q u e s t i o n s _ L b l > - 
-         < Q u o t e V a l i d T o D a t e   E l e m e n t T y p e = " C o l u m n "   E l e m e n t I d = " 1 1 4 8 7 3 3 1 3 0 "   D a t a T y p e = " S t r i n g " > Q u o t e V a l i d T o D a t e < / Q u o t e V a l i d T o D a t e > - 
-         < Q u o t e V a l i d T o D a t e _ L b l   E l e m e n t T y p e = " C o l u m n "   E l e m e n t I d = " 1 2 9 2 3 5 4 1 3 "   D a t a T y p e = " L a b e l " > Q u o t e V a l i d T o D a t e _ L b l < / Q u o t e V a l i d T o D a t e _ L b l > - 
-         < S a l e s I n v o i c e L i n e D i s c o u n t _ L b l   E l e m e n t T y p e = " C o l u m n "   E l e m e n t I d = " 6 6 4 6 0 1 5 8 2 "   D a t a T y p e = " L a b e l " > S a l e s I n v o i c e L i n e D i s c o u n t _ L b l < / S a l e s I n v o i c e L i n e D i s c o u n t _ L b l > - 
-         < S a l e s P e r s o n B l a n k _ L b l   E l e m e n t T y p e = " C o l u m n "   E l e m e n t I d = " 6 5 4 6 2 4 6 0 1 "   D a t a T y p e = " T e x t " > S a l e s P e r s o n B l a n k _ L b l < / S a l e s P e r s o n B l a n k _ L b l > - 
-         < S a l e s P e r s o n N a m e   E l e m e n t T y p e = " C o l u m n "   E l e m e n t I d = " 8 7 1 4 9 2 9 8 3 "   D a t a T y p e = " T e x t " > S a l e s P e r s o n N a m e < / S a l e s P e r s o n N a m e > - 
-         < S a l e s P e r s o n _ L b l   E l e m e n t T y p e = " C o l u m n "   E l e m e n t I d = " 1 5 6 4 1 9 6 3 6 5 "   D a t a T y p e = " L a b e l " > S a l e s P e r s o n _ L b l < / S a l e s P e r s o n _ L b l > - 
-         < S e l l T o C o n t a c t E m a i l   E l e m e n t T y p e = " C o l u m n "   E l e m e n t I d = " 2 6 2 8 2 4 5 6 4 "   D a t a T y p e = " T e x t " > S e l l T o C o n t a c t E m a i l < / S e l l T o C o n t a c t E m a i l > - 
-         < S e l l T o C o n t a c t E m a i l L b l   E l e m e n t T y p e = " C o l u m n "   E l e m e n t I d = " 3 7 0 9 2 0 3 7 4 "   D a t a T y p e = " L a b e l " > S e l l T o C o n t a c t E m a i l L b l < / S e l l T o C o n t a c t E m a i l L b l > - 
-         < S e l l T o C o n t a c t M o b i l e P h o n e N o   E l e m e n t T y p e = " C o l u m n "   E l e m e n t I d = " 1 8 4 3 5 8 7 4 7 "   D a t a T y p e = " T e x t " > S e l l T o C o n t a c t M o b i l e P h o n e N o < / S e l l T o C o n t a c t M o b i l e P h o n e N o > - 
-         < S e l l T o C o n t a c t M o b i l e P h o n e N o L b l   E l e m e n t T y p e = " C o l u m n "   E l e m e n t I d = " 1 4 5 7 5 2 8 4 1 7 "   D a t a T y p e = " L a b e l " > S e l l T o C o n t a c t M o b i l e P h o n e N o L b l < / S e l l T o C o n t a c t M o b i l e P h o n e N o L b l > - 
-         < S e l l T o C o n t a c t P h o n e N o   E l e m e n t T y p e = " C o l u m n "   E l e m e n t I d = " 1 6 1 3 8 2 2 4 8 3 "   D a t a T y p e = " T e x t " > S e l l T o C o n t a c t P h o n e N o < / S e l l T o C o n t a c t P h o n e N o > - 
-         < S e l l T o C o n t a c t P h o n e N o L b l   E l e m e n t T y p e = " C o l u m n "   E l e m e n t I d = " 1 0 5 0 6 8 6 8 0 9 "   D a t a T y p e = " L a b e l " > S e l l T o C o n t a c t P h o n e N o L b l < / S e l l T o C o n t a c t P h o n e N o L b l > - 
-         < S e l l t o C u s t o m e r N o   E l e m e n t T y p e = " C o l u m n "   E l e m e n t I d = " 2 0 5 0 6 4 7 3 4 9 "   D a t a T y p e = " C o d e " > S e l l t o C u s t o m e r N o < / S e l l t o C u s t o m e r N o > - 
-         < S e l l t o C u s t o m e r N o _ L b l   E l e m e n t T y p e = " C o l u m n "   E l e m e n t I d = " 2 9 8 3 8 1 5 1 2 "   D a t a T y p e = " S t r i n g " > S e l l t o C u s t o m e r N o _ L b l < / S e l l t o C u s t o m e r N o _ L b l > - 
-         < S h i p m e n t M e t h o d D e s c r i p t i o n   E l e m e n t T y p e = " C o l u m n "   E l e m e n t I d = " 2 0 5 9 4 0 3 2 6 0 "   D a t a T y p e = " T e x t " > S h i p m e n t M e t h o d D e s c r i p t i o n < / S h i p m e n t M e t h o d D e s c r i p t i o n > - 
-         < S h i p m e n t M e t h o d D e s c r i p t i o n _ L b l   E l e m e n t T y p e = " C o l u m n "   E l e m e n t I d = " 1 1 7 9 9 7 8 4 6 5 "   D a t a T y p e = " L a b e l " > S h i p m e n t M e t h o d D e s c r i p t i o n _ L b l < / S h i p m e n t M e t h o d D e s c r i p t i o n _ L b l > - 
-         < S h i p m e n t _ L b l   E l e m e n t T y p e = " C o l u m n "   E l e m e n t I d = " 2 0 8 5 7 6 7 1 2 0 "   D a t a T y p e = " L a b e l " > S h i p m e n t _ L b l < / S h i p m e n t _ L b l > - 
-         < S h i p T o A d d r e s s 1   E l e m e n t T y p e = " C o l u m n "   E l e m e n t I d = " 1 3 5 7 6 7 2 8 6 1 "   D a t a T y p e = " T e x t " > S h i p T o A d d r e s s 1 < / S h i p T o A d d r e s s 1 > - 
-         < S h i p T o A d d r e s s 2   E l e m e n t T y p e = " C o l u m n "   E l e m e n t I d = " 1 0 2 4 2 0 4 5 8 4 "   D a t a T y p e = " T e x t " > S h i p T o A d d r e s s 2 < / S h i p T o A d d r e s s 2 > - 
-         < S h i p T o A d d r e s s 3   E l e m e n t T y p e = " C o l u m n "   E l e m e n t I d = " 1 6 6 1 9 0 1 2 0 1 "   D a t a T y p e = " T e x t " > S h i p T o A d d r e s s 3 < / S h i p T o A d d r e s s 3 > - 
-         < S h i p T o A d d r e s s 4   E l e m e n t T y p e = " C o l u m n "   E l e m e n t I d = " 5 5 5 4 1 6 9 9 0 "   D a t a T y p e = " T e x t " > S h i p T o A d d r e s s 4 < / S h i p T o A d d r e s s 4 > - 
-         < S h i p T o A d d r e s s 5   E l e m e n t T y p e = " C o l u m n "   E l e m e n t I d = " 1 1 9 3 1 1 3 6 0 7 "   D a t a T y p e = " T e x t " > S h i p T o A d d r e s s 5 < / S h i p T o A d d r e s s 5 > - 
-         < S h i p T o A d d r e s s 6   E l e m e n t T y p e = " C o l u m n "   E l e m e n t I d = " 7 1 9 9 7 6 2 4 4 "   D a t a T y p e = " T e x t " > S h i p T o A d d r e s s 6 < / S h i p T o A d d r e s s 6 > - 
-         < S h i p T o A d d r e s s 7   E l e m e n t T y p e = " C o l u m n "   E l e m e n t I d = " 8 2 2 7 9 6 2 7 "   D a t a T y p e = " T e x t " > S h i p T o A d d r e s s 7 < / S h i p T o A d d r e s s 7 > - 
-         < S h i p T o A d d r e s s 8   E l e m e n t T y p e = " C o l u m n "   E l e m e n t I d = " 1 4 9 2 9 9 2 1 7 8 "   D a t a T y p e = " T e x t " > S h i p T o A d d r e s s 8 < / S h i p T o A d d r e s s 8 > - 
-         < S h i p T o A d d r e s s _ L b l   E l e m e n t T y p e = " C o l u m n "   E l e m e n t I d = " 1 6 5 0 5 0 5 0 1 7 "   D a t a T y p e = " L a b e l " > S h i p T o A d d r e s s _ L b l < / S h i p T o A d d r e s s _ L b l > - 
-         < S h i p T o P h o n e N o   E l e m e n t T y p e = " C o l u m n "   E l e m e n t I d = " 3 6 9 7 0 2 2 5 5 "   D a t a T y p e = " T e x t " > S h i p T o P h o n e N o < / S h i p T o P h o n e N o > - 
-         < S h o w S h i p p i n g A d d r e s s   E l e m e n t T y p e = " C o l u m n "   E l e m e n t I d = " 1 1 2 0 0 7 1 2 6 6 "   D a t a T y p e = " B o o l e a n " > S h o w S h i p p i n g A d d r e s s < / S h o w S h i p p i n g A d d r e s s > - 
-         < S h o w W o r k D e s c r i p t i o n   E l e m e n t T y p e = " C o l u m n "   E l e m e n t I d = " 7 8 5 4 6 8 8 6 5 "   D a t a T y p e = " B o o l e a n " > S h o w W o r k D e s c r i p t i o n < / S h o w W o r k D e s c r i p t i o n > - 
-         < S u b t o t a l _ L b l   E l e m e n t T y p e = " C o l u m n "   E l e m e n t I d = " 1 9 6 7 7 9 5 1 4 2 "   D a t a T y p e = " L a b e l " > S u b t o t a l _ L b l < / S u b t o t a l _ L b l > - 
-         < T h a n k s _ L b l   E l e m e n t T y p e = " C o l u m n "   E l e m e n t I d = " 2 1 0 3 3 0 5 5 2 5 "   D a t a T y p e = " L a b e l " > T h a n k s _ L b l < / T h a n k s _ L b l > - 
-         < T o t a l C O 2 e _ L b l   E l e m e n t T y p e = " C o l u m n "   E l e m e n t I d = " 1 0 3 0 5 9 5 2 5 5 "   D a t a T y p e = " T e x t " > T o t a l C O 2 e _ L b l < / T o t a l C O 2 e _ L b l > - 
-         < T o t a l _ L b l   E l e m e n t T y p e = " C o l u m n "   E l e m e n t I d = " 1 2 1 0 1 0 0 8 7 8 "   D a t a T y p e = " L a b e l " > T o t a l _ L b l < / T o t a l _ L b l > - 
-         < V A T A m o u n t S p e c i f i c a t i o n _ L b l   E l e m e n t T y p e = " C o l u m n "   E l e m e n t I d = " 8 7 8 7 0 6 8 4 6 "   D a t a T y p e = " L a b e l " > V A T A m o u n t S p e c i f i c a t i o n _ L b l < / V A T A m o u n t S p e c i f i c a t i o n _ L b l > - 
-         < V A T A m o u n t _ L b l   E l e m e n t T y p e = " C o l u m n "   E l e m e n t I d = " 1 0 9 4 6 5 7 2 9 "   D a t a T y p e = " L a b e l " > V A T A m o u n t _ L b l < / V A T A m o u n t _ L b l > - 
-         < V A T B a s e _ L b l   E l e m e n t T y p e = " C o l u m n "   E l e m e n t I d = " 1 8 6 6 1 5 8 2 7 8 "   D a t a T y p e = " L a b e l " > V A T B a s e _ L b l < / V A T B a s e _ L b l > - 
-         < V A T C l a u s e s _ L b l   E l e m e n t T y p e = " C o l u m n "   E l e m e n t I d = " 1 3 8 3 9 2 0 0 1 9 "   D a t a T y p e = " L a b e l " > V A T C l a u s e s _ L b l < / V A T C l a u s e s _ L b l > - 
-         < V A T C l a u s e _ L b l   E l e m e n t T y p e = " C o l u m n "   E l e m e n t I d = " 1 5 7 0 4 9 5 4 9 0 "   D a t a T y p e = " S t r i n g " > V A T C l a u s e _ L b l < / V A T C l a u s e _ L b l > - 
-         < V A T I d e n t i f i e r _ L b l   E l e m e n t T y p e = " C o l u m n "   E l e m e n t I d = " 1 6 8 6 6 2 3 9 8 4 "   D a t a T y p e = " L a b e l " > V A T I d e n t i f i e r _ L b l < / V A T I d e n t i f i e r _ L b l > - 
-         < V A T P e r c e n t a g e _ L b l   E l e m e n t T y p e = " C o l u m n "   E l e m e n t I d = " 6 7 6 6 5 4 5 6 5 "   D a t a T y p e = " L a b e l " > V A T P e r c e n t a g e _ L b l < / V A T P e r c e n t a g e _ L b l > - 
-         < V A T R e g i s t r a t i o n N o   E l e m e n t T y p e = " C o l u m n "   E l e m e n t I d = " 1 8 8 9 1 9 5 4 0 2 "   D a t a T y p e = " T e x t " > V A T R e g i s t r a t i o n N o < / V A T R e g i s t r a t i o n N o > - 
-         < V A T R e g i s t r a t i o n N o _ L b l   E l e m e n t T y p e = " C o l u m n "   E l e m e n t I d = " 1 4 2 4 6 1 6 0 8 5 "   D a t a T y p e = " T e x t " > V A T R e g i s t r a t i o n N o _ L b l < / V A T R e g i s t r a t i o n N o _ L b l > - 
-         < Y o u r E s t i m a t e _ L b l   E l e m e n t T y p e = " C o l u m n "   E l e m e n t I d = " 4 9 2 1 8 5 2 2 5 "   D a t a T y p e = " L a b e l " > Y o u r E s t i m a t e _ L b l < / Y o u r E s t i m a t e _ L b l > - 
-         < Y o u r R e f e r e n c e   E l e m e n t T y p e = " C o l u m n "   E l e m e n t I d = " 1 1 0 3 9 9 5 1 "   D a t a T y p e = " T e x t " > Y o u r R e f e r e n c e < / Y o u r R e f e r e n c e > - 
-         < Y o u r R e f e r e n c e _ _ L b l   E l e m e n t T y p e = " C o l u m n "   E l e m e n t I d = " 1 1 2 6 2 8 0 3 7 1 "   D a t a T y p e = " S t r i n g " > Y o u r R e f e r e n c e _ _ L b l < / Y o u r R e f e r e n c e _ _ L b l > - 
-         < L i n e   E l e m e n t T y p e = " D a t a I t e m "   E l e m e n t I d = " 4 1 1 9 7 6 1 3 3 " > - 
-             < A m o u n t E x c l u d i n g V A T _ L i n e   E l e m e n t T y p e = " C o l u m n "   E l e m e n t I d = " 1 0 6 2 4 6 0 0 4 0 "   D a t a T y p e = " D e c i m a l " > A m o u n t E x c l u d i n g V A T _ L i n e < / A m o u n t E x c l u d i n g V A T _ L i n e > - 
-             < A m o u n t E x c l u d i n g V A T _ L i n e _ L b l   E l e m e n t T y p e = " C o l u m n "   E l e m e n t I d = " 2 0 0 2 8 7 4 4 7 5 "   D a t a T y p e = " S t r i n g " > A m o u n t E x c l u d i n g V A T _ L i n e _ L b l < / A m o u n t E x c l u d i n g V A T _ L i n e _ L b l > - 
-             < A m o u n t I n c l u d i n g V A T _ L i n e   E l e m e n t T y p e = " C o l u m n "   E l e m e n t I d = " 7 7 0 9 2 8 4 0 2 "   D a t a T y p e = " D e c i m a l " > A m o u n t I n c l u d i n g V A T _ L i n e < / A m o u n t I n c l u d i n g V A T _ L i n e > - 
-             < A m o u n t I n c l u d i n g V A T _ L i n e _ L b l   E l e m e n t T y p e = " C o l u m n "   E l e m e n t I d = " 9 3 0 7 4 7 3 1 3 "   D a t a T y p e = " S t r i n g " > A m o u n t I n c l u d i n g V A T _ L i n e _ L b l < / A m o u n t I n c l u d i n g V A T _ L i n e _ L b l > - 
-             < C O 2 e P e r U n i t _ L i n e   E l e m e n t T y p e = " C o l u m n "   E l e m e n t I d = " 1 3 2 0 1 7 0 3 0 2 "   D a t a T y p e = " T e x t " > C O 2 e P e r U n i t _ L i n e < / C O 2 e P e r U n i t _ L i n e > - 
-             < D e s c r i p t i o n _ L i n e   E l e m e n t T y p e = " C o l u m n "   E l e m e n t I d = " 1 4 0 6 8 2 2 3 1 0 "   D a t a T y p e = " T e x t " > D e s c r i p t i o n _ L i n e < / D e s c r i p t i o n _ L i n e > - 
-             < D e s c r i p t i o n _ L i n e _ L b l   E l e m e n t T y p e = " C o l u m n "   E l e m e n t I d = " 2 1 1 8 9 5 1 4 9 5 "   D a t a T y p e = " S t r i n g " > D e s c r i p t i o n _ L i n e _ L b l < / D e s c r i p t i o n _ L i n e _ L b l > - 
-             < I t e m N o _ L i n e   E l e m e n t T y p e = " C o l u m n "   E l e m e n t I d = " 1 9 1 0 2 9 6 2 8 8 "   D a t a T y p e = " C o d e " > I t e m N o _ L i n e < / I t e m N o _ L i n e > - 
-             < I t e m N o _ L i n e _ L b l   E l e m e n t T y p e = " C o l u m n "   E l e m e n t I d = " 1 3 4 0 0 7 9 6 1 3 "   D a t a T y p e = " S t r i n g " > I t e m N o _ L i n e _ L b l < / I t e m N o _ L i n e _ L b l > - 
-             < I t e m R e f e r e n c e N o _ L i n e   E l e m e n t T y p e = " C o l u m n "   E l e m e n t I d = " 9 2 7 2 3 5 7 "   D a t a T y p e = " C o d e " > I t e m R e f e r e n c e N o _ L i n e < / I t e m R e f e r e n c e N o _ L i n e > - 
-             < I t e m R e f e r e n c e N o _ L i n e _ L b l   E l e m e n t T y p e = " C o l u m n "   E l e m e n t I d = " 1 9 8 0 6 3 1 1 3 0 "   D a t a T y p e = " S t r i n g " > I t e m R e f e r e n c e N o _ L i n e _ L b l < / I t e m R e f e r e n c e N o _ L i n e _ L b l > - 
-             < L i n e A m o u n t _ L i n e   E l e m e n t T y p e = " C o l u m n "   E l e m e n t I d = " 2 6 8 9 3 7 1 6 2 "   D a t a T y p e = " T e x t " > L i n e A m o u n t _ L i n e < / L i n e A m o u n t _ L i n e > - 
-             < L i n e A m o u n t _ L i n e _ L b l   E l e m e n t T y p e = " C o l u m n "   E l e m e n t I d = " 9 9 2 9 0 1 8 4 5 "   D a t a T y p e = " S t r i n g " > L i n e A m o u n t _ L i n e _ L b l < / L i n e A m o u n t _ L i n e _ L b l > - 
-             < L i n e D i s c o u n t P e r c e n t T e x t _ L i n e   E l e m e n t T y p e = " C o l u m n "   E l e m e n t I d = " 6 1 3 1 3 5 1 9 "   D a t a T y p e = " T e x t " > L i n e D i s c o u n t P e r c e n t T e x t _ L i n e < / L i n e D i s c o u n t P e r c e n t T e x t _ L i n e > - 
-             < L i n e D i s c o u n t P e r c e n t _ L i n e   E l e m e n t T y p e = " C o l u m n "   E l e m e n t I d = " 9 0 7 8 2 7 4 3 6 "   D a t a T y p e = " D e c i m a l " > L i n e D i s c o u n t P e r c e n t _ L i n e < / L i n e D i s c o u n t P e r c e n t _ L i n e > - 
-             < L i n e N o _ L i n e   E l e m e n t T y p e = " C o l u m n "   E l e m e n t I d = " 6 9 8 9 8 5 9 7 9 "   D a t a T y p e = " I n t e g e r " > L i n e N o _ L i n e < / L i n e N o _ L i n e > - 
-             < P r i c e P e r _ L b l   E l e m e n t T y p e = " C o l u m n "   E l e m e n t I d = " 9 7 3 2 8 0 1 3 4 "   D a t a T y p e = " L a b e l " > P r i c e P e r _ L b l < / P r i c e P e r _ L b l > - 
-             < P r i c e _ L b l   E l e m e n t T y p e = " C o l u m n "   E l e m e n t I d = " 2 1 2 6 7 6 4 9 2 5 "   D a t a T y p e = " L a b e l " > P r i c e _ L b l < / P r i c e _ L b l > - 
-             < Q t y _ L b l   E l e m e n t T y p e = " C o l u m n "   E l e m e n t I d = " 2 6 3 6 7 3 7 6 4 "   D a t a T y p e = " L a b e l " > Q t y _ L b l < / Q t y _ L b l > - 
-             < Q u a n t i t y _ L i n e   E l e m e n t T y p e = " C o l u m n "   E l e m e n t I d = " 1 0 6 8 5 4 3 5 3 7 "   D a t a T y p e = " T e x t " > Q u a n t i t y _ L i n e < / Q u a n t i t y _ L i n e > - 
-             < Q u a n t i t y _ L i n e _ L b l   E l e m e n t T y p e = " C o l u m n "   E l e m e n t I d = " 2 0 3 4 5 0 6 8 0 2 "   D a t a T y p e = " S t r i n g " > Q u a n t i t y _ L i n e _ L b l < / Q u a n t i t y _ L i n e _ L b l > - 
-             < S h i p m e n t D a t e _ L b l   E l e m e n t T y p e = " C o l u m n "   E l e m e n t I d = " 6 1 4 4 0 0 3 6 4 "   D a t a T y p e = " L a b e l " > S h i p m e n t D a t e _ L b l < / S h i p m e n t D a t e _ L b l > - 
-             < S h i p m e n t D a t e _ L i n e   E l e m e n t T y p e = " C o l u m n "   E l e m e n t I d = " 1 6 7 3 3 7 5 4 1 6 "   D a t a T y p e = " S t r i n g " > S h i p m e n t D a t e _ L i n e < / S h i p m e n t D a t e _ L i n e > - 
-             < T r a n s H e a d e r A m o u n t   E l e m e n t T y p e = " C o l u m n "   E l e m e n t I d = " 2 0 2 8 3 0 6 2 7 6 "   D a t a T y p e = " D e c i m a l " > T r a n s H e a d e r A m o u n t < / T r a n s H e a d e r A m o u n t > - 
-             < T y p e _ L i n e   E l e m e n t T y p e = " C o l u m n "   E l e m e n t I d = " 2 7 2 8 0 4 9 2 4 "   D a t a T y p e = " S t r i n g " > T y p e _ L i n e < / T y p e _ L i n e > - 
-             < U n i t O f M e a s u r e   E l e m e n t T y p e = " C o l u m n "   E l e m e n t I d = " 1 8 0 8 2 2 8 0 1 8 "   D a t a T y p e = " T e x t " > U n i t O f M e a s u r e < / U n i t O f M e a s u r e > - 
-             < U n i t O f M e a s u r e _ L b l   E l e m e n t T y p e = " C o l u m n "   E l e m e n t I d = " 9 8 1 9 5 1 2 4 9 "   D a t a T y p e = " S t r i n g " > U n i t O f M e a s u r e _ L b l < / U n i t O f M e a s u r e _ L b l > - 
-             < U n i t P r i c e   E l e m e n t T y p e = " C o l u m n "   E l e m e n t I d = " 1 4 7 8 2 2 1 5 2 6 "   D a t a T y p e = " T e x t " > U n i t P r i c e < / U n i t P r i c e > - 
-             < U n i t P r i c e _ L b l   E l e m e n t T y p e = " C o l u m n "   E l e m e n t I d = " 1 1 6 3 9 2 6 6 0 3 "   D a t a T y p e = " S t r i n g " > U n i t P r i c e _ L b l < / U n i t P r i c e _ L b l > - 
-             < U n i t _ L b l   E l e m e n t T y p e = " C o l u m n "   E l e m e n t I d = " 8 1 4 3 6 4 3 1 8 "   D a t a T y p e = " L a b e l " > U n i t _ L b l < / U n i t _ L b l > - 
-             < V A T I d e n t i f i e r _ L i n e   E l e m e n t T y p e = " C o l u m n "   E l e m e n t I d = " 1 7 7 3 6 2 2 4 1 2 "   D a t a T y p e = " C o d e " > V A T I d e n t i f i e r _ L i n e < / V A T I d e n t i f i e r _ L i n e > - 
-             < V A T I d e n t i f i e r _ L i n e _ L b l   E l e m e n t T y p e = " C o l u m n "   E l e m e n t I d = " 5 3 3 7 8 2 7 0 3 "   D a t a T y p e = " S t r i n g " > V A T I d e n t i f i e r _ L i n e _ L b l < / V A T I d e n t i f i e r _ L i n e _ L b l > - 
-             < V A T P c t _ L i n e   E l e m e n t T y p e = " C o l u m n "   E l e m e n t I d = " 1 9 7 4 0 0 1 9 4 4 "   D a t a T y p e = " T e x t " > V A T P c t _ L i n e < / V A T P c t _ L i n e > - 
-             < V A T P c t _ L i n e _ L b l   E l e m e n t T y p e = " C o l u m n "   E l e m e n t I d = " 1 2 0 7 5 2 9 9 1 5 "   D a t a T y p e = " S t r i n g " > V A T P c t _ L i n e _ L b l < / V A T P c t _ L i n e _ L b l > +     < H e a d e r > + 
+         < B i l l T o C o n t a c t E m a i l > B i l l T o C o n t a c t E m a i l < / B i l l T o C o n t a c t E m a i l > + 
+         < B i l l T o C o n t a c t E m a i l L b l > B i l l T o C o n t a c t E m a i l L b l < / B i l l T o C o n t a c t E m a i l L b l > + 
+         < B i l l T o C o n t a c t M o b i l e P h o n e N o > B i l l T o C o n t a c t M o b i l e P h o n e N o < / B i l l T o C o n t a c t M o b i l e P h o n e N o > + 
+         < B i l l T o C o n t a c t M o b i l e P h o n e N o L b l > B i l l T o C o n t a c t M o b i l e P h o n e N o L b l < / B i l l T o C o n t a c t M o b i l e P h o n e N o L b l > + 
+         < B i l l T o C o n t a c t P h o n e N o > B i l l T o C o n t a c t P h o n e N o < / B i l l T o C o n t a c t P h o n e N o > + 
+         < B i l l T o C o n t a c t P h o n e N o L b l > B i l l T o C o n t a c t P h o n e N o L b l < / B i l l T o C o n t a c t P h o n e N o L b l > + 
+         < B i l l t o C u s t o m e r N o _ L b l > B i l l t o C u s t o m e r N o _ L b l < / B i l l t o C u s t o m e r N o _ L b l > + 
+         < B i l l t o C u s t u m e r N o > B i l l t o C u s t u m e r N o < / B i l l t o C u s t u m e r N o > + 
+         < C O 2 e P e r U n i t _ L b l > C O 2 e P e r U n i t _ L b l < / C O 2 e P e r U n i t _ L b l > + 
+         < C o m p a n y A d d r e s s 1 > C o m p a n y A d d r e s s 1 < / C o m p a n y A d d r e s s 1 > + 
+         < C o m p a n y A d d r e s s 2 > C o m p a n y A d d r e s s 2 < / C o m p a n y A d d r e s s 2 > + 
+         < C o m p a n y A d d r e s s 3 > C o m p a n y A d d r e s s 3 < / C o m p a n y A d d r e s s 3 > + 
+         < C o m p a n y A d d r e s s 4 > C o m p a n y A d d r e s s 4 < / C o m p a n y A d d r e s s 4 > + 
+         < C o m p a n y A d d r e s s 5 > C o m p a n y A d d r e s s 5 < / C o m p a n y A d d r e s s 5 > + 
+         < C o m p a n y A d d r e s s 6 > C o m p a n y A d d r e s s 6 < / C o m p a n y A d d r e s s 6 > + 
+         < C o m p a n y A d d r e s s 7 > C o m p a n y A d d r e s s 7 < / C o m p a n y A d d r e s s 7 > + 
+         < C o m p a n y A d d r e s s 8 > C o m p a n y A d d r e s s 8 < / C o m p a n y A d d r e s s 8 > + 
+         < C o m p a n y B a n k A c c o u n t N o > C o m p a n y B a n k A c c o u n t N o < / C o m p a n y B a n k A c c o u n t N o > + 
+         < C o m p a n y B a n k A c c o u n t N o _ L b l > C o m p a n y B a n k A c c o u n t N o _ L b l < / C o m p a n y B a n k A c c o u n t N o _ L b l > + 
+         < C o m p a n y B a n k B r a n c h N o > C o m p a n y B a n k B r a n c h N o < / C o m p a n y B a n k B r a n c h N o > + 
+         < C o m p a n y B a n k B r a n c h N o _ L b l > C o m p a n y B a n k B r a n c h N o _ L b l < / C o m p a n y B a n k B r a n c h N o _ L b l > + 
+         < C o m p a n y B a n k N a m e > C o m p a n y B a n k N a m e < / C o m p a n y B a n k N a m e > + 
+         < C o m p a n y B a n k N a m e _ L b l > C o m p a n y B a n k N a m e _ L b l < / C o m p a n y B a n k N a m e _ L b l > + 
+         < C o m p a n y C u s t o m G i r o > C o m p a n y C u s t o m G i r o < / C o m p a n y C u s t o m G i r o > + 
+         < C o m p a n y C u s t o m G i r o _ L b l > C o m p a n y C u s t o m G i r o _ L b l < / C o m p a n y C u s t o m G i r o _ L b l > + 
+         < C o m p a n y E M a i l > C o m p a n y E M a i l < / C o m p a n y E M a i l > + 
+         < C o m p a n y G i r o N o > C o m p a n y G i r o N o < / C o m p a n y G i r o N o > + 
+         < C o m p a n y G i r o N o _ L b l > C o m p a n y G i r o N o _ L b l < / C o m p a n y G i r o N o _ L b l > + 
+         < C o m p a n y H o m e P a g e > C o m p a n y H o m e P a g e < / C o m p a n y H o m e P a g e > + 
+         < C o m p a n y I B A N > C o m p a n y I B A N < / C o m p a n y I B A N > + 
+         < C o m p a n y I B A N _ L b l > C o m p a n y I B A N _ L b l < / C o m p a n y I B A N _ L b l > + 
+         < C o m p a n y L e g a l O f f i c e > C o m p a n y L e g a l O f f i c e < / C o m p a n y L e g a l O f f i c e > + 
+         < C o m p a n y L e g a l O f f i c e _ L b l > C o m p a n y L e g a l O f f i c e _ L b l < / C o m p a n y L e g a l O f f i c e _ L b l > + 
+         < C o m p a n y L e g a l S t a t e m e n t > C o m p a n y L e g a l S t a t e m e n t < / C o m p a n y L e g a l S t a t e m e n t > + 
+         < C o m p a n y L o g o P o s i t i o n > C o m p a n y L o g o P o s i t i o n < / C o m p a n y L o g o P o s i t i o n > + 
+         < C o m p a n y P h o n e N o > C o m p a n y P h o n e N o < / C o m p a n y P h o n e N o > + 
+         < C o m p a n y P h o n e N o _ L b l > C o m p a n y P h o n e N o _ L b l < / C o m p a n y P h o n e N o _ L b l > + 
+         < C o m p a n y P i c t u r e   / > + 
+         < C o m p a n y R e g i s t r a t i o n N u m b e r > C o m p a n y R e g i s t r a t i o n N u m b e r < / C o m p a n y R e g i s t r a t i o n N u m b e r > + 
+         < C o m p a n y R e g i s t r a t i o n N u m b e r _ L b l > C o m p a n y R e g i s t r a t i o n N u m b e r _ L b l < / C o m p a n y R e g i s t r a t i o n N u m b e r _ L b l > + 
+         < C o m p a n y S W I F T > C o m p a n y S W I F T < / C o m p a n y S W I F T > + 
+         < C o m p a n y S W I F T _ L b l > C o m p a n y S W I F T _ L b l < / C o m p a n y S W I F T _ L b l > + 
+         < C o m p a n y V A T R e g i s t r a t i o n N o > C o m p a n y V A T R e g i s t r a t i o n N o < / C o m p a n y V A T R e g i s t r a t i o n N o > + 
+         < C o m p a n y V A T R e g i s t r a t i o n N o _ L b l > C o m p a n y V A T R e g i s t r a t i o n N o _ L b l < / C o m p a n y V A T R e g i s t r a t i o n N o _ L b l > + 
+         < C o m p a n y V A T R e g N o > C o m p a n y V A T R e g N o < / C o m p a n y V A T R e g N o > + 
+         < C o m p a n y V A T R e g N o _ L b l > C o m p a n y V A T R e g N o _ L b l < / C o m p a n y V A T R e g N o _ L b l > + 
+         < C o n t a c t _ L b l > C o n t a c t _ L b l < / C o n t a c t _ L b l > + 
+         < C o p y _ L b l > C o p y _ L b l < / C o p y _ L b l > + 
+         < C u s t o m e r A d d r e s s 1 > C u s t o m e r A d d r e s s 1 < / C u s t o m e r A d d r e s s 1 > + 
+         < C u s t o m e r A d d r e s s 2 > C u s t o m e r A d d r e s s 2 < / C u s t o m e r A d d r e s s 2 > + 
+         < C u s t o m e r A d d r e s s 3 > C u s t o m e r A d d r e s s 3 < / C u s t o m e r A d d r e s s 3 > + 
+         < C u s t o m e r A d d r e s s 4 > C u s t o m e r A d d r e s s 4 < / C u s t o m e r A d d r e s s 4 > + 
+         < C u s t o m e r A d d r e s s 5 > C u s t o m e r A d d r e s s 5 < / C u s t o m e r A d d r e s s 5 > + 
+         < C u s t o m e r A d d r e s s 6 > C u s t o m e r A d d r e s s 6 < / C u s t o m e r A d d r e s s 6 > + 
+         < C u s t o m e r A d d r e s s 7 > C u s t o m e r A d d r e s s 7 < / C u s t o m e r A d d r e s s 7 > + 
+         < C u s t o m e r A d d r e s s 8 > C u s t o m e r A d d r e s s 8 < / C u s t o m e r A d d r e s s 8 > + 
+         < C u s t o m e r P o s t a l B a r C o d e > C u s t o m e r P o s t a l B a r C o d e < / C u s t o m e r P o s t a l B a r C o d e > + 
+         < D i s c l a i m e r _ L b l > D i s c l a i m e r _ L b l < / D i s c l a i m e r _ L b l > + 
+         < D o c u m e n t C o p y T e x t > D o c u m e n t C o p y T e x t < / D o c u m e n t C o p y T e x t > + 
+         < D o c u m e n t D a t e > D o c u m e n t D a t e < / D o c u m e n t D a t e > + 
+         < D o c u m e n t D a t e _ L b l > D o c u m e n t D a t e _ L b l < / D o c u m e n t D a t e _ L b l > + 
+         < D o c u m e n t N o > D o c u m e n t N o < / D o c u m e n t N o > + 
+         < D o c u m e n t N o _ L b l > D o c u m e n t N o _ L b l < / D o c u m e n t N o _ L b l > + 
+         < D o c u m e n t T i t l e _ L b l > D o c u m e n t T i t l e _ L b l < / D o c u m e n t T i t l e _ L b l > + 
+         < D u e D a t e > D u e D a t e < / D u e D a t e > + 
+         < D u e D a t e _ L b l > D u e D a t e _ L b l < / D u e D a t e _ L b l > + 
+         < E M a i l _ L b l > E M a i l _ L b l < / E M a i l _ L b l > + 
+         < E s t i m a t e B o d y _ L b l > E s t i m a t e B o d y _ L b l < / E s t i m a t e B o d y _ L b l > + 
+         < E s t i m a t e F o r _ L b l > E s t i m a t e F o r _ L b l < / E s t i m a t e F o r _ L b l > + 
+         < E s t i m a t e _ L b l > E s t i m a t e _ L b l < / E s t i m a t e _ L b l > + 
+         < E x c h a n g e R a t e A s T e x t > E x c h a n g e R a t e A s T e x t < / E x c h a n g e R a t e A s T e x t > + 
+         < E x t e r n a l D o c u m e n t N o > E x t e r n a l D o c u m e n t N o < / E x t e r n a l D o c u m e n t N o > + 
+         < E x t e r n a l D o c u m e n t N o L b l > E x t e r n a l D o c u m e n t N o L b l < / E x t e r n a l D o c u m e n t N o L b l > + 
+         < F r o m _ L b l > F r o m _ L b l < / F r o m _ L b l > + 
+         < H o m e P a g e _ L b l > H o m e P a g e _ L b l < / H o m e P a g e _ L b l > + 
+         < I n v o i c e D i s c o u n t A m o u n t _ L b l > I n v o i c e D i s c o u n t A m o u n t _ L b l < / I n v o i c e D i s c o u n t A m o u n t _ L b l > + 
+         < I n v o i c e D i s c o u n t B a s e A m o u n t _ L b l > I n v o i c e D i s c o u n t B a s e A m o u n t _ L b l < / I n v o i c e D i s c o u n t B a s e A m o u n t _ L b l > + 
+         < L e g a l E n t i t y T y p e > L e g a l E n t i t y T y p e < / L e g a l E n t i t y T y p e > + 
+         < L e g a l E n t i t y T y p e _ L b l > L e g a l E n t i t y T y p e _ L b l < / L e g a l E n t i t y T y p e _ L b l > + 
+         < L i n e A m o u n t A f t e r I n v o i c e D i s c o u n t _ L b l > L i n e A m o u n t A f t e r I n v o i c e D i s c o u n t _ L b l < / L i n e A m o u n t A f t e r I n v o i c e D i s c o u n t _ L b l > + 
+         < L o c a l C u r r e n c y _ L b l > L o c a l C u r r e n c y _ L b l < / L o c a l C u r r e n c y _ L b l > + 
+         < P a g e _ L b l > P a g e _ L b l < / P a g e _ L b l > + 
+         < P a y m e n t M e t h o d D e s c r i p t i o n > P a y m e n t M e t h o d D e s c r i p t i o n < / P a y m e n t M e t h o d D e s c r i p t i o n > + 
+         < P a y m e n t M e t h o d D e s c r i p t i o n _ L b l > P a y m e n t M e t h o d D e s c r i p t i o n _ L b l < / P a y m e n t M e t h o d D e s c r i p t i o n _ L b l > + 
+         < P a y m e n t T e r m s D e s c r i p t i o n > P a y m e n t T e r m s D e s c r i p t i o n < / P a y m e n t T e r m s D e s c r i p t i o n > + 
+         < P a y m e n t T e r m s D e s c r i p t i o n _ L b l > P a y m e n t T e r m s D e s c r i p t i o n _ L b l < / P a y m e n t T e r m s D e s c r i p t i o n _ L b l > + 
+         < P r i c e s I n c l u d i n g V A T > P r i c e s I n c l u d i n g V A T < / P r i c e s I n c l u d i n g V A T > + 
+         < P r i c e s I n c l u d i n g V A T Y e s N o > P r i c e s I n c l u d i n g V A T Y e s N o < / P r i c e s I n c l u d i n g V A T Y e s N o > + 
+         < P r i c e s I n c l u d i n g V A T _ L b l > P r i c e s I n c l u d i n g V A T _ L b l < / P r i c e s I n c l u d i n g V A T _ L b l > + 
+         < Q u e s t i o n s _ L b l > Q u e s t i o n s _ L b l < / Q u e s t i o n s _ L b l > + 
+         < Q u o t e V a l i d T o D a t e > Q u o t e V a l i d T o D a t e < / Q u o t e V a l i d T o D a t e > + 
+         < Q u o t e V a l i d T o D a t e _ L b l > Q u o t e V a l i d T o D a t e _ L b l < / Q u o t e V a l i d T o D a t e _ L b l > + 
+         < S a l e s I n v o i c e L i n e D i s c o u n t _ L b l > S a l e s I n v o i c e L i n e D i s c o u n t _ L b l < / S a l e s I n v o i c e L i n e D i s c o u n t _ L b l > + 
+         < S a l e s P e r s o n B l a n k _ L b l > S a l e s P e r s o n B l a n k _ L b l < / S a l e s P e r s o n B l a n k _ L b l > + 
+         < S a l e s P e r s o n N a m e > S a l e s P e r s o n N a m e < / S a l e s P e r s o n N a m e > + 
+         < S a l e s P e r s o n _ L b l > S a l e s P e r s o n _ L b l < / S a l e s P e r s o n _ L b l > + 
+         < S e l l T o C o n t a c t E m a i l > S e l l T o C o n t a c t E m a i l < / S e l l T o C o n t a c t E m a i l > + 
+         < S e l l T o C o n t a c t E m a i l L b l > S e l l T o C o n t a c t E m a i l L b l < / S e l l T o C o n t a c t E m a i l L b l > + 
+         < S e l l T o C o n t a c t M o b i l e P h o n e N o > S e l l T o C o n t a c t M o b i l e P h o n e N o < / S e l l T o C o n t a c t M o b i l e P h o n e N o > + 
+         < S e l l T o C o n t a c t M o b i l e P h o n e N o L b l > S e l l T o C o n t a c t M o b i l e P h o n e N o L b l < / S e l l T o C o n t a c t M o b i l e P h o n e N o L b l > + 
+         < S e l l T o C o n t a c t P h o n e N o > S e l l T o C o n t a c t P h o n e N o < / S e l l T o C o n t a c t P h o n e N o > + 
+         < S e l l T o C o n t a c t P h o n e N o L b l > S e l l T o C o n t a c t P h o n e N o L b l < / S e l l T o C o n t a c t P h o n e N o L b l > + 
+         < S e l l t o C u s t o m e r N o > S e l l t o C u s t o m e r N o < / S e l l t o C u s t o m e r N o > + 
+         < S e l l t o C u s t o m e r N o _ L b l > S e l l t o C u s t o m e r N o _ L b l < / S e l l t o C u s t o m e r N o _ L b l > + 
+         < S h i p m e n t M e t h o d D e s c r i p t i o n > S h i p m e n t M e t h o d D e s c r i p t i o n < / S h i p m e n t M e t h o d D e s c r i p t i o n > + 
+         < S h i p m e n t M e t h o d D e s c r i p t i o n _ L b l > S h i p m e n t M e t h o d D e s c r i p t i o n _ L b l < / S h i p m e n t M e t h o d D e s c r i p t i o n _ L b l > + 
+         < S h i p m e n t _ L b l > S h i p m e n t _ L b l < / S h i p m e n t _ L b l > + 
+         < S h i p T o A d d r e s s 1 > S h i p T o A d d r e s s 1 < / S h i p T o A d d r e s s 1 > + 
+         < S h i p T o A d d r e s s 2 > S h i p T o A d d r e s s 2 < / S h i p T o A d d r e s s 2 > + 
+         < S h i p T o A d d r e s s 3 > S h i p T o A d d r e s s 3 < / S h i p T o A d d r e s s 3 > + 
+         < S h i p T o A d d r e s s 4 > S h i p T o A d d r e s s 4 < / S h i p T o A d d r e s s 4 > + 
+         < S h i p T o A d d r e s s 5 > S h i p T o A d d r e s s 5 < / S h i p T o A d d r e s s 5 > + 
+         < S h i p T o A d d r e s s 6 > S h i p T o A d d r e s s 6 < / S h i p T o A d d r e s s 6 > + 
+         < S h i p T o A d d r e s s 7 > S h i p T o A d d r e s s 7 < / S h i p T o A d d r e s s 7 > + 
+         < S h i p T o A d d r e s s 8 > S h i p T o A d d r e s s 8 < / S h i p T o A d d r e s s 8 > + 
+         < S h i p T o A d d r e s s _ L b l > S h i p T o A d d r e s s _ L b l < / S h i p T o A d d r e s s _ L b l > + 
+         < S h i p T o P h o n e N o > S h i p T o P h o n e N o < / S h i p T o P h o n e N o > + 
+         < S h o w S h i p p i n g A d d r e s s > S h o w S h i p p i n g A d d r e s s < / S h o w S h i p p i n g A d d r e s s > + 
+         < S h o w W o r k D e s c r i p t i o n > S h o w W o r k D e s c r i p t i o n < / S h o w W o r k D e s c r i p t i o n > + 
+         < S u b t o t a l _ L b l > S u b t o t a l _ L b l < / S u b t o t a l _ L b l > + 
+         < T h a n k s _ L b l > T h a n k s _ L b l < / T h a n k s _ L b l > + 
+         < T o t a l C O 2 e _ L b l > T o t a l C O 2 e _ L b l < / T o t a l C O 2 e _ L b l > + 
+         < T o t a l _ L b l > T o t a l _ L b l < / T o t a l _ L b l > + 
+         < V A T A m o u n t S p e c i f i c a t i o n _ L b l > V A T A m o u n t S p e c i f i c a t i o n _ L b l < / V A T A m o u n t S p e c i f i c a t i o n _ L b l > + 
+         < V A T A m o u n t _ L b l > V A T A m o u n t _ L b l < / V A T A m o u n t _ L b l > + 
+         < V A T B a s e _ L b l > V A T B a s e _ L b l < / V A T B a s e _ L b l > + 
+         < V A T C l a u s e s _ L b l > V A T C l a u s e s _ L b l < / V A T C l a u s e s _ L b l > + 
+         < V A T C l a u s e _ L b l > V A T C l a u s e _ L b l < / V A T C l a u s e _ L b l > + 
+         < V A T I d e n t i f i e r _ L b l > V A T I d e n t i f i e r _ L b l < / V A T I d e n t i f i e r _ L b l > + 
+         < V A T P e r c e n t a g e _ L b l > V A T P e r c e n t a g e _ L b l < / V A T P e r c e n t a g e _ L b l > + 
+         < V A T R e g i s t r a t i o n N o > V A T R e g i s t r a t i o n N o < / V A T R e g i s t r a t i o n N o > + 
+         < V A T R e g i s t r a t i o n N o _ L b l > V A T R e g i s t r a t i o n N o _ L b l < / V A T R e g i s t r a t i o n N o _ L b l > + 
+         < Y o u r E s t i m a t e _ L b l > Y o u r E s t i m a t e _ L b l < / Y o u r E s t i m a t e _ L b l > + 
+         < Y o u r R e f e r e n c e > Y o u r R e f e r e n c e < / Y o u r R e f e r e n c e > + 
+         < Y o u r R e f e r e n c e _ _ L b l > Y o u r R e f e r e n c e _ _ L b l < / Y o u r R e f e r e n c e _ _ L b l > + 
+         < L i n e > + 
+             < A m o u n t E x c l u d i n g V A T _ L i n e > A m o u n t E x c l u d i n g V A T _ L i n e < / A m o u n t E x c l u d i n g V A T _ L i n e > + 
+             < A m o u n t E x c l u d i n g V A T _ L i n e _ L b l > A m o u n t E x c l u d i n g V A T _ L i n e _ L b l < / A m o u n t E x c l u d i n g V A T _ L i n e _ L b l > + 
+             < A m o u n t I n c l u d i n g V A T _ L i n e > A m o u n t I n c l u d i n g V A T _ L i n e < / A m o u n t I n c l u d i n g V A T _ L i n e > + 
+             < A m o u n t I n c l u d i n g V A T _ L i n e _ L b l > A m o u n t I n c l u d i n g V A T _ L i n e _ L b l < / A m o u n t I n c l u d i n g V A T _ L i n e _ L b l > + 
+             < C O 2 e P e r U n i t _ L i n e > C O 2 e P e r U n i t _ L i n e < / C O 2 e P e r U n i t _ L i n e > + 
+             < D e s c r i p t i o n _ L i n e > D e s c r i p t i o n _ L i n e < / D e s c r i p t i o n _ L i n e > + 
+             < D e s c r i p t i o n _ L i n e _ L b l > D e s c r i p t i o n _ L i n e _ L b l < / D e s c r i p t i o n _ L i n e _ L b l > + 
+             < I t e m N o _ L i n e > I t e m N o _ L i n e < / I t e m N o _ L i n e > + 
+             < I t e m N o _ L i n e _ L b l > I t e m N o _ L i n e _ L b l < / I t e m N o _ L i n e _ L b l > + 
+             < I t e m R e f e r e n c e N o _ L i n e > I t e m R e f e r e n c e N o _ L i n e < / I t e m R e f e r e n c e N o _ L i n e > + 
+             < I t e m R e f e r e n c e N o _ L i n e _ L b l > I t e m R e f e r e n c e N o _ L i n e _ L b l < / I t e m R e f e r e n c e N o _ L i n e _ L b l > + 
+             < L i n e A m o u n t _ L i n e > L i n e A m o u n t _ L i n e < / L i n e A m o u n t _ L i n e > + 
+             < L i n e A m o u n t _ L i n e _ L b l > L i n e A m o u n t _ L i n e _ L b l < / L i n e A m o u n t _ L i n e _ L b l > + 
+             < L i n e D i s c o u n t P e r c e n t T e x t _ L i n e > L i n e D i s c o u n t P e r c e n t T e x t _ L i n e < / L i n e D i s c o u n t P e r c e n t T e x t _ L i n e > + 
+             < L i n e D i s c o u n t P e r c e n t _ L i n e > L i n e D i s c o u n t P e r c e n t _ L i n e < / L i n e D i s c o u n t P e r c e n t _ L i n e > + 
+             < L i n e N o _ L i n e > L i n e N o _ L i n e < / L i n e N o _ L i n e > + 
+             < P r i c e P e r _ L b l > P r i c e P e r _ L b l < / P r i c e P e r _ L b l > + 
+             < P r i c e _ L b l > P r i c e _ L b l < / P r i c e _ L b l > + 
+             < Q t y _ L b l > Q t y _ L b l < / Q t y _ L b l > + 
+             < Q u a n t i t y _ L i n e > Q u a n t i t y _ L i n e < / Q u a n t i t y _ L i n e > + 
+             < Q u a n t i t y _ L i n e _ L b l > Q u a n t i t y _ L i n e _ L b l < / Q u a n t i t y _ L i n e _ L b l > + 
+             < S h i p m e n t D a t e _ L b l > S h i p m e n t D a t e _ L b l < / S h i p m e n t D a t e _ L b l > + 
+             < S h i p m e n t D a t e _ L i n e > S h i p m e n t D a t e _ L i n e < / S h i p m e n t D a t e _ L i n e > + 
+             < T r a n s H e a d e r A m o u n t > T r a n s H e a d e r A m o u n t < / T r a n s H e a d e r A m o u n t > + 
+             < T y p e _ L i n e > T y p e _ L i n e < / T y p e _ L i n e > + 
+             < U n i t O f M e a s u r e > U n i t O f M e a s u r e < / U n i t O f M e a s u r e > + 
+             < U n i t O f M e a s u r e _ L b l > U n i t O f M e a s u r e _ L b l < / U n i t O f M e a s u r e _ L b l > + 
+             < U n i t P r i c e > U n i t P r i c e < / U n i t P r i c e > + 
+             < U n i t P r i c e _ L b l > U n i t P r i c e _ L b l < / U n i t P r i c e _ L b l > + 
+             < U n i t _ L b l > U n i t _ L b l < / U n i t _ L b l > + 
+             < V A T I d e n t i f i e r _ L i n e > V A T I d e n t i f i e r _ L i n e < / V A T I d e n t i f i e r _ L i n e > + 
+             < V A T I d e n t i f i e r _ L i n e _ L b l > V A T I d e n t i f i e r _ L i n e _ L b l < / V A T I d e n t i f i e r _ L i n e _ L b l > + 
+             < V A T P c t _ L i n e > V A T P c t _ L i n e < / V A T P c t _ L i n e > + 
+             < V A T P c t _ L i n e _ L b l > V A T P c t _ L i n e _ L b l < / V A T P c t _ L i n e _ L b l >   
          < / L i n e >   
-         < W o r k D e s c r i p t i o n L i n e s   E l e m e n t T y p e = " D a t a I t e m "   E l e m e n t I d = " 2 7 6 8 1 9 4 4 7 " > - 
-             < W o r k D e s c r i p t i o n L i n e   E l e m e n t T y p e = " C o l u m n "   E l e m e n t I d = " 1 9 4 7 6 2 1 6 7 6 "   D a t a T y p e = " T e x t " > W o r k D e s c r i p t i o n L i n e < / W o r k D e s c r i p t i o n L i n e > - 
-             < W o r k D e s c r i p t i o n L i n e N u m b e r   E l e m e n t T y p e = " C o l u m n "   E l e m e n t I d = " 7 9 7 3 0 7 2 2 3 "   D a t a T y p e = " I n t e g e r " > W o r k D e s c r i p t i o n L i n e N u m b e r < / W o r k D e s c r i p t i o n L i n e N u m b e r > +         < W o r k D e s c r i p t i o n L i n e s > + 
+             < W o r k D e s c r i p t i o n L i n e > W o r k D e s c r i p t i o n L i n e < / W o r k D e s c r i p t i o n L i n e > + 
+             < W o r k D e s c r i p t i o n L i n e N u m b e r > W o r k D e s c r i p t i o n L i n e N u m b e r < / W o r k D e s c r i p t i o n L i n e N u m b e r >   
          < / W o r k D e s c r i p t i o n L i n e s >   
-         < V A T A m o u n t L i n e   E l e m e n t T y p e = " D a t a I t e m "   E l e m e n t I d = " 8 2 7 5 3 4 3 4 8 " > - 
-             < I n v o i c e D i s c o u n t A m o u n t _ V A T A m o u n t L i n e   E l e m e n t T y p e = " C o l u m n "   E l e m e n t I d = " 8 2 4 7 3 0 1 4 1 "   D a t a T y p e = " D e c i m a l " > I n v o i c e D i s c o u n t A m o u n t _ V A T A m o u n t L i n e < / I n v o i c e D i s c o u n t A m o u n t _ V A T A m o u n t L i n e > - 
-             < I n v o i c e D i s c o u n t A m o u n t _ V A T A m o u n t L i n e _ L b l   E l e m e n t T y p e = " C o l u m n "   E l e m e n t I d = " 1 5 6 2 2 0 0 0 3 4 "   D a t a T y p e = " S t r i n g " > I n v o i c e D i s c o u n t A m o u n t _ V A T A m o u n t L i n e _ L b l < / I n v o i c e D i s c o u n t A m o u n t _ V A T A m o u n t L i n e _ L b l > - 
-             < I n v o i c e D i s c o u n t B a s e A m o u n t _ V A T A m o u n t L i n e   E l e m e n t T y p e = " C o l u m n "   E l e m e n t I d = " 2 0 4 0 3 3 2 2 6 6 "   D a t a T y p e = " D e c i m a l " > I n v o i c e D i s c o u n t B a s e A m o u n t _ V A T A m o u n t L i n e < / I n v o i c e D i s c o u n t B a s e A m o u n t _ V A T A m o u n t L i n e > - 
-             < I n v o i c e D i s c o u n t B a s e A m o u n t _ V A T A m o u n t L i n e _ L b l   E l e m e n t T y p e = " C o l u m n "   E l e m e n t I d = " 4 0 5 9 6 0 3 3 1 "   D a t a T y p e = " S t r i n g " > I n v o i c e D i s c o u n t B a s e A m o u n t _ V A T A m o u n t L i n e _ L b l < / I n v o i c e D i s c o u n t B a s e A m o u n t _ V A T A m o u n t L i n e _ L b l > - 
-             < L i n e A m o u n t _ V a t A m o u n t L i n e   E l e m e n t T y p e = " C o l u m n "   E l e m e n t I d = " 2 1 4 6 5 4 0 1 "   D a t a T y p e = " D e c i m a l " > L i n e A m o u n t _ V a t A m o u n t L i n e < / L i n e A m o u n t _ V a t A m o u n t L i n e > - 
-             < L i n e A m o u n t _ V a t A m o u n t L i n e _ L b l   E l e m e n t T y p e = " C o l u m n "   E l e m e n t I d = " 1 1 1 0 9 1 2 1 2 4 "   D a t a T y p e = " S t r i n g " > L i n e A m o u n t _ V a t A m o u n t L i n e _ L b l < / L i n e A m o u n t _ V a t A m o u n t L i n e _ L b l > - 
-             < N o O f V A T I d e n t i f i e r s   E l e m e n t T y p e = " C o l u m n "   E l e m e n t I d = " 1 1 5 3 2 6 3 0 2 6 "   D a t a T y p e = " I n t e g e r " > N o O f V A T I d e n t i f i e r s < / N o O f V A T I d e n t i f i e r s > - 
-             < V A T A m o u n t L C Y _ V A T A m o u n t L i n e   E l e m e n t T y p e = " C o l u m n "   E l e m e n t I d = " 1 5 8 1 9 9 4 3 5 0 "   D a t a T y p e = " D e c i m a l " > V A T A m o u n t L C Y _ V A T A m o u n t L i n e < / V A T A m o u n t L C Y _ V A T A m o u n t L i n e > - 
-             < V A T A m o u n t L C Y _ V A T A m o u n t L i n e _ L b l   E l e m e n t T y p e = " C o l u m n "   E l e m e n t I d = " 9 2 3 0 0 3 3 7 "   D a t a T y p e = " L a b e l " > V A T A m o u n t L C Y _ V A T A m o u n t L i n e _ L b l < / V A T A m o u n t L C Y _ V A T A m o u n t L i n e _ L b l > - 
-             < V A T A m o u n t _ V a t A m o u n t L i n e   E l e m e n t T y p e = " C o l u m n "   E l e m e n t I d = " 1 8 9 1 8 2 0 6 2 0 "   D a t a T y p e = " D e c i m a l " > V A T A m o u n t _ V a t A m o u n t L i n e < / V A T A m o u n t _ V a t A m o u n t L i n e > - 
-             < V A T A m o u n t _ V a t A m o u n t L i n e _ L b l   E l e m e n t T y p e = " C o l u m n "   E l e m e n t I d = " 1 5 1 3 5 5 5 4 7 3 "   D a t a T y p e = " S t r i n g " > V A T A m o u n t _ V a t A m o u n t L i n e _ L b l < / V A T A m o u n t _ V a t A m o u n t L i n e _ L b l > - 
-             < V A T B a s e L C Y _ V A T A m o u n t L i n e   E l e m e n t T y p e = " C o l u m n "   E l e m e n t I d = " 1 8 6 0 9 4 5 6 3 5 "   D a t a T y p e = " D e c i m a l " > V A T B a s e L C Y _ V A T A m o u n t L i n e < / V A T B a s e L C Y _ V A T A m o u n t L i n e > - 
-             < V A T B a s e L C Y _ V A T A m o u n t L i n e _ L b l   E l e m e n t T y p e = " C o l u m n "   E l e m e n t I d = " 1 2 3 6 4 6 7 9 9 8 "   D a t a T y p e = " L a b e l " > V A T B a s e L C Y _ V A T A m o u n t L i n e _ L b l < / V A T B a s e L C Y _ V A T A m o u n t L i n e _ L b l > - 
-             < V A T B a s e _ V a t A m o u n t L i n e   E l e m e n t T y p e = " C o l u m n "   E l e m e n t I d = " 1 4 5 8 9 3 7 8 1 9 "   D a t a T y p e = " D e c i m a l " > V A T B a s e _ V a t A m o u n t L i n e < / V A T B a s e _ V a t A m o u n t L i n e > - 
-             < V A T B a s e _ V a t A m o u n t L i n e _ L b l   E l e m e n t T y p e = " C o l u m n "   E l e m e n t I d = " 1 6 9 1 3 0 2 4 8 8 "   D a t a T y p e = " S t r i n g " > V A T B a s e _ V a t A m o u n t L i n e _ L b l < / V A T B a s e _ V a t A m o u n t L i n e _ L b l > - 
-             < V A T I d e n t i f i e r _ V a t A m o u n t L i n e   E l e m e n t T y p e = " C o l u m n "   E l e m e n t I d = " 1 1 4 2 0 7 0 0 3 5 "   D a t a T y p e = " C o d e " > V A T I d e n t i f i e r _ V a t A m o u n t L i n e < / V A T I d e n t i f i e r _ V a t A m o u n t L i n e > - 
-             < V A T I d e n t i f i e r _ V a t A m o u n t L i n e _ L b l   E l e m e n t T y p e = " C o l u m n "   E l e m e n t I d = " 8 6 4 5 0 4 5 0 "   D a t a T y p e = " S t r i n g " > V A T I d e n t i f i e r _ V a t A m o u n t L i n e _ L b l < / V A T I d e n t i f i e r _ V a t A m o u n t L i n e _ L b l > - 
-             < V A T P c t _ V a t A m o u n t L i n e   E l e m e n t T y p e = " C o l u m n "   E l e m e n t I d = " 1 4 5 3 5 4 2 7 7 7 "   D a t a T y p e = " D e c i m a l " > V A T P c t _ V a t A m o u n t L i n e < / V A T P c t _ V a t A m o u n t L i n e > - 
-             < V A T P c t _ V a t A m o u n t L i n e _ L b l   E l e m e n t T y p e = " C o l u m n "   E l e m e n t I d = " 6 7 6 3 2 3 7 8 "   D a t a T y p e = " S t r i n g " > V A T P c t _ V a t A m o u n t L i n e _ L b l < / V A T P c t _ V a t A m o u n t L i n e _ L b l > +         < V A T A m o u n t L i n e > + 
+             < I n v o i c e D i s c o u n t A m o u n t _ V A T A m o u n t L i n e > I n v o i c e D i s c o u n t A m o u n t _ V A T A m o u n t L i n e < / I n v o i c e D i s c o u n t A m o u n t _ V A T A m o u n t L i n e > + 
+             < I n v o i c e D i s c o u n t A m o u n t _ V A T A m o u n t L i n e _ L b l > I n v o i c e D i s c o u n t A m o u n t _ V A T A m o u n t L i n e _ L b l < / I n v o i c e D i s c o u n t A m o u n t _ V A T A m o u n t L i n e _ L b l > + 
+             < I n v o i c e D i s c o u n t B a s e A m o u n t _ V A T A m o u n t L i n e > I n v o i c e D i s c o u n t B a s e A m o u n t _ V A T A m o u n t L i n e < / I n v o i c e D i s c o u n t B a s e A m o u n t _ V A T A m o u n t L i n e > + 
+             < I n v o i c e D i s c o u n t B a s e A m o u n t _ V A T A m o u n t L i n e _ L b l > I n v o i c e D i s c o u n t B a s e A m o u n t _ V A T A m o u n t L i n e _ L b l < / I n v o i c e D i s c o u n t B a s e A m o u n t _ V A T A m o u n t L i n e _ L b l > + 
+             < L i n e A m o u n t _ V a t A m o u n t L i n e > L i n e A m o u n t _ V a t A m o u n t L i n e < / L i n e A m o u n t _ V a t A m o u n t L i n e > + 
+             < L i n e A m o u n t _ V a t A m o u n t L i n e _ L b l > L i n e A m o u n t _ V a t A m o u n t L i n e _ L b l < / L i n e A m o u n t _ V a t A m o u n t L i n e _ L b l > + 
+             < N o O f V A T I d e n t i f i e r s > N o O f V A T I d e n t i f i e r s < / N o O f V A T I d e n t i f i e r s > + 
+             < V A T A m o u n t L C Y _ V A T A m o u n t L i n e > V A T A m o u n t L C Y _ V A T A m o u n t L i n e < / V A T A m o u n t L C Y _ V A T A m o u n t L i n e > + 
+             < V A T A m o u n t L C Y _ V A T A m o u n t L i n e _ L b l > V A T A m o u n t L C Y _ V A T A m o u n t L i n e _ L b l < / V A T A m o u n t L C Y _ V A T A m o u n t L i n e _ L b l > + 
+             < V A T A m o u n t _ V a t A m o u n t L i n e > V A T A m o u n t _ V a t A m o u n t L i n e < / V A T A m o u n t _ V a t A m o u n t L i n e > + 
+             < V A T A m o u n t _ V a t A m o u n t L i n e _ L b l > V A T A m o u n t _ V a t A m o u n t L i n e _ L b l < / V A T A m o u n t _ V a t A m o u n t L i n e _ L b l > + 
+             < V A T B a s e L C Y _ V A T A m o u n t L i n e > V A T B a s e L C Y _ V A T A m o u n t L i n e < / V A T B a s e L C Y _ V A T A m o u n t L i n e > + 
+             < V A T B a s e L C Y _ V A T A m o u n t L i n e _ L b l > V A T B a s e L C Y _ V A T A m o u n t L i n e _ L b l < / V A T B a s e L C Y _ V A T A m o u n t L i n e _ L b l > + 
+             < V A T B a s e _ V a t A m o u n t L i n e > V A T B a s e _ V a t A m o u n t L i n e < / V A T B a s e _ V a t A m o u n t L i n e > + 
+             < V A T B a s e _ V a t A m o u n t L i n e _ L b l > V A T B a s e _ V a t A m o u n t L i n e _ L b l < / V A T B a s e _ V a t A m o u n t L i n e _ L b l > + 
+             < V A T I d e n t i f i e r _ V a t A m o u n t L i n e > V A T I d e n t i f i e r _ V a t A m o u n t L i n e < / V A T I d e n t i f i e r _ V a t A m o u n t L i n e > + 
+             < V A T I d e n t i f i e r _ V a t A m o u n t L i n e _ L b l > V A T I d e n t i f i e r _ V a t A m o u n t L i n e _ L b l < / V A T I d e n t i f i e r _ V a t A m o u n t L i n e _ L b l > + 
+             < V A T P c t _ V a t A m o u n t L i n e > V A T P c t _ V a t A m o u n t L i n e < / V A T P c t _ V a t A m o u n t L i n e > + 
+             < V A T P c t _ V a t A m o u n t L i n e _ L b l > V A T P c t _ V a t A m o u n t L i n e _ L b l < / V A T P c t _ V a t A m o u n t L i n e _ L b l >   
          < / V A T A m o u n t L i n e >   
-         < R e p o r t T o t a l s L i n e   E l e m e n t T y p e = " D a t a I t e m "   E l e m e n t I d = " 2 1 2 2 5 4 9 8 3 6 " > - 
-             < A m o u n t F o r m a t t e d _ R e p o r t T o t a l s L i n e   E l e m e n t T y p e = " C o l u m n "   E l e m e n t I d = " 1 5 0 6 1 3 6 8 2 5 "   D a t a T y p e = " T e x t " > A m o u n t F o r m a t t e d _ R e p o r t T o t a l s L i n e < / A m o u n t F o r m a t t e d _ R e p o r t T o t a l s L i n e > - 
-             < A m o u n t _ R e p o r t T o t a l s L i n e   E l e m e n t T y p e = " C o l u m n "   E l e m e n t I d = " 4 1 9 9 1 8 3 6 9 "   D a t a T y p e = " D e c i m a l " > A m o u n t _ R e p o r t T o t a l s L i n e < / A m o u n t _ R e p o r t T o t a l s L i n e > - 
-             < D e s c r i p t i o n _ R e p o r t T o t a l s L i n e   E l e m e n t T y p e = " C o l u m n "   E l e m e n t I d = " 5 8 1 9 9 6 0 6 7 "   D a t a T y p e = " T e x t " > D e s c r i p t i o n _ R e p o r t T o t a l s L i n e < / D e s c r i p t i o n _ R e p o r t T o t a l s L i n e > - 
-             < F o n t B o l d _ R e p o r t T o t a l s L i n e   E l e m e n t T y p e = " C o l u m n "   E l e m e n t I d = " 9 4 6 5 4 0 5 4 9 "   D a t a T y p e = " B o o l e a n " > F o n t B o l d _ R e p o r t T o t a l s L i n e < / F o n t B o l d _ R e p o r t T o t a l s L i n e > - 
-             < F o n t U n d e r l i n e _ R e p o r t T o t a l s L i n e   E l e m e n t T y p e = " C o l u m n "   E l e m e n t I d = " 2 0 2 1 5 3 3 6 9 4 "   D a t a T y p e = " B o o l e a n " > F o n t U n d e r l i n e _ R e p o r t T o t a l s L i n e < / F o n t U n d e r l i n e _ R e p o r t T o t a l s L i n e > +         < R e p o r t T o t a l s L i n e > + 
+             < A m o u n t F o r m a t t e d _ R e p o r t T o t a l s L i n e > A m o u n t F o r m a t t e d _ R e p o r t T o t a l s L i n e < / A m o u n t F o r m a t t e d _ R e p o r t T o t a l s L i n e > + 
+             < A m o u n t _ R e p o r t T o t a l s L i n e > A m o u n t _ R e p o r t T o t a l s L i n e < / A m o u n t _ R e p o r t T o t a l s L i n e > + 
+             < D e s c r i p t i o n _ R e p o r t T o t a l s L i n e > D e s c r i p t i o n _ R e p o r t T o t a l s L i n e < / D e s c r i p t i o n _ R e p o r t T o t a l s L i n e > + 
+             < F o n t B o l d _ R e p o r t T o t a l s L i n e > F o n t B o l d _ R e p o r t T o t a l s L i n e < / F o n t B o l d _ R e p o r t T o t a l s L i n e > + 
+             < F o n t U n d e r l i n e _ R e p o r t T o t a l s L i n e > F o n t U n d e r l i n e _ R e p o r t T o t a l s L i n e < / F o n t U n d e r l i n e _ R e p o r t T o t a l s L i n e >   
          < / R e p o r t T o t a l s L i n e >   
-         < L e t t e r T e x t   E l e m e n t T y p e = " D a t a I t e m "   E l e m e n t I d = " 1 5 1 0 3 5 3 8 3 4 " > - 
-             < B o d y T e x t   E l e m e n t T y p e = " C o l u m n "   E l e m e n t I d = " 1 4 9 7 5 9 8 0 8 "   D a t a T y p e = " L a b e l " > B o d y T e x t < / B o d y T e x t > - 
-             < C l o s i n g T e x t   E l e m e n t T y p e = " C o l u m n "   E l e m e n t I d = " 5 1 2 1 3 5 9 0 9 "   D a t a T y p e = " L a b e l " > C l o s i n g T e x t < / C l o s i n g T e x t > - 
-             < G r e e t i n g T e x t   E l e m e n t T y p e = " C o l u m n "   E l e m e n t I d = " 1 1 7 5 2 7 9 2 8 9 "   D a t a T y p e = " L a b e l " > G r e e t i n g T e x t < / G r e e t i n g T e x t > - 
-             < P m t D i s c T e x t   E l e m e n t T y p e = " C o l u m n "   E l e m e n t I d = " 2 0 1 3 8 4 9 9 4 8 "   D a t a T y p e = " T e x t " > P m t D i s c T e x t < / P m t D i s c T e x t > +         < L e t t e r T e x t > + 
+             < B o d y T e x t > B o d y T e x t < / B o d y T e x t > + 
+             < C l o s i n g T e x t > C l o s i n g T e x t < / C l o s i n g T e x t > + 
+             < G r e e t i n g T e x t > G r e e t i n g T e x t < / G r e e t i n g T e x t > + 
+             < P m t D i s c T e x t > P m t D i s c T e x t < / P m t D i s c T e x t >   
          < / L e t t e r T e x t >   
-         < T o t a l s   E l e m e n t T y p e = " D a t a I t e m "   E l e m e n t I d = " 1 8 2 3 9 5 0 0 4 4 " > - 
-             < C u r r e n c y C o d e   E l e m e n t T y p e = " C o l u m n "   E l e m e n t I d = " 1 5 7 9 5 9 5 9 2 1 "   D a t a T y p e = " T e x t " > C u r r e n c y C o d e < / C u r r e n c y C o d e > - 
-             < C u r r e n c y S y m b o l   E l e m e n t T y p e = " C o l u m n "   E l e m e n t I d = " 1 1 6 2 5 1 0 7 4 8 "   D a t a T y p e = " T e x t " > C u r r e n c y S y m b o l < / C u r r e n c y S y m b o l > - 
-             < T o t a l A m o u n t I n c l u d i n g V A T   E l e m e n t T y p e = " C o l u m n "   E l e m e n t I d = " 9 1 0 5 1 1 5 7 5 "   D a t a T y p e = " S t r i n g " > T o t a l A m o u n t I n c l u d i n g V A T < / T o t a l A m o u n t I n c l u d i n g V A T > - 
-             < T o t a l C O 2 e   E l e m e n t T y p e = " C o l u m n "   E l e m e n t I d = " 9 5 4 7 1 1 2 1 2 "   D a t a T y p e = " D e c i m a l " > T o t a l C O 2 e < / T o t a l C O 2 e > - 
-             < T o t a l E x c l u d i n g V A T T e x t   E l e m e n t T y p e = " C o l u m n "   E l e m e n t I d = " 1 9 2 2 9 4 6 3 1 0 "   D a t a T y p e = " T e x t " > T o t a l E x c l u d i n g V A T T e x t < / T o t a l E x c l u d i n g V A T T e x t > - 
-             < T o t a l I n c l u d i n g V A T T e x t   E l e m e n t T y p e = " C o l u m n "   E l e m e n t I d = " 1 2 0 4 0 1 6 3 5 2 "   D a t a T y p e = " T e x t " > T o t a l I n c l u d i n g V A T T e x t < / T o t a l I n c l u d i n g V A T T e x t > - 
-             < T o t a l I n v o i c e D i s c o u n t A m o u n t   E l e m e n t T y p e = " C o l u m n "   E l e m e n t I d = " 4 0 2 1 7 7 5 1 "   D a t a T y p e = " D e c i m a l " > T o t a l I n v o i c e D i s c o u n t A m o u n t < / T o t a l I n v o i c e D i s c o u n t A m o u n t > - 
-             < T o t a l N e t A m o u n t   E l e m e n t T y p e = " C o l u m n "   E l e m e n t I d = " 4 8 3 1 9 3 3 7 2 "   D a t a T y p e = " D e c i m a l " > T o t a l N e t A m o u n t < / T o t a l N e t A m o u n t > - 
-             < T o t a l P a y m e n t D i s c o u n t O n V A T   E l e m e n t T y p e = " C o l u m n "   E l e m e n t I d = " 7 3 6 0 4 1 8 8 6 "   D a t a T y p e = " D e c i m a l " > T o t a l P a y m e n t D i s c o u n t O n V A T < / T o t a l P a y m e n t D i s c o u n t O n V A T > - 
-             < T o t a l S u b T o t a l   E l e m e n t T y p e = " C o l u m n "   E l e m e n t I d = " 2 0 9 7 8 7 6 8 0 1 "   D a t a T y p e = " D e c i m a l " > T o t a l S u b T o t a l < / T o t a l S u b T o t a l > - 
-             < T o t a l S u b T o t a l M i n u s I n v o i c e D i s c o u n t   E l e m e n t T y p e = " C o l u m n "   E l e m e n t I d = " 7 6 9 4 3 1 8 8 7 "   D a t a T y p e = " D e c i m a l " > T o t a l S u b T o t a l M i n u s I n v o i c e D i s c o u n t < / T o t a l S u b T o t a l M i n u s I n v o i c e D i s c o u n t > - 
-             < T o t a l T e x t   E l e m e n t T y p e = " C o l u m n "   E l e m e n t I d = " 2 3 1 9 1 0 5 1 8 "   D a t a T y p e = " T e x t " > T o t a l T e x t < / T o t a l T e x t > - 
-             < T o t a l V A T A m o u n t   E l e m e n t T y p e = " C o l u m n "   E l e m e n t I d = " 1 6 2 7 1 0 2 3 2 8 "   D a t a T y p e = " D e c i m a l " > T o t a l V A T A m o u n t < / T o t a l V A T A m o u n t > - 
-             < T o t a l V A T A m o u n t L C Y   E l e m e n t T y p e = " C o l u m n "   E l e m e n t I d = " 1 5 0 6 5 7 0 2 1 8 "   D a t a T y p e = " D e c i m a l " > T o t a l V A T A m o u n t L C Y < / T o t a l V A T A m o u n t L C Y > - 
-             < T o t a l V A T A m o u n t T e x t   E l e m e n t T y p e = " C o l u m n "   E l e m e n t I d = " 9 7 3 6 6 6 3 3 9 "   D a t a T y p e = " T e x t " > T o t a l V A T A m o u n t T e x t < / T o t a l V A T A m o u n t T e x t > - 
-             < T o t a l V A T B a s e L C Y   E l e m e n t T y p e = " C o l u m n "   E l e m e n t I d = " 8 3 4 4 5 0 5 2 1 "   D a t a T y p e = " D e c i m a l " > T o t a l V A T B a s e L C Y < / T o t a l V A T B a s e L C Y > +         < T o t a l s > + 
+             < C u r r e n c y C o d e > C u r r e n c y C o d e < / C u r r e n c y C o d e > + 
+             < C u r r e n c y S y m b o l > C u r r e n c y S y m b o l < / C u r r e n c y S y m b o l > + 
+             < T o t a l A m o u n t I n c l u d i n g V A T > T o t a l A m o u n t I n c l u d i n g V A T < / T o t a l A m o u n t I n c l u d i n g V A T > + 
+             < T o t a l C O 2 e > T o t a l C O 2 e < / T o t a l C O 2 e > + 
+             < T o t a l E x c l u d i n g V A T T e x t > T o t a l E x c l u d i n g V A T T e x t < / T o t a l E x c l u d i n g V A T T e x t > + 
+             < T o t a l I n c l u d i n g V A T T e x t > T o t a l I n c l u d i n g V A T T e x t < / T o t a l I n c l u d i n g V A T T e x t > + 
+             < T o t a l I n v o i c e D i s c o u n t A m o u n t > T o t a l I n v o i c e D i s c o u n t A m o u n t < / T o t a l I n v o i c e D i s c o u n t A m o u n t > + 
+             < T o t a l N e t A m o u n t > T o t a l N e t A m o u n t < / T o t a l N e t A m o u n t > + 
+             < T o t a l P a y m e n t D i s c o u n t O n V A T > T o t a l P a y m e n t D i s c o u n t O n V A T < / T o t a l P a y m e n t D i s c o u n t O n V A T > + 
+             < T o t a l S u b T o t a l > T o t a l S u b T o t a l < / T o t a l S u b T o t a l > + 
+             < T o t a l S u b T o t a l M i n u s I n v o i c e D i s c o u n t > T o t a l S u b T o t a l M i n u s I n v o i c e D i s c o u n t < / T o t a l S u b T o t a l M i n u s I n v o i c e D i s c o u n t > + 
+             < T o t a l T e x t > T o t a l T e x t < / T o t a l T e x t > + 
+             < T o t a l V A T A m o u n t > T o t a l V A T A m o u n t < / T o t a l V A T A m o u n t > + 
+             < T o t a l V A T A m o u n t L C Y > T o t a l V A T A m o u n t L C Y < / T o t a l V A T A m o u n t L C Y > + 
+             < T o t a l V A T A m o u n t T e x t > T o t a l V A T A m o u n t T e x t < / T o t a l V A T A m o u n t T e x t > + 
+             < T o t a l V A T B a s e L C Y > T o t a l V A T B a s e L C Y < / T o t a l V A T B a s e L C Y >   
          < / T o t a l s >   
@@ -7365,7 +6332,7 @@
 
 <file path=customXml/item2.xml>��< ? x m l   v e r s i o n = " 1 . 0 "   e n c o d i n g = " u t f - 1 6 " ? >   
- < N a v W o r d R e p o r t X m l P a r t   x m l n s = " u r n : m i c r o s o f t - d y n a m i c s - n a v / r e p o r t s / S t a n d a r d _ S a l e s _ Q u o t e / 1 3 0 4 / " > + < N a v W o r d R e p o r t X m l P a r t   x m l n s = " u r n : m i c r o s o f t - d y n a m i c s - b u s i n e s s c e n t r a l / i n t e r n a l / e x t e n d e d / r e p o r t s / S t a n d a r d _ S a l e s _ Q u o t e / 1 3 0 4 / " >   
      < B C R e p o r t I n f o r m a t i o n >   
@@ -7509,459 +6476,461 @@
  
      < / B C R e p o r t I n f o r m a t i o n >   
-     < H e a d e r > - 
-         < B i l l T o C o n t a c t E m a i l > B i l l T o C o n t a c t E m a i l < / B i l l T o C o n t a c t E m a i l > - 
-         < B i l l T o C o n t a c t E m a i l L b l > B i l l T o C o n t a c t E m a i l L b l < / B i l l T o C o n t a c t E m a i l L b l > - 
-         < B i l l T o C o n t a c t M o b i l e P h o n e N o > B i l l T o C o n t a c t M o b i l e P h o n e N o < / B i l l T o C o n t a c t M o b i l e P h o n e N o > - 
-         < B i l l T o C o n t a c t M o b i l e P h o n e N o L b l > B i l l T o C o n t a c t M o b i l e P h o n e N o L b l < / B i l l T o C o n t a c t M o b i l e P h o n e N o L b l > - 
-         < B i l l T o C o n t a c t P h o n e N o > B i l l T o C o n t a c t P h o n e N o < / B i l l T o C o n t a c t P h o n e N o > - 
-         < B i l l T o C o n t a c t P h o n e N o L b l > B i l l T o C o n t a c t P h o n e N o L b l < / B i l l T o C o n t a c t P h o n e N o L b l > - 
-         < B i l l t o C u s t o m e r N o _ L b l > B i l l t o C u s t o m e r N o _ L b l < / B i l l t o C u s t o m e r N o _ L b l > - 
-         < B i l l t o C u s t u m e r N o > B i l l t o C u s t u m e r N o < / B i l l t o C u s t u m e r N o > - 
-         < C O 2 e P e r U n i t _ L b l > C O 2 e P e r U n i t _ L b l < / C O 2 e P e r U n i t _ L b l > - 
-         < C o m p a n y A d d r e s s 1 > C o m p a n y A d d r e s s 1 < / C o m p a n y A d d r e s s 1 > - 
-         < C o m p a n y A d d r e s s 2 > C o m p a n y A d d r e s s 2 < / C o m p a n y A d d r e s s 2 > - 
-         < C o m p a n y A d d r e s s 3 > C o m p a n y A d d r e s s 3 < / C o m p a n y A d d r e s s 3 > - 
-         < C o m p a n y A d d r e s s 4 > C o m p a n y A d d r e s s 4 < / C o m p a n y A d d r e s s 4 > - 
-         < C o m p a n y A d d r e s s 5 > C o m p a n y A d d r e s s 5 < / C o m p a n y A d d r e s s 5 > - 
-         < C o m p a n y A d d r e s s 6 > C o m p a n y A d d r e s s 6 < / C o m p a n y A d d r e s s 6 > - 
-         < C o m p a n y A d d r e s s 7 > C o m p a n y A d d r e s s 7 < / C o m p a n y A d d r e s s 7 > - 
-         < C o m p a n y A d d r e s s 8 > C o m p a n y A d d r e s s 8 < / C o m p a n y A d d r e s s 8 > - 
-         < C o m p a n y B a n k A c c o u n t N o > C o m p a n y B a n k A c c o u n t N o < / C o m p a n y B a n k A c c o u n t N o > - 
-         < C o m p a n y B a n k A c c o u n t N o _ L b l > C o m p a n y B a n k A c c o u n t N o _ L b l < / C o m p a n y B a n k A c c o u n t N o _ L b l > - 
-         < C o m p a n y B a n k B r a n c h N o > C o m p a n y B a n k B r a n c h N o < / C o m p a n y B a n k B r a n c h N o > - 
-         < C o m p a n y B a n k B r a n c h N o _ L b l > C o m p a n y B a n k B r a n c h N o _ L b l < / C o m p a n y B a n k B r a n c h N o _ L b l > - 
-         < C o m p a n y B a n k N a m e > C o m p a n y B a n k N a m e < / C o m p a n y B a n k N a m e > - 
-         < C o m p a n y B a n k N a m e _ L b l > C o m p a n y B a n k N a m e _ L b l < / C o m p a n y B a n k N a m e _ L b l > - 
-         < C o m p a n y C u s t o m G i r o > C o m p a n y C u s t o m G i r o < / C o m p a n y C u s t o m G i r o > - 
-         < C o m p a n y C u s t o m G i r o _ L b l > C o m p a n y C u s t o m G i r o _ L b l < / C o m p a n y C u s t o m G i r o _ L b l > - 
-         < C o m p a n y E M a i l > C o m p a n y E M a i l < / C o m p a n y E M a i l > - 
-         < C o m p a n y G i r o N o > C o m p a n y G i r o N o < / C o m p a n y G i r o N o > - 
-         < C o m p a n y G i r o N o _ L b l > C o m p a n y G i r o N o _ L b l < / C o m p a n y G i r o N o _ L b l > - 
-         < C o m p a n y H o m e P a g e > C o m p a n y H o m e P a g e < / C o m p a n y H o m e P a g e > - 
-         < C o m p a n y I B A N > C o m p a n y I B A N < / C o m p a n y I B A N > - 
-         < C o m p a n y I B A N _ L b l > C o m p a n y I B A N _ L b l < / C o m p a n y I B A N _ L b l > - 
-         < C o m p a n y L e g a l O f f i c e > C o m p a n y L e g a l O f f i c e < / C o m p a n y L e g a l O f f i c e > - 
-         < C o m p a n y L e g a l O f f i c e _ L b l > C o m p a n y L e g a l O f f i c e _ L b l < / C o m p a n y L e g a l O f f i c e _ L b l > - 
-         < C o m p a n y L e g a l S t a t e m e n t > C o m p a n y L e g a l S t a t e m e n t < / C o m p a n y L e g a l S t a t e m e n t > - 
-         < C o m p a n y L o g o P o s i t i o n > C o m p a n y L o g o P o s i t i o n < / C o m p a n y L o g o P o s i t i o n > - 
-         < C o m p a n y P h o n e N o > C o m p a n y P h o n e N o < / C o m p a n y P h o n e N o > - 
-         < C o m p a n y P h o n e N o _ L b l > C o m p a n y P h o n e N o _ L b l < / C o m p a n y P h o n e N o _ L b l > - 
-         < C o m p a n y P i c t u r e   / > - 
-         < C o m p a n y R e g i s t r a t i o n N u m b e r > C o m p a n y R e g i s t r a t i o n N u m b e r < / C o m p a n y R e g i s t r a t i o n N u m b e r > - 
-         < C o m p a n y R e g i s t r a t i o n N u m b e r _ L b l > C o m p a n y R e g i s t r a t i o n N u m b e r _ L b l < / C o m p a n y R e g i s t r a t i o n N u m b e r _ L b l > - 
-         < C o m p a n y S W I F T > C o m p a n y S W I F T < / C o m p a n y S W I F T > - 
-         < C o m p a n y S W I F T _ L b l > C o m p a n y S W I F T _ L b l < / C o m p a n y S W I F T _ L b l > - 
-         < C o m p a n y V A T R e g i s t r a t i o n N o > C o m p a n y V A T R e g i s t r a t i o n N o < / C o m p a n y V A T R e g i s t r a t i o n N o > - 
-         < C o m p a n y V A T R e g i s t r a t i o n N o _ L b l > C o m p a n y V A T R e g i s t r a t i o n N o _ L b l < / C o m p a n y V A T R e g i s t r a t i o n N o _ L b l > - 
-         < C o m p a n y V A T R e g N o > C o m p a n y V A T R e g N o < / C o m p a n y V A T R e g N o > - 
-         < C o m p a n y V A T R e g N o _ L b l > C o m p a n y V A T R e g N o _ L b l < / C o m p a n y V A T R e g N o _ L b l > - 
-         < C o n t a c t _ L b l > C o n t a c t _ L b l < / C o n t a c t _ L b l > - 
-         < C o p y _ L b l > C o p y _ L b l < / C o p y _ L b l > - 
-         < C u s t o m e r A d d r e s s 1 > C u s t o m e r A d d r e s s 1 < / C u s t o m e r A d d r e s s 1 > - 
-         < C u s t o m e r A d d r e s s 2 > C u s t o m e r A d d r e s s 2 < / C u s t o m e r A d d r e s s 2 > - 
-         < C u s t o m e r A d d r e s s 3 > C u s t o m e r A d d r e s s 3 < / C u s t o m e r A d d r e s s 3 > - 
-         < C u s t o m e r A d d r e s s 4 > C u s t o m e r A d d r e s s 4 < / C u s t o m e r A d d r e s s 4 > - 
-         < C u s t o m e r A d d r e s s 5 > C u s t o m e r A d d r e s s 5 < / C u s t o m e r A d d r e s s 5 > - 
-         < C u s t o m e r A d d r e s s 6 > C u s t o m e r A d d r e s s 6 < / C u s t o m e r A d d r e s s 6 > - 
-         < C u s t o m e r A d d r e s s 7 > C u s t o m e r A d d r e s s 7 < / C u s t o m e r A d d r e s s 7 > - 
-         < C u s t o m e r A d d r e s s 8 > C u s t o m e r A d d r e s s 8 < / C u s t o m e r A d d r e s s 8 > - 
-         < C u s t o m e r P o s t a l B a r C o d e > C u s t o m e r P o s t a l B a r C o d e < / C u s t o m e r P o s t a l B a r C o d e > - 
-         < D i s c l a i m e r _ L b l > D i s c l a i m e r _ L b l < / D i s c l a i m e r _ L b l > - 
-         < D o c u m e n t C o p y T e x t > D o c u m e n t C o p y T e x t < / D o c u m e n t C o p y T e x t > - 
-         < D o c u m e n t D a t e > D o c u m e n t D a t e < / D o c u m e n t D a t e > - 
-         < D o c u m e n t D a t e _ L b l > D o c u m e n t D a t e _ L b l < / D o c u m e n t D a t e _ L b l > - 
-         < D o c u m e n t N o > D o c u m e n t N o < / D o c u m e n t N o > - 
-         < D o c u m e n t N o _ L b l > D o c u m e n t N o _ L b l < / D o c u m e n t N o _ L b l > - 
-         < D o c u m e n t T i t l e _ L b l > D o c u m e n t T i t l e _ L b l < / D o c u m e n t T i t l e _ L b l > - 
-         < D u e D a t e > D u e D a t e < / D u e D a t e > - 
-         < D u e D a t e _ L b l > D u e D a t e _ L b l < / D u e D a t e _ L b l > - 
-         < E M a i l _ L b l > E M a i l _ L b l < / E M a i l _ L b l > - 
-         < E s t i m a t e B o d y _ L b l > E s t i m a t e B o d y _ L b l < / E s t i m a t e B o d y _ L b l > - 
-         < E s t i m a t e F o r _ L b l > E s t i m a t e F o r _ L b l < / E s t i m a t e F o r _ L b l > - 
-         < E s t i m a t e _ L b l > E s t i m a t e _ L b l < / E s t i m a t e _ L b l > - 
-         < E x c h a n g e R a t e A s T e x t > E x c h a n g e R a t e A s T e x t < / E x c h a n g e R a t e A s T e x t > - 
-         < E x t e r n a l D o c u m e n t N o > E x t e r n a l D o c u m e n t N o < / E x t e r n a l D o c u m e n t N o > - 
-         < E x t e r n a l D o c u m e n t N o L b l > E x t e r n a l D o c u m e n t N o L b l < / E x t e r n a l D o c u m e n t N o L b l > - 
-         < F r o m _ L b l > F r o m _ L b l < / F r o m _ L b l > - 
-         < H o m e P a g e _ L b l > H o m e P a g e _ L b l < / H o m e P a g e _ L b l > - 
-         < I n v o i c e D i s c o u n t A m o u n t _ L b l > I n v o i c e D i s c o u n t A m o u n t _ L b l < / I n v o i c e D i s c o u n t A m o u n t _ L b l > - 
-         < I n v o i c e D i s c o u n t B a s e A m o u n t _ L b l > I n v o i c e D i s c o u n t B a s e A m o u n t _ L b l < / I n v o i c e D i s c o u n t B a s e A m o u n t _ L b l > - 
-         < L e g a l E n t i t y T y p e > L e g a l E n t i t y T y p e < / L e g a l E n t i t y T y p e > - 
-         < L e g a l E n t i t y T y p e _ L b l > L e g a l E n t i t y T y p e _ L b l < / L e g a l E n t i t y T y p e _ L b l > - 
-         < L i n e A m o u n t A f t e r I n v o i c e D i s c o u n t _ L b l > L i n e A m o u n t A f t e r I n v o i c e D i s c o u n t _ L b l < / L i n e A m o u n t A f t e r I n v o i c e D i s c o u n t _ L b l > - 
-         < L o c a l C u r r e n c y _ L b l > L o c a l C u r r e n c y _ L b l < / L o c a l C u r r e n c y _ L b l > - 
-         < P a g e _ L b l > P a g e _ L b l < / P a g e _ L b l > - 
-         < P a y m e n t M e t h o d D e s c r i p t i o n > P a y m e n t M e t h o d D e s c r i p t i o n < / P a y m e n t M e t h o d D e s c r i p t i o n > - 
-         < P a y m e n t M e t h o d D e s c r i p t i o n _ L b l > P a y m e n t M e t h o d D e s c r i p t i o n _ L b l < / P a y m e n t M e t h o d D e s c r i p t i o n _ L b l > - 
-         < P a y m e n t T e r m s D e s c r i p t i o n > P a y m e n t T e r m s D e s c r i p t i o n < / P a y m e n t T e r m s D e s c r i p t i o n > - 
-         < P a y m e n t T e r m s D e s c r i p t i o n _ L b l > P a y m e n t T e r m s D e s c r i p t i o n _ L b l < / P a y m e n t T e r m s D e s c r i p t i o n _ L b l > - 
-         < P r i c e s I n c l u d i n g V A T > P r i c e s I n c l u d i n g V A T < / P r i c e s I n c l u d i n g V A T > - 
-         < P r i c e s I n c l u d i n g V A T Y e s N o > P r i c e s I n c l u d i n g V A T Y e s N o < / P r i c e s I n c l u d i n g V A T Y e s N o > - 
-         < P r i c e s I n c l u d i n g V A T _ L b l > P r i c e s I n c l u d i n g V A T _ L b l < / P r i c e s I n c l u d i n g V A T _ L b l > - 
-         < Q u e s t i o n s _ L b l > Q u e s t i o n s _ L b l < / Q u e s t i o n s _ L b l > - 
-         < Q u o t e V a l i d T o D a t e > Q u o t e V a l i d T o D a t e < / Q u o t e V a l i d T o D a t e > - 
-         < Q u o t e V a l i d T o D a t e _ L b l > Q u o t e V a l i d T o D a t e _ L b l < / Q u o t e V a l i d T o D a t e _ L b l > - 
-         < S a l e s I n v o i c e L i n e D i s c o u n t _ L b l > S a l e s I n v o i c e L i n e D i s c o u n t _ L b l < / S a l e s I n v o i c e L i n e D i s c o u n t _ L b l > - 
-         < S a l e s P e r s o n B l a n k _ L b l > S a l e s P e r s o n B l a n k _ L b l < / S a l e s P e r s o n B l a n k _ L b l > - 
-         < S a l e s P e r s o n N a m e > S a l e s P e r s o n N a m e < / S a l e s P e r s o n N a m e > - 
-         < S a l e s P e r s o n _ L b l > S a l e s P e r s o n _ L b l < / S a l e s P e r s o n _ L b l > - 
-         < S e l l T o C o n t a c t E m a i l > S e l l T o C o n t a c t E m a i l < / S e l l T o C o n t a c t E m a i l > - 
-         < S e l l T o C o n t a c t E m a i l L b l > S e l l T o C o n t a c t E m a i l L b l < / S e l l T o C o n t a c t E m a i l L b l > - 
-         < S e l l T o C o n t a c t M o b i l e P h o n e N o > S e l l T o C o n t a c t M o b i l e P h o n e N o < / S e l l T o C o n t a c t M o b i l e P h o n e N o > - 
-         < S e l l T o C o n t a c t M o b i l e P h o n e N o L b l > S e l l T o C o n t a c t M o b i l e P h o n e N o L b l < / S e l l T o C o n t a c t M o b i l e P h o n e N o L b l > - 
-         < S e l l T o C o n t a c t P h o n e N o > S e l l T o C o n t a c t P h o n e N o < / S e l l T o C o n t a c t P h o n e N o > - 
-         < S e l l T o C o n t a c t P h o n e N o L b l > S e l l T o C o n t a c t P h o n e N o L b l < / S e l l T o C o n t a c t P h o n e N o L b l > - 
-         < S e l l t o C u s t o m e r N o > S e l l t o C u s t o m e r N o < / S e l l t o C u s t o m e r N o > - 
-         < S e l l t o C u s t o m e r N o _ L b l > S e l l t o C u s t o m e r N o _ L b l < / S e l l t o C u s t o m e r N o _ L b l > - 
-         < S h i p m e n t M e t h o d D e s c r i p t i o n > S h i p m e n t M e t h o d D e s c r i p t i o n < / S h i p m e n t M e t h o d D e s c r i p t i o n > - 
-         < S h i p m e n t M e t h o d D e s c r i p t i o n _ L b l > S h i p m e n t M e t h o d D e s c r i p t i o n _ L b l < / S h i p m e n t M e t h o d D e s c r i p t i o n _ L b l > - 
-         < S h i p m e n t _ L b l > S h i p m e n t _ L b l < / S h i p m e n t _ L b l > - 
-         < S h i p T o A d d r e s s 1 > S h i p T o A d d r e s s 1 < / S h i p T o A d d r e s s 1 > - 
-         < S h i p T o A d d r e s s 2 > S h i p T o A d d r e s s 2 < / S h i p T o A d d r e s s 2 > - 
-         < S h i p T o A d d r e s s 3 > S h i p T o A d d r e s s 3 < / S h i p T o A d d r e s s 3 > - 
-         < S h i p T o A d d r e s s 4 > S h i p T o A d d r e s s 4 < / S h i p T o A d d r e s s 4 > - 
-         < S h i p T o A d d r e s s 5 > S h i p T o A d d r e s s 5 < / S h i p T o A d d r e s s 5 > - 
-         < S h i p T o A d d r e s s 6 > S h i p T o A d d r e s s 6 < / S h i p T o A d d r e s s 6 > - 
-         < S h i p T o A d d r e s s 7 > S h i p T o A d d r e s s 7 < / S h i p T o A d d r e s s 7 > - 
-         < S h i p T o A d d r e s s 8 > S h i p T o A d d r e s s 8 < / S h i p T o A d d r e s s 8 > - 
-         < S h i p T o A d d r e s s _ L b l > S h i p T o A d d r e s s _ L b l < / S h i p T o A d d r e s s _ L b l > - 
-         < S h i p T o P h o n e N o > S h i p T o P h o n e N o < / S h i p T o P h o n e N o > - 
-         < S h o w S h i p p i n g A d d r e s s > S h o w S h i p p i n g A d d r e s s < / S h o w S h i p p i n g A d d r e s s > - 
-         < S h o w W o r k D e s c r i p t i o n > S h o w W o r k D e s c r i p t i o n < / S h o w W o r k D e s c r i p t i o n > - 
-         < S u b t o t a l _ L b l > S u b t o t a l _ L b l < / S u b t o t a l _ L b l > - 
-         < T h a n k s _ L b l > T h a n k s _ L b l < / T h a n k s _ L b l > - 
-         < T o t a l C O 2 e _ L b l > T o t a l C O 2 e _ L b l < / T o t a l C O 2 e _ L b l > - 
-         < T o t a l _ L b l > T o t a l _ L b l < / T o t a l _ L b l > - 
-         < V A T A m o u n t S p e c i f i c a t i o n _ L b l > V A T A m o u n t S p e c i f i c a t i o n _ L b l < / V A T A m o u n t S p e c i f i c a t i o n _ L b l > - 
-         < V A T A m o u n t _ L b l > V A T A m o u n t _ L b l < / V A T A m o u n t _ L b l > - 
-         < V A T B a s e _ L b l > V A T B a s e _ L b l < / V A T B a s e _ L b l > - 
-         < V A T C l a u s e s _ L b l > V A T C l a u s e s _ L b l < / V A T C l a u s e s _ L b l > - 
-         < V A T C l a u s e _ L b l > V A T C l a u s e _ L b l < / V A T C l a u s e _ L b l > - 
-         < V A T I d e n t i f i e r _ L b l > V A T I d e n t i f i e r _ L b l < / V A T I d e n t i f i e r _ L b l > - 
-         < V A T P e r c e n t a g e _ L b l > V A T P e r c e n t a g e _ L b l < / V A T P e r c e n t a g e _ L b l > - 
-         < V A T R e g i s t r a t i o n N o > V A T R e g i s t r a t i o n N o < / V A T R e g i s t r a t i o n N o > - 
-         < V A T R e g i s t r a t i o n N o _ L b l > V A T R e g i s t r a t i o n N o _ L b l < / V A T R e g i s t r a t i o n N o _ L b l > - 
-         < Y o u r E s t i m a t e _ L b l > Y o u r E s t i m a t e _ L b l < / Y o u r E s t i m a t e _ L b l > - 
-         < Y o u r R e f e r e n c e > Y o u r R e f e r e n c e < / Y o u r R e f e r e n c e > - 
-         < Y o u r R e f e r e n c e _ _ L b l > Y o u r R e f e r e n c e _ _ L b l < / Y o u r R e f e r e n c e _ _ L b l > - 
-         < L i n e > - 
-             < A m o u n t E x c l u d i n g V A T _ L i n e > A m o u n t E x c l u d i n g V A T _ L i n e < / A m o u n t E x c l u d i n g V A T _ L i n e > - 
-             < A m o u n t E x c l u d i n g V A T _ L i n e _ L b l > A m o u n t E x c l u d i n g V A T _ L i n e _ L b l < / A m o u n t E x c l u d i n g V A T _ L i n e _ L b l > - 
-             < A m o u n t I n c l u d i n g V A T _ L i n e > A m o u n t I n c l u d i n g V A T _ L i n e < / A m o u n t I n c l u d i n g V A T _ L i n e > - 
-             < A m o u n t I n c l u d i n g V A T _ L i n e _ L b l > A m o u n t I n c l u d i n g V A T _ L i n e _ L b l < / A m o u n t I n c l u d i n g V A T _ L i n e _ L b l > - 
-             < C O 2 e P e r U n i t _ L i n e > C O 2 e P e r U n i t _ L i n e < / C O 2 e P e r U n i t _ L i n e > - 
-             < D e s c r i p t i o n _ L i n e > D e s c r i p t i o n _ L i n e < / D e s c r i p t i o n _ L i n e > - 
-             < D e s c r i p t i o n _ L i n e _ L b l > D e s c r i p t i o n _ L i n e _ L b l < / D e s c r i p t i o n _ L i n e _ L b l > - 
-             < I t e m N o _ L i n e > I t e m N o _ L i n e < / I t e m N o _ L i n e > - 
-             < I t e m N o _ L i n e _ L b l > I t e m N o _ L i n e _ L b l < / I t e m N o _ L i n e _ L b l > - 
-             < I t e m R e f e r e n c e N o _ L i n e > I t e m R e f e r e n c e N o _ L i n e < / I t e m R e f e r e n c e N o _ L i n e > - 
-             < I t e m R e f e r e n c e N o _ L i n e _ L b l > I t e m R e f e r e n c e N o _ L i n e _ L b l < / I t e m R e f e r e n c e N o _ L i n e _ L b l > - 
-             < L i n e A m o u n t _ L i n e > L i n e A m o u n t _ L i n e < / L i n e A m o u n t _ L i n e > - 
-             < L i n e A m o u n t _ L i n e _ L b l > L i n e A m o u n t _ L i n e _ L b l < / L i n e A m o u n t _ L i n e _ L b l > - 
-             < L i n e D i s c o u n t P e r c e n t T e x t _ L i n e > L i n e D i s c o u n t P e r c e n t T e x t _ L i n e < / L i n e D i s c o u n t P e r c e n t T e x t _ L i n e > - 
-             < L i n e D i s c o u n t P e r c e n t _ L i n e > L i n e D i s c o u n t P e r c e n t _ L i n e < / L i n e D i s c o u n t P e r c e n t _ L i n e > - 
-             < L i n e N o _ L i n e > L i n e N o _ L i n e < / L i n e N o _ L i n e > - 
-             < P r i c e P e r _ L b l > P r i c e P e r _ L b l < / P r i c e P e r _ L b l > - 
-             < P r i c e _ L b l > P r i c e _ L b l < / P r i c e _ L b l > - 
-             < Q t y _ L b l > Q t y _ L b l < / Q t y _ L b l > - 
-             < Q u a n t i t y _ L i n e > Q u a n t i t y _ L i n e < / Q u a n t i t y _ L i n e > - 
-             < Q u a n t i t y _ L i n e _ L b l > Q u a n t i t y _ L i n e _ L b l < / Q u a n t i t y _ L i n e _ L b l > - 
-             < S h i p m e n t D a t e _ L b l > S h i p m e n t D a t e _ L b l < / S h i p m e n t D a t e _ L b l > - 
-             < S h i p m e n t D a t e _ L i n e > S h i p m e n t D a t e _ L i n e < / S h i p m e n t D a t e _ L i n e > - 
-             < T r a n s H e a d e r A m o u n t > T r a n s H e a d e r A m o u n t < / T r a n s H e a d e r A m o u n t > - 
-             < T y p e _ L i n e > T y p e _ L i n e < / T y p e _ L i n e > - 
-             < U n i t O f M e a s u r e > U n i t O f M e a s u r e < / U n i t O f M e a s u r e > - 
-             < U n i t O f M e a s u r e _ L b l > U n i t O f M e a s u r e _ L b l < / U n i t O f M e a s u r e _ L b l > - 
-             < U n i t P r i c e > U n i t P r i c e < / U n i t P r i c e > - 
-             < U n i t P r i c e _ L b l > U n i t P r i c e _ L b l < / U n i t P r i c e _ L b l > - 
-             < U n i t _ L b l > U n i t _ L b l < / U n i t _ L b l > - 
-             < V A T I d e n t i f i e r _ L i n e > V A T I d e n t i f i e r _ L i n e < / V A T I d e n t i f i e r _ L i n e > - 
-             < V A T I d e n t i f i e r _ L i n e _ L b l > V A T I d e n t i f i e r _ L i n e _ L b l < / V A T I d e n t i f i e r _ L i n e _ L b l > - 
-             < V A T P c t _ L i n e > V A T P c t _ L i n e < / V A T P c t _ L i n e > - 
-             < V A T P c t _ L i n e _ L b l > V A T P c t _ L i n e _ L b l < / V A T P c t _ L i n e _ L b l > +     < T o o l t i p s   / > + 
+     < H e a d e r   E l e m e n t T y p e = " D a t a I t e m "   E l e m e n t I d = " 1 2 4 0 3 7 3 8 8 6 " > + 
+         < B i l l T o C o n t a c t E m a i l   E l e m e n t T y p e = " C o l u m n "   E l e m e n t I d = " 3 3 5 8 2 7 8 9 5 "   D a t a T y p e = " T e x t " > B i l l T o C o n t a c t E m a i l < / B i l l T o C o n t a c t E m a i l > + 
+         < B i l l T o C o n t a c t E m a i l L b l   E l e m e n t T y p e = " C o l u m n "   E l e m e n t I d = " 2 9 6 4 7 8 3 6 5 "   D a t a T y p e = " L a b e l " > B i l l T o C o n t a c t E m a i l L b l < / B i l l T o C o n t a c t E m a i l L b l > + 
+         < B i l l T o C o n t a c t M o b i l e P h o n e N o   E l e m e n t T y p e = " C o l u m n "   E l e m e n t I d = " 2 4 8 4 8 8 6 9 6 "   D a t a T y p e = " T e x t " > B i l l T o C o n t a c t M o b i l e P h o n e N o < / B i l l T o C o n t a c t M o b i l e P h o n e N o > + 
+         < B i l l T o C o n t a c t M o b i l e P h o n e N o L b l   E l e m e n t T y p e = " C o l u m n "   E l e m e n t I d = " 2 7 6 3 1 1 3 3 8 "   D a t a T y p e = " L a b e l " > B i l l T o C o n t a c t M o b i l e P h o n e N o L b l < / B i l l T o C o n t a c t M o b i l e P h o n e N o L b l > + 
+         < B i l l T o C o n t a c t P h o n e N o   E l e m e n t T y p e = " C o l u m n "   E l e m e n t I d = " 3 6 2 4 7 7 4 8 8 "   D a t a T y p e = " T e x t " > B i l l T o C o n t a c t P h o n e N o < / B i l l T o C o n t a c t P h o n e N o > + 
+         < B i l l T o C o n t a c t P h o n e N o L b l   E l e m e n t T y p e = " C o l u m n "   E l e m e n t I d = " 2 1 2 3 3 4 5 9 6 6 "   D a t a T y p e = " L a b e l " > B i l l T o C o n t a c t P h o n e N o L b l < / B i l l T o C o n t a c t P h o n e N o L b l > + 
+         < B i l l t o C u s t o m e r N o _ L b l   E l e m e n t T y p e = " C o l u m n "   E l e m e n t I d = " 3 6 9 3 0 7 8 1 3 "   D a t a T y p e = " S t r i n g " > B i l l t o C u s t o m e r N o _ L b l < / B i l l t o C u s t o m e r N o _ L b l > + 
+         < B i l l t o C u s t u m e r N o   E l e m e n t T y p e = " C o l u m n "   E l e m e n t I d = " 2 8 0 4 7 3 0 5 8 "   D a t a T y p e = " C o d e " > B i l l t o C u s t u m e r N o < / B i l l t o C u s t u m e r N o > + 
+         < C O 2 e P e r U n i t _ L b l   E l e m e n t T y p e = " C o l u m n "   E l e m e n t I d = " 6 0 8 7 4 6 8 0 2 "   D a t a T y p e = " T e x t " > C O 2 e P e r U n i t _ L b l < / C O 2 e P e r U n i t _ L b l > + 
+         < C o m p a n y A d d r e s s 1   E l e m e n t T y p e = " C o l u m n "   E l e m e n t I d = " 1 8 8 4 1 6 4 3 2 3 "   D a t a T y p e = " T e x t " > C o m p a n y A d d r e s s 1 < / C o m p a n y A d d r e s s 1 > + 
+         < C o m p a n y A d d r e s s 2   E l e m e n t T y p e = " C o l u m n "   E l e m e n t I d = " 1 2 4 6 4 6 7 7 0 6 "   D a t a T y p e = " T e x t " > C o m p a n y A d d r e s s 2 < / C o m p a n y A d d r e s s 2 > + 
+         < C o m p a n y A d d r e s s 3   E l e m e n t T y p e = " C o l u m n "   E l e m e n t I d = " 6 0 8 7 7 1 0 8 9 "   D a t a T y p e = " T e x t " > C o m p a n y A d d r e s s 3 < / C o m p a n y A d d r e s s 3 > + 
+         < C o m p a n y A d d r e s s 4   E l e m e n t T y p e = " C o l u m n "   E l e m e n t I d = " 7 7 7 6 8 0 1 1 2 "   D a t a T y p e = " T e x t " > C o m p a n y A d d r e s s 4 < / C o m p a n y A d d r e s s 4 > + 
+         < C o m p a n y A d d r e s s 5   E l e m e n t T y p e = " C o l u m n "   E l e m e n t I d = " 1 3 9 9 8 3 4 9 5 "   D a t a T y p e = " T e x t " > C o m p a n y A d d r e s s 5 < / C o m p a n y A d d r e s s 5 > + 
+         < C o m p a n y A d d r e s s 6   E l e m e n t T y p e = " C o l u m n "   E l e m e n t I d = " 4 9 7 7 1 3 1 2 2 "   D a t a T y p e = " T e x t " > C o m p a n y A d d r e s s 6 < / C o m p a n y A d d r e s s 6 > + 
+         < C o m p a n y A d d r e s s 7   E l e m e n t T y p e = " C o l u m n "   E l e m e n t I d = " 1 1 3 5 4 0 9 7 3 9 "   D a t a T y p e = " T e x t " > C o m p a n y A d d r e s s 7 < / C o m p a n y A d d r e s s 7 > + 
+         < C o m p a n y A d d r e s s 8   E l e m e n t T y p e = " C o l u m n "   E l e m e n t I d = " 1 7 1 5 2 5 5 3 0 0 "   D a t a T y p e = " T e x t " > C o m p a n y A d d r e s s 8 < / C o m p a n y A d d r e s s 8 > + 
+         < C o m p a n y B a n k A c c o u n t N o   E l e m e n t T y p e = " C o l u m n "   E l e m e n t I d = " 3 0 1 4 0 2 0 4 "   D a t a T y p e = " T e x t " > C o m p a n y B a n k A c c o u n t N o < / C o m p a n y B a n k A c c o u n t N o > + 
+         < C o m p a n y B a n k A c c o u n t N o _ L b l   E l e m e n t T y p e = " C o l u m n "   E l e m e n t I d = " 1 0 9 7 7 4 3 3 4 5 "   D a t a T y p e = " L a b e l " > C o m p a n y B a n k A c c o u n t N o _ L b l < / C o m p a n y B a n k A c c o u n t N o _ L b l > + 
+         < C o m p a n y B a n k B r a n c h N o   E l e m e n t T y p e = " C o l u m n "   E l e m e n t I d = " 7 9 3 1 3 3 0 5 7 "   D a t a T y p e = " T e x t " > C o m p a n y B a n k B r a n c h N o < / C o m p a n y B a n k B r a n c h N o > + 
+         < C o m p a n y B a n k B r a n c h N o _ L b l   E l e m e n t T y p e = " C o l u m n "   E l e m e n t I d = " 3 2 7 9 0 6 6 9 2 "   D a t a T y p e = " S t r i n g " > C o m p a n y B a n k B r a n c h N o _ L b l < / C o m p a n y B a n k B r a n c h N o _ L b l > + 
+         < C o m p a n y B a n k N a m e   E l e m e n t T y p e = " C o l u m n "   E l e m e n t I d = " 1 5 3 4 9 0 5 6 0 5 "   D a t a T y p e = " T e x t " > C o m p a n y B a n k N a m e < / C o m p a n y B a n k N a m e > + 
+         < C o m p a n y B a n k N a m e _ L b l   E l e m e n t T y p e = " C o l u m n "   E l e m e n t I d = " 1 2 0 4 3 0 7 0 1 4 "   D a t a T y p e = " L a b e l " > C o m p a n y B a n k N a m e _ L b l < / C o m p a n y B a n k N a m e _ L b l > + 
+         < C o m p a n y C u s t o m G i r o   E l e m e n t T y p e = " C o l u m n "   E l e m e n t I d = " 1 6 7 0 4 7 5 7 9 8 "   D a t a T y p e = " T e x t " > C o m p a n y C u s t o m G i r o < / C o m p a n y C u s t o m G i r o > + 
+         < C o m p a n y C u s t o m G i r o _ L b l   E l e m e n t T y p e = " C o l u m n "   E l e m e n t I d = " 8 9 1 4 3 9 6 2 5 "   D a t a T y p e = " T e x t " > C o m p a n y C u s t o m G i r o _ L b l < / C o m p a n y C u s t o m G i r o _ L b l > + 
+         < C o m p a n y E M a i l   E l e m e n t T y p e = " C o l u m n "   E l e m e n t I d = " 1 6 7 7 0 7 4 0 5 8 "   D a t a T y p e = " T e x t " > C o m p a n y E M a i l < / C o m p a n y E M a i l > + 
+         < C o m p a n y G i r o N o   E l e m e n t T y p e = " C o l u m n "   E l e m e n t I d = " 1 3 6 0 1 9 6 3 2 0 "   D a t a T y p e = " T e x t " > C o m p a n y G i r o N o < / C o m p a n y G i r o N o > + 
+         < C o m p a n y G i r o N o _ L b l   E l e m e n t T y p e = " C o l u m n "   E l e m e n t I d = " 8 6 1 6 0 2 1 1 5 "   D a t a T y p e = " L a b e l " > C o m p a n y G i r o N o _ L b l < / C o m p a n y G i r o N o _ L b l > + 
+         < C o m p a n y H o m e P a g e   E l e m e n t T y p e = " C o l u m n "   E l e m e n t I d = " 1 9 8 9 1 8 8 7 0 "   D a t a T y p e = " T e x t " > C o m p a n y H o m e P a g e < / C o m p a n y H o m e P a g e > + 
+         < C o m p a n y I B A N   E l e m e n t T y p e = " C o l u m n "   E l e m e n t I d = " 9 0 6 5 4 9 1 8 2 "   D a t a T y p e = " C o d e " > C o m p a n y I B A N < / C o m p a n y I B A N > + 
+         < C o m p a n y I B A N _ L b l   E l e m e n t T y p e = " C o l u m n "   E l e m e n t I d = " 1 2 6 7 9 5 2 2 2 7 "   D a t a T y p e = " S t r i n g " > C o m p a n y I B A N _ L b l < / C o m p a n y I B A N _ L b l > + 
+         < C o m p a n y L e g a l O f f i c e   E l e m e n t T y p e = " C o l u m n "   E l e m e n t I d = " 7 1 4 2 5 8 1 1 1 "   D a t a T y p e = " T e x t " > C o m p a n y L e g a l O f f i c e < / C o m p a n y L e g a l O f f i c e > + 
+         < C o m p a n y L e g a l O f f i c e _ L b l   E l e m e n t T y p e = " C o l u m n "   E l e m e n t I d = " 1 5 3 3 1 7 5 1 0 8 "   D a t a T y p e = " T e x t " > C o m p a n y L e g a l O f f i c e _ L b l < / C o m p a n y L e g a l O f f i c e _ L b l > + 
+         < C o m p a n y L e g a l S t a t e m e n t   E l e m e n t T y p e = " C o l u m n "   E l e m e n t I d = " 4 4 8 3 5 8 8 7 6 "   D a t a T y p e = " T e x t " > C o m p a n y L e g a l S t a t e m e n t < / C o m p a n y L e g a l S t a t e m e n t > + 
+         < C o m p a n y L o g o P o s i t i o n   E l e m e n t T y p e = " C o l u m n "   E l e m e n t I d = " 1 4 2 5 2 6 6 6 8 8 "   D a t a T y p e = " I n t e g e r " > C o m p a n y L o g o P o s i t i o n < / C o m p a n y L o g o P o s i t i o n > + 
+         < C o m p a n y P h o n e N o   E l e m e n t T y p e = " C o l u m n "   E l e m e n t I d = " 2 5 0 4 4 0 6 5 5 "   D a t a T y p e = " T e x t " > C o m p a n y P h o n e N o < / C o m p a n y P h o n e N o > + 
+         < C o m p a n y P h o n e N o _ L b l   E l e m e n t T y p e = " C o l u m n "   E l e m e n t I d = " 5 5 8 5 9 3 5 8 6 "   D a t a T y p e = " L a b e l " > C o m p a n y P h o n e N o _ L b l < / C o m p a n y P h o n e N o _ L b l > + 
+         < C o m p a n y P i c t u r e   E l e m e n t T y p e = " C o l u m n "   E l e m e n t I d = " 1 3 9 7 4 1 1 0 7 4 "   D a t a T y p e = " B l o b "   / > + 
+         < C o m p a n y R e g i s t r a t i o n N u m b e r   E l e m e n t T y p e = " C o l u m n "   E l e m e n t I d = " 2 0 2 3 6 3 9 4 2 4 "   D a t a T y p e = " T e x t " > C o m p a n y R e g i s t r a t i o n N u m b e r < / C o m p a n y R e g i s t r a t i o n N u m b e r > + 
+         < C o m p a n y R e g i s t r a t i o n N u m b e r _ L b l   E l e m e n t T y p e = " C o l u m n "   E l e m e n t I d = " 1 8 3 3 1 0 6 6 5 3 "   D a t a T y p e = " T e x t " > C o m p a n y R e g i s t r a t i o n N u m b e r _ L b l < / C o m p a n y R e g i s t r a t i o n N u m b e r _ L b l > + 
+         < C o m p a n y S W I F T   E l e m e n t T y p e = " C o l u m n "   E l e m e n t I d = " 6 6 8 2 5 0 2 4 5 "   D a t a T y p e = " C o d e " > C o m p a n y S W I F T < / C o m p a n y S W I F T > + 
+         < C o m p a n y S W I F T _ L b l   E l e m e n t T y p e = " C o l u m n "   E l e m e n t I d = " 2 0 2 9 5 9 7 3 8 4 "   D a t a T y p e = " S t r i n g " > C o m p a n y S W I F T _ L b l < / C o m p a n y S W I F T _ L b l > + 
+         < C o m p a n y V A T R e g i s t r a t i o n N o   E l e m e n t T y p e = " C o l u m n "   E l e m e n t I d = " 1 9 1 4 0 1 3 6 4 9 "   D a t a T y p e = " T e x t " > C o m p a n y V A T R e g i s t r a t i o n N o < / C o m p a n y V A T R e g i s t r a t i o n N o > + 
+         < C o m p a n y V A T R e g i s t r a t i o n N o _ L b l   E l e m e n t T y p e = " C o l u m n "   E l e m e n t I d = " 9 2 4 5 0 3 1 2 4 "   D a t a T y p e = " T e x t " > C o m p a n y V A T R e g i s t r a t i o n N o _ L b l < / C o m p a n y V A T R e g i s t r a t i o n N o _ L b l > + 
+         < C o m p a n y V A T R e g N o   E l e m e n t T y p e = " C o l u m n "   E l e m e n t I d = " 1 7 1 4 3 1 9 3 6 "   D a t a T y p e = " T e x t " > C o m p a n y V A T R e g N o < / C o m p a n y V A T R e g N o > + 
+         < C o m p a n y V A T R e g N o _ L b l   E l e m e n t T y p e = " C o l u m n "   E l e m e n t I d = " 7 7 3 2 0 1 5 0 1 "   D a t a T y p e = " T e x t " > C o m p a n y V A T R e g N o _ L b l < / C o m p a n y V A T R e g N o _ L b l > + 
+         < C o n t a c t _ L b l   E l e m e n t T y p e = " C o l u m n "   E l e m e n t I d = " 1 1 5 5 0 9 4 7 5 2 "   D a t a T y p e = " T e x t " > C o n t a c t _ L b l < / C o n t a c t _ L b l > + 
+         < C o p y _ L b l   E l e m e n t T y p e = " C o l u m n "   E l e m e n t I d = " 6 0 4 7 8 2 7 8 1 "   D a t a T y p e = " L a b e l " > C o p y _ L b l < / C o p y _ L b l > + 
+         < C u s t o m e r A d d r e s s 1   E l e m e n t T y p e = " C o l u m n "   E l e m e n t I d = " 1 8 0 1 9 6 6 4 5 4 "   D a t a T y p e = " T e x t " > C u s t o m e r A d d r e s s 1 < / C u s t o m e r A d d r e s s 1 > + 
+         < C u s t o m e r A d d r e s s 2   E l e m e n t T y p e = " C o l u m n "   E l e m e n t I d = " 1 1 6 4 2 6 9 8 3 7 "   D a t a T y p e = " T e x t " > C u s t o m e r A d d r e s s 2 < / C u s t o m e r A d d r e s s 2 > + 
+         < C u s t o m e r A d d r e s s 3   E l e m e n t T y p e = " C o l u m n "   E l e m e n t I d = " 5 2 6 5 7 3 2 2 0 "   D a t a T y p e = " T e x t " > C u s t o m e r A d d r e s s 3 < / C u s t o m e r A d d r e s s 3 > + 
+         < C u s t o m e r A d d r e s s 4   E l e m e n t T y p e = " C o l u m n "   E l e m e n t I d = " 1 1 1 1 2 3 3 9 7 "   D a t a T y p e = " T e x t " > C u s t o m e r A d d r e s s 4 < / C u s t o m e r A d d r e s s 4 > + 
+         < C u s t o m e r A d d r e s s 5   E l e m e n t T y p e = " C o l u m n "   E l e m e n t I d = " 7 4 8 8 2 0 0 1 4 "   D a t a T y p e = " T e x t " > C u s t o m e r A d d r e s s 5 < / C u s t o m e r A d d r e s s 5 > + 
+         < C u s t o m e r A d d r e s s 6   E l e m e n t T y p e = " C o l u m n "   E l e m e n t I d = " 1 3 8 6 5 1 6 6 3 1 "   D a t a T y p e = " T e x t " > C u s t o m e r A d d r e s s 6 < / C u s t o m e r A d d r e s s 6 > + 
+         < C u s t o m e r A d d r e s s 7   E l e m e n t T y p e = " C o l u m n "   E l e m e n t I d = " 2 0 2 4 2 1 3 2 4 8 "   D a t a T y p e = " T e x t " > C u s t o m e r A d d r e s s 7 < / C u s t o m e r A d d r e s s 7 > + 
+         < C u s t o m e r A d d r e s s 8   E l e m e n t T y p e = " C o l u m n "   E l e m e n t I d = " 1 0 4 8 6 9 8 5 8 5 "   D a t a T y p e = " T e x t " > C u s t o m e r A d d r e s s 8 < / C u s t o m e r A d d r e s s 8 > + 
+         < C u s t o m e r P o s t a l B a r C o d e   E l e m e n t T y p e = " C o l u m n "   E l e m e n t I d = " 3 9 8 5 8 0 6 8 8 "   D a t a T y p e = " T e x t " > C u s t o m e r P o s t a l B a r C o d e < / C u s t o m e r P o s t a l B a r C o d e > + 
+         < D i s c l a i m e r _ L b l   E l e m e n t T y p e = " C o l u m n "   E l e m e n t I d = " 3 8 1 6 6 9 2 0 5 "   D a t a T y p e = " T e x t " > D i s c l a i m e r _ L b l < / D i s c l a i m e r _ L b l > + 
+         < D o c u m e n t C o p y T e x t   E l e m e n t T y p e = " C o l u m n "   E l e m e n t I d = " 1 8 2 4 9 4 6 0 4 6 "   D a t a T y p e = " S t r i n g " > D o c u m e n t C o p y T e x t < / D o c u m e n t C o p y T e x t > + 
+         < D o c u m e n t D a t e   E l e m e n t T y p e = " C o l u m n "   E l e m e n t I d = " 5 5 2 8 7 1 9 1 4 "   D a t a T y p e = " S t r i n g " > D o c u m e n t D a t e < / D o c u m e n t D a t e > + 
+         < D o c u m e n t D a t e _ L b l   E l e m e n t T y p e = " C o l u m n "   E l e m e n t I d = " 1 0 2 6 4 9 4 8 3 "   D a t a T y p e = " S t r i n g " > D o c u m e n t D a t e _ L b l < / D o c u m e n t D a t e _ L b l > + 
+         < D o c u m e n t N o   E l e m e n t T y p e = " C o l u m n "   E l e m e n t I d = " 9 7 0 3 5 0 5 3 9 "   D a t a T y p e = " C o d e " > D o c u m e n t N o < / D o c u m e n t N o > + 
+         < D o c u m e n t N o _ L b l   E l e m e n t T y p e = " C o l u m n "   E l e m e n t I d = " 7 8 9 7 9 5 9 7 8 "   D a t a T y p e = " L a b e l " > D o c u m e n t N o _ L b l < / D o c u m e n t N o _ L b l > + 
+         < D o c u m e n t T i t l e _ L b l   E l e m e n t T y p e = " C o l u m n "   E l e m e n t I d = " 8 5 8 4 2 3 9 2 9 "   D a t a T y p e = " L a b e l " > D o c u m e n t T i t l e _ L b l < / D o c u m e n t T i t l e _ L b l > + 
+         < D u e D a t e   E l e m e n t T y p e = " C o l u m n "   E l e m e n t I d = " 7 4 5 1 7 0 2 0 3 "   D a t a T y p e = " S t r i n g " > D u e D a t e < / D u e D a t e > + 
+         < D u e D a t e _ L b l   E l e m e n t T y p e = " C o l u m n "   E l e m e n t I d = " 1 6 4 8 2 8 4 6 4 8 "   D a t a T y p e = " S t r i n g " > D u e D a t e _ L b l < / D u e D a t e _ L b l > + 
+         < E M a i l _ L b l   E l e m e n t T y p e = " C o l u m n "   E l e m e n t I d = " 1 4 3 8 8 6 8 0 1 2 "   D a t a T y p e = " L a b e l " > E M a i l _ L b l < / E M a i l _ L b l > + 
+         < E s t i m a t e B o d y _ L b l   E l e m e n t T y p e = " C o l u m n "   E l e m e n t I d = " 1 0 4 4 3 4 7 9 8 6 "   D a t a T y p e = " L a b e l " > E s t i m a t e B o d y _ L b l < / E s t i m a t e B o d y _ L b l > + 
+         < E s t i m a t e F o r _ L b l   E l e m e n t T y p e = " C o l u m n "   E l e m e n t I d = " 1 7 6 1 6 6 6 0 1 3 "   D a t a T y p e = " L a b e l " > E s t i m a t e F o r _ L b l < / E s t i m a t e F o r _ L b l > + 
+         < E s t i m a t e _ L b l   E l e m e n t T y p e = " C o l u m n "   E l e m e n t I d = " 2 0 9 6 4 3 4 6 2 2 "   D a t a T y p e = " L a b e l " > E s t i m a t e _ L b l < / E s t i m a t e _ L b l > + 
+         < E x c h a n g e R a t e A s T e x t   E l e m e n t T y p e = " C o l u m n "   E l e m e n t I d = " 5 9 2 9 5 5 8 4 5 "   D a t a T y p e = " T e x t " > E x c h a n g e R a t e A s T e x t < / E x c h a n g e R a t e A s T e x t > + 
+         < E x t e r n a l D o c u m e n t N o   E l e m e n t T y p e = " C o l u m n "   E l e m e n t I d = " 7 3 3 9 5 3 9 6 6 "   D a t a T y p e = " C o d e " > E x t e r n a l D o c u m e n t N o < / E x t e r n a l D o c u m e n t N o > + 
+         < E x t e r n a l D o c u m e n t N o L b l   E l e m e n t T y p e = " C o l u m n "   E l e m e n t I d = " 7 8 3 2 8 7 4 5 2 "   D a t a T y p e = " S t r i n g " > E x t e r n a l D o c u m e n t N o L b l < / E x t e r n a l D o c u m e n t N o L b l > + 
+         < F r o m _ L b l   E l e m e n t T y p e = " C o l u m n "   E l e m e n t I d = " 4 8 5 4 2 6 1 3 8 "   D a t a T y p e = " L a b e l " > F r o m _ L b l < / F r o m _ L b l > + 
+         < H o m e P a g e _ L b l   E l e m e n t T y p e = " C o l u m n "   E l e m e n t I d = " 1 4 3 3 5 9 2 3 0 0 "   D a t a T y p e = " L a b e l " > H o m e P a g e _ L b l < / H o m e P a g e _ L b l > + 
+         < I n v o i c e D i s c o u n t A m o u n t _ L b l   E l e m e n t T y p e = " C o l u m n "   E l e m e n t I d = " 1 5 9 3 0 1 2 7 3 6 "   D a t a T y p e = " L a b e l " > I n v o i c e D i s c o u n t A m o u n t _ L b l < / I n v o i c e D i s c o u n t A m o u n t _ L b l > + 
+         < I n v o i c e D i s c o u n t B a s e A m o u n t _ L b l   E l e m e n t T y p e = " C o l u m n "   E l e m e n t I d = " 2 0 2 9 2 6 6 8 7 5 "   D a t a T y p e = " L a b e l " > I n v o i c e D i s c o u n t B a s e A m o u n t _ L b l < / I n v o i c e D i s c o u n t B a s e A m o u n t _ L b l > + 
+         < L e g a l E n t i t y T y p e   E l e m e n t T y p e = " C o l u m n "   E l e m e n t I d = " 2 0 5 1 8 7 3 5 6 3 "   D a t a T y p e = " T e x t " > L e g a l E n t i t y T y p e < / L e g a l E n t i t y T y p e > + 
+         < L e g a l E n t i t y T y p e _ L b l   E l e m e n t T y p e = " C o l u m n "   E l e m e n t I d = " 2 0 8 0 2 2 4 7 9 2 "   D a t a T y p e = " T e x t " > L e g a l E n t i t y T y p e _ L b l < / L e g a l E n t i t y T y p e _ L b l > + 
+         < L i n e A m o u n t A f t e r I n v o i c e D i s c o u n t _ L b l   E l e m e n t T y p e = " C o l u m n "   E l e m e n t I d = " 6 7 3 7 2 1 0 9 4 "   D a t a T y p e = " L a b e l " > L i n e A m o u n t A f t e r I n v o i c e D i s c o u n t _ L b l < / L i n e A m o u n t A f t e r I n v o i c e D i s c o u n t _ L b l > + 
+         < L o c a l C u r r e n c y _ L b l   E l e m e n t T y p e = " C o l u m n "   E l e m e n t I d = " 1 5 5 9 6 9 3 4 2 2 "   D a t a T y p e = " L a b e l " > L o c a l C u r r e n c y _ L b l < / L o c a l C u r r e n c y _ L b l > + 
+         < P a g e _ L b l   E l e m e n t T y p e = " C o l u m n "   E l e m e n t I d = " 6 8 0 6 4 8 0 9 1 "   D a t a T y p e = " L a b e l " > P a g e _ L b l < / P a g e _ L b l > + 
+         < P a y m e n t M e t h o d D e s c r i p t i o n   E l e m e n t T y p e = " C o l u m n "   E l e m e n t I d = " 5 8 5 7 5 7 9 7 4 "   D a t a T y p e = " T e x t " > P a y m e n t M e t h o d D e s c r i p t i o n < / P a y m e n t M e t h o d D e s c r i p t i o n > + 
+         < P a y m e n t M e t h o d D e s c r i p t i o n _ L b l   E l e m e n t T y p e = " C o l u m n "   E l e m e n t I d = " 7 9 7 1 1 7 3 2 3 "   D a t a T y p e = " L a b e l " > P a y m e n t M e t h o d D e s c r i p t i o n _ L b l < / P a y m e n t M e t h o d D e s c r i p t i o n _ L b l > + 
+         < P a y m e n t T e r m s D e s c r i p t i o n   E l e m e n t T y p e = " C o l u m n "   E l e m e n t I d = " 2 0 3 8 7 4 2 7 0 0 "   D a t a T y p e = " T e x t " > P a y m e n t T e r m s D e s c r i p t i o n < / P a y m e n t T e r m s D e s c r i p t i o n > + 
+         < P a y m e n t T e r m s D e s c r i p t i o n _ L b l   E l e m e n t T y p e = " C o l u m n "   E l e m e n t I d = " 1 8 7 4 4 9 4 3 2 1 "   D a t a T y p e = " L a b e l " > P a y m e n t T e r m s D e s c r i p t i o n _ L b l < / P a y m e n t T e r m s D e s c r i p t i o n _ L b l > + 
+         < P r i c e s I n c l u d i n g V A T   E l e m e n t T y p e = " C o l u m n "   E l e m e n t I d = " 5 1 8 8 1 7 1 6 7 "   D a t a T y p e = " B o o l e a n " > P r i c e s I n c l u d i n g V A T < / P r i c e s I n c l u d i n g V A T > + 
+         < P r i c e s I n c l u d i n g V A T Y e s N o   E l e m e n t T y p e = " C o l u m n "   E l e m e n t I d = " 1 4 1 1 1 4 7 5 9 9 "   D a t a T y p e = " S t r i n g " > P r i c e s I n c l u d i n g V A T Y e s N o < / P r i c e s I n c l u d i n g V A T Y e s N o > + 
+         < P r i c e s I n c l u d i n g V A T _ L b l   E l e m e n t T y p e = " C o l u m n "   E l e m e n t I d = " 1 3 7 7 9 7 9 4 4 4 "   D a t a T y p e = " S t r i n g " > P r i c e s I n c l u d i n g V A T _ L b l < / P r i c e s I n c l u d i n g V A T _ L b l > + 
+         < Q u e s t i o n s _ L b l   E l e m e n t T y p e = " C o l u m n "   E l e m e n t I d = " 2 0 7 0 8 9 0 0 1 9 "   D a t a T y p e = " L a b e l " > Q u e s t i o n s _ L b l < / Q u e s t i o n s _ L b l > + 
+         < Q u o t e V a l i d T o D a t e   E l e m e n t T y p e = " C o l u m n "   E l e m e n t I d = " 1 1 4 8 7 3 3 1 3 0 "   D a t a T y p e = " S t r i n g " > Q u o t e V a l i d T o D a t e < / Q u o t e V a l i d T o D a t e > + 
+         < Q u o t e V a l i d T o D a t e _ L b l   E l e m e n t T y p e = " C o l u m n "   E l e m e n t I d = " 1 2 9 2 3 5 4 1 3 "   D a t a T y p e = " L a b e l " > Q u o t e V a l i d T o D a t e _ L b l < / Q u o t e V a l i d T o D a t e _ L b l > + 
+         < S a l e s I n v o i c e L i n e D i s c o u n t _ L b l   E l e m e n t T y p e = " C o l u m n "   E l e m e n t I d = " 6 6 4 6 0 1 5 8 2 "   D a t a T y p e = " L a b e l " > S a l e s I n v o i c e L i n e D i s c o u n t _ L b l < / S a l e s I n v o i c e L i n e D i s c o u n t _ L b l > + 
+         < S a l e s P e r s o n B l a n k _ L b l   E l e m e n t T y p e = " C o l u m n "   E l e m e n t I d = " 6 5 4 6 2 4 6 0 1 "   D a t a T y p e = " T e x t " > S a l e s P e r s o n B l a n k _ L b l < / S a l e s P e r s o n B l a n k _ L b l > + 
+         < S a l e s P e r s o n N a m e   E l e m e n t T y p e = " C o l u m n "   E l e m e n t I d = " 8 7 1 4 9 2 9 8 3 "   D a t a T y p e = " T e x t " > S a l e s P e r s o n N a m e < / S a l e s P e r s o n N a m e > + 
+         < S a l e s P e r s o n _ L b l   E l e m e n t T y p e = " C o l u m n "   E l e m e n t I d = " 1 5 6 4 1 9 6 3 6 5 "   D a t a T y p e = " L a b e l " > S a l e s P e r s o n _ L b l < / S a l e s P e r s o n _ L b l > + 
+         < S e l l T o C o n t a c t E m a i l   E l e m e n t T y p e = " C o l u m n "   E l e m e n t I d = " 2 6 2 8 2 4 5 6 4 "   D a t a T y p e = " T e x t " > S e l l T o C o n t a c t E m a i l < / S e l l T o C o n t a c t E m a i l > + 
+         < S e l l T o C o n t a c t E m a i l L b l   E l e m e n t T y p e = " C o l u m n "   E l e m e n t I d = " 3 7 0 9 2 0 3 7 4 "   D a t a T y p e = " L a b e l " > S e l l T o C o n t a c t E m a i l L b l < / S e l l T o C o n t a c t E m a i l L b l > + 
+         < S e l l T o C o n t a c t M o b i l e P h o n e N o   E l e m e n t T y p e = " C o l u m n "   E l e m e n t I d = " 1 8 4 3 5 8 7 4 7 "   D a t a T y p e = " T e x t " > S e l l T o C o n t a c t M o b i l e P h o n e N o < / S e l l T o C o n t a c t M o b i l e P h o n e N o > + 
+         < S e l l T o C o n t a c t M o b i l e P h o n e N o L b l   E l e m e n t T y p e = " C o l u m n "   E l e m e n t I d = " 1 4 5 7 5 2 8 4 1 7 "   D a t a T y p e = " L a b e l " > S e l l T o C o n t a c t M o b i l e P h o n e N o L b l < / S e l l T o C o n t a c t M o b i l e P h o n e N o L b l > + 
+         < S e l l T o C o n t a c t P h o n e N o   E l e m e n t T y p e = " C o l u m n "   E l e m e n t I d = " 1 6 1 3 8 2 2 4 8 3 "   D a t a T y p e = " T e x t " > S e l l T o C o n t a c t P h o n e N o < / S e l l T o C o n t a c t P h o n e N o > + 
+         < S e l l T o C o n t a c t P h o n e N o L b l   E l e m e n t T y p e = " C o l u m n "   E l e m e n t I d = " 1 0 5 0 6 8 6 8 0 9 "   D a t a T y p e = " L a b e l " > S e l l T o C o n t a c t P h o n e N o L b l < / S e l l T o C o n t a c t P h o n e N o L b l > + 
+         < S e l l t o C u s t o m e r N o   E l e m e n t T y p e = " C o l u m n "   E l e m e n t I d = " 2 0 5 0 6 4 7 3 4 9 "   D a t a T y p e = " C o d e " > S e l l t o C u s t o m e r N o < / S e l l t o C u s t o m e r N o > + 
+         < S e l l t o C u s t o m e r N o _ L b l   E l e m e n t T y p e = " C o l u m n "   E l e m e n t I d = " 2 9 8 3 8 1 5 1 2 "   D a t a T y p e = " S t r i n g " > S e l l t o C u s t o m e r N o _ L b l < / S e l l t o C u s t o m e r N o _ L b l > + 
+         < S h i p m e n t M e t h o d D e s c r i p t i o n   E l e m e n t T y p e = " C o l u m n "   E l e m e n t I d = " 2 0 5 9 4 0 3 2 6 0 "   D a t a T y p e = " T e x t " > S h i p m e n t M e t h o d D e s c r i p t i o n < / S h i p m e n t M e t h o d D e s c r i p t i o n > + 
+         < S h i p m e n t M e t h o d D e s c r i p t i o n _ L b l   E l e m e n t T y p e = " C o l u m n "   E l e m e n t I d = " 1 1 7 9 9 7 8 4 6 5 "   D a t a T y p e = " L a b e l " > S h i p m e n t M e t h o d D e s c r i p t i o n _ L b l < / S h i p m e n t M e t h o d D e s c r i p t i o n _ L b l > + 
+         < S h i p m e n t _ L b l   E l e m e n t T y p e = " C o l u m n "   E l e m e n t I d = " 2 0 8 5 7 6 7 1 2 0 "   D a t a T y p e = " L a b e l " > S h i p m e n t _ L b l < / S h i p m e n t _ L b l > + 
+         < S h i p T o A d d r e s s 1   E l e m e n t T y p e = " C o l u m n "   E l e m e n t I d = " 1 3 5 7 6 7 2 8 6 1 "   D a t a T y p e = " T e x t " > S h i p T o A d d r e s s 1 < / S h i p T o A d d r e s s 1 > + 
+         < S h i p T o A d d r e s s 2   E l e m e n t T y p e = " C o l u m n "   E l e m e n t I d = " 1 0 2 4 2 0 4 5 8 4 "   D a t a T y p e = " T e x t " > S h i p T o A d d r e s s 2 < / S h i p T o A d d r e s s 2 > + 
+         < S h i p T o A d d r e s s 3   E l e m e n t T y p e = " C o l u m n "   E l e m e n t I d = " 1 6 6 1 9 0 1 2 0 1 "   D a t a T y p e = " T e x t " > S h i p T o A d d r e s s 3 < / S h i p T o A d d r e s s 3 > + 
+         < S h i p T o A d d r e s s 4   E l e m e n t T y p e = " C o l u m n "   E l e m e n t I d = " 5 5 5 4 1 6 9 9 0 "   D a t a T y p e = " T e x t " > S h i p T o A d d r e s s 4 < / S h i p T o A d d r e s s 4 > + 
+         < S h i p T o A d d r e s s 5   E l e m e n t T y p e = " C o l u m n "   E l e m e n t I d = " 1 1 9 3 1 1 3 6 0 7 "   D a t a T y p e = " T e x t " > S h i p T o A d d r e s s 5 < / S h i p T o A d d r e s s 5 > + 
+         < S h i p T o A d d r e s s 6   E l e m e n t T y p e = " C o l u m n "   E l e m e n t I d = " 7 1 9 9 7 6 2 4 4 "   D a t a T y p e = " T e x t " > S h i p T o A d d r e s s 6 < / S h i p T o A d d r e s s 6 > + 
+         < S h i p T o A d d r e s s 7   E l e m e n t T y p e = " C o l u m n "   E l e m e n t I d = " 8 2 2 7 9 6 2 7 "   D a t a T y p e = " T e x t " > S h i p T o A d d r e s s 7 < / S h i p T o A d d r e s s 7 > + 
+         < S h i p T o A d d r e s s 8   E l e m e n t T y p e = " C o l u m n "   E l e m e n t I d = " 1 4 9 2 9 9 2 1 7 8 "   D a t a T y p e = " T e x t " > S h i p T o A d d r e s s 8 < / S h i p T o A d d r e s s 8 > + 
+         < S h i p T o A d d r e s s _ L b l   E l e m e n t T y p e = " C o l u m n "   E l e m e n t I d = " 1 6 5 0 5 0 5 0 1 7 "   D a t a T y p e = " L a b e l " > S h i p T o A d d r e s s _ L b l < / S h i p T o A d d r e s s _ L b l > + 
+         < S h i p T o P h o n e N o   E l e m e n t T y p e = " C o l u m n "   E l e m e n t I d = " 3 6 9 7 0 2 2 5 5 "   D a t a T y p e = " T e x t " > S h i p T o P h o n e N o < / S h i p T o P h o n e N o > + 
+         < S h o w S h i p p i n g A d d r e s s   E l e m e n t T y p e = " C o l u m n "   E l e m e n t I d = " 1 1 2 0 0 7 1 2 6 6 "   D a t a T y p e = " B o o l e a n " > S h o w S h i p p i n g A d d r e s s < / S h o w S h i p p i n g A d d r e s s > + 
+         < S h o w W o r k D e s c r i p t i o n   E l e m e n t T y p e = " C o l u m n "   E l e m e n t I d = " 7 8 5 4 6 8 8 6 5 "   D a t a T y p e = " B o o l e a n " > S h o w W o r k D e s c r i p t i o n < / S h o w W o r k D e s c r i p t i o n > + 
+         < S u b t o t a l _ L b l   E l e m e n t T y p e = " C o l u m n "   E l e m e n t I d = " 1 9 6 7 7 9 5 1 4 2 "   D a t a T y p e = " L a b e l " > S u b t o t a l _ L b l < / S u b t o t a l _ L b l > + 
+         < T h a n k s _ L b l   E l e m e n t T y p e = " C o l u m n "   E l e m e n t I d = " 2 1 0 3 3 0 5 5 2 5 "   D a t a T y p e = " L a b e l " > T h a n k s _ L b l < / T h a n k s _ L b l > + 
+         < T o t a l C O 2 e _ L b l   E l e m e n t T y p e = " C o l u m n "   E l e m e n t I d = " 1 0 3 0 5 9 5 2 5 5 "   D a t a T y p e = " T e x t " > T o t a l C O 2 e _ L b l < / T o t a l C O 2 e _ L b l > + 
+         < T o t a l _ L b l   E l e m e n t T y p e = " C o l u m n "   E l e m e n t I d = " 1 2 1 0 1 0 0 8 7 8 "   D a t a T y p e = " L a b e l " > T o t a l _ L b l < / T o t a l _ L b l > + 
+         < V A T A m o u n t S p e c i f i c a t i o n _ L b l   E l e m e n t T y p e = " C o l u m n "   E l e m e n t I d = " 8 7 8 7 0 6 8 4 6 "   D a t a T y p e = " L a b e l " > V A T A m o u n t S p e c i f i c a t i o n _ L b l < / V A T A m o u n t S p e c i f i c a t i o n _ L b l > + 
+         < V A T A m o u n t _ L b l   E l e m e n t T y p e = " C o l u m n "   E l e m e n t I d = " 1 0 9 4 6 5 7 2 9 "   D a t a T y p e = " L a b e l " > V A T A m o u n t _ L b l < / V A T A m o u n t _ L b l > + 
+         < V A T B a s e _ L b l   E l e m e n t T y p e = " C o l u m n "   E l e m e n t I d = " 1 8 6 6 1 5 8 2 7 8 "   D a t a T y p e = " L a b e l " > V A T B a s e _ L b l < / V A T B a s e _ L b l > + 
+         < V A T C l a u s e s _ L b l   E l e m e n t T y p e = " C o l u m n "   E l e m e n t I d = " 1 3 8 3 9 2 0 0 1 9 "   D a t a T y p e = " L a b e l " > V A T C l a u s e s _ L b l < / V A T C l a u s e s _ L b l > + 
+         < V A T C l a u s e _ L b l   E l e m e n t T y p e = " C o l u m n "   E l e m e n t I d = " 1 5 7 0 4 9 5 4 9 0 "   D a t a T y p e = " S t r i n g " > V A T C l a u s e _ L b l < / V A T C l a u s e _ L b l > + 
+         < V A T I d e n t i f i e r _ L b l   E l e m e n t T y p e = " C o l u m n "   E l e m e n t I d = " 1 6 8 6 6 2 3 9 8 4 "   D a t a T y p e = " L a b e l " > V A T I d e n t i f i e r _ L b l < / V A T I d e n t i f i e r _ L b l > + 
+         < V A T P e r c e n t a g e _ L b l   E l e m e n t T y p e = " C o l u m n "   E l e m e n t I d = " 6 7 6 6 5 4 5 6 5 "   D a t a T y p e = " L a b e l " > V A T P e r c e n t a g e _ L b l < / V A T P e r c e n t a g e _ L b l > + 
+         < V A T R e g i s t r a t i o n N o   E l e m e n t T y p e = " C o l u m n "   E l e m e n t I d = " 1 8 8 9 1 9 5 4 0 2 "   D a t a T y p e = " T e x t " > V A T R e g i s t r a t i o n N o < / V A T R e g i s t r a t i o n N o > + 
+         < V A T R e g i s t r a t i o n N o _ L b l   E l e m e n t T y p e = " C o l u m n "   E l e m e n t I d = " 1 4 2 4 6 1 6 0 8 5 "   D a t a T y p e = " T e x t " > V A T R e g i s t r a t i o n N o _ L b l < / V A T R e g i s t r a t i o n N o _ L b l > + 
+         < Y o u r E s t i m a t e _ L b l   E l e m e n t T y p e = " C o l u m n "   E l e m e n t I d = " 4 9 2 1 8 5 2 2 5 "   D a t a T y p e = " L a b e l " > Y o u r E s t i m a t e _ L b l < / Y o u r E s t i m a t e _ L b l > + 
+         < Y o u r R e f e r e n c e   E l e m e n t T y p e = " C o l u m n "   E l e m e n t I d = " 1 1 0 3 9 9 5 1 "   D a t a T y p e = " T e x t " > Y o u r R e f e r e n c e < / Y o u r R e f e r e n c e > + 
+         < Y o u r R e f e r e n c e _ _ L b l   E l e m e n t T y p e = " C o l u m n "   E l e m e n t I d = " 1 1 2 6 2 8 0 3 7 1 "   D a t a T y p e = " S t r i n g " > Y o u r R e f e r e n c e _ _ L b l < / Y o u r R e f e r e n c e _ _ L b l > + 
+         < L i n e   E l e m e n t T y p e = " D a t a I t e m "   E l e m e n t I d = " 4 1 1 9 7 6 1 3 3 " > + 
+             < A m o u n t E x c l u d i n g V A T _ L i n e   E l e m e n t T y p e = " C o l u m n "   E l e m e n t I d = " 1 0 6 2 4 6 0 0 4 0 "   D a t a T y p e = " D e c i m a l " > A m o u n t E x c l u d i n g V A T _ L i n e < / A m o u n t E x c l u d i n g V A T _ L i n e > + 
+             < A m o u n t E x c l u d i n g V A T _ L i n e _ L b l   E l e m e n t T y p e = " C o l u m n "   E l e m e n t I d = " 2 0 0 2 8 7 4 4 7 5 "   D a t a T y p e = " S t r i n g " > A m o u n t E x c l u d i n g V A T _ L i n e _ L b l < / A m o u n t E x c l u d i n g V A T _ L i n e _ L b l > + 
+             < A m o u n t I n c l u d i n g V A T _ L i n e   E l e m e n t T y p e = " C o l u m n "   E l e m e n t I d = " 7 7 0 9 2 8 4 0 2 "   D a t a T y p e = " D e c i m a l " > A m o u n t I n c l u d i n g V A T _ L i n e < / A m o u n t I n c l u d i n g V A T _ L i n e > + 
+             < A m o u n t I n c l u d i n g V A T _ L i n e _ L b l   E l e m e n t T y p e = " C o l u m n "   E l e m e n t I d = " 9 3 0 7 4 7 3 1 3 "   D a t a T y p e = " S t r i n g " > A m o u n t I n c l u d i n g V A T _ L i n e _ L b l < / A m o u n t I n c l u d i n g V A T _ L i n e _ L b l > + 
+             < C O 2 e P e r U n i t _ L i n e   E l e m e n t T y p e = " C o l u m n "   E l e m e n t I d = " 1 3 2 0 1 7 0 3 0 2 "   D a t a T y p e = " T e x t " > C O 2 e P e r U n i t _ L i n e < / C O 2 e P e r U n i t _ L i n e > + 
+             < D e s c r i p t i o n _ L i n e   E l e m e n t T y p e = " C o l u m n "   E l e m e n t I d = " 1 4 0 6 8 2 2 3 1 0 "   D a t a T y p e = " T e x t " > D e s c r i p t i o n _ L i n e < / D e s c r i p t i o n _ L i n e > + 
+             < D e s c r i p t i o n _ L i n e _ L b l   E l e m e n t T y p e = " C o l u m n "   E l e m e n t I d = " 2 1 1 8 9 5 1 4 9 5 "   D a t a T y p e = " S t r i n g " > D e s c r i p t i o n _ L i n e _ L b l < / D e s c r i p t i o n _ L i n e _ L b l > + 
+             < I t e m N o _ L i n e   E l e m e n t T y p e = " C o l u m n "   E l e m e n t I d = " 1 9 1 0 2 9 6 2 8 8 "   D a t a T y p e = " C o d e " > I t e m N o _ L i n e < / I t e m N o _ L i n e > + 
+             < I t e m N o _ L i n e _ L b l   E l e m e n t T y p e = " C o l u m n "   E l e m e n t I d = " 1 3 4 0 0 7 9 6 1 3 "   D a t a T y p e = " S t r i n g " > I t e m N o _ L i n e _ L b l < / I t e m N o _ L i n e _ L b l > + 
+             < I t e m R e f e r e n c e N o _ L i n e   E l e m e n t T y p e = " C o l u m n "   E l e m e n t I d = " 9 2 7 2 3 5 7 "   D a t a T y p e = " C o d e " > I t e m R e f e r e n c e N o _ L i n e < / I t e m R e f e r e n c e N o _ L i n e > + 
+             < I t e m R e f e r e n c e N o _ L i n e _ L b l   E l e m e n t T y p e = " C o l u m n "   E l e m e n t I d = " 1 9 8 0 6 3 1 1 3 0 "   D a t a T y p e = " S t r i n g " > I t e m R e f e r e n c e N o _ L i n e _ L b l < / I t e m R e f e r e n c e N o _ L i n e _ L b l > + 
+             < L i n e A m o u n t _ L i n e   E l e m e n t T y p e = " C o l u m n "   E l e m e n t I d = " 2 6 8 9 3 7 1 6 2 "   D a t a T y p e = " T e x t " > L i n e A m o u n t _ L i n e < / L i n e A m o u n t _ L i n e > + 
+             < L i n e A m o u n t _ L i n e _ L b l   E l e m e n t T y p e = " C o l u m n "   E l e m e n t I d = " 9 9 2 9 0 1 8 4 5 "   D a t a T y p e = " S t r i n g " > L i n e A m o u n t _ L i n e _ L b l < / L i n e A m o u n t _ L i n e _ L b l > + 
+             < L i n e D i s c o u n t P e r c e n t T e x t _ L i n e   E l e m e n t T y p e = " C o l u m n "   E l e m e n t I d = " 6 1 3 1 3 5 1 9 "   D a t a T y p e = " T e x t " > L i n e D i s c o u n t P e r c e n t T e x t _ L i n e < / L i n e D i s c o u n t P e r c e n t T e x t _ L i n e > + 
+             < L i n e D i s c o u n t P e r c e n t _ L i n e   E l e m e n t T y p e = " C o l u m n "   E l e m e n t I d = " 9 0 7 8 2 7 4 3 6 "   D a t a T y p e = " D e c i m a l " > L i n e D i s c o u n t P e r c e n t _ L i n e < / L i n e D i s c o u n t P e r c e n t _ L i n e > + 
+             < L i n e N o _ L i n e   E l e m e n t T y p e = " C o l u m n "   E l e m e n t I d = " 6 9 8 9 8 5 9 7 9 "   D a t a T y p e = " I n t e g e r " > L i n e N o _ L i n e < / L i n e N o _ L i n e > + 
+             < P r i c e P e r _ L b l   E l e m e n t T y p e = " C o l u m n "   E l e m e n t I d = " 9 7 3 2 8 0 1 3 4 "   D a t a T y p e = " L a b e l " > P r i c e P e r _ L b l < / P r i c e P e r _ L b l > + 
+             < P r i c e _ L b l   E l e m e n t T y p e = " C o l u m n "   E l e m e n t I d = " 2 1 2 6 7 6 4 9 2 5 "   D a t a T y p e = " L a b e l " > P r i c e _ L b l < / P r i c e _ L b l > + 
+             < Q t y _ L b l   E l e m e n t T y p e = " C o l u m n "   E l e m e n t I d = " 2 6 3 6 7 3 7 6 4 "   D a t a T y p e = " L a b e l " > Q t y _ L b l < / Q t y _ L b l > + 
+             < Q u a n t i t y _ L i n e   E l e m e n t T y p e = " C o l u m n "   E l e m e n t I d = " 1 0 6 8 5 4 3 5 3 7 "   D a t a T y p e = " T e x t " > Q u a n t i t y _ L i n e < / Q u a n t i t y _ L i n e > + 
+             < Q u a n t i t y _ L i n e _ L b l   E l e m e n t T y p e = " C o l u m n "   E l e m e n t I d = " 2 0 3 4 5 0 6 8 0 2 "   D a t a T y p e = " S t r i n g " > Q u a n t i t y _ L i n e _ L b l < / Q u a n t i t y _ L i n e _ L b l > + 
+             < S h i p m e n t D a t e _ L b l   E l e m e n t T y p e = " C o l u m n "   E l e m e n t I d = " 6 1 4 4 0 0 3 6 4 "   D a t a T y p e = " L a b e l " > S h i p m e n t D a t e _ L b l < / S h i p m e n t D a t e _ L b l > + 
+             < S h i p m e n t D a t e _ L i n e   E l e m e n t T y p e = " C o l u m n "   E l e m e n t I d = " 1 6 7 3 3 7 5 4 1 6 "   D a t a T y p e = " S t r i n g " > S h i p m e n t D a t e _ L i n e < / S h i p m e n t D a t e _ L i n e > + 
+             < T r a n s H e a d e r A m o u n t   E l e m e n t T y p e = " C o l u m n "   E l e m e n t I d = " 2 0 2 8 3 0 6 2 7 6 "   D a t a T y p e = " D e c i m a l " > T r a n s H e a d e r A m o u n t < / T r a n s H e a d e r A m o u n t > + 
+             < T y p e _ L i n e   E l e m e n t T y p e = " C o l u m n "   E l e m e n t I d = " 2 7 2 8 0 4 9 2 4 "   D a t a T y p e = " S t r i n g " > T y p e _ L i n e < / T y p e _ L i n e > + 
+             < U n i t O f M e a s u r e   E l e m e n t T y p e = " C o l u m n "   E l e m e n t I d = " 1 8 0 8 2 2 8 0 1 8 "   D a t a T y p e = " T e x t " > U n i t O f M e a s u r e < / U n i t O f M e a s u r e > + 
+             < U n i t O f M e a s u r e _ L b l   E l e m e n t T y p e = " C o l u m n "   E l e m e n t I d = " 9 8 1 9 5 1 2 4 9 "   D a t a T y p e = " S t r i n g " > U n i t O f M e a s u r e _ L b l < / U n i t O f M e a s u r e _ L b l > + 
+             < U n i t P r i c e   E l e m e n t T y p e = " C o l u m n "   E l e m e n t I d = " 1 4 7 8 2 2 1 5 2 6 "   D a t a T y p e = " T e x t " > U n i t P r i c e < / U n i t P r i c e > + 
+             < U n i t P r i c e _ L b l   E l e m e n t T y p e = " C o l u m n "   E l e m e n t I d = " 1 1 6 3 9 2 6 6 0 3 "   D a t a T y p e = " S t r i n g " > U n i t P r i c e _ L b l < / U n i t P r i c e _ L b l > + 
+             < U n i t _ L b l   E l e m e n t T y p e = " C o l u m n "   E l e m e n t I d = " 8 1 4 3 6 4 3 1 8 "   D a t a T y p e = " L a b e l " > U n i t _ L b l < / U n i t _ L b l > + 
+             < V A T I d e n t i f i e r _ L i n e   E l e m e n t T y p e = " C o l u m n "   E l e m e n t I d = " 1 7 7 3 6 2 2 4 1 2 "   D a t a T y p e = " C o d e " > V A T I d e n t i f i e r _ L i n e < / V A T I d e n t i f i e r _ L i n e > + 
+             < V A T I d e n t i f i e r _ L i n e _ L b l   E l e m e n t T y p e = " C o l u m n "   E l e m e n t I d = " 5 3 3 7 8 2 7 0 3 "   D a t a T y p e = " S t r i n g " > V A T I d e n t i f i e r _ L i n e _ L b l < / V A T I d e n t i f i e r _ L i n e _ L b l > + 
+             < V A T P c t _ L i n e   E l e m e n t T y p e = " C o l u m n "   E l e m e n t I d = " 1 9 7 4 0 0 1 9 4 4 "   D a t a T y p e = " T e x t " > V A T P c t _ L i n e < / V A T P c t _ L i n e > + 
+             < V A T P c t _ L i n e _ L b l   E l e m e n t T y p e = " C o l u m n "   E l e m e n t I d = " 1 2 0 7 5 2 9 9 1 5 "   D a t a T y p e = " S t r i n g " > V A T P c t _ L i n e _ L b l < / V A T P c t _ L i n e _ L b l >   
          < / L i n e >   
-         < W o r k D e s c r i p t i o n L i n e s > - 
-             < W o r k D e s c r i p t i o n L i n e > W o r k D e s c r i p t i o n L i n e < / W o r k D e s c r i p t i o n L i n e > - 
-             < W o r k D e s c r i p t i o n L i n e N u m b e r > W o r k D e s c r i p t i o n L i n e N u m b e r < / W o r k D e s c r i p t i o n L i n e N u m b e r > +         < W o r k D e s c r i p t i o n L i n e s   E l e m e n t T y p e = " D a t a I t e m "   E l e m e n t I d = " 2 7 6 8 1 9 4 4 7 " > + 
+             < W o r k D e s c r i p t i o n L i n e   E l e m e n t T y p e = " C o l u m n "   E l e m e n t I d = " 1 9 4 7 6 2 1 6 7 6 "   D a t a T y p e = " T e x t " > W o r k D e s c r i p t i o n L i n e < / W o r k D e s c r i p t i o n L i n e > + 
+             < W o r k D e s c r i p t i o n L i n e N u m b e r   E l e m e n t T y p e = " C o l u m n "   E l e m e n t I d = " 7 9 7 3 0 7 2 2 3 "   D a t a T y p e = " I n t e g e r " > W o r k D e s c r i p t i o n L i n e N u m b e r < / W o r k D e s c r i p t i o n L i n e N u m b e r >   
          < / W o r k D e s c r i p t i o n L i n e s >   
-         < V A T A m o u n t L i n e > - 
-             < I n v o i c e D i s c o u n t A m o u n t _ V A T A m o u n t L i n e > I n v o i c e D i s c o u n t A m o u n t _ V A T A m o u n t L i n e < / I n v o i c e D i s c o u n t A m o u n t _ V A T A m o u n t L i n e > - 
-             < I n v o i c e D i s c o u n t A m o u n t _ V A T A m o u n t L i n e _ L b l > I n v o i c e D i s c o u n t A m o u n t _ V A T A m o u n t L i n e _ L b l < / I n v o i c e D i s c o u n t A m o u n t _ V A T A m o u n t L i n e _ L b l > - 
-             < I n v o i c e D i s c o u n t B a s e A m o u n t _ V A T A m o u n t L i n e > I n v o i c e D i s c o u n t B a s e A m o u n t _ V A T A m o u n t L i n e < / I n v o i c e D i s c o u n t B a s e A m o u n t _ V A T A m o u n t L i n e > - 
-             < I n v o i c e D i s c o u n t B a s e A m o u n t _ V A T A m o u n t L i n e _ L b l > I n v o i c e D i s c o u n t B a s e A m o u n t _ V A T A m o u n t L i n e _ L b l < / I n v o i c e D i s c o u n t B a s e A m o u n t _ V A T A m o u n t L i n e _ L b l > - 
-             < L i n e A m o u n t _ V a t A m o u n t L i n e > L i n e A m o u n t _ V a t A m o u n t L i n e < / L i n e A m o u n t _ V a t A m o u n t L i n e > - 
-             < L i n e A m o u n t _ V a t A m o u n t L i n e _ L b l > L i n e A m o u n t _ V a t A m o u n t L i n e _ L b l < / L i n e A m o u n t _ V a t A m o u n t L i n e _ L b l > - 
-             < N o O f V A T I d e n t i f i e r s > N o O f V A T I d e n t i f i e r s < / N o O f V A T I d e n t i f i e r s > - 
-             < V A T A m o u n t L C Y _ V A T A m o u n t L i n e > V A T A m o u n t L C Y _ V A T A m o u n t L i n e < / V A T A m o u n t L C Y _ V A T A m o u n t L i n e > - 
-             < V A T A m o u n t L C Y _ V A T A m o u n t L i n e _ L b l > V A T A m o u n t L C Y _ V A T A m o u n t L i n e _ L b l < / V A T A m o u n t L C Y _ V A T A m o u n t L i n e _ L b l > - 
-             < V A T A m o u n t _ V a t A m o u n t L i n e > V A T A m o u n t _ V a t A m o u n t L i n e < / V A T A m o u n t _ V a t A m o u n t L i n e > - 
-             < V A T A m o u n t _ V a t A m o u n t L i n e _ L b l > V A T A m o u n t _ V a t A m o u n t L i n e _ L b l < / V A T A m o u n t _ V a t A m o u n t L i n e _ L b l > - 
-             < V A T B a s e L C Y _ V A T A m o u n t L i n e > V A T B a s e L C Y _ V A T A m o u n t L i n e < / V A T B a s e L C Y _ V A T A m o u n t L i n e > - 
-             < V A T B a s e L C Y _ V A T A m o u n t L i n e _ L b l > V A T B a s e L C Y _ V A T A m o u n t L i n e _ L b l < / V A T B a s e L C Y _ V A T A m o u n t L i n e _ L b l > - 
-             < V A T B a s e _ V a t A m o u n t L i n e > V A T B a s e _ V a t A m o u n t L i n e < / V A T B a s e _ V a t A m o u n t L i n e > - 
-             < V A T B a s e _ V a t A m o u n t L i n e _ L b l > V A T B a s e _ V a t A m o u n t L i n e _ L b l < / V A T B a s e _ V a t A m o u n t L i n e _ L b l > - 
-             < V A T I d e n t i f i e r _ V a t A m o u n t L i n e > V A T I d e n t i f i e r _ V a t A m o u n t L i n e < / V A T I d e n t i f i e r _ V a t A m o u n t L i n e > - 
-             < V A T I d e n t i f i e r _ V a t A m o u n t L i n e _ L b l > V A T I d e n t i f i e r _ V a t A m o u n t L i n e _ L b l < / V A T I d e n t i f i e r _ V a t A m o u n t L i n e _ L b l > - 
-             < V A T P c t _ V a t A m o u n t L i n e > V A T P c t _ V a t A m o u n t L i n e < / V A T P c t _ V a t A m o u n t L i n e > - 
-             < V A T P c t _ V a t A m o u n t L i n e _ L b l > V A T P c t _ V a t A m o u n t L i n e _ L b l < / V A T P c t _ V a t A m o u n t L i n e _ L b l > +         < V A T A m o u n t L i n e   E l e m e n t T y p e = " D a t a I t e m "   E l e m e n t I d = " 8 2 7 5 3 4 3 4 8 " > + 
+             < I n v o i c e D i s c o u n t A m o u n t _ V A T A m o u n t L i n e   E l e m e n t T y p e = " C o l u m n "   E l e m e n t I d = " 8 2 4 7 3 0 1 4 1 "   D a t a T y p e = " D e c i m a l " > I n v o i c e D i s c o u n t A m o u n t _ V A T A m o u n t L i n e < / I n v o i c e D i s c o u n t A m o u n t _ V A T A m o u n t L i n e > + 
+             < I n v o i c e D i s c o u n t A m o u n t _ V A T A m o u n t L i n e _ L b l   E l e m e n t T y p e = " C o l u m n "   E l e m e n t I d = " 1 5 6 2 2 0 0 0 3 4 "   D a t a T y p e = " S t r i n g " > I n v o i c e D i s c o u n t A m o u n t _ V A T A m o u n t L i n e _ L b l < / I n v o i c e D i s c o u n t A m o u n t _ V A T A m o u n t L i n e _ L b l > + 
+             < I n v o i c e D i s c o u n t B a s e A m o u n t _ V A T A m o u n t L i n e   E l e m e n t T y p e = " C o l u m n "   E l e m e n t I d = " 2 0 4 0 3 3 2 2 6 6 "   D a t a T y p e = " D e c i m a l " > I n v o i c e D i s c o u n t B a s e A m o u n t _ V A T A m o u n t L i n e < / I n v o i c e D i s c o u n t B a s e A m o u n t _ V A T A m o u n t L i n e > + 
+             < I n v o i c e D i s c o u n t B a s e A m o u n t _ V A T A m o u n t L i n e _ L b l   E l e m e n t T y p e = " C o l u m n "   E l e m e n t I d = " 4 0 5 9 6 0 3 3 1 "   D a t a T y p e = " S t r i n g " > I n v o i c e D i s c o u n t B a s e A m o u n t _ V A T A m o u n t L i n e _ L b l < / I n v o i c e D i s c o u n t B a s e A m o u n t _ V A T A m o u n t L i n e _ L b l > + 
+             < L i n e A m o u n t _ V a t A m o u n t L i n e   E l e m e n t T y p e = " C o l u m n "   E l e m e n t I d = " 2 1 4 6 5 4 0 1 "   D a t a T y p e = " D e c i m a l " > L i n e A m o u n t _ V a t A m o u n t L i n e < / L i n e A m o u n t _ V a t A m o u n t L i n e > + 
+             < L i n e A m o u n t _ V a t A m o u n t L i n e _ L b l   E l e m e n t T y p e = " C o l u m n "   E l e m e n t I d = " 1 1 1 0 9 1 2 1 2 4 "   D a t a T y p e = " S t r i n g " > L i n e A m o u n t _ V a t A m o u n t L i n e _ L b l < / L i n e A m o u n t _ V a t A m o u n t L i n e _ L b l > + 
+             < N o O f V A T I d e n t i f i e r s   E l e m e n t T y p e = " C o l u m n "   E l e m e n t I d = " 1 1 5 3 2 6 3 0 2 6 "   D a t a T y p e = " I n t e g e r " > N o O f V A T I d e n t i f i e r s < / N o O f V A T I d e n t i f i e r s > + 
+             < V A T A m o u n t L C Y _ V A T A m o u n t L i n e   E l e m e n t T y p e = " C o l u m n "   E l e m e n t I d = " 1 5 8 1 9 9 4 3 5 0 "   D a t a T y p e = " D e c i m a l " > V A T A m o u n t L C Y _ V A T A m o u n t L i n e < / V A T A m o u n t L C Y _ V A T A m o u n t L i n e > + 
+             < V A T A m o u n t L C Y _ V A T A m o u n t L i n e _ L b l   E l e m e n t T y p e = " C o l u m n "   E l e m e n t I d = " 9 2 3 0 0 3 3 7 "   D a t a T y p e = " L a b e l " > V A T A m o u n t L C Y _ V A T A m o u n t L i n e _ L b l < / V A T A m o u n t L C Y _ V A T A m o u n t L i n e _ L b l > + 
+             < V A T A m o u n t _ V a t A m o u n t L i n e   E l e m e n t T y p e = " C o l u m n "   E l e m e n t I d = " 1 8 9 1 8 2 0 6 2 0 "   D a t a T y p e = " D e c i m a l " > V A T A m o u n t _ V a t A m o u n t L i n e < / V A T A m o u n t _ V a t A m o u n t L i n e > + 
+             < V A T A m o u n t _ V a t A m o u n t L i n e _ L b l   E l e m e n t T y p e = " C o l u m n "   E l e m e n t I d = " 1 5 1 3 5 5 5 4 7 3 "   D a t a T y p e = " S t r i n g " > V A T A m o u n t _ V a t A m o u n t L i n e _ L b l < / V A T A m o u n t _ V a t A m o u n t L i n e _ L b l > + 
+             < V A T B a s e L C Y _ V A T A m o u n t L i n e   E l e m e n t T y p e = " C o l u m n "   E l e m e n t I d = " 1 8 6 0 9 4 5 6 3 5 "   D a t a T y p e = " D e c i m a l " > V A T B a s e L C Y _ V A T A m o u n t L i n e < / V A T B a s e L C Y _ V A T A m o u n t L i n e > + 
+             < V A T B a s e L C Y _ V A T A m o u n t L i n e _ L b l   E l e m e n t T y p e = " C o l u m n "   E l e m e n t I d = " 1 2 3 6 4 6 7 9 9 8 "   D a t a T y p e = " L a b e l " > V A T B a s e L C Y _ V A T A m o u n t L i n e _ L b l < / V A T B a s e L C Y _ V A T A m o u n t L i n e _ L b l > + 
+             < V A T B a s e _ V a t A m o u n t L i n e   E l e m e n t T y p e = " C o l u m n "   E l e m e n t I d = " 1 4 5 8 9 3 7 8 1 9 "   D a t a T y p e = " D e c i m a l " > V A T B a s e _ V a t A m o u n t L i n e < / V A T B a s e _ V a t A m o u n t L i n e > + 
+             < V A T B a s e _ V a t A m o u n t L i n e _ L b l   E l e m e n t T y p e = " C o l u m n "   E l e m e n t I d = " 1 6 9 1 3 0 2 4 8 8 "   D a t a T y p e = " S t r i n g " > V A T B a s e _ V a t A m o u n t L i n e _ L b l < / V A T B a s e _ V a t A m o u n t L i n e _ L b l > + 
+             < V A T I d e n t i f i e r _ V a t A m o u n t L i n e   E l e m e n t T y p e = " C o l u m n "   E l e m e n t I d = " 1 1 4 2 0 7 0 0 3 5 "   D a t a T y p e = " C o d e " > V A T I d e n t i f i e r _ V a t A m o u n t L i n e < / V A T I d e n t i f i e r _ V a t A m o u n t L i n e > + 
+             < V A T I d e n t i f i e r _ V a t A m o u n t L i n e _ L b l   E l e m e n t T y p e = " C o l u m n "   E l e m e n t I d = " 8 6 4 5 0 4 5 0 "   D a t a T y p e = " S t r i n g " > V A T I d e n t i f i e r _ V a t A m o u n t L i n e _ L b l < / V A T I d e n t i f i e r _ V a t A m o u n t L i n e _ L b l > + 
+             < V A T P c t _ V a t A m o u n t L i n e   E l e m e n t T y p e = " C o l u m n "   E l e m e n t I d = " 1 4 5 3 5 4 2 7 7 7 "   D a t a T y p e = " D e c i m a l " > V A T P c t _ V a t A m o u n t L i n e < / V A T P c t _ V a t A m o u n t L i n e > + 
+             < V A T P c t _ V a t A m o u n t L i n e _ L b l   E l e m e n t T y p e = " C o l u m n "   E l e m e n t I d = " 6 7 6 3 2 3 7 8 "   D a t a T y p e = " S t r i n g " > V A T P c t _ V a t A m o u n t L i n e _ L b l < / V A T P c t _ V a t A m o u n t L i n e _ L b l >   
          < / V A T A m o u n t L i n e >   
-         < R e p o r t T o t a l s L i n e > - 
-             < A m o u n t F o r m a t t e d _ R e p o r t T o t a l s L i n e > A m o u n t F o r m a t t e d _ R e p o r t T o t a l s L i n e < / A m o u n t F o r m a t t e d _ R e p o r t T o t a l s L i n e > - 
-             < A m o u n t _ R e p o r t T o t a l s L i n e > A m o u n t _ R e p o r t T o t a l s L i n e < / A m o u n t _ R e p o r t T o t a l s L i n e > - 
-             < D e s c r i p t i o n _ R e p o r t T o t a l s L i n e > D e s c r i p t i o n _ R e p o r t T o t a l s L i n e < / D e s c r i p t i o n _ R e p o r t T o t a l s L i n e > - 
-             < F o n t B o l d _ R e p o r t T o t a l s L i n e > F o n t B o l d _ R e p o r t T o t a l s L i n e < / F o n t B o l d _ R e p o r t T o t a l s L i n e > - 
-             < F o n t U n d e r l i n e _ R e p o r t T o t a l s L i n e > F o n t U n d e r l i n e _ R e p o r t T o t a l s L i n e < / F o n t U n d e r l i n e _ R e p o r t T o t a l s L i n e > +         < R e p o r t T o t a l s L i n e   E l e m e n t T y p e = " D a t a I t e m "   E l e m e n t I d = " 2 1 2 2 5 4 9 8 3 6 " > + 
+             < A m o u n t F o r m a t t e d _ R e p o r t T o t a l s L i n e   E l e m e n t T y p e = " C o l u m n "   E l e m e n t I d = " 1 5 0 6 1 3 6 8 2 5 "   D a t a T y p e = " T e x t " > A m o u n t F o r m a t t e d _ R e p o r t T o t a l s L i n e < / A m o u n t F o r m a t t e d _ R e p o r t T o t a l s L i n e > + 
+             < A m o u n t _ R e p o r t T o t a l s L i n e   E l e m e n t T y p e = " C o l u m n "   E l e m e n t I d = " 4 1 9 9 1 8 3 6 9 "   D a t a T y p e = " D e c i m a l " > A m o u n t _ R e p o r t T o t a l s L i n e < / A m o u n t _ R e p o r t T o t a l s L i n e > + 
+             < D e s c r i p t i o n _ R e p o r t T o t a l s L i n e   E l e m e n t T y p e = " C o l u m n "   E l e m e n t I d = " 5 8 1 9 9 6 0 6 7 "   D a t a T y p e = " T e x t " > D e s c r i p t i o n _ R e p o r t T o t a l s L i n e < / D e s c r i p t i o n _ R e p o r t T o t a l s L i n e > + 
+             < F o n t B o l d _ R e p o r t T o t a l s L i n e   E l e m e n t T y p e = " C o l u m n "   E l e m e n t I d = " 9 4 6 5 4 0 5 4 9 "   D a t a T y p e = " B o o l e a n " > F o n t B o l d _ R e p o r t T o t a l s L i n e < / F o n t B o l d _ R e p o r t T o t a l s L i n e > + 
+             < F o n t U n d e r l i n e _ R e p o r t T o t a l s L i n e   E l e m e n t T y p e = " C o l u m n "   E l e m e n t I d = " 2 0 2 1 5 3 3 6 9 4 "   D a t a T y p e = " B o o l e a n " > F o n t U n d e r l i n e _ R e p o r t T o t a l s L i n e < / F o n t U n d e r l i n e _ R e p o r t T o t a l s L i n e >   
          < / R e p o r t T o t a l s L i n e >   
-         < L e t t e r T e x t > - 
-             < B o d y T e x t > B o d y T e x t < / B o d y T e x t > - 
-             < C l o s i n g T e x t > C l o s i n g T e x t < / C l o s i n g T e x t > - 
-             < G r e e t i n g T e x t > G r e e t i n g T e x t < / G r e e t i n g T e x t > - 
-             < P m t D i s c T e x t > P m t D i s c T e x t < / P m t D i s c T e x t > +         < L e t t e r T e x t   E l e m e n t T y p e = " D a t a I t e m "   E l e m e n t I d = " 1 5 1 0 3 5 3 8 3 4 " > + 
+             < B o d y T e x t   E l e m e n t T y p e = " C o l u m n "   E l e m e n t I d = " 1 4 9 7 5 9 8 0 8 "   D a t a T y p e = " L a b e l " > B o d y T e x t < / B o d y T e x t > + 
+             < C l o s i n g T e x t   E l e m e n t T y p e = " C o l u m n "   E l e m e n t I d = " 5 1 2 1 3 5 9 0 9 "   D a t a T y p e = " L a b e l " > C l o s i n g T e x t < / C l o s i n g T e x t > + 
+             < G r e e t i n g T e x t   E l e m e n t T y p e = " C o l u m n "   E l e m e n t I d = " 1 1 7 5 2 7 9 2 8 9 "   D a t a T y p e = " L a b e l " > G r e e t i n g T e x t < / G r e e t i n g T e x t > + 
+             < P m t D i s c T e x t   E l e m e n t T y p e = " C o l u m n "   E l e m e n t I d = " 2 0 1 3 8 4 9 9 4 8 "   D a t a T y p e = " T e x t " > P m t D i s c T e x t < / P m t D i s c T e x t >   
          < / L e t t e r T e x t >   
-         < T o t a l s > - 
-             < C u r r e n c y C o d e > C u r r e n c y C o d e < / C u r r e n c y C o d e > - 
-             < C u r r e n c y S y m b o l > C u r r e n c y S y m b o l < / C u r r e n c y S y m b o l > - 
-             < T o t a l A m o u n t I n c l u d i n g V A T > T o t a l A m o u n t I n c l u d i n g V A T < / T o t a l A m o u n t I n c l u d i n g V A T > - 
-             < T o t a l C O 2 e > T o t a l C O 2 e < / T o t a l C O 2 e > - 
-             < T o t a l E x c l u d i n g V A T T e x t > T o t a l E x c l u d i n g V A T T e x t < / T o t a l E x c l u d i n g V A T T e x t > - 
-             < T o t a l I n c l u d i n g V A T T e x t > T o t a l I n c l u d i n g V A T T e x t < / T o t a l I n c l u d i n g V A T T e x t > - 
-             < T o t a l I n v o i c e D i s c o u n t A m o u n t > T o t a l I n v o i c e D i s c o u n t A m o u n t < / T o t a l I n v o i c e D i s c o u n t A m o u n t > - 
-             < T o t a l N e t A m o u n t > T o t a l N e t A m o u n t < / T o t a l N e t A m o u n t > - 
-             < T o t a l P a y m e n t D i s c o u n t O n V A T > T o t a l P a y m e n t D i s c o u n t O n V A T < / T o t a l P a y m e n t D i s c o u n t O n V A T > - 
-             < T o t a l S u b T o t a l > T o t a l S u b T o t a l < / T o t a l S u b T o t a l > - 
-             < T o t a l S u b T o t a l M i n u s I n v o i c e D i s c o u n t > T o t a l S u b T o t a l M i n u s I n v o i c e D i s c o u n t < / T o t a l S u b T o t a l M i n u s I n v o i c e D i s c o u n t > - 
-             < T o t a l T e x t > T o t a l T e x t < / T o t a l T e x t > - 
-             < T o t a l V A T A m o u n t > T o t a l V A T A m o u n t < / T o t a l V A T A m o u n t > - 
-             < T o t a l V A T A m o u n t L C Y > T o t a l V A T A m o u n t L C Y < / T o t a l V A T A m o u n t L C Y > - 
-             < T o t a l V A T A m o u n t T e x t > T o t a l V A T A m o u n t T e x t < / T o t a l V A T A m o u n t T e x t > - 
-             < T o t a l V A T B a s e L C Y > T o t a l V A T B a s e L C Y < / T o t a l V A T B a s e L C Y > +         < T o t a l s   E l e m e n t T y p e = " D a t a I t e m "   E l e m e n t I d = " 1 8 2 3 9 5 0 0 4 4 " > + 
+             < C u r r e n c y C o d e   E l e m e n t T y p e = " C o l u m n "   E l e m e n t I d = " 1 5 7 9 5 9 5 9 2 1 "   D a t a T y p e = " T e x t " > C u r r e n c y C o d e < / C u r r e n c y C o d e > + 
+             < C u r r e n c y S y m b o l   E l e m e n t T y p e = " C o l u m n "   E l e m e n t I d = " 1 1 6 2 5 1 0 7 4 8 "   D a t a T y p e = " T e x t " > C u r r e n c y S y m b o l < / C u r r e n c y S y m b o l > + 
+             < T o t a l A m o u n t I n c l u d i n g V A T   E l e m e n t T y p e = " C o l u m n "   E l e m e n t I d = " 9 1 0 5 1 1 5 7 5 "   D a t a T y p e = " S t r i n g " > T o t a l A m o u n t I n c l u d i n g V A T < / T o t a l A m o u n t I n c l u d i n g V A T > + 
+             < T o t a l C O 2 e   E l e m e n t T y p e = " C o l u m n "   E l e m e n t I d = " 9 5 4 7 1 1 2 1 2 "   D a t a T y p e = " D e c i m a l " > T o t a l C O 2 e < / T o t a l C O 2 e > + 
+             < T o t a l E x c l u d i n g V A T T e x t   E l e m e n t T y p e = " C o l u m n "   E l e m e n t I d = " 1 9 2 2 9 4 6 3 1 0 "   D a t a T y p e = " T e x t " > T o t a l E x c l u d i n g V A T T e x t < / T o t a l E x c l u d i n g V A T T e x t > + 
+             < T o t a l I n c l u d i n g V A T T e x t   E l e m e n t T y p e = " C o l u m n "   E l e m e n t I d = " 1 2 0 4 0 1 6 3 5 2 "   D a t a T y p e = " T e x t " > T o t a l I n c l u d i n g V A T T e x t < / T o t a l I n c l u d i n g V A T T e x t > + 
+             < T o t a l I n v o i c e D i s c o u n t A m o u n t   E l e m e n t T y p e = " C o l u m n "   E l e m e n t I d = " 4 0 2 1 7 7 5 1 "   D a t a T y p e = " D e c i m a l " > T o t a l I n v o i c e D i s c o u n t A m o u n t < / T o t a l I n v o i c e D i s c o u n t A m o u n t > + 
+             < T o t a l N e t A m o u n t   E l e m e n t T y p e = " C o l u m n "   E l e m e n t I d = " 4 8 3 1 9 3 3 7 2 "   D a t a T y p e = " D e c i m a l " > T o t a l N e t A m o u n t < / T o t a l N e t A m o u n t > + 
+             < T o t a l P a y m e n t D i s c o u n t O n V A T   E l e m e n t T y p e = " C o l u m n "   E l e m e n t I d = " 7 3 6 0 4 1 8 8 6 "   D a t a T y p e = " D e c i m a l " > T o t a l P a y m e n t D i s c o u n t O n V A T < / T o t a l P a y m e n t D i s c o u n t O n V A T > + 
+             < T o t a l S u b T o t a l   E l e m e n t T y p e = " C o l u m n "   E l e m e n t I d = " 2 0 9 7 8 7 6 8 0 1 "   D a t a T y p e = " D e c i m a l " > T o t a l S u b T o t a l < / T o t a l S u b T o t a l > + 
+             < T o t a l S u b T o t a l M i n u s I n v o i c e D i s c o u n t   E l e m e n t T y p e = " C o l u m n "   E l e m e n t I d = " 7 6 9 4 3 1 8 8 7 "   D a t a T y p e = " D e c i m a l " > T o t a l S u b T o t a l M i n u s I n v o i c e D i s c o u n t < / T o t a l S u b T o t a l M i n u s I n v o i c e D i s c o u n t > + 
+             < T o t a l T e x t   E l e m e n t T y p e = " C o l u m n "   E l e m e n t I d = " 2 3 1 9 1 0 5 1 8 "   D a t a T y p e = " T e x t " > T o t a l T e x t < / T o t a l T e x t > + 
+             < T o t a l V A T A m o u n t   E l e m e n t T y p e = " C o l u m n "   E l e m e n t I d = " 1 6 2 7 1 0 2 3 2 8 "   D a t a T y p e = " D e c i m a l " > T o t a l V A T A m o u n t < / T o t a l V A T A m o u n t > + 
+             < T o t a l V A T A m o u n t L C Y   E l e m e n t T y p e = " C o l u m n "   E l e m e n t I d = " 1 5 0 6 5 7 0 2 1 8 "   D a t a T y p e = " D e c i m a l " > T o t a l V A T A m o u n t L C Y < / T o t a l V A T A m o u n t L C Y > + 
+             < T o t a l V A T A m o u n t T e x t   E l e m e n t T y p e = " C o l u m n "   E l e m e n t I d = " 9 7 3 6 6 6 3 3 9 "   D a t a T y p e = " T e x t " > T o t a l V A T A m o u n t T e x t < / T o t a l V A T A m o u n t T e x t > + 
+             < T o t a l V A T B a s e L C Y   E l e m e n t T y p e = " C o l u m n "   E l e m e n t I d = " 8 3 4 4 5 0 5 2 1 "   D a t a T y p e = " D e c i m a l " > T o t a l V A T B a s e L C Y < / T o t a l V A T B a s e L C Y >   
          < / T o t a l s >   
@@ -7971,6 +6940,14 @@
 </file>
 
 <file path=customXml/itemProps1.xml><?xml version="1.0" encoding="utf-8"?>
+<ds:datastoreItem xmlns:ds="http://schemas.openxmlformats.org/officeDocument/2006/customXml" ds:itemID="{6ECCC8C6-8B62-4F89-A854-4267C4E441F8}">
+  <ds:schemaRefs>
+    <ds:schemaRef ds:uri="urn:microsoft-dynamics-nav/reports/Standard_Sales_Quote/1304/"/>
+  </ds:schemaRefs>
+</ds:datastoreItem>
+</file>
+
+<file path=customXml/itemProps2.xml><?xml version="1.0" encoding="utf-8"?>
 <ds:datastoreItem xmlns:ds="http://schemas.openxmlformats.org/officeDocument/2006/customXml" ds:itemID="{622FC466-8B25-4695-AEB3-28EB5AEDA92A}">
   <ds:schemaRefs>
     <ds:schemaRef ds:uri="urn:microsoft-dynamics-businesscentral/internal/extended/reports/Standard_Sales_Quote/1304/"/>
@@ -7978,10 +6955,8 @@
 </ds:datastoreItem>
 </file>
 
-<file path=customXml/itemProps2.xml><?xml version="1.0" encoding="utf-8"?>
-<ds:datastoreItem xmlns:ds="http://schemas.openxmlformats.org/officeDocument/2006/customXml" ds:itemID="{6ECCC8C6-8B62-4F89-A854-4267C4E441F8}">
-  <ds:schemaRefs>
-    <ds:schemaRef ds:uri="urn:microsoft-dynamics-nav/reports/Standard_Sales_Quote/1304/"/>
-  </ds:schemaRefs>
-</ds:datastoreItem>
+<file path=docMetadata/LabelInfo.xml><?xml version="1.0" encoding="utf-8"?>
+<clbl:labelList xmlns:clbl="http://schemas.microsoft.com/office/2020/mipLabelMetadata">
+  <clbl:label id="{f42aa342-8706-4288-bd11-ebb85995028c}" enabled="1" method="Standard" siteId="{72f988bf-86f1-41af-91ab-2d7cd011db47}" removed="0"/>
+</clbl:labelList>
 </file>